--- a/tabla_3_derechohabiencia.docx
+++ b/tabla_3_derechohabiencia.docx
@@ -2313,447 +2313,447 @@
                 <w:szCs w:val="22"/>
                 <w:color w:val="000000"/>
               </w:rPr>
-              <w:t xml:space="preserve">16,038 (23.0%)</w:t>
-            </w:r>
-          </w:p>
-        </w:tc>
-        <w:tc>
-          <w:tcPr>
-            <w:tcBorders>
-              <w:bottom w:val="none" w:sz="0" w:space="0" w:color="000000"/>
-              <w:top w:val="none" w:sz="0" w:space="0" w:color="000000"/>
-              <w:left w:val="none" w:sz="0" w:space="0" w:color="000000"/>
-              <w:right w:val="none" w:sz="0" w:space="0" w:color="000000"/>
-            </w:tcBorders>
-            <w:shd w:val="clear" w:color="auto" w:fill="FFFFFF"/>
-            <w:tcMar>
-              <w:top w:w="0" w:type="dxa"/>
-              <w:bottom w:w="0" w:type="dxa"/>
-              <w:left w:w="0" w:type="dxa"/>
-              <w:right w:w="0" w:type="dxa"/>
-            </w:tcMar>
-            <w:vAlign w:val="top"/>
-          </w:tcPr>
-          <w:p>
-            <w:pPr>
-              <w:pStyle w:val="Normal"/>
-              <w:jc w:val="center"/>
-              <w:pBdr>
-                <w:bottom w:val="none" w:sz="0" w:space="0" w:color="000000"/>
-                <w:top w:val="none" w:sz="0" w:space="0" w:color="000000"/>
-                <w:left w:val="none" w:sz="0" w:space="0" w:color="000000"/>
-                <w:right w:val="none" w:sz="0" w:space="0" w:color="000000"/>
-              </w:pBdr>
-              <w:spacing w:after="100" w:before="100" w:line="240"/>
-              <w:ind w:left="100" w:right="100" w:firstLine="0" w:firstLineChars="0"/>
-              <w:rPr>
-                <w:rFonts w:ascii="Helvetica" w:hAnsi="Helvetica" w:eastAsia="Helvetica" w:cs="Helvetica"/>
-                <w:i w:val="false"/>
-                <w:b w:val="false"/>
-                <w:u w:val="none"/>
-                <w:strike w:val="false"/>
-                <w:sz w:val="22"/>
-                <w:szCs w:val="22"/>
-                <w:color w:val="000000"/>
-              </w:rPr>
-            </w:pPr>
-            <w:r>
-              <w:rPr>
-                <w:rFonts w:ascii="Helvetica" w:hAnsi="Helvetica" w:eastAsia="Helvetica" w:cs="Helvetica"/>
-                <w:i w:val="false"/>
-                <w:b w:val="false"/>
-                <w:u w:val="none"/>
-                <w:strike w:val="false"/>
-                <w:sz w:val="22"/>
-                <w:szCs w:val="22"/>
-                <w:color w:val="000000"/>
-              </w:rPr>
-              <w:t xml:space="preserve">7,267 (23.6%)</w:t>
-            </w:r>
-          </w:p>
-        </w:tc>
-        <w:tc>
-          <w:tcPr>
-            <w:tcBorders>
-              <w:bottom w:val="none" w:sz="0" w:space="0" w:color="000000"/>
-              <w:top w:val="none" w:sz="0" w:space="0" w:color="000000"/>
-              <w:left w:val="none" w:sz="0" w:space="0" w:color="000000"/>
-              <w:right w:val="none" w:sz="0" w:space="0" w:color="000000"/>
-            </w:tcBorders>
-            <w:shd w:val="clear" w:color="auto" w:fill="FFFFFF"/>
-            <w:tcMar>
-              <w:top w:w="0" w:type="dxa"/>
-              <w:bottom w:w="0" w:type="dxa"/>
-              <w:left w:w="0" w:type="dxa"/>
-              <w:right w:w="0" w:type="dxa"/>
-            </w:tcMar>
-            <w:vAlign w:val="top"/>
-          </w:tcPr>
-          <w:p>
-            <w:pPr>
-              <w:pStyle w:val="Normal"/>
-              <w:jc w:val="center"/>
-              <w:pBdr>
-                <w:bottom w:val="none" w:sz="0" w:space="0" w:color="000000"/>
-                <w:top w:val="none" w:sz="0" w:space="0" w:color="000000"/>
-                <w:left w:val="none" w:sz="0" w:space="0" w:color="000000"/>
-                <w:right w:val="none" w:sz="0" w:space="0" w:color="000000"/>
-              </w:pBdr>
-              <w:spacing w:after="100" w:before="100" w:line="240"/>
-              <w:ind w:left="100" w:right="100" w:firstLine="0" w:firstLineChars="0"/>
-              <w:rPr>
-                <w:rFonts w:ascii="Helvetica" w:hAnsi="Helvetica" w:eastAsia="Helvetica" w:cs="Helvetica"/>
-                <w:i w:val="false"/>
-                <w:b w:val="false"/>
-                <w:u w:val="none"/>
-                <w:strike w:val="false"/>
-                <w:sz w:val="22"/>
-                <w:szCs w:val="22"/>
-                <w:color w:val="000000"/>
-              </w:rPr>
-            </w:pPr>
-            <w:r>
-              <w:rPr>
-                <w:rFonts w:ascii="Helvetica" w:hAnsi="Helvetica" w:eastAsia="Helvetica" w:cs="Helvetica"/>
-                <w:i w:val="false"/>
-                <w:b w:val="false"/>
-                <w:u w:val="none"/>
-                <w:strike w:val="false"/>
-                <w:sz w:val="22"/>
-                <w:szCs w:val="22"/>
-                <w:color w:val="000000"/>
-              </w:rPr>
-              <w:t xml:space="preserve">314 (23.6%)</w:t>
-            </w:r>
-          </w:p>
-        </w:tc>
-        <w:tc>
-          <w:tcPr>
-            <w:tcBorders>
-              <w:bottom w:val="none" w:sz="0" w:space="0" w:color="000000"/>
-              <w:top w:val="none" w:sz="0" w:space="0" w:color="000000"/>
-              <w:left w:val="none" w:sz="0" w:space="0" w:color="000000"/>
-              <w:right w:val="none" w:sz="0" w:space="0" w:color="000000"/>
-            </w:tcBorders>
-            <w:shd w:val="clear" w:color="auto" w:fill="FFFFFF"/>
-            <w:tcMar>
-              <w:top w:w="0" w:type="dxa"/>
-              <w:bottom w:w="0" w:type="dxa"/>
-              <w:left w:w="0" w:type="dxa"/>
-              <w:right w:w="0" w:type="dxa"/>
-            </w:tcMar>
-            <w:vAlign w:val="top"/>
-          </w:tcPr>
-          <w:p>
-            <w:pPr>
-              <w:pStyle w:val="Normal"/>
-              <w:jc w:val="center"/>
-              <w:pBdr>
-                <w:bottom w:val="none" w:sz="0" w:space="0" w:color="000000"/>
-                <w:top w:val="none" w:sz="0" w:space="0" w:color="000000"/>
-                <w:left w:val="none" w:sz="0" w:space="0" w:color="000000"/>
-                <w:right w:val="none" w:sz="0" w:space="0" w:color="000000"/>
-              </w:pBdr>
-              <w:spacing w:after="100" w:before="100" w:line="240"/>
-              <w:ind w:left="100" w:right="100" w:firstLine="0" w:firstLineChars="0"/>
-              <w:rPr>
-                <w:rFonts w:ascii="Helvetica" w:hAnsi="Helvetica" w:eastAsia="Helvetica" w:cs="Helvetica"/>
-                <w:i w:val="false"/>
-                <w:b w:val="false"/>
-                <w:u w:val="none"/>
-                <w:strike w:val="false"/>
-                <w:sz w:val="22"/>
-                <w:szCs w:val="22"/>
-                <w:color w:val="000000"/>
-              </w:rPr>
-            </w:pPr>
-            <w:r>
-              <w:rPr>
-                <w:rFonts w:ascii="Helvetica" w:hAnsi="Helvetica" w:eastAsia="Helvetica" w:cs="Helvetica"/>
-                <w:i w:val="false"/>
-                <w:b w:val="false"/>
-                <w:u w:val="none"/>
-                <w:strike w:val="false"/>
-                <w:sz w:val="22"/>
-                <w:szCs w:val="22"/>
-                <w:color w:val="000000"/>
-              </w:rPr>
-              <w:t xml:space="preserve">51 (23.0%)</w:t>
-            </w:r>
-          </w:p>
-        </w:tc>
-        <w:tc>
-          <w:tcPr>
-            <w:tcBorders>
-              <w:bottom w:val="none" w:sz="0" w:space="0" w:color="000000"/>
-              <w:top w:val="none" w:sz="0" w:space="0" w:color="000000"/>
-              <w:left w:val="none" w:sz="0" w:space="0" w:color="000000"/>
-              <w:right w:val="none" w:sz="0" w:space="0" w:color="000000"/>
-            </w:tcBorders>
-            <w:shd w:val="clear" w:color="auto" w:fill="FFFFFF"/>
-            <w:tcMar>
-              <w:top w:w="0" w:type="dxa"/>
-              <w:bottom w:w="0" w:type="dxa"/>
-              <w:left w:w="0" w:type="dxa"/>
-              <w:right w:w="0" w:type="dxa"/>
-            </w:tcMar>
-            <w:vAlign w:val="top"/>
-          </w:tcPr>
-          <w:p>
-            <w:pPr>
-              <w:pStyle w:val="Normal"/>
-              <w:jc w:val="center"/>
-              <w:pBdr>
-                <w:bottom w:val="none" w:sz="0" w:space="0" w:color="000000"/>
-                <w:top w:val="none" w:sz="0" w:space="0" w:color="000000"/>
-                <w:left w:val="none" w:sz="0" w:space="0" w:color="000000"/>
-                <w:right w:val="none" w:sz="0" w:space="0" w:color="000000"/>
-              </w:pBdr>
-              <w:spacing w:after="100" w:before="100" w:line="240"/>
-              <w:ind w:left="100" w:right="100" w:firstLine="0" w:firstLineChars="0"/>
-              <w:rPr>
-                <w:rFonts w:ascii="Helvetica" w:hAnsi="Helvetica" w:eastAsia="Helvetica" w:cs="Helvetica"/>
-                <w:i w:val="false"/>
-                <w:b w:val="false"/>
-                <w:u w:val="none"/>
-                <w:strike w:val="false"/>
-                <w:sz w:val="22"/>
-                <w:szCs w:val="22"/>
-                <w:color w:val="000000"/>
-              </w:rPr>
-            </w:pPr>
-            <w:r>
-              <w:rPr>
-                <w:rFonts w:ascii="Helvetica" w:hAnsi="Helvetica" w:eastAsia="Helvetica" w:cs="Helvetica"/>
-                <w:i w:val="false"/>
-                <w:b w:val="false"/>
-                <w:u w:val="none"/>
-                <w:strike w:val="false"/>
-                <w:sz w:val="22"/>
-                <w:szCs w:val="22"/>
-                <w:color w:val="000000"/>
-              </w:rPr>
-              <w:t xml:space="preserve">935 (22.4%)</w:t>
-            </w:r>
-          </w:p>
-        </w:tc>
-        <w:tc>
-          <w:tcPr>
-            <w:tcBorders>
-              <w:bottom w:val="none" w:sz="0" w:space="0" w:color="000000"/>
-              <w:top w:val="none" w:sz="0" w:space="0" w:color="000000"/>
-              <w:left w:val="none" w:sz="0" w:space="0" w:color="000000"/>
-              <w:right w:val="none" w:sz="0" w:space="0" w:color="000000"/>
-            </w:tcBorders>
-            <w:shd w:val="clear" w:color="auto" w:fill="FFFFFF"/>
-            <w:tcMar>
-              <w:top w:w="0" w:type="dxa"/>
-              <w:bottom w:w="0" w:type="dxa"/>
-              <w:left w:w="0" w:type="dxa"/>
-              <w:right w:w="0" w:type="dxa"/>
-            </w:tcMar>
-            <w:vAlign w:val="top"/>
-          </w:tcPr>
-          <w:p>
-            <w:pPr>
-              <w:pStyle w:val="Normal"/>
-              <w:jc w:val="center"/>
-              <w:pBdr>
-                <w:bottom w:val="none" w:sz="0" w:space="0" w:color="000000"/>
-                <w:top w:val="none" w:sz="0" w:space="0" w:color="000000"/>
-                <w:left w:val="none" w:sz="0" w:space="0" w:color="000000"/>
-                <w:right w:val="none" w:sz="0" w:space="0" w:color="000000"/>
-              </w:pBdr>
-              <w:spacing w:after="100" w:before="100" w:line="240"/>
-              <w:ind w:left="100" w:right="100" w:firstLine="0" w:firstLineChars="0"/>
-              <w:rPr>
-                <w:rFonts w:ascii="Helvetica" w:hAnsi="Helvetica" w:eastAsia="Helvetica" w:cs="Helvetica"/>
-                <w:i w:val="false"/>
-                <w:b w:val="false"/>
-                <w:u w:val="none"/>
-                <w:strike w:val="false"/>
-                <w:sz w:val="22"/>
-                <w:szCs w:val="22"/>
-                <w:color w:val="000000"/>
-              </w:rPr>
-            </w:pPr>
-            <w:r>
-              <w:rPr>
-                <w:rFonts w:ascii="Helvetica" w:hAnsi="Helvetica" w:eastAsia="Helvetica" w:cs="Helvetica"/>
-                <w:i w:val="false"/>
-                <w:b w:val="false"/>
-                <w:u w:val="none"/>
-                <w:strike w:val="false"/>
-                <w:sz w:val="22"/>
-                <w:szCs w:val="22"/>
-                <w:color w:val="000000"/>
-              </w:rPr>
-              <w:t xml:space="preserve">247 (25.8%)</w:t>
-            </w:r>
-          </w:p>
-        </w:tc>
-        <w:tc>
-          <w:tcPr>
-            <w:tcBorders>
-              <w:bottom w:val="none" w:sz="0" w:space="0" w:color="000000"/>
-              <w:top w:val="none" w:sz="0" w:space="0" w:color="000000"/>
-              <w:left w:val="none" w:sz="0" w:space="0" w:color="000000"/>
-              <w:right w:val="none" w:sz="0" w:space="0" w:color="000000"/>
-            </w:tcBorders>
-            <w:shd w:val="clear" w:color="auto" w:fill="FFFFFF"/>
-            <w:tcMar>
-              <w:top w:w="0" w:type="dxa"/>
-              <w:bottom w:w="0" w:type="dxa"/>
-              <w:left w:w="0" w:type="dxa"/>
-              <w:right w:w="0" w:type="dxa"/>
-            </w:tcMar>
-            <w:vAlign w:val="top"/>
-          </w:tcPr>
-          <w:p>
-            <w:pPr>
-              <w:pStyle w:val="Normal"/>
-              <w:jc w:val="center"/>
-              <w:pBdr>
-                <w:bottom w:val="none" w:sz="0" w:space="0" w:color="000000"/>
-                <w:top w:val="none" w:sz="0" w:space="0" w:color="000000"/>
-                <w:left w:val="none" w:sz="0" w:space="0" w:color="000000"/>
-                <w:right w:val="none" w:sz="0" w:space="0" w:color="000000"/>
-              </w:pBdr>
-              <w:spacing w:after="100" w:before="100" w:line="240"/>
-              <w:ind w:left="100" w:right="100" w:firstLine="0" w:firstLineChars="0"/>
-              <w:rPr>
-                <w:rFonts w:ascii="Helvetica" w:hAnsi="Helvetica" w:eastAsia="Helvetica" w:cs="Helvetica"/>
-                <w:i w:val="false"/>
-                <w:b w:val="false"/>
-                <w:u w:val="none"/>
-                <w:strike w:val="false"/>
-                <w:sz w:val="22"/>
-                <w:szCs w:val="22"/>
-                <w:color w:val="000000"/>
-              </w:rPr>
-            </w:pPr>
-            <w:r>
-              <w:rPr>
-                <w:rFonts w:ascii="Helvetica" w:hAnsi="Helvetica" w:eastAsia="Helvetica" w:cs="Helvetica"/>
-                <w:i w:val="false"/>
-                <w:b w:val="false"/>
-                <w:u w:val="none"/>
-                <w:strike w:val="false"/>
-                <w:sz w:val="22"/>
-                <w:szCs w:val="22"/>
-                <w:color w:val="000000"/>
-              </w:rPr>
-              <w:t xml:space="preserve">42 (21.6%)</w:t>
-            </w:r>
-          </w:p>
-        </w:tc>
-        <w:tc>
-          <w:tcPr>
-            <w:tcBorders>
-              <w:bottom w:val="none" w:sz="0" w:space="0" w:color="000000"/>
-              <w:top w:val="none" w:sz="0" w:space="0" w:color="000000"/>
-              <w:left w:val="none" w:sz="0" w:space="0" w:color="000000"/>
-              <w:right w:val="none" w:sz="0" w:space="0" w:color="000000"/>
-            </w:tcBorders>
-            <w:shd w:val="clear" w:color="auto" w:fill="FFFFFF"/>
-            <w:tcMar>
-              <w:top w:w="0" w:type="dxa"/>
-              <w:bottom w:w="0" w:type="dxa"/>
-              <w:left w:w="0" w:type="dxa"/>
-              <w:right w:w="0" w:type="dxa"/>
-            </w:tcMar>
-            <w:vAlign w:val="top"/>
-          </w:tcPr>
-          <w:p>
-            <w:pPr>
-              <w:pStyle w:val="Normal"/>
-              <w:jc w:val="center"/>
-              <w:pBdr>
-                <w:bottom w:val="none" w:sz="0" w:space="0" w:color="000000"/>
-                <w:top w:val="none" w:sz="0" w:space="0" w:color="000000"/>
-                <w:left w:val="none" w:sz="0" w:space="0" w:color="000000"/>
-                <w:right w:val="none" w:sz="0" w:space="0" w:color="000000"/>
-              </w:pBdr>
-              <w:spacing w:after="100" w:before="100" w:line="240"/>
-              <w:ind w:left="100" w:right="100" w:firstLine="0" w:firstLineChars="0"/>
-              <w:rPr>
-                <w:rFonts w:ascii="Helvetica" w:hAnsi="Helvetica" w:eastAsia="Helvetica" w:cs="Helvetica"/>
-                <w:i w:val="false"/>
-                <w:b w:val="false"/>
-                <w:u w:val="none"/>
-                <w:strike w:val="false"/>
-                <w:sz w:val="22"/>
-                <w:szCs w:val="22"/>
-                <w:color w:val="000000"/>
-              </w:rPr>
-            </w:pPr>
-            <w:r>
-              <w:rPr>
-                <w:rFonts w:ascii="Helvetica" w:hAnsi="Helvetica" w:eastAsia="Helvetica" w:cs="Helvetica"/>
-                <w:i w:val="false"/>
-                <w:b w:val="false"/>
-                <w:u w:val="none"/>
-                <w:strike w:val="false"/>
-                <w:sz w:val="22"/>
-                <w:szCs w:val="22"/>
-                <w:color w:val="000000"/>
-              </w:rPr>
-              <w:t xml:space="preserve">1,504 (20.4%)</w:t>
-            </w:r>
-          </w:p>
-        </w:tc>
-        <w:tc>
-          <w:tcPr>
-            <w:tcBorders>
-              <w:bottom w:val="none" w:sz="0" w:space="0" w:color="000000"/>
-              <w:top w:val="none" w:sz="0" w:space="0" w:color="000000"/>
-              <w:left w:val="none" w:sz="0" w:space="0" w:color="000000"/>
-              <w:right w:val="none" w:sz="0" w:space="0" w:color="000000"/>
-            </w:tcBorders>
-            <w:shd w:val="clear" w:color="auto" w:fill="FFFFFF"/>
-            <w:tcMar>
-              <w:top w:w="0" w:type="dxa"/>
-              <w:bottom w:w="0" w:type="dxa"/>
-              <w:left w:w="0" w:type="dxa"/>
-              <w:right w:w="0" w:type="dxa"/>
-            </w:tcMar>
-            <w:vAlign w:val="top"/>
-          </w:tcPr>
-          <w:p>
-            <w:pPr>
-              <w:pStyle w:val="Normal"/>
-              <w:jc w:val="center"/>
-              <w:pBdr>
-                <w:bottom w:val="none" w:sz="0" w:space="0" w:color="000000"/>
-                <w:top w:val="none" w:sz="0" w:space="0" w:color="000000"/>
-                <w:left w:val="none" w:sz="0" w:space="0" w:color="000000"/>
-                <w:right w:val="none" w:sz="0" w:space="0" w:color="000000"/>
-              </w:pBdr>
-              <w:spacing w:after="100" w:before="100" w:line="240"/>
-              <w:ind w:left="100" w:right="100" w:firstLine="0" w:firstLineChars="0"/>
-              <w:rPr>
-                <w:rFonts w:ascii="Helvetica" w:hAnsi="Helvetica" w:eastAsia="Helvetica" w:cs="Helvetica"/>
-                <w:i w:val="false"/>
-                <w:b w:val="false"/>
-                <w:u w:val="none"/>
-                <w:strike w:val="false"/>
-                <w:sz w:val="22"/>
-                <w:szCs w:val="22"/>
-                <w:color w:val="000000"/>
-              </w:rPr>
-            </w:pPr>
-            <w:r>
-              <w:rPr>
-                <w:rFonts w:ascii="Helvetica" w:hAnsi="Helvetica" w:eastAsia="Helvetica" w:cs="Helvetica"/>
-                <w:i w:val="false"/>
-                <w:b w:val="false"/>
-                <w:u w:val="none"/>
-                <w:strike w:val="false"/>
-                <w:sz w:val="22"/>
-                <w:szCs w:val="22"/>
-                <w:color w:val="000000"/>
-              </w:rPr>
-              <w:t xml:space="preserve">5,678 (22.9%)</w:t>
+              <w:t xml:space="preserve">1,217 (1.7%)</w:t>
+            </w:r>
+          </w:p>
+        </w:tc>
+        <w:tc>
+          <w:tcPr>
+            <w:tcBorders>
+              <w:bottom w:val="none" w:sz="0" w:space="0" w:color="000000"/>
+              <w:top w:val="none" w:sz="0" w:space="0" w:color="000000"/>
+              <w:left w:val="none" w:sz="0" w:space="0" w:color="000000"/>
+              <w:right w:val="none" w:sz="0" w:space="0" w:color="000000"/>
+            </w:tcBorders>
+            <w:shd w:val="clear" w:color="auto" w:fill="FFFFFF"/>
+            <w:tcMar>
+              <w:top w:w="0" w:type="dxa"/>
+              <w:bottom w:w="0" w:type="dxa"/>
+              <w:left w:w="0" w:type="dxa"/>
+              <w:right w:w="0" w:type="dxa"/>
+            </w:tcMar>
+            <w:vAlign w:val="top"/>
+          </w:tcPr>
+          <w:p>
+            <w:pPr>
+              <w:pStyle w:val="Normal"/>
+              <w:jc w:val="center"/>
+              <w:pBdr>
+                <w:bottom w:val="none" w:sz="0" w:space="0" w:color="000000"/>
+                <w:top w:val="none" w:sz="0" w:space="0" w:color="000000"/>
+                <w:left w:val="none" w:sz="0" w:space="0" w:color="000000"/>
+                <w:right w:val="none" w:sz="0" w:space="0" w:color="000000"/>
+              </w:pBdr>
+              <w:spacing w:after="100" w:before="100" w:line="240"/>
+              <w:ind w:left="100" w:right="100" w:firstLine="0" w:firstLineChars="0"/>
+              <w:rPr>
+                <w:rFonts w:ascii="Helvetica" w:hAnsi="Helvetica" w:eastAsia="Helvetica" w:cs="Helvetica"/>
+                <w:i w:val="false"/>
+                <w:b w:val="false"/>
+                <w:u w:val="none"/>
+                <w:strike w:val="false"/>
+                <w:sz w:val="22"/>
+                <w:szCs w:val="22"/>
+                <w:color w:val="000000"/>
+              </w:rPr>
+            </w:pPr>
+            <w:r>
+              <w:rPr>
+                <w:rFonts w:ascii="Helvetica" w:hAnsi="Helvetica" w:eastAsia="Helvetica" w:cs="Helvetica"/>
+                <w:i w:val="false"/>
+                <w:b w:val="false"/>
+                <w:u w:val="none"/>
+                <w:strike w:val="false"/>
+                <w:sz w:val="22"/>
+                <w:szCs w:val="22"/>
+                <w:color w:val="000000"/>
+              </w:rPr>
+              <w:t xml:space="preserve">658 (2.1%)</w:t>
+            </w:r>
+          </w:p>
+        </w:tc>
+        <w:tc>
+          <w:tcPr>
+            <w:tcBorders>
+              <w:bottom w:val="none" w:sz="0" w:space="0" w:color="000000"/>
+              <w:top w:val="none" w:sz="0" w:space="0" w:color="000000"/>
+              <w:left w:val="none" w:sz="0" w:space="0" w:color="000000"/>
+              <w:right w:val="none" w:sz="0" w:space="0" w:color="000000"/>
+            </w:tcBorders>
+            <w:shd w:val="clear" w:color="auto" w:fill="FFFFFF"/>
+            <w:tcMar>
+              <w:top w:w="0" w:type="dxa"/>
+              <w:bottom w:w="0" w:type="dxa"/>
+              <w:left w:w="0" w:type="dxa"/>
+              <w:right w:w="0" w:type="dxa"/>
+            </w:tcMar>
+            <w:vAlign w:val="top"/>
+          </w:tcPr>
+          <w:p>
+            <w:pPr>
+              <w:pStyle w:val="Normal"/>
+              <w:jc w:val="center"/>
+              <w:pBdr>
+                <w:bottom w:val="none" w:sz="0" w:space="0" w:color="000000"/>
+                <w:top w:val="none" w:sz="0" w:space="0" w:color="000000"/>
+                <w:left w:val="none" w:sz="0" w:space="0" w:color="000000"/>
+                <w:right w:val="none" w:sz="0" w:space="0" w:color="000000"/>
+              </w:pBdr>
+              <w:spacing w:after="100" w:before="100" w:line="240"/>
+              <w:ind w:left="100" w:right="100" w:firstLine="0" w:firstLineChars="0"/>
+              <w:rPr>
+                <w:rFonts w:ascii="Helvetica" w:hAnsi="Helvetica" w:eastAsia="Helvetica" w:cs="Helvetica"/>
+                <w:i w:val="false"/>
+                <w:b w:val="false"/>
+                <w:u w:val="none"/>
+                <w:strike w:val="false"/>
+                <w:sz w:val="22"/>
+                <w:szCs w:val="22"/>
+                <w:color w:val="000000"/>
+              </w:rPr>
+            </w:pPr>
+            <w:r>
+              <w:rPr>
+                <w:rFonts w:ascii="Helvetica" w:hAnsi="Helvetica" w:eastAsia="Helvetica" w:cs="Helvetica"/>
+                <w:i w:val="false"/>
+                <w:b w:val="false"/>
+                <w:u w:val="none"/>
+                <w:strike w:val="false"/>
+                <w:sz w:val="22"/>
+                <w:szCs w:val="22"/>
+                <w:color w:val="000000"/>
+              </w:rPr>
+              <w:t xml:space="preserve">17 (1.3%)</w:t>
+            </w:r>
+          </w:p>
+        </w:tc>
+        <w:tc>
+          <w:tcPr>
+            <w:tcBorders>
+              <w:bottom w:val="none" w:sz="0" w:space="0" w:color="000000"/>
+              <w:top w:val="none" w:sz="0" w:space="0" w:color="000000"/>
+              <w:left w:val="none" w:sz="0" w:space="0" w:color="000000"/>
+              <w:right w:val="none" w:sz="0" w:space="0" w:color="000000"/>
+            </w:tcBorders>
+            <w:shd w:val="clear" w:color="auto" w:fill="FFFFFF"/>
+            <w:tcMar>
+              <w:top w:w="0" w:type="dxa"/>
+              <w:bottom w:w="0" w:type="dxa"/>
+              <w:left w:w="0" w:type="dxa"/>
+              <w:right w:w="0" w:type="dxa"/>
+            </w:tcMar>
+            <w:vAlign w:val="top"/>
+          </w:tcPr>
+          <w:p>
+            <w:pPr>
+              <w:pStyle w:val="Normal"/>
+              <w:jc w:val="center"/>
+              <w:pBdr>
+                <w:bottom w:val="none" w:sz="0" w:space="0" w:color="000000"/>
+                <w:top w:val="none" w:sz="0" w:space="0" w:color="000000"/>
+                <w:left w:val="none" w:sz="0" w:space="0" w:color="000000"/>
+                <w:right w:val="none" w:sz="0" w:space="0" w:color="000000"/>
+              </w:pBdr>
+              <w:spacing w:after="100" w:before="100" w:line="240"/>
+              <w:ind w:left="100" w:right="100" w:firstLine="0" w:firstLineChars="0"/>
+              <w:rPr>
+                <w:rFonts w:ascii="Helvetica" w:hAnsi="Helvetica" w:eastAsia="Helvetica" w:cs="Helvetica"/>
+                <w:i w:val="false"/>
+                <w:b w:val="false"/>
+                <w:u w:val="none"/>
+                <w:strike w:val="false"/>
+                <w:sz w:val="22"/>
+                <w:szCs w:val="22"/>
+                <w:color w:val="000000"/>
+              </w:rPr>
+            </w:pPr>
+            <w:r>
+              <w:rPr>
+                <w:rFonts w:ascii="Helvetica" w:hAnsi="Helvetica" w:eastAsia="Helvetica" w:cs="Helvetica"/>
+                <w:i w:val="false"/>
+                <w:b w:val="false"/>
+                <w:u w:val="none"/>
+                <w:strike w:val="false"/>
+                <w:sz w:val="22"/>
+                <w:szCs w:val="22"/>
+                <w:color w:val="000000"/>
+              </w:rPr>
+              <w:t xml:space="preserve">11 (5.0%)</w:t>
+            </w:r>
+          </w:p>
+        </w:tc>
+        <w:tc>
+          <w:tcPr>
+            <w:tcBorders>
+              <w:bottom w:val="none" w:sz="0" w:space="0" w:color="000000"/>
+              <w:top w:val="none" w:sz="0" w:space="0" w:color="000000"/>
+              <w:left w:val="none" w:sz="0" w:space="0" w:color="000000"/>
+              <w:right w:val="none" w:sz="0" w:space="0" w:color="000000"/>
+            </w:tcBorders>
+            <w:shd w:val="clear" w:color="auto" w:fill="FFFFFF"/>
+            <w:tcMar>
+              <w:top w:w="0" w:type="dxa"/>
+              <w:bottom w:w="0" w:type="dxa"/>
+              <w:left w:w="0" w:type="dxa"/>
+              <w:right w:w="0" w:type="dxa"/>
+            </w:tcMar>
+            <w:vAlign w:val="top"/>
+          </w:tcPr>
+          <w:p>
+            <w:pPr>
+              <w:pStyle w:val="Normal"/>
+              <w:jc w:val="center"/>
+              <w:pBdr>
+                <w:bottom w:val="none" w:sz="0" w:space="0" w:color="000000"/>
+                <w:top w:val="none" w:sz="0" w:space="0" w:color="000000"/>
+                <w:left w:val="none" w:sz="0" w:space="0" w:color="000000"/>
+                <w:right w:val="none" w:sz="0" w:space="0" w:color="000000"/>
+              </w:pBdr>
+              <w:spacing w:after="100" w:before="100" w:line="240"/>
+              <w:ind w:left="100" w:right="100" w:firstLine="0" w:firstLineChars="0"/>
+              <w:rPr>
+                <w:rFonts w:ascii="Helvetica" w:hAnsi="Helvetica" w:eastAsia="Helvetica" w:cs="Helvetica"/>
+                <w:i w:val="false"/>
+                <w:b w:val="false"/>
+                <w:u w:val="none"/>
+                <w:strike w:val="false"/>
+                <w:sz w:val="22"/>
+                <w:szCs w:val="22"/>
+                <w:color w:val="000000"/>
+              </w:rPr>
+            </w:pPr>
+            <w:r>
+              <w:rPr>
+                <w:rFonts w:ascii="Helvetica" w:hAnsi="Helvetica" w:eastAsia="Helvetica" w:cs="Helvetica"/>
+                <w:i w:val="false"/>
+                <w:b w:val="false"/>
+                <w:u w:val="none"/>
+                <w:strike w:val="false"/>
+                <w:sz w:val="22"/>
+                <w:szCs w:val="22"/>
+                <w:color w:val="000000"/>
+              </w:rPr>
+              <w:t xml:space="preserve">56 (1.3%)</w:t>
+            </w:r>
+          </w:p>
+        </w:tc>
+        <w:tc>
+          <w:tcPr>
+            <w:tcBorders>
+              <w:bottom w:val="none" w:sz="0" w:space="0" w:color="000000"/>
+              <w:top w:val="none" w:sz="0" w:space="0" w:color="000000"/>
+              <w:left w:val="none" w:sz="0" w:space="0" w:color="000000"/>
+              <w:right w:val="none" w:sz="0" w:space="0" w:color="000000"/>
+            </w:tcBorders>
+            <w:shd w:val="clear" w:color="auto" w:fill="FFFFFF"/>
+            <w:tcMar>
+              <w:top w:w="0" w:type="dxa"/>
+              <w:bottom w:w="0" w:type="dxa"/>
+              <w:left w:w="0" w:type="dxa"/>
+              <w:right w:w="0" w:type="dxa"/>
+            </w:tcMar>
+            <w:vAlign w:val="top"/>
+          </w:tcPr>
+          <w:p>
+            <w:pPr>
+              <w:pStyle w:val="Normal"/>
+              <w:jc w:val="center"/>
+              <w:pBdr>
+                <w:bottom w:val="none" w:sz="0" w:space="0" w:color="000000"/>
+                <w:top w:val="none" w:sz="0" w:space="0" w:color="000000"/>
+                <w:left w:val="none" w:sz="0" w:space="0" w:color="000000"/>
+                <w:right w:val="none" w:sz="0" w:space="0" w:color="000000"/>
+              </w:pBdr>
+              <w:spacing w:after="100" w:before="100" w:line="240"/>
+              <w:ind w:left="100" w:right="100" w:firstLine="0" w:firstLineChars="0"/>
+              <w:rPr>
+                <w:rFonts w:ascii="Helvetica" w:hAnsi="Helvetica" w:eastAsia="Helvetica" w:cs="Helvetica"/>
+                <w:i w:val="false"/>
+                <w:b w:val="false"/>
+                <w:u w:val="none"/>
+                <w:strike w:val="false"/>
+                <w:sz w:val="22"/>
+                <w:szCs w:val="22"/>
+                <w:color w:val="000000"/>
+              </w:rPr>
+            </w:pPr>
+            <w:r>
+              <w:rPr>
+                <w:rFonts w:ascii="Helvetica" w:hAnsi="Helvetica" w:eastAsia="Helvetica" w:cs="Helvetica"/>
+                <w:i w:val="false"/>
+                <w:b w:val="false"/>
+                <w:u w:val="none"/>
+                <w:strike w:val="false"/>
+                <w:sz w:val="22"/>
+                <w:szCs w:val="22"/>
+                <w:color w:val="000000"/>
+              </w:rPr>
+              <w:t xml:space="preserve">18 (1.9%)</w:t>
+            </w:r>
+          </w:p>
+        </w:tc>
+        <w:tc>
+          <w:tcPr>
+            <w:tcBorders>
+              <w:bottom w:val="none" w:sz="0" w:space="0" w:color="000000"/>
+              <w:top w:val="none" w:sz="0" w:space="0" w:color="000000"/>
+              <w:left w:val="none" w:sz="0" w:space="0" w:color="000000"/>
+              <w:right w:val="none" w:sz="0" w:space="0" w:color="000000"/>
+            </w:tcBorders>
+            <w:shd w:val="clear" w:color="auto" w:fill="FFFFFF"/>
+            <w:tcMar>
+              <w:top w:w="0" w:type="dxa"/>
+              <w:bottom w:w="0" w:type="dxa"/>
+              <w:left w:w="0" w:type="dxa"/>
+              <w:right w:w="0" w:type="dxa"/>
+            </w:tcMar>
+            <w:vAlign w:val="top"/>
+          </w:tcPr>
+          <w:p>
+            <w:pPr>
+              <w:pStyle w:val="Normal"/>
+              <w:jc w:val="center"/>
+              <w:pBdr>
+                <w:bottom w:val="none" w:sz="0" w:space="0" w:color="000000"/>
+                <w:top w:val="none" w:sz="0" w:space="0" w:color="000000"/>
+                <w:left w:val="none" w:sz="0" w:space="0" w:color="000000"/>
+                <w:right w:val="none" w:sz="0" w:space="0" w:color="000000"/>
+              </w:pBdr>
+              <w:spacing w:after="100" w:before="100" w:line="240"/>
+              <w:ind w:left="100" w:right="100" w:firstLine="0" w:firstLineChars="0"/>
+              <w:rPr>
+                <w:rFonts w:ascii="Helvetica" w:hAnsi="Helvetica" w:eastAsia="Helvetica" w:cs="Helvetica"/>
+                <w:i w:val="false"/>
+                <w:b w:val="false"/>
+                <w:u w:val="none"/>
+                <w:strike w:val="false"/>
+                <w:sz w:val="22"/>
+                <w:szCs w:val="22"/>
+                <w:color w:val="000000"/>
+              </w:rPr>
+            </w:pPr>
+            <w:r>
+              <w:rPr>
+                <w:rFonts w:ascii="Helvetica" w:hAnsi="Helvetica" w:eastAsia="Helvetica" w:cs="Helvetica"/>
+                <w:i w:val="false"/>
+                <w:b w:val="false"/>
+                <w:u w:val="none"/>
+                <w:strike w:val="false"/>
+                <w:sz w:val="22"/>
+                <w:szCs w:val="22"/>
+                <w:color w:val="000000"/>
+              </w:rPr>
+              <w:t xml:space="preserve">2 (1.0%)</w:t>
+            </w:r>
+          </w:p>
+        </w:tc>
+        <w:tc>
+          <w:tcPr>
+            <w:tcBorders>
+              <w:bottom w:val="none" w:sz="0" w:space="0" w:color="000000"/>
+              <w:top w:val="none" w:sz="0" w:space="0" w:color="000000"/>
+              <w:left w:val="none" w:sz="0" w:space="0" w:color="000000"/>
+              <w:right w:val="none" w:sz="0" w:space="0" w:color="000000"/>
+            </w:tcBorders>
+            <w:shd w:val="clear" w:color="auto" w:fill="FFFFFF"/>
+            <w:tcMar>
+              <w:top w:w="0" w:type="dxa"/>
+              <w:bottom w:w="0" w:type="dxa"/>
+              <w:left w:w="0" w:type="dxa"/>
+              <w:right w:w="0" w:type="dxa"/>
+            </w:tcMar>
+            <w:vAlign w:val="top"/>
+          </w:tcPr>
+          <w:p>
+            <w:pPr>
+              <w:pStyle w:val="Normal"/>
+              <w:jc w:val="center"/>
+              <w:pBdr>
+                <w:bottom w:val="none" w:sz="0" w:space="0" w:color="000000"/>
+                <w:top w:val="none" w:sz="0" w:space="0" w:color="000000"/>
+                <w:left w:val="none" w:sz="0" w:space="0" w:color="000000"/>
+                <w:right w:val="none" w:sz="0" w:space="0" w:color="000000"/>
+              </w:pBdr>
+              <w:spacing w:after="100" w:before="100" w:line="240"/>
+              <w:ind w:left="100" w:right="100" w:firstLine="0" w:firstLineChars="0"/>
+              <w:rPr>
+                <w:rFonts w:ascii="Helvetica" w:hAnsi="Helvetica" w:eastAsia="Helvetica" w:cs="Helvetica"/>
+                <w:i w:val="false"/>
+                <w:b w:val="false"/>
+                <w:u w:val="none"/>
+                <w:strike w:val="false"/>
+                <w:sz w:val="22"/>
+                <w:szCs w:val="22"/>
+                <w:color w:val="000000"/>
+              </w:rPr>
+            </w:pPr>
+            <w:r>
+              <w:rPr>
+                <w:rFonts w:ascii="Helvetica" w:hAnsi="Helvetica" w:eastAsia="Helvetica" w:cs="Helvetica"/>
+                <w:i w:val="false"/>
+                <w:b w:val="false"/>
+                <w:u w:val="none"/>
+                <w:strike w:val="false"/>
+                <w:sz w:val="22"/>
+                <w:szCs w:val="22"/>
+                <w:color w:val="000000"/>
+              </w:rPr>
+              <w:t xml:space="preserve">76 (1.0%)</w:t>
+            </w:r>
+          </w:p>
+        </w:tc>
+        <w:tc>
+          <w:tcPr>
+            <w:tcBorders>
+              <w:bottom w:val="none" w:sz="0" w:space="0" w:color="000000"/>
+              <w:top w:val="none" w:sz="0" w:space="0" w:color="000000"/>
+              <w:left w:val="none" w:sz="0" w:space="0" w:color="000000"/>
+              <w:right w:val="none" w:sz="0" w:space="0" w:color="000000"/>
+            </w:tcBorders>
+            <w:shd w:val="clear" w:color="auto" w:fill="FFFFFF"/>
+            <w:tcMar>
+              <w:top w:w="0" w:type="dxa"/>
+              <w:bottom w:w="0" w:type="dxa"/>
+              <w:left w:w="0" w:type="dxa"/>
+              <w:right w:w="0" w:type="dxa"/>
+            </w:tcMar>
+            <w:vAlign w:val="top"/>
+          </w:tcPr>
+          <w:p>
+            <w:pPr>
+              <w:pStyle w:val="Normal"/>
+              <w:jc w:val="center"/>
+              <w:pBdr>
+                <w:bottom w:val="none" w:sz="0" w:space="0" w:color="000000"/>
+                <w:top w:val="none" w:sz="0" w:space="0" w:color="000000"/>
+                <w:left w:val="none" w:sz="0" w:space="0" w:color="000000"/>
+                <w:right w:val="none" w:sz="0" w:space="0" w:color="000000"/>
+              </w:pBdr>
+              <w:spacing w:after="100" w:before="100" w:line="240"/>
+              <w:ind w:left="100" w:right="100" w:firstLine="0" w:firstLineChars="0"/>
+              <w:rPr>
+                <w:rFonts w:ascii="Helvetica" w:hAnsi="Helvetica" w:eastAsia="Helvetica" w:cs="Helvetica"/>
+                <w:i w:val="false"/>
+                <w:b w:val="false"/>
+                <w:u w:val="none"/>
+                <w:strike w:val="false"/>
+                <w:sz w:val="22"/>
+                <w:szCs w:val="22"/>
+                <w:color w:val="000000"/>
+              </w:rPr>
+            </w:pPr>
+            <w:r>
+              <w:rPr>
+                <w:rFonts w:ascii="Helvetica" w:hAnsi="Helvetica" w:eastAsia="Helvetica" w:cs="Helvetica"/>
+                <w:i w:val="false"/>
+                <w:b w:val="false"/>
+                <w:u w:val="none"/>
+                <w:strike w:val="false"/>
+                <w:sz w:val="22"/>
+                <w:szCs w:val="22"/>
+                <w:color w:val="000000"/>
+              </w:rPr>
+              <w:t xml:space="preserve">379 (1.5%)</w:t>
             </w:r>
           </w:p>
         </w:tc>
@@ -2868,447 +2868,447 @@
                 <w:szCs w:val="22"/>
                 <w:color w:val="000000"/>
               </w:rPr>
-              <w:t xml:space="preserve">13,508 (19.3%)</w:t>
-            </w:r>
-          </w:p>
-        </w:tc>
-        <w:tc>
-          <w:tcPr>
-            <w:tcBorders>
-              <w:bottom w:val="none" w:sz="0" w:space="0" w:color="000000"/>
-              <w:top w:val="none" w:sz="0" w:space="0" w:color="000000"/>
-              <w:left w:val="none" w:sz="0" w:space="0" w:color="000000"/>
-              <w:right w:val="none" w:sz="0" w:space="0" w:color="000000"/>
-            </w:tcBorders>
-            <w:shd w:val="clear" w:color="auto" w:fill="FFFFFF"/>
-            <w:tcMar>
-              <w:top w:w="0" w:type="dxa"/>
-              <w:bottom w:w="0" w:type="dxa"/>
-              <w:left w:w="0" w:type="dxa"/>
-              <w:right w:w="0" w:type="dxa"/>
-            </w:tcMar>
-            <w:vAlign w:val="top"/>
-          </w:tcPr>
-          <w:p>
-            <w:pPr>
-              <w:pStyle w:val="Normal"/>
-              <w:jc w:val="center"/>
-              <w:pBdr>
-                <w:bottom w:val="none" w:sz="0" w:space="0" w:color="000000"/>
-                <w:top w:val="none" w:sz="0" w:space="0" w:color="000000"/>
-                <w:left w:val="none" w:sz="0" w:space="0" w:color="000000"/>
-                <w:right w:val="none" w:sz="0" w:space="0" w:color="000000"/>
-              </w:pBdr>
-              <w:spacing w:after="100" w:before="100" w:line="240"/>
-              <w:ind w:left="100" w:right="100" w:firstLine="0" w:firstLineChars="0"/>
-              <w:rPr>
-                <w:rFonts w:ascii="Helvetica" w:hAnsi="Helvetica" w:eastAsia="Helvetica" w:cs="Helvetica"/>
-                <w:i w:val="false"/>
-                <w:b w:val="false"/>
-                <w:u w:val="none"/>
-                <w:strike w:val="false"/>
-                <w:sz w:val="22"/>
-                <w:szCs w:val="22"/>
-                <w:color w:val="000000"/>
-              </w:rPr>
-            </w:pPr>
-            <w:r>
-              <w:rPr>
-                <w:rFonts w:ascii="Helvetica" w:hAnsi="Helvetica" w:eastAsia="Helvetica" w:cs="Helvetica"/>
-                <w:i w:val="false"/>
-                <w:b w:val="false"/>
-                <w:u w:val="none"/>
-                <w:strike w:val="false"/>
-                <w:sz w:val="22"/>
-                <w:szCs w:val="22"/>
-                <w:color w:val="000000"/>
-              </w:rPr>
-              <w:t xml:space="preserve">5,888 (19.1%)</w:t>
-            </w:r>
-          </w:p>
-        </w:tc>
-        <w:tc>
-          <w:tcPr>
-            <w:tcBorders>
-              <w:bottom w:val="none" w:sz="0" w:space="0" w:color="000000"/>
-              <w:top w:val="none" w:sz="0" w:space="0" w:color="000000"/>
-              <w:left w:val="none" w:sz="0" w:space="0" w:color="000000"/>
-              <w:right w:val="none" w:sz="0" w:space="0" w:color="000000"/>
-            </w:tcBorders>
-            <w:shd w:val="clear" w:color="auto" w:fill="FFFFFF"/>
-            <w:tcMar>
-              <w:top w:w="0" w:type="dxa"/>
-              <w:bottom w:w="0" w:type="dxa"/>
-              <w:left w:w="0" w:type="dxa"/>
-              <w:right w:w="0" w:type="dxa"/>
-            </w:tcMar>
-            <w:vAlign w:val="top"/>
-          </w:tcPr>
-          <w:p>
-            <w:pPr>
-              <w:pStyle w:val="Normal"/>
-              <w:jc w:val="center"/>
-              <w:pBdr>
-                <w:bottom w:val="none" w:sz="0" w:space="0" w:color="000000"/>
-                <w:top w:val="none" w:sz="0" w:space="0" w:color="000000"/>
-                <w:left w:val="none" w:sz="0" w:space="0" w:color="000000"/>
-                <w:right w:val="none" w:sz="0" w:space="0" w:color="000000"/>
-              </w:pBdr>
-              <w:spacing w:after="100" w:before="100" w:line="240"/>
-              <w:ind w:left="100" w:right="100" w:firstLine="0" w:firstLineChars="0"/>
-              <w:rPr>
-                <w:rFonts w:ascii="Helvetica" w:hAnsi="Helvetica" w:eastAsia="Helvetica" w:cs="Helvetica"/>
-                <w:i w:val="false"/>
-                <w:b w:val="false"/>
-                <w:u w:val="none"/>
-                <w:strike w:val="false"/>
-                <w:sz w:val="22"/>
-                <w:szCs w:val="22"/>
-                <w:color w:val="000000"/>
-              </w:rPr>
-            </w:pPr>
-            <w:r>
-              <w:rPr>
-                <w:rFonts w:ascii="Helvetica" w:hAnsi="Helvetica" w:eastAsia="Helvetica" w:cs="Helvetica"/>
-                <w:i w:val="false"/>
-                <w:b w:val="false"/>
-                <w:u w:val="none"/>
-                <w:strike w:val="false"/>
-                <w:sz w:val="22"/>
-                <w:szCs w:val="22"/>
-                <w:color w:val="000000"/>
-              </w:rPr>
-              <w:t xml:space="preserve">275 (20.6%)</w:t>
-            </w:r>
-          </w:p>
-        </w:tc>
-        <w:tc>
-          <w:tcPr>
-            <w:tcBorders>
-              <w:bottom w:val="none" w:sz="0" w:space="0" w:color="000000"/>
-              <w:top w:val="none" w:sz="0" w:space="0" w:color="000000"/>
-              <w:left w:val="none" w:sz="0" w:space="0" w:color="000000"/>
-              <w:right w:val="none" w:sz="0" w:space="0" w:color="000000"/>
-            </w:tcBorders>
-            <w:shd w:val="clear" w:color="auto" w:fill="FFFFFF"/>
-            <w:tcMar>
-              <w:top w:w="0" w:type="dxa"/>
-              <w:bottom w:w="0" w:type="dxa"/>
-              <w:left w:w="0" w:type="dxa"/>
-              <w:right w:w="0" w:type="dxa"/>
-            </w:tcMar>
-            <w:vAlign w:val="top"/>
-          </w:tcPr>
-          <w:p>
-            <w:pPr>
-              <w:pStyle w:val="Normal"/>
-              <w:jc w:val="center"/>
-              <w:pBdr>
-                <w:bottom w:val="none" w:sz="0" w:space="0" w:color="000000"/>
-                <w:top w:val="none" w:sz="0" w:space="0" w:color="000000"/>
-                <w:left w:val="none" w:sz="0" w:space="0" w:color="000000"/>
-                <w:right w:val="none" w:sz="0" w:space="0" w:color="000000"/>
-              </w:pBdr>
-              <w:spacing w:after="100" w:before="100" w:line="240"/>
-              <w:ind w:left="100" w:right="100" w:firstLine="0" w:firstLineChars="0"/>
-              <w:rPr>
-                <w:rFonts w:ascii="Helvetica" w:hAnsi="Helvetica" w:eastAsia="Helvetica" w:cs="Helvetica"/>
-                <w:i w:val="false"/>
-                <w:b w:val="false"/>
-                <w:u w:val="none"/>
-                <w:strike w:val="false"/>
-                <w:sz w:val="22"/>
-                <w:szCs w:val="22"/>
-                <w:color w:val="000000"/>
-              </w:rPr>
-            </w:pPr>
-            <w:r>
-              <w:rPr>
-                <w:rFonts w:ascii="Helvetica" w:hAnsi="Helvetica" w:eastAsia="Helvetica" w:cs="Helvetica"/>
-                <w:i w:val="false"/>
-                <w:b w:val="false"/>
-                <w:u w:val="none"/>
-                <w:strike w:val="false"/>
-                <w:sz w:val="22"/>
-                <w:szCs w:val="22"/>
-                <w:color w:val="000000"/>
-              </w:rPr>
-              <w:t xml:space="preserve">41 (18.5%)</w:t>
-            </w:r>
-          </w:p>
-        </w:tc>
-        <w:tc>
-          <w:tcPr>
-            <w:tcBorders>
-              <w:bottom w:val="none" w:sz="0" w:space="0" w:color="000000"/>
-              <w:top w:val="none" w:sz="0" w:space="0" w:color="000000"/>
-              <w:left w:val="none" w:sz="0" w:space="0" w:color="000000"/>
-              <w:right w:val="none" w:sz="0" w:space="0" w:color="000000"/>
-            </w:tcBorders>
-            <w:shd w:val="clear" w:color="auto" w:fill="FFFFFF"/>
-            <w:tcMar>
-              <w:top w:w="0" w:type="dxa"/>
-              <w:bottom w:w="0" w:type="dxa"/>
-              <w:left w:w="0" w:type="dxa"/>
-              <w:right w:w="0" w:type="dxa"/>
-            </w:tcMar>
-            <w:vAlign w:val="top"/>
-          </w:tcPr>
-          <w:p>
-            <w:pPr>
-              <w:pStyle w:val="Normal"/>
-              <w:jc w:val="center"/>
-              <w:pBdr>
-                <w:bottom w:val="none" w:sz="0" w:space="0" w:color="000000"/>
-                <w:top w:val="none" w:sz="0" w:space="0" w:color="000000"/>
-                <w:left w:val="none" w:sz="0" w:space="0" w:color="000000"/>
-                <w:right w:val="none" w:sz="0" w:space="0" w:color="000000"/>
-              </w:pBdr>
-              <w:spacing w:after="100" w:before="100" w:line="240"/>
-              <w:ind w:left="100" w:right="100" w:firstLine="0" w:firstLineChars="0"/>
-              <w:rPr>
-                <w:rFonts w:ascii="Helvetica" w:hAnsi="Helvetica" w:eastAsia="Helvetica" w:cs="Helvetica"/>
-                <w:i w:val="false"/>
-                <w:b w:val="false"/>
-                <w:u w:val="none"/>
-                <w:strike w:val="false"/>
-                <w:sz w:val="22"/>
-                <w:szCs w:val="22"/>
-                <w:color w:val="000000"/>
-              </w:rPr>
-            </w:pPr>
-            <w:r>
-              <w:rPr>
-                <w:rFonts w:ascii="Helvetica" w:hAnsi="Helvetica" w:eastAsia="Helvetica" w:cs="Helvetica"/>
-                <w:i w:val="false"/>
-                <w:b w:val="false"/>
-                <w:u w:val="none"/>
-                <w:strike w:val="false"/>
-                <w:sz w:val="22"/>
-                <w:szCs w:val="22"/>
-                <w:color w:val="000000"/>
-              </w:rPr>
-              <w:t xml:space="preserve">837 (20.0%)</w:t>
-            </w:r>
-          </w:p>
-        </w:tc>
-        <w:tc>
-          <w:tcPr>
-            <w:tcBorders>
-              <w:bottom w:val="none" w:sz="0" w:space="0" w:color="000000"/>
-              <w:top w:val="none" w:sz="0" w:space="0" w:color="000000"/>
-              <w:left w:val="none" w:sz="0" w:space="0" w:color="000000"/>
-              <w:right w:val="none" w:sz="0" w:space="0" w:color="000000"/>
-            </w:tcBorders>
-            <w:shd w:val="clear" w:color="auto" w:fill="FFFFFF"/>
-            <w:tcMar>
-              <w:top w:w="0" w:type="dxa"/>
-              <w:bottom w:w="0" w:type="dxa"/>
-              <w:left w:w="0" w:type="dxa"/>
-              <w:right w:w="0" w:type="dxa"/>
-            </w:tcMar>
-            <w:vAlign w:val="top"/>
-          </w:tcPr>
-          <w:p>
-            <w:pPr>
-              <w:pStyle w:val="Normal"/>
-              <w:jc w:val="center"/>
-              <w:pBdr>
-                <w:bottom w:val="none" w:sz="0" w:space="0" w:color="000000"/>
-                <w:top w:val="none" w:sz="0" w:space="0" w:color="000000"/>
-                <w:left w:val="none" w:sz="0" w:space="0" w:color="000000"/>
-                <w:right w:val="none" w:sz="0" w:space="0" w:color="000000"/>
-              </w:pBdr>
-              <w:spacing w:after="100" w:before="100" w:line="240"/>
-              <w:ind w:left="100" w:right="100" w:firstLine="0" w:firstLineChars="0"/>
-              <w:rPr>
-                <w:rFonts w:ascii="Helvetica" w:hAnsi="Helvetica" w:eastAsia="Helvetica" w:cs="Helvetica"/>
-                <w:i w:val="false"/>
-                <w:b w:val="false"/>
-                <w:u w:val="none"/>
-                <w:strike w:val="false"/>
-                <w:sz w:val="22"/>
-                <w:szCs w:val="22"/>
-                <w:color w:val="000000"/>
-              </w:rPr>
-            </w:pPr>
-            <w:r>
-              <w:rPr>
-                <w:rFonts w:ascii="Helvetica" w:hAnsi="Helvetica" w:eastAsia="Helvetica" w:cs="Helvetica"/>
-                <w:i w:val="false"/>
-                <w:b w:val="false"/>
-                <w:u w:val="none"/>
-                <w:strike w:val="false"/>
-                <w:sz w:val="22"/>
-                <w:szCs w:val="22"/>
-                <w:color w:val="000000"/>
-              </w:rPr>
-              <w:t xml:space="preserve">186 (19.4%)</w:t>
-            </w:r>
-          </w:p>
-        </w:tc>
-        <w:tc>
-          <w:tcPr>
-            <w:tcBorders>
-              <w:bottom w:val="none" w:sz="0" w:space="0" w:color="000000"/>
-              <w:top w:val="none" w:sz="0" w:space="0" w:color="000000"/>
-              <w:left w:val="none" w:sz="0" w:space="0" w:color="000000"/>
-              <w:right w:val="none" w:sz="0" w:space="0" w:color="000000"/>
-            </w:tcBorders>
-            <w:shd w:val="clear" w:color="auto" w:fill="FFFFFF"/>
-            <w:tcMar>
-              <w:top w:w="0" w:type="dxa"/>
-              <w:bottom w:w="0" w:type="dxa"/>
-              <w:left w:w="0" w:type="dxa"/>
-              <w:right w:w="0" w:type="dxa"/>
-            </w:tcMar>
-            <w:vAlign w:val="top"/>
-          </w:tcPr>
-          <w:p>
-            <w:pPr>
-              <w:pStyle w:val="Normal"/>
-              <w:jc w:val="center"/>
-              <w:pBdr>
-                <w:bottom w:val="none" w:sz="0" w:space="0" w:color="000000"/>
-                <w:top w:val="none" w:sz="0" w:space="0" w:color="000000"/>
-                <w:left w:val="none" w:sz="0" w:space="0" w:color="000000"/>
-                <w:right w:val="none" w:sz="0" w:space="0" w:color="000000"/>
-              </w:pBdr>
-              <w:spacing w:after="100" w:before="100" w:line="240"/>
-              <w:ind w:left="100" w:right="100" w:firstLine="0" w:firstLineChars="0"/>
-              <w:rPr>
-                <w:rFonts w:ascii="Helvetica" w:hAnsi="Helvetica" w:eastAsia="Helvetica" w:cs="Helvetica"/>
-                <w:i w:val="false"/>
-                <w:b w:val="false"/>
-                <w:u w:val="none"/>
-                <w:strike w:val="false"/>
-                <w:sz w:val="22"/>
-                <w:szCs w:val="22"/>
-                <w:color w:val="000000"/>
-              </w:rPr>
-            </w:pPr>
-            <w:r>
-              <w:rPr>
-                <w:rFonts w:ascii="Helvetica" w:hAnsi="Helvetica" w:eastAsia="Helvetica" w:cs="Helvetica"/>
-                <w:i w:val="false"/>
-                <w:b w:val="false"/>
-                <w:u w:val="none"/>
-                <w:strike w:val="false"/>
-                <w:sz w:val="22"/>
-                <w:szCs w:val="22"/>
-                <w:color w:val="000000"/>
-              </w:rPr>
-              <w:t xml:space="preserve">33 (17.0%)</w:t>
-            </w:r>
-          </w:p>
-        </w:tc>
-        <w:tc>
-          <w:tcPr>
-            <w:tcBorders>
-              <w:bottom w:val="none" w:sz="0" w:space="0" w:color="000000"/>
-              <w:top w:val="none" w:sz="0" w:space="0" w:color="000000"/>
-              <w:left w:val="none" w:sz="0" w:space="0" w:color="000000"/>
-              <w:right w:val="none" w:sz="0" w:space="0" w:color="000000"/>
-            </w:tcBorders>
-            <w:shd w:val="clear" w:color="auto" w:fill="FFFFFF"/>
-            <w:tcMar>
-              <w:top w:w="0" w:type="dxa"/>
-              <w:bottom w:w="0" w:type="dxa"/>
-              <w:left w:w="0" w:type="dxa"/>
-              <w:right w:w="0" w:type="dxa"/>
-            </w:tcMar>
-            <w:vAlign w:val="top"/>
-          </w:tcPr>
-          <w:p>
-            <w:pPr>
-              <w:pStyle w:val="Normal"/>
-              <w:jc w:val="center"/>
-              <w:pBdr>
-                <w:bottom w:val="none" w:sz="0" w:space="0" w:color="000000"/>
-                <w:top w:val="none" w:sz="0" w:space="0" w:color="000000"/>
-                <w:left w:val="none" w:sz="0" w:space="0" w:color="000000"/>
-                <w:right w:val="none" w:sz="0" w:space="0" w:color="000000"/>
-              </w:pBdr>
-              <w:spacing w:after="100" w:before="100" w:line="240"/>
-              <w:ind w:left="100" w:right="100" w:firstLine="0" w:firstLineChars="0"/>
-              <w:rPr>
-                <w:rFonts w:ascii="Helvetica" w:hAnsi="Helvetica" w:eastAsia="Helvetica" w:cs="Helvetica"/>
-                <w:i w:val="false"/>
-                <w:b w:val="false"/>
-                <w:u w:val="none"/>
-                <w:strike w:val="false"/>
-                <w:sz w:val="22"/>
-                <w:szCs w:val="22"/>
-                <w:color w:val="000000"/>
-              </w:rPr>
-            </w:pPr>
-            <w:r>
-              <w:rPr>
-                <w:rFonts w:ascii="Helvetica" w:hAnsi="Helvetica" w:eastAsia="Helvetica" w:cs="Helvetica"/>
-                <w:i w:val="false"/>
-                <w:b w:val="false"/>
-                <w:u w:val="none"/>
-                <w:strike w:val="false"/>
-                <w:sz w:val="22"/>
-                <w:szCs w:val="22"/>
-                <w:color w:val="000000"/>
-              </w:rPr>
-              <w:t xml:space="preserve">1,354 (18.3%)</w:t>
-            </w:r>
-          </w:p>
-        </w:tc>
-        <w:tc>
-          <w:tcPr>
-            <w:tcBorders>
-              <w:bottom w:val="none" w:sz="0" w:space="0" w:color="000000"/>
-              <w:top w:val="none" w:sz="0" w:space="0" w:color="000000"/>
-              <w:left w:val="none" w:sz="0" w:space="0" w:color="000000"/>
-              <w:right w:val="none" w:sz="0" w:space="0" w:color="000000"/>
-            </w:tcBorders>
-            <w:shd w:val="clear" w:color="auto" w:fill="FFFFFF"/>
-            <w:tcMar>
-              <w:top w:w="0" w:type="dxa"/>
-              <w:bottom w:w="0" w:type="dxa"/>
-              <w:left w:w="0" w:type="dxa"/>
-              <w:right w:w="0" w:type="dxa"/>
-            </w:tcMar>
-            <w:vAlign w:val="top"/>
-          </w:tcPr>
-          <w:p>
-            <w:pPr>
-              <w:pStyle w:val="Normal"/>
-              <w:jc w:val="center"/>
-              <w:pBdr>
-                <w:bottom w:val="none" w:sz="0" w:space="0" w:color="000000"/>
-                <w:top w:val="none" w:sz="0" w:space="0" w:color="000000"/>
-                <w:left w:val="none" w:sz="0" w:space="0" w:color="000000"/>
-                <w:right w:val="none" w:sz="0" w:space="0" w:color="000000"/>
-              </w:pBdr>
-              <w:spacing w:after="100" w:before="100" w:line="240"/>
-              <w:ind w:left="100" w:right="100" w:firstLine="0" w:firstLineChars="0"/>
-              <w:rPr>
-                <w:rFonts w:ascii="Helvetica" w:hAnsi="Helvetica" w:eastAsia="Helvetica" w:cs="Helvetica"/>
-                <w:i w:val="false"/>
-                <w:b w:val="false"/>
-                <w:u w:val="none"/>
-                <w:strike w:val="false"/>
-                <w:sz w:val="22"/>
-                <w:szCs w:val="22"/>
-                <w:color w:val="000000"/>
-              </w:rPr>
-            </w:pPr>
-            <w:r>
-              <w:rPr>
-                <w:rFonts w:ascii="Helvetica" w:hAnsi="Helvetica" w:eastAsia="Helvetica" w:cs="Helvetica"/>
-                <w:i w:val="false"/>
-                <w:b w:val="false"/>
-                <w:u w:val="none"/>
-                <w:strike w:val="false"/>
-                <w:sz w:val="22"/>
-                <w:szCs w:val="22"/>
-                <w:color w:val="000000"/>
-              </w:rPr>
-              <w:t xml:space="preserve">4,894 (19.8%)</w:t>
+              <w:t xml:space="preserve">4,104 (5.9%)</w:t>
+            </w:r>
+          </w:p>
+        </w:tc>
+        <w:tc>
+          <w:tcPr>
+            <w:tcBorders>
+              <w:bottom w:val="none" w:sz="0" w:space="0" w:color="000000"/>
+              <w:top w:val="none" w:sz="0" w:space="0" w:color="000000"/>
+              <w:left w:val="none" w:sz="0" w:space="0" w:color="000000"/>
+              <w:right w:val="none" w:sz="0" w:space="0" w:color="000000"/>
+            </w:tcBorders>
+            <w:shd w:val="clear" w:color="auto" w:fill="FFFFFF"/>
+            <w:tcMar>
+              <w:top w:w="0" w:type="dxa"/>
+              <w:bottom w:w="0" w:type="dxa"/>
+              <w:left w:w="0" w:type="dxa"/>
+              <w:right w:w="0" w:type="dxa"/>
+            </w:tcMar>
+            <w:vAlign w:val="top"/>
+          </w:tcPr>
+          <w:p>
+            <w:pPr>
+              <w:pStyle w:val="Normal"/>
+              <w:jc w:val="center"/>
+              <w:pBdr>
+                <w:bottom w:val="none" w:sz="0" w:space="0" w:color="000000"/>
+                <w:top w:val="none" w:sz="0" w:space="0" w:color="000000"/>
+                <w:left w:val="none" w:sz="0" w:space="0" w:color="000000"/>
+                <w:right w:val="none" w:sz="0" w:space="0" w:color="000000"/>
+              </w:pBdr>
+              <w:spacing w:after="100" w:before="100" w:line="240"/>
+              <w:ind w:left="100" w:right="100" w:firstLine="0" w:firstLineChars="0"/>
+              <w:rPr>
+                <w:rFonts w:ascii="Helvetica" w:hAnsi="Helvetica" w:eastAsia="Helvetica" w:cs="Helvetica"/>
+                <w:i w:val="false"/>
+                <w:b w:val="false"/>
+                <w:u w:val="none"/>
+                <w:strike w:val="false"/>
+                <w:sz w:val="22"/>
+                <w:szCs w:val="22"/>
+                <w:color w:val="000000"/>
+              </w:rPr>
+            </w:pPr>
+            <w:r>
+              <w:rPr>
+                <w:rFonts w:ascii="Helvetica" w:hAnsi="Helvetica" w:eastAsia="Helvetica" w:cs="Helvetica"/>
+                <w:i w:val="false"/>
+                <w:b w:val="false"/>
+                <w:u w:val="none"/>
+                <w:strike w:val="false"/>
+                <w:sz w:val="22"/>
+                <w:szCs w:val="22"/>
+                <w:color w:val="000000"/>
+              </w:rPr>
+              <w:t xml:space="preserve">1,884 (6.1%)</w:t>
+            </w:r>
+          </w:p>
+        </w:tc>
+        <w:tc>
+          <w:tcPr>
+            <w:tcBorders>
+              <w:bottom w:val="none" w:sz="0" w:space="0" w:color="000000"/>
+              <w:top w:val="none" w:sz="0" w:space="0" w:color="000000"/>
+              <w:left w:val="none" w:sz="0" w:space="0" w:color="000000"/>
+              <w:right w:val="none" w:sz="0" w:space="0" w:color="000000"/>
+            </w:tcBorders>
+            <w:shd w:val="clear" w:color="auto" w:fill="FFFFFF"/>
+            <w:tcMar>
+              <w:top w:w="0" w:type="dxa"/>
+              <w:bottom w:w="0" w:type="dxa"/>
+              <w:left w:w="0" w:type="dxa"/>
+              <w:right w:w="0" w:type="dxa"/>
+            </w:tcMar>
+            <w:vAlign w:val="top"/>
+          </w:tcPr>
+          <w:p>
+            <w:pPr>
+              <w:pStyle w:val="Normal"/>
+              <w:jc w:val="center"/>
+              <w:pBdr>
+                <w:bottom w:val="none" w:sz="0" w:space="0" w:color="000000"/>
+                <w:top w:val="none" w:sz="0" w:space="0" w:color="000000"/>
+                <w:left w:val="none" w:sz="0" w:space="0" w:color="000000"/>
+                <w:right w:val="none" w:sz="0" w:space="0" w:color="000000"/>
+              </w:pBdr>
+              <w:spacing w:after="100" w:before="100" w:line="240"/>
+              <w:ind w:left="100" w:right="100" w:firstLine="0" w:firstLineChars="0"/>
+              <w:rPr>
+                <w:rFonts w:ascii="Helvetica" w:hAnsi="Helvetica" w:eastAsia="Helvetica" w:cs="Helvetica"/>
+                <w:i w:val="false"/>
+                <w:b w:val="false"/>
+                <w:u w:val="none"/>
+                <w:strike w:val="false"/>
+                <w:sz w:val="22"/>
+                <w:szCs w:val="22"/>
+                <w:color w:val="000000"/>
+              </w:rPr>
+            </w:pPr>
+            <w:r>
+              <w:rPr>
+                <w:rFonts w:ascii="Helvetica" w:hAnsi="Helvetica" w:eastAsia="Helvetica" w:cs="Helvetica"/>
+                <w:i w:val="false"/>
+                <w:b w:val="false"/>
+                <w:u w:val="none"/>
+                <w:strike w:val="false"/>
+                <w:sz w:val="22"/>
+                <w:szCs w:val="22"/>
+                <w:color w:val="000000"/>
+              </w:rPr>
+              <w:t xml:space="preserve">81 (6.1%)</w:t>
+            </w:r>
+          </w:p>
+        </w:tc>
+        <w:tc>
+          <w:tcPr>
+            <w:tcBorders>
+              <w:bottom w:val="none" w:sz="0" w:space="0" w:color="000000"/>
+              <w:top w:val="none" w:sz="0" w:space="0" w:color="000000"/>
+              <w:left w:val="none" w:sz="0" w:space="0" w:color="000000"/>
+              <w:right w:val="none" w:sz="0" w:space="0" w:color="000000"/>
+            </w:tcBorders>
+            <w:shd w:val="clear" w:color="auto" w:fill="FFFFFF"/>
+            <w:tcMar>
+              <w:top w:w="0" w:type="dxa"/>
+              <w:bottom w:w="0" w:type="dxa"/>
+              <w:left w:w="0" w:type="dxa"/>
+              <w:right w:w="0" w:type="dxa"/>
+            </w:tcMar>
+            <w:vAlign w:val="top"/>
+          </w:tcPr>
+          <w:p>
+            <w:pPr>
+              <w:pStyle w:val="Normal"/>
+              <w:jc w:val="center"/>
+              <w:pBdr>
+                <w:bottom w:val="none" w:sz="0" w:space="0" w:color="000000"/>
+                <w:top w:val="none" w:sz="0" w:space="0" w:color="000000"/>
+                <w:left w:val="none" w:sz="0" w:space="0" w:color="000000"/>
+                <w:right w:val="none" w:sz="0" w:space="0" w:color="000000"/>
+              </w:pBdr>
+              <w:spacing w:after="100" w:before="100" w:line="240"/>
+              <w:ind w:left="100" w:right="100" w:firstLine="0" w:firstLineChars="0"/>
+              <w:rPr>
+                <w:rFonts w:ascii="Helvetica" w:hAnsi="Helvetica" w:eastAsia="Helvetica" w:cs="Helvetica"/>
+                <w:i w:val="false"/>
+                <w:b w:val="false"/>
+                <w:u w:val="none"/>
+                <w:strike w:val="false"/>
+                <w:sz w:val="22"/>
+                <w:szCs w:val="22"/>
+                <w:color w:val="000000"/>
+              </w:rPr>
+            </w:pPr>
+            <w:r>
+              <w:rPr>
+                <w:rFonts w:ascii="Helvetica" w:hAnsi="Helvetica" w:eastAsia="Helvetica" w:cs="Helvetica"/>
+                <w:i w:val="false"/>
+                <w:b w:val="false"/>
+                <w:u w:val="none"/>
+                <w:strike w:val="false"/>
+                <w:sz w:val="22"/>
+                <w:szCs w:val="22"/>
+                <w:color w:val="000000"/>
+              </w:rPr>
+              <w:t xml:space="preserve">13 (5.9%)</w:t>
+            </w:r>
+          </w:p>
+        </w:tc>
+        <w:tc>
+          <w:tcPr>
+            <w:tcBorders>
+              <w:bottom w:val="none" w:sz="0" w:space="0" w:color="000000"/>
+              <w:top w:val="none" w:sz="0" w:space="0" w:color="000000"/>
+              <w:left w:val="none" w:sz="0" w:space="0" w:color="000000"/>
+              <w:right w:val="none" w:sz="0" w:space="0" w:color="000000"/>
+            </w:tcBorders>
+            <w:shd w:val="clear" w:color="auto" w:fill="FFFFFF"/>
+            <w:tcMar>
+              <w:top w:w="0" w:type="dxa"/>
+              <w:bottom w:w="0" w:type="dxa"/>
+              <w:left w:w="0" w:type="dxa"/>
+              <w:right w:w="0" w:type="dxa"/>
+            </w:tcMar>
+            <w:vAlign w:val="top"/>
+          </w:tcPr>
+          <w:p>
+            <w:pPr>
+              <w:pStyle w:val="Normal"/>
+              <w:jc w:val="center"/>
+              <w:pBdr>
+                <w:bottom w:val="none" w:sz="0" w:space="0" w:color="000000"/>
+                <w:top w:val="none" w:sz="0" w:space="0" w:color="000000"/>
+                <w:left w:val="none" w:sz="0" w:space="0" w:color="000000"/>
+                <w:right w:val="none" w:sz="0" w:space="0" w:color="000000"/>
+              </w:pBdr>
+              <w:spacing w:after="100" w:before="100" w:line="240"/>
+              <w:ind w:left="100" w:right="100" w:firstLine="0" w:firstLineChars="0"/>
+              <w:rPr>
+                <w:rFonts w:ascii="Helvetica" w:hAnsi="Helvetica" w:eastAsia="Helvetica" w:cs="Helvetica"/>
+                <w:i w:val="false"/>
+                <w:b w:val="false"/>
+                <w:u w:val="none"/>
+                <w:strike w:val="false"/>
+                <w:sz w:val="22"/>
+                <w:szCs w:val="22"/>
+                <w:color w:val="000000"/>
+              </w:rPr>
+            </w:pPr>
+            <w:r>
+              <w:rPr>
+                <w:rFonts w:ascii="Helvetica" w:hAnsi="Helvetica" w:eastAsia="Helvetica" w:cs="Helvetica"/>
+                <w:i w:val="false"/>
+                <w:b w:val="false"/>
+                <w:u w:val="none"/>
+                <w:strike w:val="false"/>
+                <w:sz w:val="22"/>
+                <w:szCs w:val="22"/>
+                <w:color w:val="000000"/>
+              </w:rPr>
+              <w:t xml:space="preserve">210 (5.0%)</w:t>
+            </w:r>
+          </w:p>
+        </w:tc>
+        <w:tc>
+          <w:tcPr>
+            <w:tcBorders>
+              <w:bottom w:val="none" w:sz="0" w:space="0" w:color="000000"/>
+              <w:top w:val="none" w:sz="0" w:space="0" w:color="000000"/>
+              <w:left w:val="none" w:sz="0" w:space="0" w:color="000000"/>
+              <w:right w:val="none" w:sz="0" w:space="0" w:color="000000"/>
+            </w:tcBorders>
+            <w:shd w:val="clear" w:color="auto" w:fill="FFFFFF"/>
+            <w:tcMar>
+              <w:top w:w="0" w:type="dxa"/>
+              <w:bottom w:w="0" w:type="dxa"/>
+              <w:left w:w="0" w:type="dxa"/>
+              <w:right w:w="0" w:type="dxa"/>
+            </w:tcMar>
+            <w:vAlign w:val="top"/>
+          </w:tcPr>
+          <w:p>
+            <w:pPr>
+              <w:pStyle w:val="Normal"/>
+              <w:jc w:val="center"/>
+              <w:pBdr>
+                <w:bottom w:val="none" w:sz="0" w:space="0" w:color="000000"/>
+                <w:top w:val="none" w:sz="0" w:space="0" w:color="000000"/>
+                <w:left w:val="none" w:sz="0" w:space="0" w:color="000000"/>
+                <w:right w:val="none" w:sz="0" w:space="0" w:color="000000"/>
+              </w:pBdr>
+              <w:spacing w:after="100" w:before="100" w:line="240"/>
+              <w:ind w:left="100" w:right="100" w:firstLine="0" w:firstLineChars="0"/>
+              <w:rPr>
+                <w:rFonts w:ascii="Helvetica" w:hAnsi="Helvetica" w:eastAsia="Helvetica" w:cs="Helvetica"/>
+                <w:i w:val="false"/>
+                <w:b w:val="false"/>
+                <w:u w:val="none"/>
+                <w:strike w:val="false"/>
+                <w:sz w:val="22"/>
+                <w:szCs w:val="22"/>
+                <w:color w:val="000000"/>
+              </w:rPr>
+            </w:pPr>
+            <w:r>
+              <w:rPr>
+                <w:rFonts w:ascii="Helvetica" w:hAnsi="Helvetica" w:eastAsia="Helvetica" w:cs="Helvetica"/>
+                <w:i w:val="false"/>
+                <w:b w:val="false"/>
+                <w:u w:val="none"/>
+                <w:strike w:val="false"/>
+                <w:sz w:val="22"/>
+                <w:szCs w:val="22"/>
+                <w:color w:val="000000"/>
+              </w:rPr>
+              <w:t xml:space="preserve">49 (5.1%)</w:t>
+            </w:r>
+          </w:p>
+        </w:tc>
+        <w:tc>
+          <w:tcPr>
+            <w:tcBorders>
+              <w:bottom w:val="none" w:sz="0" w:space="0" w:color="000000"/>
+              <w:top w:val="none" w:sz="0" w:space="0" w:color="000000"/>
+              <w:left w:val="none" w:sz="0" w:space="0" w:color="000000"/>
+              <w:right w:val="none" w:sz="0" w:space="0" w:color="000000"/>
+            </w:tcBorders>
+            <w:shd w:val="clear" w:color="auto" w:fill="FFFFFF"/>
+            <w:tcMar>
+              <w:top w:w="0" w:type="dxa"/>
+              <w:bottom w:w="0" w:type="dxa"/>
+              <w:left w:w="0" w:type="dxa"/>
+              <w:right w:w="0" w:type="dxa"/>
+            </w:tcMar>
+            <w:vAlign w:val="top"/>
+          </w:tcPr>
+          <w:p>
+            <w:pPr>
+              <w:pStyle w:val="Normal"/>
+              <w:jc w:val="center"/>
+              <w:pBdr>
+                <w:bottom w:val="none" w:sz="0" w:space="0" w:color="000000"/>
+                <w:top w:val="none" w:sz="0" w:space="0" w:color="000000"/>
+                <w:left w:val="none" w:sz="0" w:space="0" w:color="000000"/>
+                <w:right w:val="none" w:sz="0" w:space="0" w:color="000000"/>
+              </w:pBdr>
+              <w:spacing w:after="100" w:before="100" w:line="240"/>
+              <w:ind w:left="100" w:right="100" w:firstLine="0" w:firstLineChars="0"/>
+              <w:rPr>
+                <w:rFonts w:ascii="Helvetica" w:hAnsi="Helvetica" w:eastAsia="Helvetica" w:cs="Helvetica"/>
+                <w:i w:val="false"/>
+                <w:b w:val="false"/>
+                <w:u w:val="none"/>
+                <w:strike w:val="false"/>
+                <w:sz w:val="22"/>
+                <w:szCs w:val="22"/>
+                <w:color w:val="000000"/>
+              </w:rPr>
+            </w:pPr>
+            <w:r>
+              <w:rPr>
+                <w:rFonts w:ascii="Helvetica" w:hAnsi="Helvetica" w:eastAsia="Helvetica" w:cs="Helvetica"/>
+                <w:i w:val="false"/>
+                <w:b w:val="false"/>
+                <w:u w:val="none"/>
+                <w:strike w:val="false"/>
+                <w:sz w:val="22"/>
+                <w:szCs w:val="22"/>
+                <w:color w:val="000000"/>
+              </w:rPr>
+              <w:t xml:space="preserve">18 (9.3%)</w:t>
+            </w:r>
+          </w:p>
+        </w:tc>
+        <w:tc>
+          <w:tcPr>
+            <w:tcBorders>
+              <w:bottom w:val="none" w:sz="0" w:space="0" w:color="000000"/>
+              <w:top w:val="none" w:sz="0" w:space="0" w:color="000000"/>
+              <w:left w:val="none" w:sz="0" w:space="0" w:color="000000"/>
+              <w:right w:val="none" w:sz="0" w:space="0" w:color="000000"/>
+            </w:tcBorders>
+            <w:shd w:val="clear" w:color="auto" w:fill="FFFFFF"/>
+            <w:tcMar>
+              <w:top w:w="0" w:type="dxa"/>
+              <w:bottom w:w="0" w:type="dxa"/>
+              <w:left w:w="0" w:type="dxa"/>
+              <w:right w:w="0" w:type="dxa"/>
+            </w:tcMar>
+            <w:vAlign w:val="top"/>
+          </w:tcPr>
+          <w:p>
+            <w:pPr>
+              <w:pStyle w:val="Normal"/>
+              <w:jc w:val="center"/>
+              <w:pBdr>
+                <w:bottom w:val="none" w:sz="0" w:space="0" w:color="000000"/>
+                <w:top w:val="none" w:sz="0" w:space="0" w:color="000000"/>
+                <w:left w:val="none" w:sz="0" w:space="0" w:color="000000"/>
+                <w:right w:val="none" w:sz="0" w:space="0" w:color="000000"/>
+              </w:pBdr>
+              <w:spacing w:after="100" w:before="100" w:line="240"/>
+              <w:ind w:left="100" w:right="100" w:firstLine="0" w:firstLineChars="0"/>
+              <w:rPr>
+                <w:rFonts w:ascii="Helvetica" w:hAnsi="Helvetica" w:eastAsia="Helvetica" w:cs="Helvetica"/>
+                <w:i w:val="false"/>
+                <w:b w:val="false"/>
+                <w:u w:val="none"/>
+                <w:strike w:val="false"/>
+                <w:sz w:val="22"/>
+                <w:szCs w:val="22"/>
+                <w:color w:val="000000"/>
+              </w:rPr>
+            </w:pPr>
+            <w:r>
+              <w:rPr>
+                <w:rFonts w:ascii="Helvetica" w:hAnsi="Helvetica" w:eastAsia="Helvetica" w:cs="Helvetica"/>
+                <w:i w:val="false"/>
+                <w:b w:val="false"/>
+                <w:u w:val="none"/>
+                <w:strike w:val="false"/>
+                <w:sz w:val="22"/>
+                <w:szCs w:val="22"/>
+                <w:color w:val="000000"/>
+              </w:rPr>
+              <w:t xml:space="preserve">361 (4.9%)</w:t>
+            </w:r>
+          </w:p>
+        </w:tc>
+        <w:tc>
+          <w:tcPr>
+            <w:tcBorders>
+              <w:bottom w:val="none" w:sz="0" w:space="0" w:color="000000"/>
+              <w:top w:val="none" w:sz="0" w:space="0" w:color="000000"/>
+              <w:left w:val="none" w:sz="0" w:space="0" w:color="000000"/>
+              <w:right w:val="none" w:sz="0" w:space="0" w:color="000000"/>
+            </w:tcBorders>
+            <w:shd w:val="clear" w:color="auto" w:fill="FFFFFF"/>
+            <w:tcMar>
+              <w:top w:w="0" w:type="dxa"/>
+              <w:bottom w:w="0" w:type="dxa"/>
+              <w:left w:w="0" w:type="dxa"/>
+              <w:right w:w="0" w:type="dxa"/>
+            </w:tcMar>
+            <w:vAlign w:val="top"/>
+          </w:tcPr>
+          <w:p>
+            <w:pPr>
+              <w:pStyle w:val="Normal"/>
+              <w:jc w:val="center"/>
+              <w:pBdr>
+                <w:bottom w:val="none" w:sz="0" w:space="0" w:color="000000"/>
+                <w:top w:val="none" w:sz="0" w:space="0" w:color="000000"/>
+                <w:left w:val="none" w:sz="0" w:space="0" w:color="000000"/>
+                <w:right w:val="none" w:sz="0" w:space="0" w:color="000000"/>
+              </w:pBdr>
+              <w:spacing w:after="100" w:before="100" w:line="240"/>
+              <w:ind w:left="100" w:right="100" w:firstLine="0" w:firstLineChars="0"/>
+              <w:rPr>
+                <w:rFonts w:ascii="Helvetica" w:hAnsi="Helvetica" w:eastAsia="Helvetica" w:cs="Helvetica"/>
+                <w:i w:val="false"/>
+                <w:b w:val="false"/>
+                <w:u w:val="none"/>
+                <w:strike w:val="false"/>
+                <w:sz w:val="22"/>
+                <w:szCs w:val="22"/>
+                <w:color w:val="000000"/>
+              </w:rPr>
+            </w:pPr>
+            <w:r>
+              <w:rPr>
+                <w:rFonts w:ascii="Helvetica" w:hAnsi="Helvetica" w:eastAsia="Helvetica" w:cs="Helvetica"/>
+                <w:i w:val="false"/>
+                <w:b w:val="false"/>
+                <w:u w:val="none"/>
+                <w:strike w:val="false"/>
+                <w:sz w:val="22"/>
+                <w:szCs w:val="22"/>
+                <w:color w:val="000000"/>
+              </w:rPr>
+              <w:t xml:space="preserve">1,488 (6.0%)</w:t>
             </w:r>
           </w:p>
         </w:tc>
@@ -3423,447 +3423,447 @@
                 <w:szCs w:val="22"/>
                 <w:color w:val="000000"/>
               </w:rPr>
-              <w:t xml:space="preserve">14,204 (20.3%)</w:t>
-            </w:r>
-          </w:p>
-        </w:tc>
-        <w:tc>
-          <w:tcPr>
-            <w:tcBorders>
-              <w:bottom w:val="none" w:sz="0" w:space="0" w:color="000000"/>
-              <w:top w:val="none" w:sz="0" w:space="0" w:color="000000"/>
-              <w:left w:val="none" w:sz="0" w:space="0" w:color="000000"/>
-              <w:right w:val="none" w:sz="0" w:space="0" w:color="000000"/>
-            </w:tcBorders>
-            <w:shd w:val="clear" w:color="auto" w:fill="FFFFFF"/>
-            <w:tcMar>
-              <w:top w:w="0" w:type="dxa"/>
-              <w:bottom w:w="0" w:type="dxa"/>
-              <w:left w:w="0" w:type="dxa"/>
-              <w:right w:w="0" w:type="dxa"/>
-            </w:tcMar>
-            <w:vAlign w:val="top"/>
-          </w:tcPr>
-          <w:p>
-            <w:pPr>
-              <w:pStyle w:val="Normal"/>
-              <w:jc w:val="center"/>
-              <w:pBdr>
-                <w:bottom w:val="none" w:sz="0" w:space="0" w:color="000000"/>
-                <w:top w:val="none" w:sz="0" w:space="0" w:color="000000"/>
-                <w:left w:val="none" w:sz="0" w:space="0" w:color="000000"/>
-                <w:right w:val="none" w:sz="0" w:space="0" w:color="000000"/>
-              </w:pBdr>
-              <w:spacing w:after="100" w:before="100" w:line="240"/>
-              <w:ind w:left="100" w:right="100" w:firstLine="0" w:firstLineChars="0"/>
-              <w:rPr>
-                <w:rFonts w:ascii="Helvetica" w:hAnsi="Helvetica" w:eastAsia="Helvetica" w:cs="Helvetica"/>
-                <w:i w:val="false"/>
-                <w:b w:val="false"/>
-                <w:u w:val="none"/>
-                <w:strike w:val="false"/>
-                <w:sz w:val="22"/>
-                <w:szCs w:val="22"/>
-                <w:color w:val="000000"/>
-              </w:rPr>
-            </w:pPr>
-            <w:r>
-              <w:rPr>
-                <w:rFonts w:ascii="Helvetica" w:hAnsi="Helvetica" w:eastAsia="Helvetica" w:cs="Helvetica"/>
-                <w:i w:val="false"/>
-                <w:b w:val="false"/>
-                <w:u w:val="none"/>
-                <w:strike w:val="false"/>
-                <w:sz w:val="22"/>
-                <w:szCs w:val="22"/>
-                <w:color w:val="000000"/>
-              </w:rPr>
-              <w:t xml:space="preserve">6,312 (20.5%)</w:t>
-            </w:r>
-          </w:p>
-        </w:tc>
-        <w:tc>
-          <w:tcPr>
-            <w:tcBorders>
-              <w:bottom w:val="none" w:sz="0" w:space="0" w:color="000000"/>
-              <w:top w:val="none" w:sz="0" w:space="0" w:color="000000"/>
-              <w:left w:val="none" w:sz="0" w:space="0" w:color="000000"/>
-              <w:right w:val="none" w:sz="0" w:space="0" w:color="000000"/>
-            </w:tcBorders>
-            <w:shd w:val="clear" w:color="auto" w:fill="FFFFFF"/>
-            <w:tcMar>
-              <w:top w:w="0" w:type="dxa"/>
-              <w:bottom w:w="0" w:type="dxa"/>
-              <w:left w:w="0" w:type="dxa"/>
-              <w:right w:w="0" w:type="dxa"/>
-            </w:tcMar>
-            <w:vAlign w:val="top"/>
-          </w:tcPr>
-          <w:p>
-            <w:pPr>
-              <w:pStyle w:val="Normal"/>
-              <w:jc w:val="center"/>
-              <w:pBdr>
-                <w:bottom w:val="none" w:sz="0" w:space="0" w:color="000000"/>
-                <w:top w:val="none" w:sz="0" w:space="0" w:color="000000"/>
-                <w:left w:val="none" w:sz="0" w:space="0" w:color="000000"/>
-                <w:right w:val="none" w:sz="0" w:space="0" w:color="000000"/>
-              </w:pBdr>
-              <w:spacing w:after="100" w:before="100" w:line="240"/>
-              <w:ind w:left="100" w:right="100" w:firstLine="0" w:firstLineChars="0"/>
-              <w:rPr>
-                <w:rFonts w:ascii="Helvetica" w:hAnsi="Helvetica" w:eastAsia="Helvetica" w:cs="Helvetica"/>
-                <w:i w:val="false"/>
-                <w:b w:val="false"/>
-                <w:u w:val="none"/>
-                <w:strike w:val="false"/>
-                <w:sz w:val="22"/>
-                <w:szCs w:val="22"/>
-                <w:color w:val="000000"/>
-              </w:rPr>
-            </w:pPr>
-            <w:r>
-              <w:rPr>
-                <w:rFonts w:ascii="Helvetica" w:hAnsi="Helvetica" w:eastAsia="Helvetica" w:cs="Helvetica"/>
-                <w:i w:val="false"/>
-                <w:b w:val="false"/>
-                <w:u w:val="none"/>
-                <w:strike w:val="false"/>
-                <w:sz w:val="22"/>
-                <w:szCs w:val="22"/>
-                <w:color w:val="000000"/>
-              </w:rPr>
-              <w:t xml:space="preserve">276 (20.7%)</w:t>
-            </w:r>
-          </w:p>
-        </w:tc>
-        <w:tc>
-          <w:tcPr>
-            <w:tcBorders>
-              <w:bottom w:val="none" w:sz="0" w:space="0" w:color="000000"/>
-              <w:top w:val="none" w:sz="0" w:space="0" w:color="000000"/>
-              <w:left w:val="none" w:sz="0" w:space="0" w:color="000000"/>
-              <w:right w:val="none" w:sz="0" w:space="0" w:color="000000"/>
-            </w:tcBorders>
-            <w:shd w:val="clear" w:color="auto" w:fill="FFFFFF"/>
-            <w:tcMar>
-              <w:top w:w="0" w:type="dxa"/>
-              <w:bottom w:w="0" w:type="dxa"/>
-              <w:left w:w="0" w:type="dxa"/>
-              <w:right w:w="0" w:type="dxa"/>
-            </w:tcMar>
-            <w:vAlign w:val="top"/>
-          </w:tcPr>
-          <w:p>
-            <w:pPr>
-              <w:pStyle w:val="Normal"/>
-              <w:jc w:val="center"/>
-              <w:pBdr>
-                <w:bottom w:val="none" w:sz="0" w:space="0" w:color="000000"/>
-                <w:top w:val="none" w:sz="0" w:space="0" w:color="000000"/>
-                <w:left w:val="none" w:sz="0" w:space="0" w:color="000000"/>
-                <w:right w:val="none" w:sz="0" w:space="0" w:color="000000"/>
-              </w:pBdr>
-              <w:spacing w:after="100" w:before="100" w:line="240"/>
-              <w:ind w:left="100" w:right="100" w:firstLine="0" w:firstLineChars="0"/>
-              <w:rPr>
-                <w:rFonts w:ascii="Helvetica" w:hAnsi="Helvetica" w:eastAsia="Helvetica" w:cs="Helvetica"/>
-                <w:i w:val="false"/>
-                <w:b w:val="false"/>
-                <w:u w:val="none"/>
-                <w:strike w:val="false"/>
-                <w:sz w:val="22"/>
-                <w:szCs w:val="22"/>
-                <w:color w:val="000000"/>
-              </w:rPr>
-            </w:pPr>
-            <w:r>
-              <w:rPr>
-                <w:rFonts w:ascii="Helvetica" w:hAnsi="Helvetica" w:eastAsia="Helvetica" w:cs="Helvetica"/>
-                <w:i w:val="false"/>
-                <w:b w:val="false"/>
-                <w:u w:val="none"/>
-                <w:strike w:val="false"/>
-                <w:sz w:val="22"/>
-                <w:szCs w:val="22"/>
-                <w:color w:val="000000"/>
-              </w:rPr>
-              <w:t xml:space="preserve">40 (18.0%)</w:t>
-            </w:r>
-          </w:p>
-        </w:tc>
-        <w:tc>
-          <w:tcPr>
-            <w:tcBorders>
-              <w:bottom w:val="none" w:sz="0" w:space="0" w:color="000000"/>
-              <w:top w:val="none" w:sz="0" w:space="0" w:color="000000"/>
-              <w:left w:val="none" w:sz="0" w:space="0" w:color="000000"/>
-              <w:right w:val="none" w:sz="0" w:space="0" w:color="000000"/>
-            </w:tcBorders>
-            <w:shd w:val="clear" w:color="auto" w:fill="FFFFFF"/>
-            <w:tcMar>
-              <w:top w:w="0" w:type="dxa"/>
-              <w:bottom w:w="0" w:type="dxa"/>
-              <w:left w:w="0" w:type="dxa"/>
-              <w:right w:w="0" w:type="dxa"/>
-            </w:tcMar>
-            <w:vAlign w:val="top"/>
-          </w:tcPr>
-          <w:p>
-            <w:pPr>
-              <w:pStyle w:val="Normal"/>
-              <w:jc w:val="center"/>
-              <w:pBdr>
-                <w:bottom w:val="none" w:sz="0" w:space="0" w:color="000000"/>
-                <w:top w:val="none" w:sz="0" w:space="0" w:color="000000"/>
-                <w:left w:val="none" w:sz="0" w:space="0" w:color="000000"/>
-                <w:right w:val="none" w:sz="0" w:space="0" w:color="000000"/>
-              </w:pBdr>
-              <w:spacing w:after="100" w:before="100" w:line="240"/>
-              <w:ind w:left="100" w:right="100" w:firstLine="0" w:firstLineChars="0"/>
-              <w:rPr>
-                <w:rFonts w:ascii="Helvetica" w:hAnsi="Helvetica" w:eastAsia="Helvetica" w:cs="Helvetica"/>
-                <w:i w:val="false"/>
-                <w:b w:val="false"/>
-                <w:u w:val="none"/>
-                <w:strike w:val="false"/>
-                <w:sz w:val="22"/>
-                <w:szCs w:val="22"/>
-                <w:color w:val="000000"/>
-              </w:rPr>
-            </w:pPr>
-            <w:r>
-              <w:rPr>
-                <w:rFonts w:ascii="Helvetica" w:hAnsi="Helvetica" w:eastAsia="Helvetica" w:cs="Helvetica"/>
-                <w:i w:val="false"/>
-                <w:b w:val="false"/>
-                <w:u w:val="none"/>
-                <w:strike w:val="false"/>
-                <w:sz w:val="22"/>
-                <w:szCs w:val="22"/>
-                <w:color w:val="000000"/>
-              </w:rPr>
-              <w:t xml:space="preserve">889 (21.3%)</w:t>
-            </w:r>
-          </w:p>
-        </w:tc>
-        <w:tc>
-          <w:tcPr>
-            <w:tcBorders>
-              <w:bottom w:val="none" w:sz="0" w:space="0" w:color="000000"/>
-              <w:top w:val="none" w:sz="0" w:space="0" w:color="000000"/>
-              <w:left w:val="none" w:sz="0" w:space="0" w:color="000000"/>
-              <w:right w:val="none" w:sz="0" w:space="0" w:color="000000"/>
-            </w:tcBorders>
-            <w:shd w:val="clear" w:color="auto" w:fill="FFFFFF"/>
-            <w:tcMar>
-              <w:top w:w="0" w:type="dxa"/>
-              <w:bottom w:w="0" w:type="dxa"/>
-              <w:left w:w="0" w:type="dxa"/>
-              <w:right w:w="0" w:type="dxa"/>
-            </w:tcMar>
-            <w:vAlign w:val="top"/>
-          </w:tcPr>
-          <w:p>
-            <w:pPr>
-              <w:pStyle w:val="Normal"/>
-              <w:jc w:val="center"/>
-              <w:pBdr>
-                <w:bottom w:val="none" w:sz="0" w:space="0" w:color="000000"/>
-                <w:top w:val="none" w:sz="0" w:space="0" w:color="000000"/>
-                <w:left w:val="none" w:sz="0" w:space="0" w:color="000000"/>
-                <w:right w:val="none" w:sz="0" w:space="0" w:color="000000"/>
-              </w:pBdr>
-              <w:spacing w:after="100" w:before="100" w:line="240"/>
-              <w:ind w:left="100" w:right="100" w:firstLine="0" w:firstLineChars="0"/>
-              <w:rPr>
-                <w:rFonts w:ascii="Helvetica" w:hAnsi="Helvetica" w:eastAsia="Helvetica" w:cs="Helvetica"/>
-                <w:i w:val="false"/>
-                <w:b w:val="false"/>
-                <w:u w:val="none"/>
-                <w:strike w:val="false"/>
-                <w:sz w:val="22"/>
-                <w:szCs w:val="22"/>
-                <w:color w:val="000000"/>
-              </w:rPr>
-            </w:pPr>
-            <w:r>
-              <w:rPr>
-                <w:rFonts w:ascii="Helvetica" w:hAnsi="Helvetica" w:eastAsia="Helvetica" w:cs="Helvetica"/>
-                <w:i w:val="false"/>
-                <w:b w:val="false"/>
-                <w:u w:val="none"/>
-                <w:strike w:val="false"/>
-                <w:sz w:val="22"/>
-                <w:szCs w:val="22"/>
-                <w:color w:val="000000"/>
-              </w:rPr>
-              <w:t xml:space="preserve">175 (18.2%)</w:t>
-            </w:r>
-          </w:p>
-        </w:tc>
-        <w:tc>
-          <w:tcPr>
-            <w:tcBorders>
-              <w:bottom w:val="none" w:sz="0" w:space="0" w:color="000000"/>
-              <w:top w:val="none" w:sz="0" w:space="0" w:color="000000"/>
-              <w:left w:val="none" w:sz="0" w:space="0" w:color="000000"/>
-              <w:right w:val="none" w:sz="0" w:space="0" w:color="000000"/>
-            </w:tcBorders>
-            <w:shd w:val="clear" w:color="auto" w:fill="FFFFFF"/>
-            <w:tcMar>
-              <w:top w:w="0" w:type="dxa"/>
-              <w:bottom w:w="0" w:type="dxa"/>
-              <w:left w:w="0" w:type="dxa"/>
-              <w:right w:w="0" w:type="dxa"/>
-            </w:tcMar>
-            <w:vAlign w:val="top"/>
-          </w:tcPr>
-          <w:p>
-            <w:pPr>
-              <w:pStyle w:val="Normal"/>
-              <w:jc w:val="center"/>
-              <w:pBdr>
-                <w:bottom w:val="none" w:sz="0" w:space="0" w:color="000000"/>
-                <w:top w:val="none" w:sz="0" w:space="0" w:color="000000"/>
-                <w:left w:val="none" w:sz="0" w:space="0" w:color="000000"/>
-                <w:right w:val="none" w:sz="0" w:space="0" w:color="000000"/>
-              </w:pBdr>
-              <w:spacing w:after="100" w:before="100" w:line="240"/>
-              <w:ind w:left="100" w:right="100" w:firstLine="0" w:firstLineChars="0"/>
-              <w:rPr>
-                <w:rFonts w:ascii="Helvetica" w:hAnsi="Helvetica" w:eastAsia="Helvetica" w:cs="Helvetica"/>
-                <w:i w:val="false"/>
-                <w:b w:val="false"/>
-                <w:u w:val="none"/>
-                <w:strike w:val="false"/>
-                <w:sz w:val="22"/>
-                <w:szCs w:val="22"/>
-                <w:color w:val="000000"/>
-              </w:rPr>
-            </w:pPr>
-            <w:r>
-              <w:rPr>
-                <w:rFonts w:ascii="Helvetica" w:hAnsi="Helvetica" w:eastAsia="Helvetica" w:cs="Helvetica"/>
-                <w:i w:val="false"/>
-                <w:b w:val="false"/>
-                <w:u w:val="none"/>
-                <w:strike w:val="false"/>
-                <w:sz w:val="22"/>
-                <w:szCs w:val="22"/>
-                <w:color w:val="000000"/>
-              </w:rPr>
-              <w:t xml:space="preserve">42 (21.6%)</w:t>
-            </w:r>
-          </w:p>
-        </w:tc>
-        <w:tc>
-          <w:tcPr>
-            <w:tcBorders>
-              <w:bottom w:val="none" w:sz="0" w:space="0" w:color="000000"/>
-              <w:top w:val="none" w:sz="0" w:space="0" w:color="000000"/>
-              <w:left w:val="none" w:sz="0" w:space="0" w:color="000000"/>
-              <w:right w:val="none" w:sz="0" w:space="0" w:color="000000"/>
-            </w:tcBorders>
-            <w:shd w:val="clear" w:color="auto" w:fill="FFFFFF"/>
-            <w:tcMar>
-              <w:top w:w="0" w:type="dxa"/>
-              <w:bottom w:w="0" w:type="dxa"/>
-              <w:left w:w="0" w:type="dxa"/>
-              <w:right w:w="0" w:type="dxa"/>
-            </w:tcMar>
-            <w:vAlign w:val="top"/>
-          </w:tcPr>
-          <w:p>
-            <w:pPr>
-              <w:pStyle w:val="Normal"/>
-              <w:jc w:val="center"/>
-              <w:pBdr>
-                <w:bottom w:val="none" w:sz="0" w:space="0" w:color="000000"/>
-                <w:top w:val="none" w:sz="0" w:space="0" w:color="000000"/>
-                <w:left w:val="none" w:sz="0" w:space="0" w:color="000000"/>
-                <w:right w:val="none" w:sz="0" w:space="0" w:color="000000"/>
-              </w:pBdr>
-              <w:spacing w:after="100" w:before="100" w:line="240"/>
-              <w:ind w:left="100" w:right="100" w:firstLine="0" w:firstLineChars="0"/>
-              <w:rPr>
-                <w:rFonts w:ascii="Helvetica" w:hAnsi="Helvetica" w:eastAsia="Helvetica" w:cs="Helvetica"/>
-                <w:i w:val="false"/>
-                <w:b w:val="false"/>
-                <w:u w:val="none"/>
-                <w:strike w:val="false"/>
-                <w:sz w:val="22"/>
-                <w:szCs w:val="22"/>
-                <w:color w:val="000000"/>
-              </w:rPr>
-            </w:pPr>
-            <w:r>
-              <w:rPr>
-                <w:rFonts w:ascii="Helvetica" w:hAnsi="Helvetica" w:eastAsia="Helvetica" w:cs="Helvetica"/>
-                <w:i w:val="false"/>
-                <w:b w:val="false"/>
-                <w:u w:val="none"/>
-                <w:strike w:val="false"/>
-                <w:sz w:val="22"/>
-                <w:szCs w:val="22"/>
-                <w:color w:val="000000"/>
-              </w:rPr>
-              <w:t xml:space="preserve">1,587 (21.5%)</w:t>
-            </w:r>
-          </w:p>
-        </w:tc>
-        <w:tc>
-          <w:tcPr>
-            <w:tcBorders>
-              <w:bottom w:val="none" w:sz="0" w:space="0" w:color="000000"/>
-              <w:top w:val="none" w:sz="0" w:space="0" w:color="000000"/>
-              <w:left w:val="none" w:sz="0" w:space="0" w:color="000000"/>
-              <w:right w:val="none" w:sz="0" w:space="0" w:color="000000"/>
-            </w:tcBorders>
-            <w:shd w:val="clear" w:color="auto" w:fill="FFFFFF"/>
-            <w:tcMar>
-              <w:top w:w="0" w:type="dxa"/>
-              <w:bottom w:w="0" w:type="dxa"/>
-              <w:left w:w="0" w:type="dxa"/>
-              <w:right w:w="0" w:type="dxa"/>
-            </w:tcMar>
-            <w:vAlign w:val="top"/>
-          </w:tcPr>
-          <w:p>
-            <w:pPr>
-              <w:pStyle w:val="Normal"/>
-              <w:jc w:val="center"/>
-              <w:pBdr>
-                <w:bottom w:val="none" w:sz="0" w:space="0" w:color="000000"/>
-                <w:top w:val="none" w:sz="0" w:space="0" w:color="000000"/>
-                <w:left w:val="none" w:sz="0" w:space="0" w:color="000000"/>
-                <w:right w:val="none" w:sz="0" w:space="0" w:color="000000"/>
-              </w:pBdr>
-              <w:spacing w:after="100" w:before="100" w:line="240"/>
-              <w:ind w:left="100" w:right="100" w:firstLine="0" w:firstLineChars="0"/>
-              <w:rPr>
-                <w:rFonts w:ascii="Helvetica" w:hAnsi="Helvetica" w:eastAsia="Helvetica" w:cs="Helvetica"/>
-                <w:i w:val="false"/>
-                <w:b w:val="false"/>
-                <w:u w:val="none"/>
-                <w:strike w:val="false"/>
-                <w:sz w:val="22"/>
-                <w:szCs w:val="22"/>
-                <w:color w:val="000000"/>
-              </w:rPr>
-            </w:pPr>
-            <w:r>
-              <w:rPr>
-                <w:rFonts w:ascii="Helvetica" w:hAnsi="Helvetica" w:eastAsia="Helvetica" w:cs="Helvetica"/>
-                <w:i w:val="false"/>
-                <w:b w:val="false"/>
-                <w:u w:val="none"/>
-                <w:strike w:val="false"/>
-                <w:sz w:val="22"/>
-                <w:szCs w:val="22"/>
-                <w:color w:val="000000"/>
-              </w:rPr>
-              <w:t xml:space="preserve">4,883 (19.7%)</w:t>
+              <w:t xml:space="preserve">22,525 (32.3%)</w:t>
+            </w:r>
+          </w:p>
+        </w:tc>
+        <w:tc>
+          <w:tcPr>
+            <w:tcBorders>
+              <w:bottom w:val="none" w:sz="0" w:space="0" w:color="000000"/>
+              <w:top w:val="none" w:sz="0" w:space="0" w:color="000000"/>
+              <w:left w:val="none" w:sz="0" w:space="0" w:color="000000"/>
+              <w:right w:val="none" w:sz="0" w:space="0" w:color="000000"/>
+            </w:tcBorders>
+            <w:shd w:val="clear" w:color="auto" w:fill="FFFFFF"/>
+            <w:tcMar>
+              <w:top w:w="0" w:type="dxa"/>
+              <w:bottom w:w="0" w:type="dxa"/>
+              <w:left w:w="0" w:type="dxa"/>
+              <w:right w:w="0" w:type="dxa"/>
+            </w:tcMar>
+            <w:vAlign w:val="top"/>
+          </w:tcPr>
+          <w:p>
+            <w:pPr>
+              <w:pStyle w:val="Normal"/>
+              <w:jc w:val="center"/>
+              <w:pBdr>
+                <w:bottom w:val="none" w:sz="0" w:space="0" w:color="000000"/>
+                <w:top w:val="none" w:sz="0" w:space="0" w:color="000000"/>
+                <w:left w:val="none" w:sz="0" w:space="0" w:color="000000"/>
+                <w:right w:val="none" w:sz="0" w:space="0" w:color="000000"/>
+              </w:pBdr>
+              <w:spacing w:after="100" w:before="100" w:line="240"/>
+              <w:ind w:left="100" w:right="100" w:firstLine="0" w:firstLineChars="0"/>
+              <w:rPr>
+                <w:rFonts w:ascii="Helvetica" w:hAnsi="Helvetica" w:eastAsia="Helvetica" w:cs="Helvetica"/>
+                <w:i w:val="false"/>
+                <w:b w:val="false"/>
+                <w:u w:val="none"/>
+                <w:strike w:val="false"/>
+                <w:sz w:val="22"/>
+                <w:szCs w:val="22"/>
+                <w:color w:val="000000"/>
+              </w:rPr>
+            </w:pPr>
+            <w:r>
+              <w:rPr>
+                <w:rFonts w:ascii="Helvetica" w:hAnsi="Helvetica" w:eastAsia="Helvetica" w:cs="Helvetica"/>
+                <w:i w:val="false"/>
+                <w:b w:val="false"/>
+                <w:u w:val="none"/>
+                <w:strike w:val="false"/>
+                <w:sz w:val="22"/>
+                <w:szCs w:val="22"/>
+                <w:color w:val="000000"/>
+              </w:rPr>
+              <w:t xml:space="preserve">9,890 (32.1%)</w:t>
+            </w:r>
+          </w:p>
+        </w:tc>
+        <w:tc>
+          <w:tcPr>
+            <w:tcBorders>
+              <w:bottom w:val="none" w:sz="0" w:space="0" w:color="000000"/>
+              <w:top w:val="none" w:sz="0" w:space="0" w:color="000000"/>
+              <w:left w:val="none" w:sz="0" w:space="0" w:color="000000"/>
+              <w:right w:val="none" w:sz="0" w:space="0" w:color="000000"/>
+            </w:tcBorders>
+            <w:shd w:val="clear" w:color="auto" w:fill="FFFFFF"/>
+            <w:tcMar>
+              <w:top w:w="0" w:type="dxa"/>
+              <w:bottom w:w="0" w:type="dxa"/>
+              <w:left w:w="0" w:type="dxa"/>
+              <w:right w:w="0" w:type="dxa"/>
+            </w:tcMar>
+            <w:vAlign w:val="top"/>
+          </w:tcPr>
+          <w:p>
+            <w:pPr>
+              <w:pStyle w:val="Normal"/>
+              <w:jc w:val="center"/>
+              <w:pBdr>
+                <w:bottom w:val="none" w:sz="0" w:space="0" w:color="000000"/>
+                <w:top w:val="none" w:sz="0" w:space="0" w:color="000000"/>
+                <w:left w:val="none" w:sz="0" w:space="0" w:color="000000"/>
+                <w:right w:val="none" w:sz="0" w:space="0" w:color="000000"/>
+              </w:pBdr>
+              <w:spacing w:after="100" w:before="100" w:line="240"/>
+              <w:ind w:left="100" w:right="100" w:firstLine="0" w:firstLineChars="0"/>
+              <w:rPr>
+                <w:rFonts w:ascii="Helvetica" w:hAnsi="Helvetica" w:eastAsia="Helvetica" w:cs="Helvetica"/>
+                <w:i w:val="false"/>
+                <w:b w:val="false"/>
+                <w:u w:val="none"/>
+                <w:strike w:val="false"/>
+                <w:sz w:val="22"/>
+                <w:szCs w:val="22"/>
+                <w:color w:val="000000"/>
+              </w:rPr>
+            </w:pPr>
+            <w:r>
+              <w:rPr>
+                <w:rFonts w:ascii="Helvetica" w:hAnsi="Helvetica" w:eastAsia="Helvetica" w:cs="Helvetica"/>
+                <w:i w:val="false"/>
+                <w:b w:val="false"/>
+                <w:u w:val="none"/>
+                <w:strike w:val="false"/>
+                <w:sz w:val="22"/>
+                <w:szCs w:val="22"/>
+                <w:color w:val="000000"/>
+              </w:rPr>
+              <w:t xml:space="preserve">462 (34.7%)</w:t>
+            </w:r>
+          </w:p>
+        </w:tc>
+        <w:tc>
+          <w:tcPr>
+            <w:tcBorders>
+              <w:bottom w:val="none" w:sz="0" w:space="0" w:color="000000"/>
+              <w:top w:val="none" w:sz="0" w:space="0" w:color="000000"/>
+              <w:left w:val="none" w:sz="0" w:space="0" w:color="000000"/>
+              <w:right w:val="none" w:sz="0" w:space="0" w:color="000000"/>
+            </w:tcBorders>
+            <w:shd w:val="clear" w:color="auto" w:fill="FFFFFF"/>
+            <w:tcMar>
+              <w:top w:w="0" w:type="dxa"/>
+              <w:bottom w:w="0" w:type="dxa"/>
+              <w:left w:w="0" w:type="dxa"/>
+              <w:right w:w="0" w:type="dxa"/>
+            </w:tcMar>
+            <w:vAlign w:val="top"/>
+          </w:tcPr>
+          <w:p>
+            <w:pPr>
+              <w:pStyle w:val="Normal"/>
+              <w:jc w:val="center"/>
+              <w:pBdr>
+                <w:bottom w:val="none" w:sz="0" w:space="0" w:color="000000"/>
+                <w:top w:val="none" w:sz="0" w:space="0" w:color="000000"/>
+                <w:left w:val="none" w:sz="0" w:space="0" w:color="000000"/>
+                <w:right w:val="none" w:sz="0" w:space="0" w:color="000000"/>
+              </w:pBdr>
+              <w:spacing w:after="100" w:before="100" w:line="240"/>
+              <w:ind w:left="100" w:right="100" w:firstLine="0" w:firstLineChars="0"/>
+              <w:rPr>
+                <w:rFonts w:ascii="Helvetica" w:hAnsi="Helvetica" w:eastAsia="Helvetica" w:cs="Helvetica"/>
+                <w:i w:val="false"/>
+                <w:b w:val="false"/>
+                <w:u w:val="none"/>
+                <w:strike w:val="false"/>
+                <w:sz w:val="22"/>
+                <w:szCs w:val="22"/>
+                <w:color w:val="000000"/>
+              </w:rPr>
+            </w:pPr>
+            <w:r>
+              <w:rPr>
+                <w:rFonts w:ascii="Helvetica" w:hAnsi="Helvetica" w:eastAsia="Helvetica" w:cs="Helvetica"/>
+                <w:i w:val="false"/>
+                <w:b w:val="false"/>
+                <w:u w:val="none"/>
+                <w:strike w:val="false"/>
+                <w:sz w:val="22"/>
+                <w:szCs w:val="22"/>
+                <w:color w:val="000000"/>
+              </w:rPr>
+              <w:t xml:space="preserve">63 (28.4%)</w:t>
+            </w:r>
+          </w:p>
+        </w:tc>
+        <w:tc>
+          <w:tcPr>
+            <w:tcBorders>
+              <w:bottom w:val="none" w:sz="0" w:space="0" w:color="000000"/>
+              <w:top w:val="none" w:sz="0" w:space="0" w:color="000000"/>
+              <w:left w:val="none" w:sz="0" w:space="0" w:color="000000"/>
+              <w:right w:val="none" w:sz="0" w:space="0" w:color="000000"/>
+            </w:tcBorders>
+            <w:shd w:val="clear" w:color="auto" w:fill="FFFFFF"/>
+            <w:tcMar>
+              <w:top w:w="0" w:type="dxa"/>
+              <w:bottom w:w="0" w:type="dxa"/>
+              <w:left w:w="0" w:type="dxa"/>
+              <w:right w:w="0" w:type="dxa"/>
+            </w:tcMar>
+            <w:vAlign w:val="top"/>
+          </w:tcPr>
+          <w:p>
+            <w:pPr>
+              <w:pStyle w:val="Normal"/>
+              <w:jc w:val="center"/>
+              <w:pBdr>
+                <w:bottom w:val="none" w:sz="0" w:space="0" w:color="000000"/>
+                <w:top w:val="none" w:sz="0" w:space="0" w:color="000000"/>
+                <w:left w:val="none" w:sz="0" w:space="0" w:color="000000"/>
+                <w:right w:val="none" w:sz="0" w:space="0" w:color="000000"/>
+              </w:pBdr>
+              <w:spacing w:after="100" w:before="100" w:line="240"/>
+              <w:ind w:left="100" w:right="100" w:firstLine="0" w:firstLineChars="0"/>
+              <w:rPr>
+                <w:rFonts w:ascii="Helvetica" w:hAnsi="Helvetica" w:eastAsia="Helvetica" w:cs="Helvetica"/>
+                <w:i w:val="false"/>
+                <w:b w:val="false"/>
+                <w:u w:val="none"/>
+                <w:strike w:val="false"/>
+                <w:sz w:val="22"/>
+                <w:szCs w:val="22"/>
+                <w:color w:val="000000"/>
+              </w:rPr>
+            </w:pPr>
+            <w:r>
+              <w:rPr>
+                <w:rFonts w:ascii="Helvetica" w:hAnsi="Helvetica" w:eastAsia="Helvetica" w:cs="Helvetica"/>
+                <w:i w:val="false"/>
+                <w:b w:val="false"/>
+                <w:u w:val="none"/>
+                <w:strike w:val="false"/>
+                <w:sz w:val="22"/>
+                <w:szCs w:val="22"/>
+                <w:color w:val="000000"/>
+              </w:rPr>
+              <w:t xml:space="preserve">1,394 (33.3%)</w:t>
+            </w:r>
+          </w:p>
+        </w:tc>
+        <w:tc>
+          <w:tcPr>
+            <w:tcBorders>
+              <w:bottom w:val="none" w:sz="0" w:space="0" w:color="000000"/>
+              <w:top w:val="none" w:sz="0" w:space="0" w:color="000000"/>
+              <w:left w:val="none" w:sz="0" w:space="0" w:color="000000"/>
+              <w:right w:val="none" w:sz="0" w:space="0" w:color="000000"/>
+            </w:tcBorders>
+            <w:shd w:val="clear" w:color="auto" w:fill="FFFFFF"/>
+            <w:tcMar>
+              <w:top w:w="0" w:type="dxa"/>
+              <w:bottom w:w="0" w:type="dxa"/>
+              <w:left w:w="0" w:type="dxa"/>
+              <w:right w:w="0" w:type="dxa"/>
+            </w:tcMar>
+            <w:vAlign w:val="top"/>
+          </w:tcPr>
+          <w:p>
+            <w:pPr>
+              <w:pStyle w:val="Normal"/>
+              <w:jc w:val="center"/>
+              <w:pBdr>
+                <w:bottom w:val="none" w:sz="0" w:space="0" w:color="000000"/>
+                <w:top w:val="none" w:sz="0" w:space="0" w:color="000000"/>
+                <w:left w:val="none" w:sz="0" w:space="0" w:color="000000"/>
+                <w:right w:val="none" w:sz="0" w:space="0" w:color="000000"/>
+              </w:pBdr>
+              <w:spacing w:after="100" w:before="100" w:line="240"/>
+              <w:ind w:left="100" w:right="100" w:firstLine="0" w:firstLineChars="0"/>
+              <w:rPr>
+                <w:rFonts w:ascii="Helvetica" w:hAnsi="Helvetica" w:eastAsia="Helvetica" w:cs="Helvetica"/>
+                <w:i w:val="false"/>
+                <w:b w:val="false"/>
+                <w:u w:val="none"/>
+                <w:strike w:val="false"/>
+                <w:sz w:val="22"/>
+                <w:szCs w:val="22"/>
+                <w:color w:val="000000"/>
+              </w:rPr>
+            </w:pPr>
+            <w:r>
+              <w:rPr>
+                <w:rFonts w:ascii="Helvetica" w:hAnsi="Helvetica" w:eastAsia="Helvetica" w:cs="Helvetica"/>
+                <w:i w:val="false"/>
+                <w:b w:val="false"/>
+                <w:u w:val="none"/>
+                <w:strike w:val="false"/>
+                <w:sz w:val="22"/>
+                <w:szCs w:val="22"/>
+                <w:color w:val="000000"/>
+              </w:rPr>
+              <w:t xml:space="preserve">344 (35.9%)</w:t>
+            </w:r>
+          </w:p>
+        </w:tc>
+        <w:tc>
+          <w:tcPr>
+            <w:tcBorders>
+              <w:bottom w:val="none" w:sz="0" w:space="0" w:color="000000"/>
+              <w:top w:val="none" w:sz="0" w:space="0" w:color="000000"/>
+              <w:left w:val="none" w:sz="0" w:space="0" w:color="000000"/>
+              <w:right w:val="none" w:sz="0" w:space="0" w:color="000000"/>
+            </w:tcBorders>
+            <w:shd w:val="clear" w:color="auto" w:fill="FFFFFF"/>
+            <w:tcMar>
+              <w:top w:w="0" w:type="dxa"/>
+              <w:bottom w:w="0" w:type="dxa"/>
+              <w:left w:w="0" w:type="dxa"/>
+              <w:right w:w="0" w:type="dxa"/>
+            </w:tcMar>
+            <w:vAlign w:val="top"/>
+          </w:tcPr>
+          <w:p>
+            <w:pPr>
+              <w:pStyle w:val="Normal"/>
+              <w:jc w:val="center"/>
+              <w:pBdr>
+                <w:bottom w:val="none" w:sz="0" w:space="0" w:color="000000"/>
+                <w:top w:val="none" w:sz="0" w:space="0" w:color="000000"/>
+                <w:left w:val="none" w:sz="0" w:space="0" w:color="000000"/>
+                <w:right w:val="none" w:sz="0" w:space="0" w:color="000000"/>
+              </w:pBdr>
+              <w:spacing w:after="100" w:before="100" w:line="240"/>
+              <w:ind w:left="100" w:right="100" w:firstLine="0" w:firstLineChars="0"/>
+              <w:rPr>
+                <w:rFonts w:ascii="Helvetica" w:hAnsi="Helvetica" w:eastAsia="Helvetica" w:cs="Helvetica"/>
+                <w:i w:val="false"/>
+                <w:b w:val="false"/>
+                <w:u w:val="none"/>
+                <w:strike w:val="false"/>
+                <w:sz w:val="22"/>
+                <w:szCs w:val="22"/>
+                <w:color w:val="000000"/>
+              </w:rPr>
+            </w:pPr>
+            <w:r>
+              <w:rPr>
+                <w:rFonts w:ascii="Helvetica" w:hAnsi="Helvetica" w:eastAsia="Helvetica" w:cs="Helvetica"/>
+                <w:i w:val="false"/>
+                <w:b w:val="false"/>
+                <w:u w:val="none"/>
+                <w:strike w:val="false"/>
+                <w:sz w:val="22"/>
+                <w:szCs w:val="22"/>
+                <w:color w:val="000000"/>
+              </w:rPr>
+              <w:t xml:space="preserve">50 (25.8%)</w:t>
+            </w:r>
+          </w:p>
+        </w:tc>
+        <w:tc>
+          <w:tcPr>
+            <w:tcBorders>
+              <w:bottom w:val="none" w:sz="0" w:space="0" w:color="000000"/>
+              <w:top w:val="none" w:sz="0" w:space="0" w:color="000000"/>
+              <w:left w:val="none" w:sz="0" w:space="0" w:color="000000"/>
+              <w:right w:val="none" w:sz="0" w:space="0" w:color="000000"/>
+            </w:tcBorders>
+            <w:shd w:val="clear" w:color="auto" w:fill="FFFFFF"/>
+            <w:tcMar>
+              <w:top w:w="0" w:type="dxa"/>
+              <w:bottom w:w="0" w:type="dxa"/>
+              <w:left w:w="0" w:type="dxa"/>
+              <w:right w:w="0" w:type="dxa"/>
+            </w:tcMar>
+            <w:vAlign w:val="top"/>
+          </w:tcPr>
+          <w:p>
+            <w:pPr>
+              <w:pStyle w:val="Normal"/>
+              <w:jc w:val="center"/>
+              <w:pBdr>
+                <w:bottom w:val="none" w:sz="0" w:space="0" w:color="000000"/>
+                <w:top w:val="none" w:sz="0" w:space="0" w:color="000000"/>
+                <w:left w:val="none" w:sz="0" w:space="0" w:color="000000"/>
+                <w:right w:val="none" w:sz="0" w:space="0" w:color="000000"/>
+              </w:pBdr>
+              <w:spacing w:after="100" w:before="100" w:line="240"/>
+              <w:ind w:left="100" w:right="100" w:firstLine="0" w:firstLineChars="0"/>
+              <w:rPr>
+                <w:rFonts w:ascii="Helvetica" w:hAnsi="Helvetica" w:eastAsia="Helvetica" w:cs="Helvetica"/>
+                <w:i w:val="false"/>
+                <w:b w:val="false"/>
+                <w:u w:val="none"/>
+                <w:strike w:val="false"/>
+                <w:sz w:val="22"/>
+                <w:szCs w:val="22"/>
+                <w:color w:val="000000"/>
+              </w:rPr>
+            </w:pPr>
+            <w:r>
+              <w:rPr>
+                <w:rFonts w:ascii="Helvetica" w:hAnsi="Helvetica" w:eastAsia="Helvetica" w:cs="Helvetica"/>
+                <w:i w:val="false"/>
+                <w:b w:val="false"/>
+                <w:u w:val="none"/>
+                <w:strike w:val="false"/>
+                <w:sz w:val="22"/>
+                <w:szCs w:val="22"/>
+                <w:color w:val="000000"/>
+              </w:rPr>
+              <w:t xml:space="preserve">2,216 (30.0%)</w:t>
+            </w:r>
+          </w:p>
+        </w:tc>
+        <w:tc>
+          <w:tcPr>
+            <w:tcBorders>
+              <w:bottom w:val="none" w:sz="0" w:space="0" w:color="000000"/>
+              <w:top w:val="none" w:sz="0" w:space="0" w:color="000000"/>
+              <w:left w:val="none" w:sz="0" w:space="0" w:color="000000"/>
+              <w:right w:val="none" w:sz="0" w:space="0" w:color="000000"/>
+            </w:tcBorders>
+            <w:shd w:val="clear" w:color="auto" w:fill="FFFFFF"/>
+            <w:tcMar>
+              <w:top w:w="0" w:type="dxa"/>
+              <w:bottom w:w="0" w:type="dxa"/>
+              <w:left w:w="0" w:type="dxa"/>
+              <w:right w:w="0" w:type="dxa"/>
+            </w:tcMar>
+            <w:vAlign w:val="top"/>
+          </w:tcPr>
+          <w:p>
+            <w:pPr>
+              <w:pStyle w:val="Normal"/>
+              <w:jc w:val="center"/>
+              <w:pBdr>
+                <w:bottom w:val="none" w:sz="0" w:space="0" w:color="000000"/>
+                <w:top w:val="none" w:sz="0" w:space="0" w:color="000000"/>
+                <w:left w:val="none" w:sz="0" w:space="0" w:color="000000"/>
+                <w:right w:val="none" w:sz="0" w:space="0" w:color="000000"/>
+              </w:pBdr>
+              <w:spacing w:after="100" w:before="100" w:line="240"/>
+              <w:ind w:left="100" w:right="100" w:firstLine="0" w:firstLineChars="0"/>
+              <w:rPr>
+                <w:rFonts w:ascii="Helvetica" w:hAnsi="Helvetica" w:eastAsia="Helvetica" w:cs="Helvetica"/>
+                <w:i w:val="false"/>
+                <w:b w:val="false"/>
+                <w:u w:val="none"/>
+                <w:strike w:val="false"/>
+                <w:sz w:val="22"/>
+                <w:szCs w:val="22"/>
+                <w:color w:val="000000"/>
+              </w:rPr>
+            </w:pPr>
+            <w:r>
+              <w:rPr>
+                <w:rFonts w:ascii="Helvetica" w:hAnsi="Helvetica" w:eastAsia="Helvetica" w:cs="Helvetica"/>
+                <w:i w:val="false"/>
+                <w:b w:val="false"/>
+                <w:u w:val="none"/>
+                <w:strike w:val="false"/>
+                <w:sz w:val="22"/>
+                <w:szCs w:val="22"/>
+                <w:color w:val="000000"/>
+              </w:rPr>
+              <w:t xml:space="preserve">8,106 (32.7%)</w:t>
             </w:r>
           </w:p>
         </w:tc>
@@ -3978,447 +3978,447 @@
                 <w:szCs w:val="22"/>
                 <w:color w:val="000000"/>
               </w:rPr>
-              <w:t xml:space="preserve">13,409 (19.2%)</w:t>
-            </w:r>
-          </w:p>
-        </w:tc>
-        <w:tc>
-          <w:tcPr>
-            <w:tcBorders>
-              <w:bottom w:val="none" w:sz="0" w:space="0" w:color="000000"/>
-              <w:top w:val="none" w:sz="0" w:space="0" w:color="000000"/>
-              <w:left w:val="none" w:sz="0" w:space="0" w:color="000000"/>
-              <w:right w:val="none" w:sz="0" w:space="0" w:color="000000"/>
-            </w:tcBorders>
-            <w:shd w:val="clear" w:color="auto" w:fill="FFFFFF"/>
-            <w:tcMar>
-              <w:top w:w="0" w:type="dxa"/>
-              <w:bottom w:w="0" w:type="dxa"/>
-              <w:left w:w="0" w:type="dxa"/>
-              <w:right w:w="0" w:type="dxa"/>
-            </w:tcMar>
-            <w:vAlign w:val="top"/>
-          </w:tcPr>
-          <w:p>
-            <w:pPr>
-              <w:pStyle w:val="Normal"/>
-              <w:jc w:val="center"/>
-              <w:pBdr>
-                <w:bottom w:val="none" w:sz="0" w:space="0" w:color="000000"/>
-                <w:top w:val="none" w:sz="0" w:space="0" w:color="000000"/>
-                <w:left w:val="none" w:sz="0" w:space="0" w:color="000000"/>
-                <w:right w:val="none" w:sz="0" w:space="0" w:color="000000"/>
-              </w:pBdr>
-              <w:spacing w:after="100" w:before="100" w:line="240"/>
-              <w:ind w:left="100" w:right="100" w:firstLine="0" w:firstLineChars="0"/>
-              <w:rPr>
-                <w:rFonts w:ascii="Helvetica" w:hAnsi="Helvetica" w:eastAsia="Helvetica" w:cs="Helvetica"/>
-                <w:i w:val="false"/>
-                <w:b w:val="false"/>
-                <w:u w:val="none"/>
-                <w:strike w:val="false"/>
-                <w:sz w:val="22"/>
-                <w:szCs w:val="22"/>
-                <w:color w:val="000000"/>
-              </w:rPr>
-            </w:pPr>
-            <w:r>
-              <w:rPr>
-                <w:rFonts w:ascii="Helvetica" w:hAnsi="Helvetica" w:eastAsia="Helvetica" w:cs="Helvetica"/>
-                <w:i w:val="false"/>
-                <w:b w:val="false"/>
-                <w:u w:val="none"/>
-                <w:strike w:val="false"/>
-                <w:sz w:val="22"/>
-                <w:szCs w:val="22"/>
-                <w:color w:val="000000"/>
-              </w:rPr>
-              <w:t xml:space="preserve">5,831 (18.9%)</w:t>
-            </w:r>
-          </w:p>
-        </w:tc>
-        <w:tc>
-          <w:tcPr>
-            <w:tcBorders>
-              <w:bottom w:val="none" w:sz="0" w:space="0" w:color="000000"/>
-              <w:top w:val="none" w:sz="0" w:space="0" w:color="000000"/>
-              <w:left w:val="none" w:sz="0" w:space="0" w:color="000000"/>
-              <w:right w:val="none" w:sz="0" w:space="0" w:color="000000"/>
-            </w:tcBorders>
-            <w:shd w:val="clear" w:color="auto" w:fill="FFFFFF"/>
-            <w:tcMar>
-              <w:top w:w="0" w:type="dxa"/>
-              <w:bottom w:w="0" w:type="dxa"/>
-              <w:left w:w="0" w:type="dxa"/>
-              <w:right w:w="0" w:type="dxa"/>
-            </w:tcMar>
-            <w:vAlign w:val="top"/>
-          </w:tcPr>
-          <w:p>
-            <w:pPr>
-              <w:pStyle w:val="Normal"/>
-              <w:jc w:val="center"/>
-              <w:pBdr>
-                <w:bottom w:val="none" w:sz="0" w:space="0" w:color="000000"/>
-                <w:top w:val="none" w:sz="0" w:space="0" w:color="000000"/>
-                <w:left w:val="none" w:sz="0" w:space="0" w:color="000000"/>
-                <w:right w:val="none" w:sz="0" w:space="0" w:color="000000"/>
-              </w:pBdr>
-              <w:spacing w:after="100" w:before="100" w:line="240"/>
-              <w:ind w:left="100" w:right="100" w:firstLine="0" w:firstLineChars="0"/>
-              <w:rPr>
-                <w:rFonts w:ascii="Helvetica" w:hAnsi="Helvetica" w:eastAsia="Helvetica" w:cs="Helvetica"/>
-                <w:i w:val="false"/>
-                <w:b w:val="false"/>
-                <w:u w:val="none"/>
-                <w:strike w:val="false"/>
-                <w:sz w:val="22"/>
-                <w:szCs w:val="22"/>
-                <w:color w:val="000000"/>
-              </w:rPr>
-            </w:pPr>
-            <w:r>
-              <w:rPr>
-                <w:rFonts w:ascii="Helvetica" w:hAnsi="Helvetica" w:eastAsia="Helvetica" w:cs="Helvetica"/>
-                <w:i w:val="false"/>
-                <w:b w:val="false"/>
-                <w:u w:val="none"/>
-                <w:strike w:val="false"/>
-                <w:sz w:val="22"/>
-                <w:szCs w:val="22"/>
-                <w:color w:val="000000"/>
-              </w:rPr>
-              <w:t xml:space="preserve">262 (19.7%)</w:t>
-            </w:r>
-          </w:p>
-        </w:tc>
-        <w:tc>
-          <w:tcPr>
-            <w:tcBorders>
-              <w:bottom w:val="none" w:sz="0" w:space="0" w:color="000000"/>
-              <w:top w:val="none" w:sz="0" w:space="0" w:color="000000"/>
-              <w:left w:val="none" w:sz="0" w:space="0" w:color="000000"/>
-              <w:right w:val="none" w:sz="0" w:space="0" w:color="000000"/>
-            </w:tcBorders>
-            <w:shd w:val="clear" w:color="auto" w:fill="FFFFFF"/>
-            <w:tcMar>
-              <w:top w:w="0" w:type="dxa"/>
-              <w:bottom w:w="0" w:type="dxa"/>
-              <w:left w:w="0" w:type="dxa"/>
-              <w:right w:w="0" w:type="dxa"/>
-            </w:tcMar>
-            <w:vAlign w:val="top"/>
-          </w:tcPr>
-          <w:p>
-            <w:pPr>
-              <w:pStyle w:val="Normal"/>
-              <w:jc w:val="center"/>
-              <w:pBdr>
-                <w:bottom w:val="none" w:sz="0" w:space="0" w:color="000000"/>
-                <w:top w:val="none" w:sz="0" w:space="0" w:color="000000"/>
-                <w:left w:val="none" w:sz="0" w:space="0" w:color="000000"/>
-                <w:right w:val="none" w:sz="0" w:space="0" w:color="000000"/>
-              </w:pBdr>
-              <w:spacing w:after="100" w:before="100" w:line="240"/>
-              <w:ind w:left="100" w:right="100" w:firstLine="0" w:firstLineChars="0"/>
-              <w:rPr>
-                <w:rFonts w:ascii="Helvetica" w:hAnsi="Helvetica" w:eastAsia="Helvetica" w:cs="Helvetica"/>
-                <w:i w:val="false"/>
-                <w:b w:val="false"/>
-                <w:u w:val="none"/>
-                <w:strike w:val="false"/>
-                <w:sz w:val="22"/>
-                <w:szCs w:val="22"/>
-                <w:color w:val="000000"/>
-              </w:rPr>
-            </w:pPr>
-            <w:r>
-              <w:rPr>
-                <w:rFonts w:ascii="Helvetica" w:hAnsi="Helvetica" w:eastAsia="Helvetica" w:cs="Helvetica"/>
-                <w:i w:val="false"/>
-                <w:b w:val="false"/>
-                <w:u w:val="none"/>
-                <w:strike w:val="false"/>
-                <w:sz w:val="22"/>
-                <w:szCs w:val="22"/>
-                <w:color w:val="000000"/>
-              </w:rPr>
-              <w:t xml:space="preserve">44 (19.8%)</w:t>
-            </w:r>
-          </w:p>
-        </w:tc>
-        <w:tc>
-          <w:tcPr>
-            <w:tcBorders>
-              <w:bottom w:val="none" w:sz="0" w:space="0" w:color="000000"/>
-              <w:top w:val="none" w:sz="0" w:space="0" w:color="000000"/>
-              <w:left w:val="none" w:sz="0" w:space="0" w:color="000000"/>
-              <w:right w:val="none" w:sz="0" w:space="0" w:color="000000"/>
-            </w:tcBorders>
-            <w:shd w:val="clear" w:color="auto" w:fill="FFFFFF"/>
-            <w:tcMar>
-              <w:top w:w="0" w:type="dxa"/>
-              <w:bottom w:w="0" w:type="dxa"/>
-              <w:left w:w="0" w:type="dxa"/>
-              <w:right w:w="0" w:type="dxa"/>
-            </w:tcMar>
-            <w:vAlign w:val="top"/>
-          </w:tcPr>
-          <w:p>
-            <w:pPr>
-              <w:pStyle w:val="Normal"/>
-              <w:jc w:val="center"/>
-              <w:pBdr>
-                <w:bottom w:val="none" w:sz="0" w:space="0" w:color="000000"/>
-                <w:top w:val="none" w:sz="0" w:space="0" w:color="000000"/>
-                <w:left w:val="none" w:sz="0" w:space="0" w:color="000000"/>
-                <w:right w:val="none" w:sz="0" w:space="0" w:color="000000"/>
-              </w:pBdr>
-              <w:spacing w:after="100" w:before="100" w:line="240"/>
-              <w:ind w:left="100" w:right="100" w:firstLine="0" w:firstLineChars="0"/>
-              <w:rPr>
-                <w:rFonts w:ascii="Helvetica" w:hAnsi="Helvetica" w:eastAsia="Helvetica" w:cs="Helvetica"/>
-                <w:i w:val="false"/>
-                <w:b w:val="false"/>
-                <w:u w:val="none"/>
-                <w:strike w:val="false"/>
-                <w:sz w:val="22"/>
-                <w:szCs w:val="22"/>
-                <w:color w:val="000000"/>
-              </w:rPr>
-            </w:pPr>
-            <w:r>
-              <w:rPr>
-                <w:rFonts w:ascii="Helvetica" w:hAnsi="Helvetica" w:eastAsia="Helvetica" w:cs="Helvetica"/>
-                <w:i w:val="false"/>
-                <w:b w:val="false"/>
-                <w:u w:val="none"/>
-                <w:strike w:val="false"/>
-                <w:sz w:val="22"/>
-                <w:szCs w:val="22"/>
-                <w:color w:val="000000"/>
-              </w:rPr>
-              <w:t xml:space="preserve">791 (18.9%)</w:t>
-            </w:r>
-          </w:p>
-        </w:tc>
-        <w:tc>
-          <w:tcPr>
-            <w:tcBorders>
-              <w:bottom w:val="none" w:sz="0" w:space="0" w:color="000000"/>
-              <w:top w:val="none" w:sz="0" w:space="0" w:color="000000"/>
-              <w:left w:val="none" w:sz="0" w:space="0" w:color="000000"/>
-              <w:right w:val="none" w:sz="0" w:space="0" w:color="000000"/>
-            </w:tcBorders>
-            <w:shd w:val="clear" w:color="auto" w:fill="FFFFFF"/>
-            <w:tcMar>
-              <w:top w:w="0" w:type="dxa"/>
-              <w:bottom w:w="0" w:type="dxa"/>
-              <w:left w:w="0" w:type="dxa"/>
-              <w:right w:w="0" w:type="dxa"/>
-            </w:tcMar>
-            <w:vAlign w:val="top"/>
-          </w:tcPr>
-          <w:p>
-            <w:pPr>
-              <w:pStyle w:val="Normal"/>
-              <w:jc w:val="center"/>
-              <w:pBdr>
-                <w:bottom w:val="none" w:sz="0" w:space="0" w:color="000000"/>
-                <w:top w:val="none" w:sz="0" w:space="0" w:color="000000"/>
-                <w:left w:val="none" w:sz="0" w:space="0" w:color="000000"/>
-                <w:right w:val="none" w:sz="0" w:space="0" w:color="000000"/>
-              </w:pBdr>
-              <w:spacing w:after="100" w:before="100" w:line="240"/>
-              <w:ind w:left="100" w:right="100" w:firstLine="0" w:firstLineChars="0"/>
-              <w:rPr>
-                <w:rFonts w:ascii="Helvetica" w:hAnsi="Helvetica" w:eastAsia="Helvetica" w:cs="Helvetica"/>
-                <w:i w:val="false"/>
-                <w:b w:val="false"/>
-                <w:u w:val="none"/>
-                <w:strike w:val="false"/>
-                <w:sz w:val="22"/>
-                <w:szCs w:val="22"/>
-                <w:color w:val="000000"/>
-              </w:rPr>
-            </w:pPr>
-            <w:r>
-              <w:rPr>
-                <w:rFonts w:ascii="Helvetica" w:hAnsi="Helvetica" w:eastAsia="Helvetica" w:cs="Helvetica"/>
-                <w:i w:val="false"/>
-                <w:b w:val="false"/>
-                <w:u w:val="none"/>
-                <w:strike w:val="false"/>
-                <w:sz w:val="22"/>
-                <w:szCs w:val="22"/>
-                <w:color w:val="000000"/>
-              </w:rPr>
-              <w:t xml:space="preserve">183 (19.1%)</w:t>
-            </w:r>
-          </w:p>
-        </w:tc>
-        <w:tc>
-          <w:tcPr>
-            <w:tcBorders>
-              <w:bottom w:val="none" w:sz="0" w:space="0" w:color="000000"/>
-              <w:top w:val="none" w:sz="0" w:space="0" w:color="000000"/>
-              <w:left w:val="none" w:sz="0" w:space="0" w:color="000000"/>
-              <w:right w:val="none" w:sz="0" w:space="0" w:color="000000"/>
-            </w:tcBorders>
-            <w:shd w:val="clear" w:color="auto" w:fill="FFFFFF"/>
-            <w:tcMar>
-              <w:top w:w="0" w:type="dxa"/>
-              <w:bottom w:w="0" w:type="dxa"/>
-              <w:left w:w="0" w:type="dxa"/>
-              <w:right w:w="0" w:type="dxa"/>
-            </w:tcMar>
-            <w:vAlign w:val="top"/>
-          </w:tcPr>
-          <w:p>
-            <w:pPr>
-              <w:pStyle w:val="Normal"/>
-              <w:jc w:val="center"/>
-              <w:pBdr>
-                <w:bottom w:val="none" w:sz="0" w:space="0" w:color="000000"/>
-                <w:top w:val="none" w:sz="0" w:space="0" w:color="000000"/>
-                <w:left w:val="none" w:sz="0" w:space="0" w:color="000000"/>
-                <w:right w:val="none" w:sz="0" w:space="0" w:color="000000"/>
-              </w:pBdr>
-              <w:spacing w:after="100" w:before="100" w:line="240"/>
-              <w:ind w:left="100" w:right="100" w:firstLine="0" w:firstLineChars="0"/>
-              <w:rPr>
-                <w:rFonts w:ascii="Helvetica" w:hAnsi="Helvetica" w:eastAsia="Helvetica" w:cs="Helvetica"/>
-                <w:i w:val="false"/>
-                <w:b w:val="false"/>
-                <w:u w:val="none"/>
-                <w:strike w:val="false"/>
-                <w:sz w:val="22"/>
-                <w:szCs w:val="22"/>
-                <w:color w:val="000000"/>
-              </w:rPr>
-            </w:pPr>
-            <w:r>
-              <w:rPr>
-                <w:rFonts w:ascii="Helvetica" w:hAnsi="Helvetica" w:eastAsia="Helvetica" w:cs="Helvetica"/>
-                <w:i w:val="false"/>
-                <w:b w:val="false"/>
-                <w:u w:val="none"/>
-                <w:strike w:val="false"/>
-                <w:sz w:val="22"/>
-                <w:szCs w:val="22"/>
-                <w:color w:val="000000"/>
-              </w:rPr>
-              <w:t xml:space="preserve">41 (21.1%)</w:t>
-            </w:r>
-          </w:p>
-        </w:tc>
-        <w:tc>
-          <w:tcPr>
-            <w:tcBorders>
-              <w:bottom w:val="none" w:sz="0" w:space="0" w:color="000000"/>
-              <w:top w:val="none" w:sz="0" w:space="0" w:color="000000"/>
-              <w:left w:val="none" w:sz="0" w:space="0" w:color="000000"/>
-              <w:right w:val="none" w:sz="0" w:space="0" w:color="000000"/>
-            </w:tcBorders>
-            <w:shd w:val="clear" w:color="auto" w:fill="FFFFFF"/>
-            <w:tcMar>
-              <w:top w:w="0" w:type="dxa"/>
-              <w:bottom w:w="0" w:type="dxa"/>
-              <w:left w:w="0" w:type="dxa"/>
-              <w:right w:w="0" w:type="dxa"/>
-            </w:tcMar>
-            <w:vAlign w:val="top"/>
-          </w:tcPr>
-          <w:p>
-            <w:pPr>
-              <w:pStyle w:val="Normal"/>
-              <w:jc w:val="center"/>
-              <w:pBdr>
-                <w:bottom w:val="none" w:sz="0" w:space="0" w:color="000000"/>
-                <w:top w:val="none" w:sz="0" w:space="0" w:color="000000"/>
-                <w:left w:val="none" w:sz="0" w:space="0" w:color="000000"/>
-                <w:right w:val="none" w:sz="0" w:space="0" w:color="000000"/>
-              </w:pBdr>
-              <w:spacing w:after="100" w:before="100" w:line="240"/>
-              <w:ind w:left="100" w:right="100" w:firstLine="0" w:firstLineChars="0"/>
-              <w:rPr>
-                <w:rFonts w:ascii="Helvetica" w:hAnsi="Helvetica" w:eastAsia="Helvetica" w:cs="Helvetica"/>
-                <w:i w:val="false"/>
-                <w:b w:val="false"/>
-                <w:u w:val="none"/>
-                <w:strike w:val="false"/>
-                <w:sz w:val="22"/>
-                <w:szCs w:val="22"/>
-                <w:color w:val="000000"/>
-              </w:rPr>
-            </w:pPr>
-            <w:r>
-              <w:rPr>
-                <w:rFonts w:ascii="Helvetica" w:hAnsi="Helvetica" w:eastAsia="Helvetica" w:cs="Helvetica"/>
-                <w:i w:val="false"/>
-                <w:b w:val="false"/>
-                <w:u w:val="none"/>
-                <w:strike w:val="false"/>
-                <w:sz w:val="22"/>
-                <w:szCs w:val="22"/>
-                <w:color w:val="000000"/>
-              </w:rPr>
-              <w:t xml:space="preserve">1,462 (19.8%)</w:t>
-            </w:r>
-          </w:p>
-        </w:tc>
-        <w:tc>
-          <w:tcPr>
-            <w:tcBorders>
-              <w:bottom w:val="none" w:sz="0" w:space="0" w:color="000000"/>
-              <w:top w:val="none" w:sz="0" w:space="0" w:color="000000"/>
-              <w:left w:val="none" w:sz="0" w:space="0" w:color="000000"/>
-              <w:right w:val="none" w:sz="0" w:space="0" w:color="000000"/>
-            </w:tcBorders>
-            <w:shd w:val="clear" w:color="auto" w:fill="FFFFFF"/>
-            <w:tcMar>
-              <w:top w:w="0" w:type="dxa"/>
-              <w:bottom w:w="0" w:type="dxa"/>
-              <w:left w:w="0" w:type="dxa"/>
-              <w:right w:w="0" w:type="dxa"/>
-            </w:tcMar>
-            <w:vAlign w:val="top"/>
-          </w:tcPr>
-          <w:p>
-            <w:pPr>
-              <w:pStyle w:val="Normal"/>
-              <w:jc w:val="center"/>
-              <w:pBdr>
-                <w:bottom w:val="none" w:sz="0" w:space="0" w:color="000000"/>
-                <w:top w:val="none" w:sz="0" w:space="0" w:color="000000"/>
-                <w:left w:val="none" w:sz="0" w:space="0" w:color="000000"/>
-                <w:right w:val="none" w:sz="0" w:space="0" w:color="000000"/>
-              </w:pBdr>
-              <w:spacing w:after="100" w:before="100" w:line="240"/>
-              <w:ind w:left="100" w:right="100" w:firstLine="0" w:firstLineChars="0"/>
-              <w:rPr>
-                <w:rFonts w:ascii="Helvetica" w:hAnsi="Helvetica" w:eastAsia="Helvetica" w:cs="Helvetica"/>
-                <w:i w:val="false"/>
-                <w:b w:val="false"/>
-                <w:u w:val="none"/>
-                <w:strike w:val="false"/>
-                <w:sz w:val="22"/>
-                <w:szCs w:val="22"/>
-                <w:color w:val="000000"/>
-              </w:rPr>
-            </w:pPr>
-            <w:r>
-              <w:rPr>
-                <w:rFonts w:ascii="Helvetica" w:hAnsi="Helvetica" w:eastAsia="Helvetica" w:cs="Helvetica"/>
-                <w:i w:val="false"/>
-                <w:b w:val="false"/>
-                <w:u w:val="none"/>
-                <w:strike w:val="false"/>
-                <w:sz w:val="22"/>
-                <w:szCs w:val="22"/>
-                <w:color w:val="000000"/>
-              </w:rPr>
-              <w:t xml:space="preserve">4,795 (19.4%)</w:t>
+              <w:t xml:space="preserve">22,306 (31.9%)</w:t>
+            </w:r>
+          </w:p>
+        </w:tc>
+        <w:tc>
+          <w:tcPr>
+            <w:tcBorders>
+              <w:bottom w:val="none" w:sz="0" w:space="0" w:color="000000"/>
+              <w:top w:val="none" w:sz="0" w:space="0" w:color="000000"/>
+              <w:left w:val="none" w:sz="0" w:space="0" w:color="000000"/>
+              <w:right w:val="none" w:sz="0" w:space="0" w:color="000000"/>
+            </w:tcBorders>
+            <w:shd w:val="clear" w:color="auto" w:fill="FFFFFF"/>
+            <w:tcMar>
+              <w:top w:w="0" w:type="dxa"/>
+              <w:bottom w:w="0" w:type="dxa"/>
+              <w:left w:w="0" w:type="dxa"/>
+              <w:right w:w="0" w:type="dxa"/>
+            </w:tcMar>
+            <w:vAlign w:val="top"/>
+          </w:tcPr>
+          <w:p>
+            <w:pPr>
+              <w:pStyle w:val="Normal"/>
+              <w:jc w:val="center"/>
+              <w:pBdr>
+                <w:bottom w:val="none" w:sz="0" w:space="0" w:color="000000"/>
+                <w:top w:val="none" w:sz="0" w:space="0" w:color="000000"/>
+                <w:left w:val="none" w:sz="0" w:space="0" w:color="000000"/>
+                <w:right w:val="none" w:sz="0" w:space="0" w:color="000000"/>
+              </w:pBdr>
+              <w:spacing w:after="100" w:before="100" w:line="240"/>
+              <w:ind w:left="100" w:right="100" w:firstLine="0" w:firstLineChars="0"/>
+              <w:rPr>
+                <w:rFonts w:ascii="Helvetica" w:hAnsi="Helvetica" w:eastAsia="Helvetica" w:cs="Helvetica"/>
+                <w:i w:val="false"/>
+                <w:b w:val="false"/>
+                <w:u w:val="none"/>
+                <w:strike w:val="false"/>
+                <w:sz w:val="22"/>
+                <w:szCs w:val="22"/>
+                <w:color w:val="000000"/>
+              </w:rPr>
+            </w:pPr>
+            <w:r>
+              <w:rPr>
+                <w:rFonts w:ascii="Helvetica" w:hAnsi="Helvetica" w:eastAsia="Helvetica" w:cs="Helvetica"/>
+                <w:i w:val="false"/>
+                <w:b w:val="false"/>
+                <w:u w:val="none"/>
+                <w:strike w:val="false"/>
+                <w:sz w:val="22"/>
+                <w:szCs w:val="22"/>
+                <w:color w:val="000000"/>
+              </w:rPr>
+              <w:t xml:space="preserve">9,907 (32.2%)</w:t>
+            </w:r>
+          </w:p>
+        </w:tc>
+        <w:tc>
+          <w:tcPr>
+            <w:tcBorders>
+              <w:bottom w:val="none" w:sz="0" w:space="0" w:color="000000"/>
+              <w:top w:val="none" w:sz="0" w:space="0" w:color="000000"/>
+              <w:left w:val="none" w:sz="0" w:space="0" w:color="000000"/>
+              <w:right w:val="none" w:sz="0" w:space="0" w:color="000000"/>
+            </w:tcBorders>
+            <w:shd w:val="clear" w:color="auto" w:fill="FFFFFF"/>
+            <w:tcMar>
+              <w:top w:w="0" w:type="dxa"/>
+              <w:bottom w:w="0" w:type="dxa"/>
+              <w:left w:w="0" w:type="dxa"/>
+              <w:right w:w="0" w:type="dxa"/>
+            </w:tcMar>
+            <w:vAlign w:val="top"/>
+          </w:tcPr>
+          <w:p>
+            <w:pPr>
+              <w:pStyle w:val="Normal"/>
+              <w:jc w:val="center"/>
+              <w:pBdr>
+                <w:bottom w:val="none" w:sz="0" w:space="0" w:color="000000"/>
+                <w:top w:val="none" w:sz="0" w:space="0" w:color="000000"/>
+                <w:left w:val="none" w:sz="0" w:space="0" w:color="000000"/>
+                <w:right w:val="none" w:sz="0" w:space="0" w:color="000000"/>
+              </w:pBdr>
+              <w:spacing w:after="100" w:before="100" w:line="240"/>
+              <w:ind w:left="100" w:right="100" w:firstLine="0" w:firstLineChars="0"/>
+              <w:rPr>
+                <w:rFonts w:ascii="Helvetica" w:hAnsi="Helvetica" w:eastAsia="Helvetica" w:cs="Helvetica"/>
+                <w:i w:val="false"/>
+                <w:b w:val="false"/>
+                <w:u w:val="none"/>
+                <w:strike w:val="false"/>
+                <w:sz w:val="22"/>
+                <w:szCs w:val="22"/>
+                <w:color w:val="000000"/>
+              </w:rPr>
+            </w:pPr>
+            <w:r>
+              <w:rPr>
+                <w:rFonts w:ascii="Helvetica" w:hAnsi="Helvetica" w:eastAsia="Helvetica" w:cs="Helvetica"/>
+                <w:i w:val="false"/>
+                <w:b w:val="false"/>
+                <w:u w:val="none"/>
+                <w:strike w:val="false"/>
+                <w:sz w:val="22"/>
+                <w:szCs w:val="22"/>
+                <w:color w:val="000000"/>
+              </w:rPr>
+              <w:t xml:space="preserve">431 (32.4%)</w:t>
+            </w:r>
+          </w:p>
+        </w:tc>
+        <w:tc>
+          <w:tcPr>
+            <w:tcBorders>
+              <w:bottom w:val="none" w:sz="0" w:space="0" w:color="000000"/>
+              <w:top w:val="none" w:sz="0" w:space="0" w:color="000000"/>
+              <w:left w:val="none" w:sz="0" w:space="0" w:color="000000"/>
+              <w:right w:val="none" w:sz="0" w:space="0" w:color="000000"/>
+            </w:tcBorders>
+            <w:shd w:val="clear" w:color="auto" w:fill="FFFFFF"/>
+            <w:tcMar>
+              <w:top w:w="0" w:type="dxa"/>
+              <w:bottom w:w="0" w:type="dxa"/>
+              <w:left w:w="0" w:type="dxa"/>
+              <w:right w:w="0" w:type="dxa"/>
+            </w:tcMar>
+            <w:vAlign w:val="top"/>
+          </w:tcPr>
+          <w:p>
+            <w:pPr>
+              <w:pStyle w:val="Normal"/>
+              <w:jc w:val="center"/>
+              <w:pBdr>
+                <w:bottom w:val="none" w:sz="0" w:space="0" w:color="000000"/>
+                <w:top w:val="none" w:sz="0" w:space="0" w:color="000000"/>
+                <w:left w:val="none" w:sz="0" w:space="0" w:color="000000"/>
+                <w:right w:val="none" w:sz="0" w:space="0" w:color="000000"/>
+              </w:pBdr>
+              <w:spacing w:after="100" w:before="100" w:line="240"/>
+              <w:ind w:left="100" w:right="100" w:firstLine="0" w:firstLineChars="0"/>
+              <w:rPr>
+                <w:rFonts w:ascii="Helvetica" w:hAnsi="Helvetica" w:eastAsia="Helvetica" w:cs="Helvetica"/>
+                <w:i w:val="false"/>
+                <w:b w:val="false"/>
+                <w:u w:val="none"/>
+                <w:strike w:val="false"/>
+                <w:sz w:val="22"/>
+                <w:szCs w:val="22"/>
+                <w:color w:val="000000"/>
+              </w:rPr>
+            </w:pPr>
+            <w:r>
+              <w:rPr>
+                <w:rFonts w:ascii="Helvetica" w:hAnsi="Helvetica" w:eastAsia="Helvetica" w:cs="Helvetica"/>
+                <w:i w:val="false"/>
+                <w:b w:val="false"/>
+                <w:u w:val="none"/>
+                <w:strike w:val="false"/>
+                <w:sz w:val="22"/>
+                <w:szCs w:val="22"/>
+                <w:color w:val="000000"/>
+              </w:rPr>
+              <w:t xml:space="preserve">66 (29.7%)</w:t>
+            </w:r>
+          </w:p>
+        </w:tc>
+        <w:tc>
+          <w:tcPr>
+            <w:tcBorders>
+              <w:bottom w:val="none" w:sz="0" w:space="0" w:color="000000"/>
+              <w:top w:val="none" w:sz="0" w:space="0" w:color="000000"/>
+              <w:left w:val="none" w:sz="0" w:space="0" w:color="000000"/>
+              <w:right w:val="none" w:sz="0" w:space="0" w:color="000000"/>
+            </w:tcBorders>
+            <w:shd w:val="clear" w:color="auto" w:fill="FFFFFF"/>
+            <w:tcMar>
+              <w:top w:w="0" w:type="dxa"/>
+              <w:bottom w:w="0" w:type="dxa"/>
+              <w:left w:w="0" w:type="dxa"/>
+              <w:right w:w="0" w:type="dxa"/>
+            </w:tcMar>
+            <w:vAlign w:val="top"/>
+          </w:tcPr>
+          <w:p>
+            <w:pPr>
+              <w:pStyle w:val="Normal"/>
+              <w:jc w:val="center"/>
+              <w:pBdr>
+                <w:bottom w:val="none" w:sz="0" w:space="0" w:color="000000"/>
+                <w:top w:val="none" w:sz="0" w:space="0" w:color="000000"/>
+                <w:left w:val="none" w:sz="0" w:space="0" w:color="000000"/>
+                <w:right w:val="none" w:sz="0" w:space="0" w:color="000000"/>
+              </w:pBdr>
+              <w:spacing w:after="100" w:before="100" w:line="240"/>
+              <w:ind w:left="100" w:right="100" w:firstLine="0" w:firstLineChars="0"/>
+              <w:rPr>
+                <w:rFonts w:ascii="Helvetica" w:hAnsi="Helvetica" w:eastAsia="Helvetica" w:cs="Helvetica"/>
+                <w:i w:val="false"/>
+                <w:b w:val="false"/>
+                <w:u w:val="none"/>
+                <w:strike w:val="false"/>
+                <w:sz w:val="22"/>
+                <w:szCs w:val="22"/>
+                <w:color w:val="000000"/>
+              </w:rPr>
+            </w:pPr>
+            <w:r>
+              <w:rPr>
+                <w:rFonts w:ascii="Helvetica" w:hAnsi="Helvetica" w:eastAsia="Helvetica" w:cs="Helvetica"/>
+                <w:i w:val="false"/>
+                <w:b w:val="false"/>
+                <w:u w:val="none"/>
+                <w:strike w:val="false"/>
+                <w:sz w:val="22"/>
+                <w:szCs w:val="22"/>
+                <w:color w:val="000000"/>
+              </w:rPr>
+              <w:t xml:space="preserve">1,372 (32.8%)</w:t>
+            </w:r>
+          </w:p>
+        </w:tc>
+        <w:tc>
+          <w:tcPr>
+            <w:tcBorders>
+              <w:bottom w:val="none" w:sz="0" w:space="0" w:color="000000"/>
+              <w:top w:val="none" w:sz="0" w:space="0" w:color="000000"/>
+              <w:left w:val="none" w:sz="0" w:space="0" w:color="000000"/>
+              <w:right w:val="none" w:sz="0" w:space="0" w:color="000000"/>
+            </w:tcBorders>
+            <w:shd w:val="clear" w:color="auto" w:fill="FFFFFF"/>
+            <w:tcMar>
+              <w:top w:w="0" w:type="dxa"/>
+              <w:bottom w:w="0" w:type="dxa"/>
+              <w:left w:w="0" w:type="dxa"/>
+              <w:right w:w="0" w:type="dxa"/>
+            </w:tcMar>
+            <w:vAlign w:val="top"/>
+          </w:tcPr>
+          <w:p>
+            <w:pPr>
+              <w:pStyle w:val="Normal"/>
+              <w:jc w:val="center"/>
+              <w:pBdr>
+                <w:bottom w:val="none" w:sz="0" w:space="0" w:color="000000"/>
+                <w:top w:val="none" w:sz="0" w:space="0" w:color="000000"/>
+                <w:left w:val="none" w:sz="0" w:space="0" w:color="000000"/>
+                <w:right w:val="none" w:sz="0" w:space="0" w:color="000000"/>
+              </w:pBdr>
+              <w:spacing w:after="100" w:before="100" w:line="240"/>
+              <w:ind w:left="100" w:right="100" w:firstLine="0" w:firstLineChars="0"/>
+              <w:rPr>
+                <w:rFonts w:ascii="Helvetica" w:hAnsi="Helvetica" w:eastAsia="Helvetica" w:cs="Helvetica"/>
+                <w:i w:val="false"/>
+                <w:b w:val="false"/>
+                <w:u w:val="none"/>
+                <w:strike w:val="false"/>
+                <w:sz w:val="22"/>
+                <w:szCs w:val="22"/>
+                <w:color w:val="000000"/>
+              </w:rPr>
+            </w:pPr>
+            <w:r>
+              <w:rPr>
+                <w:rFonts w:ascii="Helvetica" w:hAnsi="Helvetica" w:eastAsia="Helvetica" w:cs="Helvetica"/>
+                <w:i w:val="false"/>
+                <w:b w:val="false"/>
+                <w:u w:val="none"/>
+                <w:strike w:val="false"/>
+                <w:sz w:val="22"/>
+                <w:szCs w:val="22"/>
+                <w:color w:val="000000"/>
+              </w:rPr>
+              <w:t xml:space="preserve">287 (29.9%)</w:t>
+            </w:r>
+          </w:p>
+        </w:tc>
+        <w:tc>
+          <w:tcPr>
+            <w:tcBorders>
+              <w:bottom w:val="none" w:sz="0" w:space="0" w:color="000000"/>
+              <w:top w:val="none" w:sz="0" w:space="0" w:color="000000"/>
+              <w:left w:val="none" w:sz="0" w:space="0" w:color="000000"/>
+              <w:right w:val="none" w:sz="0" w:space="0" w:color="000000"/>
+            </w:tcBorders>
+            <w:shd w:val="clear" w:color="auto" w:fill="FFFFFF"/>
+            <w:tcMar>
+              <w:top w:w="0" w:type="dxa"/>
+              <w:bottom w:w="0" w:type="dxa"/>
+              <w:left w:w="0" w:type="dxa"/>
+              <w:right w:w="0" w:type="dxa"/>
+            </w:tcMar>
+            <w:vAlign w:val="top"/>
+          </w:tcPr>
+          <w:p>
+            <w:pPr>
+              <w:pStyle w:val="Normal"/>
+              <w:jc w:val="center"/>
+              <w:pBdr>
+                <w:bottom w:val="none" w:sz="0" w:space="0" w:color="000000"/>
+                <w:top w:val="none" w:sz="0" w:space="0" w:color="000000"/>
+                <w:left w:val="none" w:sz="0" w:space="0" w:color="000000"/>
+                <w:right w:val="none" w:sz="0" w:space="0" w:color="000000"/>
+              </w:pBdr>
+              <w:spacing w:after="100" w:before="100" w:line="240"/>
+              <w:ind w:left="100" w:right="100" w:firstLine="0" w:firstLineChars="0"/>
+              <w:rPr>
+                <w:rFonts w:ascii="Helvetica" w:hAnsi="Helvetica" w:eastAsia="Helvetica" w:cs="Helvetica"/>
+                <w:i w:val="false"/>
+                <w:b w:val="false"/>
+                <w:u w:val="none"/>
+                <w:strike w:val="false"/>
+                <w:sz w:val="22"/>
+                <w:szCs w:val="22"/>
+                <w:color w:val="000000"/>
+              </w:rPr>
+            </w:pPr>
+            <w:r>
+              <w:rPr>
+                <w:rFonts w:ascii="Helvetica" w:hAnsi="Helvetica" w:eastAsia="Helvetica" w:cs="Helvetica"/>
+                <w:i w:val="false"/>
+                <w:b w:val="false"/>
+                <w:u w:val="none"/>
+                <w:strike w:val="false"/>
+                <w:sz w:val="22"/>
+                <w:szCs w:val="22"/>
+                <w:color w:val="000000"/>
+              </w:rPr>
+              <w:t xml:space="preserve">64 (33.0%)</w:t>
+            </w:r>
+          </w:p>
+        </w:tc>
+        <w:tc>
+          <w:tcPr>
+            <w:tcBorders>
+              <w:bottom w:val="none" w:sz="0" w:space="0" w:color="000000"/>
+              <w:top w:val="none" w:sz="0" w:space="0" w:color="000000"/>
+              <w:left w:val="none" w:sz="0" w:space="0" w:color="000000"/>
+              <w:right w:val="none" w:sz="0" w:space="0" w:color="000000"/>
+            </w:tcBorders>
+            <w:shd w:val="clear" w:color="auto" w:fill="FFFFFF"/>
+            <w:tcMar>
+              <w:top w:w="0" w:type="dxa"/>
+              <w:bottom w:w="0" w:type="dxa"/>
+              <w:left w:w="0" w:type="dxa"/>
+              <w:right w:w="0" w:type="dxa"/>
+            </w:tcMar>
+            <w:vAlign w:val="top"/>
+          </w:tcPr>
+          <w:p>
+            <w:pPr>
+              <w:pStyle w:val="Normal"/>
+              <w:jc w:val="center"/>
+              <w:pBdr>
+                <w:bottom w:val="none" w:sz="0" w:space="0" w:color="000000"/>
+                <w:top w:val="none" w:sz="0" w:space="0" w:color="000000"/>
+                <w:left w:val="none" w:sz="0" w:space="0" w:color="000000"/>
+                <w:right w:val="none" w:sz="0" w:space="0" w:color="000000"/>
+              </w:pBdr>
+              <w:spacing w:after="100" w:before="100" w:line="240"/>
+              <w:ind w:left="100" w:right="100" w:firstLine="0" w:firstLineChars="0"/>
+              <w:rPr>
+                <w:rFonts w:ascii="Helvetica" w:hAnsi="Helvetica" w:eastAsia="Helvetica" w:cs="Helvetica"/>
+                <w:i w:val="false"/>
+                <w:b w:val="false"/>
+                <w:u w:val="none"/>
+                <w:strike w:val="false"/>
+                <w:sz w:val="22"/>
+                <w:szCs w:val="22"/>
+                <w:color w:val="000000"/>
+              </w:rPr>
+            </w:pPr>
+            <w:r>
+              <w:rPr>
+                <w:rFonts w:ascii="Helvetica" w:hAnsi="Helvetica" w:eastAsia="Helvetica" w:cs="Helvetica"/>
+                <w:i w:val="false"/>
+                <w:b w:val="false"/>
+                <w:u w:val="none"/>
+                <w:strike w:val="false"/>
+                <w:sz w:val="22"/>
+                <w:szCs w:val="22"/>
+                <w:color w:val="000000"/>
+              </w:rPr>
+              <w:t xml:space="preserve">2,457 (33.3%)</w:t>
+            </w:r>
+          </w:p>
+        </w:tc>
+        <w:tc>
+          <w:tcPr>
+            <w:tcBorders>
+              <w:bottom w:val="none" w:sz="0" w:space="0" w:color="000000"/>
+              <w:top w:val="none" w:sz="0" w:space="0" w:color="000000"/>
+              <w:left w:val="none" w:sz="0" w:space="0" w:color="000000"/>
+              <w:right w:val="none" w:sz="0" w:space="0" w:color="000000"/>
+            </w:tcBorders>
+            <w:shd w:val="clear" w:color="auto" w:fill="FFFFFF"/>
+            <w:tcMar>
+              <w:top w:w="0" w:type="dxa"/>
+              <w:bottom w:w="0" w:type="dxa"/>
+              <w:left w:w="0" w:type="dxa"/>
+              <w:right w:w="0" w:type="dxa"/>
+            </w:tcMar>
+            <w:vAlign w:val="top"/>
+          </w:tcPr>
+          <w:p>
+            <w:pPr>
+              <w:pStyle w:val="Normal"/>
+              <w:jc w:val="center"/>
+              <w:pBdr>
+                <w:bottom w:val="none" w:sz="0" w:space="0" w:color="000000"/>
+                <w:top w:val="none" w:sz="0" w:space="0" w:color="000000"/>
+                <w:left w:val="none" w:sz="0" w:space="0" w:color="000000"/>
+                <w:right w:val="none" w:sz="0" w:space="0" w:color="000000"/>
+              </w:pBdr>
+              <w:spacing w:after="100" w:before="100" w:line="240"/>
+              <w:ind w:left="100" w:right="100" w:firstLine="0" w:firstLineChars="0"/>
+              <w:rPr>
+                <w:rFonts w:ascii="Helvetica" w:hAnsi="Helvetica" w:eastAsia="Helvetica" w:cs="Helvetica"/>
+                <w:i w:val="false"/>
+                <w:b w:val="false"/>
+                <w:u w:val="none"/>
+                <w:strike w:val="false"/>
+                <w:sz w:val="22"/>
+                <w:szCs w:val="22"/>
+                <w:color w:val="000000"/>
+              </w:rPr>
+            </w:pPr>
+            <w:r>
+              <w:rPr>
+                <w:rFonts w:ascii="Helvetica" w:hAnsi="Helvetica" w:eastAsia="Helvetica" w:cs="Helvetica"/>
+                <w:i w:val="false"/>
+                <w:b w:val="false"/>
+                <w:u w:val="none"/>
+                <w:strike w:val="false"/>
+                <w:sz w:val="22"/>
+                <w:szCs w:val="22"/>
+                <w:color w:val="000000"/>
+              </w:rPr>
+              <w:t xml:space="preserve">7,722 (31.2%)</w:t>
             </w:r>
           </w:p>
         </w:tc>
@@ -4533,447 +4533,447 @@
                 <w:szCs w:val="22"/>
                 <w:color w:val="000000"/>
               </w:rPr>
-              <w:t xml:space="preserve">12,681 (18.2%)</w:t>
-            </w:r>
-          </w:p>
-        </w:tc>
-        <w:tc>
-          <w:tcPr>
-            <w:tcBorders>
-              <w:bottom w:val="none" w:sz="0" w:space="0" w:color="000000"/>
-              <w:top w:val="none" w:sz="0" w:space="0" w:color="000000"/>
-              <w:left w:val="none" w:sz="0" w:space="0" w:color="000000"/>
-              <w:right w:val="none" w:sz="0" w:space="0" w:color="000000"/>
-            </w:tcBorders>
-            <w:shd w:val="clear" w:color="auto" w:fill="FFFFFF"/>
-            <w:tcMar>
-              <w:top w:w="0" w:type="dxa"/>
-              <w:bottom w:w="0" w:type="dxa"/>
-              <w:left w:w="0" w:type="dxa"/>
-              <w:right w:w="0" w:type="dxa"/>
-            </w:tcMar>
-            <w:vAlign w:val="top"/>
-          </w:tcPr>
-          <w:p>
-            <w:pPr>
-              <w:pStyle w:val="Normal"/>
-              <w:jc w:val="center"/>
-              <w:pBdr>
-                <w:bottom w:val="none" w:sz="0" w:space="0" w:color="000000"/>
-                <w:top w:val="none" w:sz="0" w:space="0" w:color="000000"/>
-                <w:left w:val="none" w:sz="0" w:space="0" w:color="000000"/>
-                <w:right w:val="none" w:sz="0" w:space="0" w:color="000000"/>
-              </w:pBdr>
-              <w:spacing w:after="100" w:before="100" w:line="240"/>
-              <w:ind w:left="100" w:right="100" w:firstLine="0" w:firstLineChars="0"/>
-              <w:rPr>
-                <w:rFonts w:ascii="Helvetica" w:hAnsi="Helvetica" w:eastAsia="Helvetica" w:cs="Helvetica"/>
-                <w:i w:val="false"/>
-                <w:b w:val="false"/>
-                <w:u w:val="none"/>
-                <w:strike w:val="false"/>
-                <w:sz w:val="22"/>
-                <w:szCs w:val="22"/>
-                <w:color w:val="000000"/>
-              </w:rPr>
-            </w:pPr>
-            <w:r>
-              <w:rPr>
-                <w:rFonts w:ascii="Helvetica" w:hAnsi="Helvetica" w:eastAsia="Helvetica" w:cs="Helvetica"/>
-                <w:i w:val="false"/>
-                <w:b w:val="false"/>
-                <w:u w:val="none"/>
-                <w:strike w:val="false"/>
-                <w:sz w:val="22"/>
-                <w:szCs w:val="22"/>
-                <w:color w:val="000000"/>
-              </w:rPr>
-              <w:t xml:space="preserve">5,488 (17.8%)</w:t>
-            </w:r>
-          </w:p>
-        </w:tc>
-        <w:tc>
-          <w:tcPr>
-            <w:tcBorders>
-              <w:bottom w:val="none" w:sz="0" w:space="0" w:color="000000"/>
-              <w:top w:val="none" w:sz="0" w:space="0" w:color="000000"/>
-              <w:left w:val="none" w:sz="0" w:space="0" w:color="000000"/>
-              <w:right w:val="none" w:sz="0" w:space="0" w:color="000000"/>
-            </w:tcBorders>
-            <w:shd w:val="clear" w:color="auto" w:fill="FFFFFF"/>
-            <w:tcMar>
-              <w:top w:w="0" w:type="dxa"/>
-              <w:bottom w:w="0" w:type="dxa"/>
-              <w:left w:w="0" w:type="dxa"/>
-              <w:right w:w="0" w:type="dxa"/>
-            </w:tcMar>
-            <w:vAlign w:val="top"/>
-          </w:tcPr>
-          <w:p>
-            <w:pPr>
-              <w:pStyle w:val="Normal"/>
-              <w:jc w:val="center"/>
-              <w:pBdr>
-                <w:bottom w:val="none" w:sz="0" w:space="0" w:color="000000"/>
-                <w:top w:val="none" w:sz="0" w:space="0" w:color="000000"/>
-                <w:left w:val="none" w:sz="0" w:space="0" w:color="000000"/>
-                <w:right w:val="none" w:sz="0" w:space="0" w:color="000000"/>
-              </w:pBdr>
-              <w:spacing w:after="100" w:before="100" w:line="240"/>
-              <w:ind w:left="100" w:right="100" w:firstLine="0" w:firstLineChars="0"/>
-              <w:rPr>
-                <w:rFonts w:ascii="Helvetica" w:hAnsi="Helvetica" w:eastAsia="Helvetica" w:cs="Helvetica"/>
-                <w:i w:val="false"/>
-                <w:b w:val="false"/>
-                <w:u w:val="none"/>
-                <w:strike w:val="false"/>
-                <w:sz w:val="22"/>
-                <w:szCs w:val="22"/>
-                <w:color w:val="000000"/>
-              </w:rPr>
-            </w:pPr>
-            <w:r>
-              <w:rPr>
-                <w:rFonts w:ascii="Helvetica" w:hAnsi="Helvetica" w:eastAsia="Helvetica" w:cs="Helvetica"/>
-                <w:i w:val="false"/>
-                <w:b w:val="false"/>
-                <w:u w:val="none"/>
-                <w:strike w:val="false"/>
-                <w:sz w:val="22"/>
-                <w:szCs w:val="22"/>
-                <w:color w:val="000000"/>
-              </w:rPr>
-              <w:t xml:space="preserve">205 (15.4%)</w:t>
-            </w:r>
-          </w:p>
-        </w:tc>
-        <w:tc>
-          <w:tcPr>
-            <w:tcBorders>
-              <w:bottom w:val="none" w:sz="0" w:space="0" w:color="000000"/>
-              <w:top w:val="none" w:sz="0" w:space="0" w:color="000000"/>
-              <w:left w:val="none" w:sz="0" w:space="0" w:color="000000"/>
-              <w:right w:val="none" w:sz="0" w:space="0" w:color="000000"/>
-            </w:tcBorders>
-            <w:shd w:val="clear" w:color="auto" w:fill="FFFFFF"/>
-            <w:tcMar>
-              <w:top w:w="0" w:type="dxa"/>
-              <w:bottom w:w="0" w:type="dxa"/>
-              <w:left w:w="0" w:type="dxa"/>
-              <w:right w:w="0" w:type="dxa"/>
-            </w:tcMar>
-            <w:vAlign w:val="top"/>
-          </w:tcPr>
-          <w:p>
-            <w:pPr>
-              <w:pStyle w:val="Normal"/>
-              <w:jc w:val="center"/>
-              <w:pBdr>
-                <w:bottom w:val="none" w:sz="0" w:space="0" w:color="000000"/>
-                <w:top w:val="none" w:sz="0" w:space="0" w:color="000000"/>
-                <w:left w:val="none" w:sz="0" w:space="0" w:color="000000"/>
-                <w:right w:val="none" w:sz="0" w:space="0" w:color="000000"/>
-              </w:pBdr>
-              <w:spacing w:after="100" w:before="100" w:line="240"/>
-              <w:ind w:left="100" w:right="100" w:firstLine="0" w:firstLineChars="0"/>
-              <w:rPr>
-                <w:rFonts w:ascii="Helvetica" w:hAnsi="Helvetica" w:eastAsia="Helvetica" w:cs="Helvetica"/>
-                <w:i w:val="false"/>
-                <w:b w:val="false"/>
-                <w:u w:val="none"/>
-                <w:strike w:val="false"/>
-                <w:sz w:val="22"/>
-                <w:szCs w:val="22"/>
-                <w:color w:val="000000"/>
-              </w:rPr>
-            </w:pPr>
-            <w:r>
-              <w:rPr>
-                <w:rFonts w:ascii="Helvetica" w:hAnsi="Helvetica" w:eastAsia="Helvetica" w:cs="Helvetica"/>
-                <w:i w:val="false"/>
-                <w:b w:val="false"/>
-                <w:u w:val="none"/>
-                <w:strike w:val="false"/>
-                <w:sz w:val="22"/>
-                <w:szCs w:val="22"/>
-                <w:color w:val="000000"/>
-              </w:rPr>
-              <w:t xml:space="preserve">46 (20.7%)</w:t>
-            </w:r>
-          </w:p>
-        </w:tc>
-        <w:tc>
-          <w:tcPr>
-            <w:tcBorders>
-              <w:bottom w:val="none" w:sz="0" w:space="0" w:color="000000"/>
-              <w:top w:val="none" w:sz="0" w:space="0" w:color="000000"/>
-              <w:left w:val="none" w:sz="0" w:space="0" w:color="000000"/>
-              <w:right w:val="none" w:sz="0" w:space="0" w:color="000000"/>
-            </w:tcBorders>
-            <w:shd w:val="clear" w:color="auto" w:fill="FFFFFF"/>
-            <w:tcMar>
-              <w:top w:w="0" w:type="dxa"/>
-              <w:bottom w:w="0" w:type="dxa"/>
-              <w:left w:w="0" w:type="dxa"/>
-              <w:right w:w="0" w:type="dxa"/>
-            </w:tcMar>
-            <w:vAlign w:val="top"/>
-          </w:tcPr>
-          <w:p>
-            <w:pPr>
-              <w:pStyle w:val="Normal"/>
-              <w:jc w:val="center"/>
-              <w:pBdr>
-                <w:bottom w:val="none" w:sz="0" w:space="0" w:color="000000"/>
-                <w:top w:val="none" w:sz="0" w:space="0" w:color="000000"/>
-                <w:left w:val="none" w:sz="0" w:space="0" w:color="000000"/>
-                <w:right w:val="none" w:sz="0" w:space="0" w:color="000000"/>
-              </w:pBdr>
-              <w:spacing w:after="100" w:before="100" w:line="240"/>
-              <w:ind w:left="100" w:right="100" w:firstLine="0" w:firstLineChars="0"/>
-              <w:rPr>
-                <w:rFonts w:ascii="Helvetica" w:hAnsi="Helvetica" w:eastAsia="Helvetica" w:cs="Helvetica"/>
-                <w:i w:val="false"/>
-                <w:b w:val="false"/>
-                <w:u w:val="none"/>
-                <w:strike w:val="false"/>
-                <w:sz w:val="22"/>
-                <w:szCs w:val="22"/>
-                <w:color w:val="000000"/>
-              </w:rPr>
-            </w:pPr>
-            <w:r>
-              <w:rPr>
-                <w:rFonts w:ascii="Helvetica" w:hAnsi="Helvetica" w:eastAsia="Helvetica" w:cs="Helvetica"/>
-                <w:i w:val="false"/>
-                <w:b w:val="false"/>
-                <w:u w:val="none"/>
-                <w:strike w:val="false"/>
-                <w:sz w:val="22"/>
-                <w:szCs w:val="22"/>
-                <w:color w:val="000000"/>
-              </w:rPr>
-              <w:t xml:space="preserve">730 (17.5%)</w:t>
-            </w:r>
-          </w:p>
-        </w:tc>
-        <w:tc>
-          <w:tcPr>
-            <w:tcBorders>
-              <w:bottom w:val="none" w:sz="0" w:space="0" w:color="000000"/>
-              <w:top w:val="none" w:sz="0" w:space="0" w:color="000000"/>
-              <w:left w:val="none" w:sz="0" w:space="0" w:color="000000"/>
-              <w:right w:val="none" w:sz="0" w:space="0" w:color="000000"/>
-            </w:tcBorders>
-            <w:shd w:val="clear" w:color="auto" w:fill="FFFFFF"/>
-            <w:tcMar>
-              <w:top w:w="0" w:type="dxa"/>
-              <w:bottom w:w="0" w:type="dxa"/>
-              <w:left w:w="0" w:type="dxa"/>
-              <w:right w:w="0" w:type="dxa"/>
-            </w:tcMar>
-            <w:vAlign w:val="top"/>
-          </w:tcPr>
-          <w:p>
-            <w:pPr>
-              <w:pStyle w:val="Normal"/>
-              <w:jc w:val="center"/>
-              <w:pBdr>
-                <w:bottom w:val="none" w:sz="0" w:space="0" w:color="000000"/>
-                <w:top w:val="none" w:sz="0" w:space="0" w:color="000000"/>
-                <w:left w:val="none" w:sz="0" w:space="0" w:color="000000"/>
-                <w:right w:val="none" w:sz="0" w:space="0" w:color="000000"/>
-              </w:pBdr>
-              <w:spacing w:after="100" w:before="100" w:line="240"/>
-              <w:ind w:left="100" w:right="100" w:firstLine="0" w:firstLineChars="0"/>
-              <w:rPr>
-                <w:rFonts w:ascii="Helvetica" w:hAnsi="Helvetica" w:eastAsia="Helvetica" w:cs="Helvetica"/>
-                <w:i w:val="false"/>
-                <w:b w:val="false"/>
-                <w:u w:val="none"/>
-                <w:strike w:val="false"/>
-                <w:sz w:val="22"/>
-                <w:szCs w:val="22"/>
-                <w:color w:val="000000"/>
-              </w:rPr>
-            </w:pPr>
-            <w:r>
-              <w:rPr>
-                <w:rFonts w:ascii="Helvetica" w:hAnsi="Helvetica" w:eastAsia="Helvetica" w:cs="Helvetica"/>
-                <w:i w:val="false"/>
-                <w:b w:val="false"/>
-                <w:u w:val="none"/>
-                <w:strike w:val="false"/>
-                <w:sz w:val="22"/>
-                <w:szCs w:val="22"/>
-                <w:color w:val="000000"/>
-              </w:rPr>
-              <w:t xml:space="preserve">168 (17.5%)</w:t>
-            </w:r>
-          </w:p>
-        </w:tc>
-        <w:tc>
-          <w:tcPr>
-            <w:tcBorders>
-              <w:bottom w:val="none" w:sz="0" w:space="0" w:color="000000"/>
-              <w:top w:val="none" w:sz="0" w:space="0" w:color="000000"/>
-              <w:left w:val="none" w:sz="0" w:space="0" w:color="000000"/>
-              <w:right w:val="none" w:sz="0" w:space="0" w:color="000000"/>
-            </w:tcBorders>
-            <w:shd w:val="clear" w:color="auto" w:fill="FFFFFF"/>
-            <w:tcMar>
-              <w:top w:w="0" w:type="dxa"/>
-              <w:bottom w:w="0" w:type="dxa"/>
-              <w:left w:w="0" w:type="dxa"/>
-              <w:right w:w="0" w:type="dxa"/>
-            </w:tcMar>
-            <w:vAlign w:val="top"/>
-          </w:tcPr>
-          <w:p>
-            <w:pPr>
-              <w:pStyle w:val="Normal"/>
-              <w:jc w:val="center"/>
-              <w:pBdr>
-                <w:bottom w:val="none" w:sz="0" w:space="0" w:color="000000"/>
-                <w:top w:val="none" w:sz="0" w:space="0" w:color="000000"/>
-                <w:left w:val="none" w:sz="0" w:space="0" w:color="000000"/>
-                <w:right w:val="none" w:sz="0" w:space="0" w:color="000000"/>
-              </w:pBdr>
-              <w:spacing w:after="100" w:before="100" w:line="240"/>
-              <w:ind w:left="100" w:right="100" w:firstLine="0" w:firstLineChars="0"/>
-              <w:rPr>
-                <w:rFonts w:ascii="Helvetica" w:hAnsi="Helvetica" w:eastAsia="Helvetica" w:cs="Helvetica"/>
-                <w:i w:val="false"/>
-                <w:b w:val="false"/>
-                <w:u w:val="none"/>
-                <w:strike w:val="false"/>
-                <w:sz w:val="22"/>
-                <w:szCs w:val="22"/>
-                <w:color w:val="000000"/>
-              </w:rPr>
-            </w:pPr>
-            <w:r>
-              <w:rPr>
-                <w:rFonts w:ascii="Helvetica" w:hAnsi="Helvetica" w:eastAsia="Helvetica" w:cs="Helvetica"/>
-                <w:i w:val="false"/>
-                <w:b w:val="false"/>
-                <w:u w:val="none"/>
-                <w:strike w:val="false"/>
-                <w:sz w:val="22"/>
-                <w:szCs w:val="22"/>
-                <w:color w:val="000000"/>
-              </w:rPr>
-              <w:t xml:space="preserve">36 (18.6%)</w:t>
-            </w:r>
-          </w:p>
-        </w:tc>
-        <w:tc>
-          <w:tcPr>
-            <w:tcBorders>
-              <w:bottom w:val="none" w:sz="0" w:space="0" w:color="000000"/>
-              <w:top w:val="none" w:sz="0" w:space="0" w:color="000000"/>
-              <w:left w:val="none" w:sz="0" w:space="0" w:color="000000"/>
-              <w:right w:val="none" w:sz="0" w:space="0" w:color="000000"/>
-            </w:tcBorders>
-            <w:shd w:val="clear" w:color="auto" w:fill="FFFFFF"/>
-            <w:tcMar>
-              <w:top w:w="0" w:type="dxa"/>
-              <w:bottom w:w="0" w:type="dxa"/>
-              <w:left w:w="0" w:type="dxa"/>
-              <w:right w:w="0" w:type="dxa"/>
-            </w:tcMar>
-            <w:vAlign w:val="top"/>
-          </w:tcPr>
-          <w:p>
-            <w:pPr>
-              <w:pStyle w:val="Normal"/>
-              <w:jc w:val="center"/>
-              <w:pBdr>
-                <w:bottom w:val="none" w:sz="0" w:space="0" w:color="000000"/>
-                <w:top w:val="none" w:sz="0" w:space="0" w:color="000000"/>
-                <w:left w:val="none" w:sz="0" w:space="0" w:color="000000"/>
-                <w:right w:val="none" w:sz="0" w:space="0" w:color="000000"/>
-              </w:pBdr>
-              <w:spacing w:after="100" w:before="100" w:line="240"/>
-              <w:ind w:left="100" w:right="100" w:firstLine="0" w:firstLineChars="0"/>
-              <w:rPr>
-                <w:rFonts w:ascii="Helvetica" w:hAnsi="Helvetica" w:eastAsia="Helvetica" w:cs="Helvetica"/>
-                <w:i w:val="false"/>
-                <w:b w:val="false"/>
-                <w:u w:val="none"/>
-                <w:strike w:val="false"/>
-                <w:sz w:val="22"/>
-                <w:szCs w:val="22"/>
-                <w:color w:val="000000"/>
-              </w:rPr>
-            </w:pPr>
-            <w:r>
-              <w:rPr>
-                <w:rFonts w:ascii="Helvetica" w:hAnsi="Helvetica" w:eastAsia="Helvetica" w:cs="Helvetica"/>
-                <w:i w:val="false"/>
-                <w:b w:val="false"/>
-                <w:u w:val="none"/>
-                <w:strike w:val="false"/>
-                <w:sz w:val="22"/>
-                <w:szCs w:val="22"/>
-                <w:color w:val="000000"/>
-              </w:rPr>
-              <w:t xml:space="preserve">1,481 (20.0%)</w:t>
-            </w:r>
-          </w:p>
-        </w:tc>
-        <w:tc>
-          <w:tcPr>
-            <w:tcBorders>
-              <w:bottom w:val="none" w:sz="0" w:space="0" w:color="000000"/>
-              <w:top w:val="none" w:sz="0" w:space="0" w:color="000000"/>
-              <w:left w:val="none" w:sz="0" w:space="0" w:color="000000"/>
-              <w:right w:val="none" w:sz="0" w:space="0" w:color="000000"/>
-            </w:tcBorders>
-            <w:shd w:val="clear" w:color="auto" w:fill="FFFFFF"/>
-            <w:tcMar>
-              <w:top w:w="0" w:type="dxa"/>
-              <w:bottom w:w="0" w:type="dxa"/>
-              <w:left w:w="0" w:type="dxa"/>
-              <w:right w:w="0" w:type="dxa"/>
-            </w:tcMar>
-            <w:vAlign w:val="top"/>
-          </w:tcPr>
-          <w:p>
-            <w:pPr>
-              <w:pStyle w:val="Normal"/>
-              <w:jc w:val="center"/>
-              <w:pBdr>
-                <w:bottom w:val="none" w:sz="0" w:space="0" w:color="000000"/>
-                <w:top w:val="none" w:sz="0" w:space="0" w:color="000000"/>
-                <w:left w:val="none" w:sz="0" w:space="0" w:color="000000"/>
-                <w:right w:val="none" w:sz="0" w:space="0" w:color="000000"/>
-              </w:pBdr>
-              <w:spacing w:after="100" w:before="100" w:line="240"/>
-              <w:ind w:left="100" w:right="100" w:firstLine="0" w:firstLineChars="0"/>
-              <w:rPr>
-                <w:rFonts w:ascii="Helvetica" w:hAnsi="Helvetica" w:eastAsia="Helvetica" w:cs="Helvetica"/>
-                <w:i w:val="false"/>
-                <w:b w:val="false"/>
-                <w:u w:val="none"/>
-                <w:strike w:val="false"/>
-                <w:sz w:val="22"/>
-                <w:szCs w:val="22"/>
-                <w:color w:val="000000"/>
-              </w:rPr>
-            </w:pPr>
-            <w:r>
-              <w:rPr>
-                <w:rFonts w:ascii="Helvetica" w:hAnsi="Helvetica" w:eastAsia="Helvetica" w:cs="Helvetica"/>
-                <w:i w:val="false"/>
-                <w:b w:val="false"/>
-                <w:u w:val="none"/>
-                <w:strike w:val="false"/>
-                <w:sz w:val="22"/>
-                <w:szCs w:val="22"/>
-                <w:color w:val="000000"/>
-              </w:rPr>
-              <w:t xml:space="preserve">4,527 (18.3%)</w:t>
+              <w:t xml:space="preserve">19,688 (28.2%)</w:t>
+            </w:r>
+          </w:p>
+        </w:tc>
+        <w:tc>
+          <w:tcPr>
+            <w:tcBorders>
+              <w:bottom w:val="none" w:sz="0" w:space="0" w:color="000000"/>
+              <w:top w:val="none" w:sz="0" w:space="0" w:color="000000"/>
+              <w:left w:val="none" w:sz="0" w:space="0" w:color="000000"/>
+              <w:right w:val="none" w:sz="0" w:space="0" w:color="000000"/>
+            </w:tcBorders>
+            <w:shd w:val="clear" w:color="auto" w:fill="FFFFFF"/>
+            <w:tcMar>
+              <w:top w:w="0" w:type="dxa"/>
+              <w:bottom w:w="0" w:type="dxa"/>
+              <w:left w:w="0" w:type="dxa"/>
+              <w:right w:w="0" w:type="dxa"/>
+            </w:tcMar>
+            <w:vAlign w:val="top"/>
+          </w:tcPr>
+          <w:p>
+            <w:pPr>
+              <w:pStyle w:val="Normal"/>
+              <w:jc w:val="center"/>
+              <w:pBdr>
+                <w:bottom w:val="none" w:sz="0" w:space="0" w:color="000000"/>
+                <w:top w:val="none" w:sz="0" w:space="0" w:color="000000"/>
+                <w:left w:val="none" w:sz="0" w:space="0" w:color="000000"/>
+                <w:right w:val="none" w:sz="0" w:space="0" w:color="000000"/>
+              </w:pBdr>
+              <w:spacing w:after="100" w:before="100" w:line="240"/>
+              <w:ind w:left="100" w:right="100" w:firstLine="0" w:firstLineChars="0"/>
+              <w:rPr>
+                <w:rFonts w:ascii="Helvetica" w:hAnsi="Helvetica" w:eastAsia="Helvetica" w:cs="Helvetica"/>
+                <w:i w:val="false"/>
+                <w:b w:val="false"/>
+                <w:u w:val="none"/>
+                <w:strike w:val="false"/>
+                <w:sz w:val="22"/>
+                <w:szCs w:val="22"/>
+                <w:color w:val="000000"/>
+              </w:rPr>
+            </w:pPr>
+            <w:r>
+              <w:rPr>
+                <w:rFonts w:ascii="Helvetica" w:hAnsi="Helvetica" w:eastAsia="Helvetica" w:cs="Helvetica"/>
+                <w:i w:val="false"/>
+                <w:b w:val="false"/>
+                <w:u w:val="none"/>
+                <w:strike w:val="false"/>
+                <w:sz w:val="22"/>
+                <w:szCs w:val="22"/>
+                <w:color w:val="000000"/>
+              </w:rPr>
+              <w:t xml:space="preserve">8,447 (27.4%)</w:t>
+            </w:r>
+          </w:p>
+        </w:tc>
+        <w:tc>
+          <w:tcPr>
+            <w:tcBorders>
+              <w:bottom w:val="none" w:sz="0" w:space="0" w:color="000000"/>
+              <w:top w:val="none" w:sz="0" w:space="0" w:color="000000"/>
+              <w:left w:val="none" w:sz="0" w:space="0" w:color="000000"/>
+              <w:right w:val="none" w:sz="0" w:space="0" w:color="000000"/>
+            </w:tcBorders>
+            <w:shd w:val="clear" w:color="auto" w:fill="FFFFFF"/>
+            <w:tcMar>
+              <w:top w:w="0" w:type="dxa"/>
+              <w:bottom w:w="0" w:type="dxa"/>
+              <w:left w:w="0" w:type="dxa"/>
+              <w:right w:w="0" w:type="dxa"/>
+            </w:tcMar>
+            <w:vAlign w:val="top"/>
+          </w:tcPr>
+          <w:p>
+            <w:pPr>
+              <w:pStyle w:val="Normal"/>
+              <w:jc w:val="center"/>
+              <w:pBdr>
+                <w:bottom w:val="none" w:sz="0" w:space="0" w:color="000000"/>
+                <w:top w:val="none" w:sz="0" w:space="0" w:color="000000"/>
+                <w:left w:val="none" w:sz="0" w:space="0" w:color="000000"/>
+                <w:right w:val="none" w:sz="0" w:space="0" w:color="000000"/>
+              </w:pBdr>
+              <w:spacing w:after="100" w:before="100" w:line="240"/>
+              <w:ind w:left="100" w:right="100" w:firstLine="0" w:firstLineChars="0"/>
+              <w:rPr>
+                <w:rFonts w:ascii="Helvetica" w:hAnsi="Helvetica" w:eastAsia="Helvetica" w:cs="Helvetica"/>
+                <w:i w:val="false"/>
+                <w:b w:val="false"/>
+                <w:u w:val="none"/>
+                <w:strike w:val="false"/>
+                <w:sz w:val="22"/>
+                <w:szCs w:val="22"/>
+                <w:color w:val="000000"/>
+              </w:rPr>
+            </w:pPr>
+            <w:r>
+              <w:rPr>
+                <w:rFonts w:ascii="Helvetica" w:hAnsi="Helvetica" w:eastAsia="Helvetica" w:cs="Helvetica"/>
+                <w:i w:val="false"/>
+                <w:b w:val="false"/>
+                <w:u w:val="none"/>
+                <w:strike w:val="false"/>
+                <w:sz w:val="22"/>
+                <w:szCs w:val="22"/>
+                <w:color w:val="000000"/>
+              </w:rPr>
+              <w:t xml:space="preserve">341 (25.6%)</w:t>
+            </w:r>
+          </w:p>
+        </w:tc>
+        <w:tc>
+          <w:tcPr>
+            <w:tcBorders>
+              <w:bottom w:val="none" w:sz="0" w:space="0" w:color="000000"/>
+              <w:top w:val="none" w:sz="0" w:space="0" w:color="000000"/>
+              <w:left w:val="none" w:sz="0" w:space="0" w:color="000000"/>
+              <w:right w:val="none" w:sz="0" w:space="0" w:color="000000"/>
+            </w:tcBorders>
+            <w:shd w:val="clear" w:color="auto" w:fill="FFFFFF"/>
+            <w:tcMar>
+              <w:top w:w="0" w:type="dxa"/>
+              <w:bottom w:w="0" w:type="dxa"/>
+              <w:left w:w="0" w:type="dxa"/>
+              <w:right w:w="0" w:type="dxa"/>
+            </w:tcMar>
+            <w:vAlign w:val="top"/>
+          </w:tcPr>
+          <w:p>
+            <w:pPr>
+              <w:pStyle w:val="Normal"/>
+              <w:jc w:val="center"/>
+              <w:pBdr>
+                <w:bottom w:val="none" w:sz="0" w:space="0" w:color="000000"/>
+                <w:top w:val="none" w:sz="0" w:space="0" w:color="000000"/>
+                <w:left w:val="none" w:sz="0" w:space="0" w:color="000000"/>
+                <w:right w:val="none" w:sz="0" w:space="0" w:color="000000"/>
+              </w:pBdr>
+              <w:spacing w:after="100" w:before="100" w:line="240"/>
+              <w:ind w:left="100" w:right="100" w:firstLine="0" w:firstLineChars="0"/>
+              <w:rPr>
+                <w:rFonts w:ascii="Helvetica" w:hAnsi="Helvetica" w:eastAsia="Helvetica" w:cs="Helvetica"/>
+                <w:i w:val="false"/>
+                <w:b w:val="false"/>
+                <w:u w:val="none"/>
+                <w:strike w:val="false"/>
+                <w:sz w:val="22"/>
+                <w:szCs w:val="22"/>
+                <w:color w:val="000000"/>
+              </w:rPr>
+            </w:pPr>
+            <w:r>
+              <w:rPr>
+                <w:rFonts w:ascii="Helvetica" w:hAnsi="Helvetica" w:eastAsia="Helvetica" w:cs="Helvetica"/>
+                <w:i w:val="false"/>
+                <w:b w:val="false"/>
+                <w:u w:val="none"/>
+                <w:strike w:val="false"/>
+                <w:sz w:val="22"/>
+                <w:szCs w:val="22"/>
+                <w:color w:val="000000"/>
+              </w:rPr>
+              <w:t xml:space="preserve">69 (31.1%)</w:t>
+            </w:r>
+          </w:p>
+        </w:tc>
+        <w:tc>
+          <w:tcPr>
+            <w:tcBorders>
+              <w:bottom w:val="none" w:sz="0" w:space="0" w:color="000000"/>
+              <w:top w:val="none" w:sz="0" w:space="0" w:color="000000"/>
+              <w:left w:val="none" w:sz="0" w:space="0" w:color="000000"/>
+              <w:right w:val="none" w:sz="0" w:space="0" w:color="000000"/>
+            </w:tcBorders>
+            <w:shd w:val="clear" w:color="auto" w:fill="FFFFFF"/>
+            <w:tcMar>
+              <w:top w:w="0" w:type="dxa"/>
+              <w:bottom w:w="0" w:type="dxa"/>
+              <w:left w:w="0" w:type="dxa"/>
+              <w:right w:w="0" w:type="dxa"/>
+            </w:tcMar>
+            <w:vAlign w:val="top"/>
+          </w:tcPr>
+          <w:p>
+            <w:pPr>
+              <w:pStyle w:val="Normal"/>
+              <w:jc w:val="center"/>
+              <w:pBdr>
+                <w:bottom w:val="none" w:sz="0" w:space="0" w:color="000000"/>
+                <w:top w:val="none" w:sz="0" w:space="0" w:color="000000"/>
+                <w:left w:val="none" w:sz="0" w:space="0" w:color="000000"/>
+                <w:right w:val="none" w:sz="0" w:space="0" w:color="000000"/>
+              </w:pBdr>
+              <w:spacing w:after="100" w:before="100" w:line="240"/>
+              <w:ind w:left="100" w:right="100" w:firstLine="0" w:firstLineChars="0"/>
+              <w:rPr>
+                <w:rFonts w:ascii="Helvetica" w:hAnsi="Helvetica" w:eastAsia="Helvetica" w:cs="Helvetica"/>
+                <w:i w:val="false"/>
+                <w:b w:val="false"/>
+                <w:u w:val="none"/>
+                <w:strike w:val="false"/>
+                <w:sz w:val="22"/>
+                <w:szCs w:val="22"/>
+                <w:color w:val="000000"/>
+              </w:rPr>
+            </w:pPr>
+            <w:r>
+              <w:rPr>
+                <w:rFonts w:ascii="Helvetica" w:hAnsi="Helvetica" w:eastAsia="Helvetica" w:cs="Helvetica"/>
+                <w:i w:val="false"/>
+                <w:b w:val="false"/>
+                <w:u w:val="none"/>
+                <w:strike w:val="false"/>
+                <w:sz w:val="22"/>
+                <w:szCs w:val="22"/>
+                <w:color w:val="000000"/>
+              </w:rPr>
+              <w:t xml:space="preserve">1,150 (27.5%)</w:t>
+            </w:r>
+          </w:p>
+        </w:tc>
+        <w:tc>
+          <w:tcPr>
+            <w:tcBorders>
+              <w:bottom w:val="none" w:sz="0" w:space="0" w:color="000000"/>
+              <w:top w:val="none" w:sz="0" w:space="0" w:color="000000"/>
+              <w:left w:val="none" w:sz="0" w:space="0" w:color="000000"/>
+              <w:right w:val="none" w:sz="0" w:space="0" w:color="000000"/>
+            </w:tcBorders>
+            <w:shd w:val="clear" w:color="auto" w:fill="FFFFFF"/>
+            <w:tcMar>
+              <w:top w:w="0" w:type="dxa"/>
+              <w:bottom w:w="0" w:type="dxa"/>
+              <w:left w:w="0" w:type="dxa"/>
+              <w:right w:w="0" w:type="dxa"/>
+            </w:tcMar>
+            <w:vAlign w:val="top"/>
+          </w:tcPr>
+          <w:p>
+            <w:pPr>
+              <w:pStyle w:val="Normal"/>
+              <w:jc w:val="center"/>
+              <w:pBdr>
+                <w:bottom w:val="none" w:sz="0" w:space="0" w:color="000000"/>
+                <w:top w:val="none" w:sz="0" w:space="0" w:color="000000"/>
+                <w:left w:val="none" w:sz="0" w:space="0" w:color="000000"/>
+                <w:right w:val="none" w:sz="0" w:space="0" w:color="000000"/>
+              </w:pBdr>
+              <w:spacing w:after="100" w:before="100" w:line="240"/>
+              <w:ind w:left="100" w:right="100" w:firstLine="0" w:firstLineChars="0"/>
+              <w:rPr>
+                <w:rFonts w:ascii="Helvetica" w:hAnsi="Helvetica" w:eastAsia="Helvetica" w:cs="Helvetica"/>
+                <w:i w:val="false"/>
+                <w:b w:val="false"/>
+                <w:u w:val="none"/>
+                <w:strike w:val="false"/>
+                <w:sz w:val="22"/>
+                <w:szCs w:val="22"/>
+                <w:color w:val="000000"/>
+              </w:rPr>
+            </w:pPr>
+            <w:r>
+              <w:rPr>
+                <w:rFonts w:ascii="Helvetica" w:hAnsi="Helvetica" w:eastAsia="Helvetica" w:cs="Helvetica"/>
+                <w:i w:val="false"/>
+                <w:b w:val="false"/>
+                <w:u w:val="none"/>
+                <w:strike w:val="false"/>
+                <w:sz w:val="22"/>
+                <w:szCs w:val="22"/>
+                <w:color w:val="000000"/>
+              </w:rPr>
+              <w:t xml:space="preserve">261 (27.2%)</w:t>
+            </w:r>
+          </w:p>
+        </w:tc>
+        <w:tc>
+          <w:tcPr>
+            <w:tcBorders>
+              <w:bottom w:val="none" w:sz="0" w:space="0" w:color="000000"/>
+              <w:top w:val="none" w:sz="0" w:space="0" w:color="000000"/>
+              <w:left w:val="none" w:sz="0" w:space="0" w:color="000000"/>
+              <w:right w:val="none" w:sz="0" w:space="0" w:color="000000"/>
+            </w:tcBorders>
+            <w:shd w:val="clear" w:color="auto" w:fill="FFFFFF"/>
+            <w:tcMar>
+              <w:top w:w="0" w:type="dxa"/>
+              <w:bottom w:w="0" w:type="dxa"/>
+              <w:left w:w="0" w:type="dxa"/>
+              <w:right w:w="0" w:type="dxa"/>
+            </w:tcMar>
+            <w:vAlign w:val="top"/>
+          </w:tcPr>
+          <w:p>
+            <w:pPr>
+              <w:pStyle w:val="Normal"/>
+              <w:jc w:val="center"/>
+              <w:pBdr>
+                <w:bottom w:val="none" w:sz="0" w:space="0" w:color="000000"/>
+                <w:top w:val="none" w:sz="0" w:space="0" w:color="000000"/>
+                <w:left w:val="none" w:sz="0" w:space="0" w:color="000000"/>
+                <w:right w:val="none" w:sz="0" w:space="0" w:color="000000"/>
+              </w:pBdr>
+              <w:spacing w:after="100" w:before="100" w:line="240"/>
+              <w:ind w:left="100" w:right="100" w:firstLine="0" w:firstLineChars="0"/>
+              <w:rPr>
+                <w:rFonts w:ascii="Helvetica" w:hAnsi="Helvetica" w:eastAsia="Helvetica" w:cs="Helvetica"/>
+                <w:i w:val="false"/>
+                <w:b w:val="false"/>
+                <w:u w:val="none"/>
+                <w:strike w:val="false"/>
+                <w:sz w:val="22"/>
+                <w:szCs w:val="22"/>
+                <w:color w:val="000000"/>
+              </w:rPr>
+            </w:pPr>
+            <w:r>
+              <w:rPr>
+                <w:rFonts w:ascii="Helvetica" w:hAnsi="Helvetica" w:eastAsia="Helvetica" w:cs="Helvetica"/>
+                <w:i w:val="false"/>
+                <w:b w:val="false"/>
+                <w:u w:val="none"/>
+                <w:strike w:val="false"/>
+                <w:sz w:val="22"/>
+                <w:szCs w:val="22"/>
+                <w:color w:val="000000"/>
+              </w:rPr>
+              <w:t xml:space="preserve">60 (30.9%)</w:t>
+            </w:r>
+          </w:p>
+        </w:tc>
+        <w:tc>
+          <w:tcPr>
+            <w:tcBorders>
+              <w:bottom w:val="none" w:sz="0" w:space="0" w:color="000000"/>
+              <w:top w:val="none" w:sz="0" w:space="0" w:color="000000"/>
+              <w:left w:val="none" w:sz="0" w:space="0" w:color="000000"/>
+              <w:right w:val="none" w:sz="0" w:space="0" w:color="000000"/>
+            </w:tcBorders>
+            <w:shd w:val="clear" w:color="auto" w:fill="FFFFFF"/>
+            <w:tcMar>
+              <w:top w:w="0" w:type="dxa"/>
+              <w:bottom w:w="0" w:type="dxa"/>
+              <w:left w:w="0" w:type="dxa"/>
+              <w:right w:w="0" w:type="dxa"/>
+            </w:tcMar>
+            <w:vAlign w:val="top"/>
+          </w:tcPr>
+          <w:p>
+            <w:pPr>
+              <w:pStyle w:val="Normal"/>
+              <w:jc w:val="center"/>
+              <w:pBdr>
+                <w:bottom w:val="none" w:sz="0" w:space="0" w:color="000000"/>
+                <w:top w:val="none" w:sz="0" w:space="0" w:color="000000"/>
+                <w:left w:val="none" w:sz="0" w:space="0" w:color="000000"/>
+                <w:right w:val="none" w:sz="0" w:space="0" w:color="000000"/>
+              </w:pBdr>
+              <w:spacing w:after="100" w:before="100" w:line="240"/>
+              <w:ind w:left="100" w:right="100" w:firstLine="0" w:firstLineChars="0"/>
+              <w:rPr>
+                <w:rFonts w:ascii="Helvetica" w:hAnsi="Helvetica" w:eastAsia="Helvetica" w:cs="Helvetica"/>
+                <w:i w:val="false"/>
+                <w:b w:val="false"/>
+                <w:u w:val="none"/>
+                <w:strike w:val="false"/>
+                <w:sz w:val="22"/>
+                <w:szCs w:val="22"/>
+                <w:color w:val="000000"/>
+              </w:rPr>
+            </w:pPr>
+            <w:r>
+              <w:rPr>
+                <w:rFonts w:ascii="Helvetica" w:hAnsi="Helvetica" w:eastAsia="Helvetica" w:cs="Helvetica"/>
+                <w:i w:val="false"/>
+                <w:b w:val="false"/>
+                <w:u w:val="none"/>
+                <w:strike w:val="false"/>
+                <w:sz w:val="22"/>
+                <w:szCs w:val="22"/>
+                <w:color w:val="000000"/>
+              </w:rPr>
+              <w:t xml:space="preserve">2,278 (30.8%)</w:t>
+            </w:r>
+          </w:p>
+        </w:tc>
+        <w:tc>
+          <w:tcPr>
+            <w:tcBorders>
+              <w:bottom w:val="none" w:sz="0" w:space="0" w:color="000000"/>
+              <w:top w:val="none" w:sz="0" w:space="0" w:color="000000"/>
+              <w:left w:val="none" w:sz="0" w:space="0" w:color="000000"/>
+              <w:right w:val="none" w:sz="0" w:space="0" w:color="000000"/>
+            </w:tcBorders>
+            <w:shd w:val="clear" w:color="auto" w:fill="FFFFFF"/>
+            <w:tcMar>
+              <w:top w:w="0" w:type="dxa"/>
+              <w:bottom w:w="0" w:type="dxa"/>
+              <w:left w:w="0" w:type="dxa"/>
+              <w:right w:w="0" w:type="dxa"/>
+            </w:tcMar>
+            <w:vAlign w:val="top"/>
+          </w:tcPr>
+          <w:p>
+            <w:pPr>
+              <w:pStyle w:val="Normal"/>
+              <w:jc w:val="center"/>
+              <w:pBdr>
+                <w:bottom w:val="none" w:sz="0" w:space="0" w:color="000000"/>
+                <w:top w:val="none" w:sz="0" w:space="0" w:color="000000"/>
+                <w:left w:val="none" w:sz="0" w:space="0" w:color="000000"/>
+                <w:right w:val="none" w:sz="0" w:space="0" w:color="000000"/>
+              </w:pBdr>
+              <w:spacing w:after="100" w:before="100" w:line="240"/>
+              <w:ind w:left="100" w:right="100" w:firstLine="0" w:firstLineChars="0"/>
+              <w:rPr>
+                <w:rFonts w:ascii="Helvetica" w:hAnsi="Helvetica" w:eastAsia="Helvetica" w:cs="Helvetica"/>
+                <w:i w:val="false"/>
+                <w:b w:val="false"/>
+                <w:u w:val="none"/>
+                <w:strike w:val="false"/>
+                <w:sz w:val="22"/>
+                <w:szCs w:val="22"/>
+                <w:color w:val="000000"/>
+              </w:rPr>
+            </w:pPr>
+            <w:r>
+              <w:rPr>
+                <w:rFonts w:ascii="Helvetica" w:hAnsi="Helvetica" w:eastAsia="Helvetica" w:cs="Helvetica"/>
+                <w:i w:val="false"/>
+                <w:b w:val="false"/>
+                <w:u w:val="none"/>
+                <w:strike w:val="false"/>
+                <w:sz w:val="22"/>
+                <w:szCs w:val="22"/>
+                <w:color w:val="000000"/>
+              </w:rPr>
+              <w:t xml:space="preserve">7,082 (28.6%)</w:t>
             </w:r>
           </w:p>
         </w:tc>

--- a/tabla_3_derechohabiencia.docx
+++ b/tabla_3_derechohabiencia.docx
@@ -2313,447 +2313,447 @@
                 <w:szCs w:val="22"/>
                 <w:color w:val="000000"/>
               </w:rPr>
-              <w:t xml:space="preserve">1,217 (1.7%)</w:t>
-            </w:r>
-          </w:p>
-        </w:tc>
-        <w:tc>
-          <w:tcPr>
-            <w:tcBorders>
-              <w:bottom w:val="none" w:sz="0" w:space="0" w:color="000000"/>
-              <w:top w:val="none" w:sz="0" w:space="0" w:color="000000"/>
-              <w:left w:val="none" w:sz="0" w:space="0" w:color="000000"/>
-              <w:right w:val="none" w:sz="0" w:space="0" w:color="000000"/>
-            </w:tcBorders>
-            <w:shd w:val="clear" w:color="auto" w:fill="FFFFFF"/>
-            <w:tcMar>
-              <w:top w:w="0" w:type="dxa"/>
-              <w:bottom w:w="0" w:type="dxa"/>
-              <w:left w:w="0" w:type="dxa"/>
-              <w:right w:w="0" w:type="dxa"/>
-            </w:tcMar>
-            <w:vAlign w:val="top"/>
-          </w:tcPr>
-          <w:p>
-            <w:pPr>
-              <w:pStyle w:val="Normal"/>
-              <w:jc w:val="center"/>
-              <w:pBdr>
-                <w:bottom w:val="none" w:sz="0" w:space="0" w:color="000000"/>
-                <w:top w:val="none" w:sz="0" w:space="0" w:color="000000"/>
-                <w:left w:val="none" w:sz="0" w:space="0" w:color="000000"/>
-                <w:right w:val="none" w:sz="0" w:space="0" w:color="000000"/>
-              </w:pBdr>
-              <w:spacing w:after="100" w:before="100" w:line="240"/>
-              <w:ind w:left="100" w:right="100" w:firstLine="0" w:firstLineChars="0"/>
-              <w:rPr>
-                <w:rFonts w:ascii="Helvetica" w:hAnsi="Helvetica" w:eastAsia="Helvetica" w:cs="Helvetica"/>
-                <w:i w:val="false"/>
-                <w:b w:val="false"/>
-                <w:u w:val="none"/>
-                <w:strike w:val="false"/>
-                <w:sz w:val="22"/>
-                <w:szCs w:val="22"/>
-                <w:color w:val="000000"/>
-              </w:rPr>
-            </w:pPr>
-            <w:r>
-              <w:rPr>
-                <w:rFonts w:ascii="Helvetica" w:hAnsi="Helvetica" w:eastAsia="Helvetica" w:cs="Helvetica"/>
-                <w:i w:val="false"/>
-                <w:b w:val="false"/>
-                <w:u w:val="none"/>
-                <w:strike w:val="false"/>
-                <w:sz w:val="22"/>
-                <w:szCs w:val="22"/>
-                <w:color w:val="000000"/>
-              </w:rPr>
-              <w:t xml:space="preserve">658 (2.1%)</w:t>
-            </w:r>
-          </w:p>
-        </w:tc>
-        <w:tc>
-          <w:tcPr>
-            <w:tcBorders>
-              <w:bottom w:val="none" w:sz="0" w:space="0" w:color="000000"/>
-              <w:top w:val="none" w:sz="0" w:space="0" w:color="000000"/>
-              <w:left w:val="none" w:sz="0" w:space="0" w:color="000000"/>
-              <w:right w:val="none" w:sz="0" w:space="0" w:color="000000"/>
-            </w:tcBorders>
-            <w:shd w:val="clear" w:color="auto" w:fill="FFFFFF"/>
-            <w:tcMar>
-              <w:top w:w="0" w:type="dxa"/>
-              <w:bottom w:w="0" w:type="dxa"/>
-              <w:left w:w="0" w:type="dxa"/>
-              <w:right w:w="0" w:type="dxa"/>
-            </w:tcMar>
-            <w:vAlign w:val="top"/>
-          </w:tcPr>
-          <w:p>
-            <w:pPr>
-              <w:pStyle w:val="Normal"/>
-              <w:jc w:val="center"/>
-              <w:pBdr>
-                <w:bottom w:val="none" w:sz="0" w:space="0" w:color="000000"/>
-                <w:top w:val="none" w:sz="0" w:space="0" w:color="000000"/>
-                <w:left w:val="none" w:sz="0" w:space="0" w:color="000000"/>
-                <w:right w:val="none" w:sz="0" w:space="0" w:color="000000"/>
-              </w:pBdr>
-              <w:spacing w:after="100" w:before="100" w:line="240"/>
-              <w:ind w:left="100" w:right="100" w:firstLine="0" w:firstLineChars="0"/>
-              <w:rPr>
-                <w:rFonts w:ascii="Helvetica" w:hAnsi="Helvetica" w:eastAsia="Helvetica" w:cs="Helvetica"/>
-                <w:i w:val="false"/>
-                <w:b w:val="false"/>
-                <w:u w:val="none"/>
-                <w:strike w:val="false"/>
-                <w:sz w:val="22"/>
-                <w:szCs w:val="22"/>
-                <w:color w:val="000000"/>
-              </w:rPr>
-            </w:pPr>
-            <w:r>
-              <w:rPr>
-                <w:rFonts w:ascii="Helvetica" w:hAnsi="Helvetica" w:eastAsia="Helvetica" w:cs="Helvetica"/>
-                <w:i w:val="false"/>
-                <w:b w:val="false"/>
-                <w:u w:val="none"/>
-                <w:strike w:val="false"/>
-                <w:sz w:val="22"/>
-                <w:szCs w:val="22"/>
-                <w:color w:val="000000"/>
-              </w:rPr>
-              <w:t xml:space="preserve">17 (1.3%)</w:t>
-            </w:r>
-          </w:p>
-        </w:tc>
-        <w:tc>
-          <w:tcPr>
-            <w:tcBorders>
-              <w:bottom w:val="none" w:sz="0" w:space="0" w:color="000000"/>
-              <w:top w:val="none" w:sz="0" w:space="0" w:color="000000"/>
-              <w:left w:val="none" w:sz="0" w:space="0" w:color="000000"/>
-              <w:right w:val="none" w:sz="0" w:space="0" w:color="000000"/>
-            </w:tcBorders>
-            <w:shd w:val="clear" w:color="auto" w:fill="FFFFFF"/>
-            <w:tcMar>
-              <w:top w:w="0" w:type="dxa"/>
-              <w:bottom w:w="0" w:type="dxa"/>
-              <w:left w:w="0" w:type="dxa"/>
-              <w:right w:w="0" w:type="dxa"/>
-            </w:tcMar>
-            <w:vAlign w:val="top"/>
-          </w:tcPr>
-          <w:p>
-            <w:pPr>
-              <w:pStyle w:val="Normal"/>
-              <w:jc w:val="center"/>
-              <w:pBdr>
-                <w:bottom w:val="none" w:sz="0" w:space="0" w:color="000000"/>
-                <w:top w:val="none" w:sz="0" w:space="0" w:color="000000"/>
-                <w:left w:val="none" w:sz="0" w:space="0" w:color="000000"/>
-                <w:right w:val="none" w:sz="0" w:space="0" w:color="000000"/>
-              </w:pBdr>
-              <w:spacing w:after="100" w:before="100" w:line="240"/>
-              <w:ind w:left="100" w:right="100" w:firstLine="0" w:firstLineChars="0"/>
-              <w:rPr>
-                <w:rFonts w:ascii="Helvetica" w:hAnsi="Helvetica" w:eastAsia="Helvetica" w:cs="Helvetica"/>
-                <w:i w:val="false"/>
-                <w:b w:val="false"/>
-                <w:u w:val="none"/>
-                <w:strike w:val="false"/>
-                <w:sz w:val="22"/>
-                <w:szCs w:val="22"/>
-                <w:color w:val="000000"/>
-              </w:rPr>
-            </w:pPr>
-            <w:r>
-              <w:rPr>
-                <w:rFonts w:ascii="Helvetica" w:hAnsi="Helvetica" w:eastAsia="Helvetica" w:cs="Helvetica"/>
-                <w:i w:val="false"/>
-                <w:b w:val="false"/>
-                <w:u w:val="none"/>
-                <w:strike w:val="false"/>
-                <w:sz w:val="22"/>
-                <w:szCs w:val="22"/>
-                <w:color w:val="000000"/>
-              </w:rPr>
-              <w:t xml:space="preserve">11 (5.0%)</w:t>
-            </w:r>
-          </w:p>
-        </w:tc>
-        <w:tc>
-          <w:tcPr>
-            <w:tcBorders>
-              <w:bottom w:val="none" w:sz="0" w:space="0" w:color="000000"/>
-              <w:top w:val="none" w:sz="0" w:space="0" w:color="000000"/>
-              <w:left w:val="none" w:sz="0" w:space="0" w:color="000000"/>
-              <w:right w:val="none" w:sz="0" w:space="0" w:color="000000"/>
-            </w:tcBorders>
-            <w:shd w:val="clear" w:color="auto" w:fill="FFFFFF"/>
-            <w:tcMar>
-              <w:top w:w="0" w:type="dxa"/>
-              <w:bottom w:w="0" w:type="dxa"/>
-              <w:left w:w="0" w:type="dxa"/>
-              <w:right w:w="0" w:type="dxa"/>
-            </w:tcMar>
-            <w:vAlign w:val="top"/>
-          </w:tcPr>
-          <w:p>
-            <w:pPr>
-              <w:pStyle w:val="Normal"/>
-              <w:jc w:val="center"/>
-              <w:pBdr>
-                <w:bottom w:val="none" w:sz="0" w:space="0" w:color="000000"/>
-                <w:top w:val="none" w:sz="0" w:space="0" w:color="000000"/>
-                <w:left w:val="none" w:sz="0" w:space="0" w:color="000000"/>
-                <w:right w:val="none" w:sz="0" w:space="0" w:color="000000"/>
-              </w:pBdr>
-              <w:spacing w:after="100" w:before="100" w:line="240"/>
-              <w:ind w:left="100" w:right="100" w:firstLine="0" w:firstLineChars="0"/>
-              <w:rPr>
-                <w:rFonts w:ascii="Helvetica" w:hAnsi="Helvetica" w:eastAsia="Helvetica" w:cs="Helvetica"/>
-                <w:i w:val="false"/>
-                <w:b w:val="false"/>
-                <w:u w:val="none"/>
-                <w:strike w:val="false"/>
-                <w:sz w:val="22"/>
-                <w:szCs w:val="22"/>
-                <w:color w:val="000000"/>
-              </w:rPr>
-            </w:pPr>
-            <w:r>
-              <w:rPr>
-                <w:rFonts w:ascii="Helvetica" w:hAnsi="Helvetica" w:eastAsia="Helvetica" w:cs="Helvetica"/>
-                <w:i w:val="false"/>
-                <w:b w:val="false"/>
-                <w:u w:val="none"/>
-                <w:strike w:val="false"/>
-                <w:sz w:val="22"/>
-                <w:szCs w:val="22"/>
-                <w:color w:val="000000"/>
-              </w:rPr>
-              <w:t xml:space="preserve">56 (1.3%)</w:t>
-            </w:r>
-          </w:p>
-        </w:tc>
-        <w:tc>
-          <w:tcPr>
-            <w:tcBorders>
-              <w:bottom w:val="none" w:sz="0" w:space="0" w:color="000000"/>
-              <w:top w:val="none" w:sz="0" w:space="0" w:color="000000"/>
-              <w:left w:val="none" w:sz="0" w:space="0" w:color="000000"/>
-              <w:right w:val="none" w:sz="0" w:space="0" w:color="000000"/>
-            </w:tcBorders>
-            <w:shd w:val="clear" w:color="auto" w:fill="FFFFFF"/>
-            <w:tcMar>
-              <w:top w:w="0" w:type="dxa"/>
-              <w:bottom w:w="0" w:type="dxa"/>
-              <w:left w:w="0" w:type="dxa"/>
-              <w:right w:w="0" w:type="dxa"/>
-            </w:tcMar>
-            <w:vAlign w:val="top"/>
-          </w:tcPr>
-          <w:p>
-            <w:pPr>
-              <w:pStyle w:val="Normal"/>
-              <w:jc w:val="center"/>
-              <w:pBdr>
-                <w:bottom w:val="none" w:sz="0" w:space="0" w:color="000000"/>
-                <w:top w:val="none" w:sz="0" w:space="0" w:color="000000"/>
-                <w:left w:val="none" w:sz="0" w:space="0" w:color="000000"/>
-                <w:right w:val="none" w:sz="0" w:space="0" w:color="000000"/>
-              </w:pBdr>
-              <w:spacing w:after="100" w:before="100" w:line="240"/>
-              <w:ind w:left="100" w:right="100" w:firstLine="0" w:firstLineChars="0"/>
-              <w:rPr>
-                <w:rFonts w:ascii="Helvetica" w:hAnsi="Helvetica" w:eastAsia="Helvetica" w:cs="Helvetica"/>
-                <w:i w:val="false"/>
-                <w:b w:val="false"/>
-                <w:u w:val="none"/>
-                <w:strike w:val="false"/>
-                <w:sz w:val="22"/>
-                <w:szCs w:val="22"/>
-                <w:color w:val="000000"/>
-              </w:rPr>
-            </w:pPr>
-            <w:r>
-              <w:rPr>
-                <w:rFonts w:ascii="Helvetica" w:hAnsi="Helvetica" w:eastAsia="Helvetica" w:cs="Helvetica"/>
-                <w:i w:val="false"/>
-                <w:b w:val="false"/>
-                <w:u w:val="none"/>
-                <w:strike w:val="false"/>
-                <w:sz w:val="22"/>
-                <w:szCs w:val="22"/>
-                <w:color w:val="000000"/>
-              </w:rPr>
-              <w:t xml:space="preserve">18 (1.9%)</w:t>
-            </w:r>
-          </w:p>
-        </w:tc>
-        <w:tc>
-          <w:tcPr>
-            <w:tcBorders>
-              <w:bottom w:val="none" w:sz="0" w:space="0" w:color="000000"/>
-              <w:top w:val="none" w:sz="0" w:space="0" w:color="000000"/>
-              <w:left w:val="none" w:sz="0" w:space="0" w:color="000000"/>
-              <w:right w:val="none" w:sz="0" w:space="0" w:color="000000"/>
-            </w:tcBorders>
-            <w:shd w:val="clear" w:color="auto" w:fill="FFFFFF"/>
-            <w:tcMar>
-              <w:top w:w="0" w:type="dxa"/>
-              <w:bottom w:w="0" w:type="dxa"/>
-              <w:left w:w="0" w:type="dxa"/>
-              <w:right w:w="0" w:type="dxa"/>
-            </w:tcMar>
-            <w:vAlign w:val="top"/>
-          </w:tcPr>
-          <w:p>
-            <w:pPr>
-              <w:pStyle w:val="Normal"/>
-              <w:jc w:val="center"/>
-              <w:pBdr>
-                <w:bottom w:val="none" w:sz="0" w:space="0" w:color="000000"/>
-                <w:top w:val="none" w:sz="0" w:space="0" w:color="000000"/>
-                <w:left w:val="none" w:sz="0" w:space="0" w:color="000000"/>
-                <w:right w:val="none" w:sz="0" w:space="0" w:color="000000"/>
-              </w:pBdr>
-              <w:spacing w:after="100" w:before="100" w:line="240"/>
-              <w:ind w:left="100" w:right="100" w:firstLine="0" w:firstLineChars="0"/>
-              <w:rPr>
-                <w:rFonts w:ascii="Helvetica" w:hAnsi="Helvetica" w:eastAsia="Helvetica" w:cs="Helvetica"/>
-                <w:i w:val="false"/>
-                <w:b w:val="false"/>
-                <w:u w:val="none"/>
-                <w:strike w:val="false"/>
-                <w:sz w:val="22"/>
-                <w:szCs w:val="22"/>
-                <w:color w:val="000000"/>
-              </w:rPr>
-            </w:pPr>
-            <w:r>
-              <w:rPr>
-                <w:rFonts w:ascii="Helvetica" w:hAnsi="Helvetica" w:eastAsia="Helvetica" w:cs="Helvetica"/>
-                <w:i w:val="false"/>
-                <w:b w:val="false"/>
-                <w:u w:val="none"/>
-                <w:strike w:val="false"/>
-                <w:sz w:val="22"/>
-                <w:szCs w:val="22"/>
-                <w:color w:val="000000"/>
-              </w:rPr>
-              <w:t xml:space="preserve">2 (1.0%)</w:t>
-            </w:r>
-          </w:p>
-        </w:tc>
-        <w:tc>
-          <w:tcPr>
-            <w:tcBorders>
-              <w:bottom w:val="none" w:sz="0" w:space="0" w:color="000000"/>
-              <w:top w:val="none" w:sz="0" w:space="0" w:color="000000"/>
-              <w:left w:val="none" w:sz="0" w:space="0" w:color="000000"/>
-              <w:right w:val="none" w:sz="0" w:space="0" w:color="000000"/>
-            </w:tcBorders>
-            <w:shd w:val="clear" w:color="auto" w:fill="FFFFFF"/>
-            <w:tcMar>
-              <w:top w:w="0" w:type="dxa"/>
-              <w:bottom w:w="0" w:type="dxa"/>
-              <w:left w:w="0" w:type="dxa"/>
-              <w:right w:w="0" w:type="dxa"/>
-            </w:tcMar>
-            <w:vAlign w:val="top"/>
-          </w:tcPr>
-          <w:p>
-            <w:pPr>
-              <w:pStyle w:val="Normal"/>
-              <w:jc w:val="center"/>
-              <w:pBdr>
-                <w:bottom w:val="none" w:sz="0" w:space="0" w:color="000000"/>
-                <w:top w:val="none" w:sz="0" w:space="0" w:color="000000"/>
-                <w:left w:val="none" w:sz="0" w:space="0" w:color="000000"/>
-                <w:right w:val="none" w:sz="0" w:space="0" w:color="000000"/>
-              </w:pBdr>
-              <w:spacing w:after="100" w:before="100" w:line="240"/>
-              <w:ind w:left="100" w:right="100" w:firstLine="0" w:firstLineChars="0"/>
-              <w:rPr>
-                <w:rFonts w:ascii="Helvetica" w:hAnsi="Helvetica" w:eastAsia="Helvetica" w:cs="Helvetica"/>
-                <w:i w:val="false"/>
-                <w:b w:val="false"/>
-                <w:u w:val="none"/>
-                <w:strike w:val="false"/>
-                <w:sz w:val="22"/>
-                <w:szCs w:val="22"/>
-                <w:color w:val="000000"/>
-              </w:rPr>
-            </w:pPr>
-            <w:r>
-              <w:rPr>
-                <w:rFonts w:ascii="Helvetica" w:hAnsi="Helvetica" w:eastAsia="Helvetica" w:cs="Helvetica"/>
-                <w:i w:val="false"/>
-                <w:b w:val="false"/>
-                <w:u w:val="none"/>
-                <w:strike w:val="false"/>
-                <w:sz w:val="22"/>
-                <w:szCs w:val="22"/>
-                <w:color w:val="000000"/>
-              </w:rPr>
-              <w:t xml:space="preserve">76 (1.0%)</w:t>
-            </w:r>
-          </w:p>
-        </w:tc>
-        <w:tc>
-          <w:tcPr>
-            <w:tcBorders>
-              <w:bottom w:val="none" w:sz="0" w:space="0" w:color="000000"/>
-              <w:top w:val="none" w:sz="0" w:space="0" w:color="000000"/>
-              <w:left w:val="none" w:sz="0" w:space="0" w:color="000000"/>
-              <w:right w:val="none" w:sz="0" w:space="0" w:color="000000"/>
-            </w:tcBorders>
-            <w:shd w:val="clear" w:color="auto" w:fill="FFFFFF"/>
-            <w:tcMar>
-              <w:top w:w="0" w:type="dxa"/>
-              <w:bottom w:w="0" w:type="dxa"/>
-              <w:left w:w="0" w:type="dxa"/>
-              <w:right w:w="0" w:type="dxa"/>
-            </w:tcMar>
-            <w:vAlign w:val="top"/>
-          </w:tcPr>
-          <w:p>
-            <w:pPr>
-              <w:pStyle w:val="Normal"/>
-              <w:jc w:val="center"/>
-              <w:pBdr>
-                <w:bottom w:val="none" w:sz="0" w:space="0" w:color="000000"/>
-                <w:top w:val="none" w:sz="0" w:space="0" w:color="000000"/>
-                <w:left w:val="none" w:sz="0" w:space="0" w:color="000000"/>
-                <w:right w:val="none" w:sz="0" w:space="0" w:color="000000"/>
-              </w:pBdr>
-              <w:spacing w:after="100" w:before="100" w:line="240"/>
-              <w:ind w:left="100" w:right="100" w:firstLine="0" w:firstLineChars="0"/>
-              <w:rPr>
-                <w:rFonts w:ascii="Helvetica" w:hAnsi="Helvetica" w:eastAsia="Helvetica" w:cs="Helvetica"/>
-                <w:i w:val="false"/>
-                <w:b w:val="false"/>
-                <w:u w:val="none"/>
-                <w:strike w:val="false"/>
-                <w:sz w:val="22"/>
-                <w:szCs w:val="22"/>
-                <w:color w:val="000000"/>
-              </w:rPr>
-            </w:pPr>
-            <w:r>
-              <w:rPr>
-                <w:rFonts w:ascii="Helvetica" w:hAnsi="Helvetica" w:eastAsia="Helvetica" w:cs="Helvetica"/>
-                <w:i w:val="false"/>
-                <w:b w:val="false"/>
-                <w:u w:val="none"/>
-                <w:strike w:val="false"/>
-                <w:sz w:val="22"/>
-                <w:szCs w:val="22"/>
-                <w:color w:val="000000"/>
-              </w:rPr>
-              <w:t xml:space="preserve">379 (1.5%)</w:t>
+              <w:t xml:space="preserve">16,038 (23.0%)</w:t>
+            </w:r>
+          </w:p>
+        </w:tc>
+        <w:tc>
+          <w:tcPr>
+            <w:tcBorders>
+              <w:bottom w:val="none" w:sz="0" w:space="0" w:color="000000"/>
+              <w:top w:val="none" w:sz="0" w:space="0" w:color="000000"/>
+              <w:left w:val="none" w:sz="0" w:space="0" w:color="000000"/>
+              <w:right w:val="none" w:sz="0" w:space="0" w:color="000000"/>
+            </w:tcBorders>
+            <w:shd w:val="clear" w:color="auto" w:fill="FFFFFF"/>
+            <w:tcMar>
+              <w:top w:w="0" w:type="dxa"/>
+              <w:bottom w:w="0" w:type="dxa"/>
+              <w:left w:w="0" w:type="dxa"/>
+              <w:right w:w="0" w:type="dxa"/>
+            </w:tcMar>
+            <w:vAlign w:val="top"/>
+          </w:tcPr>
+          <w:p>
+            <w:pPr>
+              <w:pStyle w:val="Normal"/>
+              <w:jc w:val="center"/>
+              <w:pBdr>
+                <w:bottom w:val="none" w:sz="0" w:space="0" w:color="000000"/>
+                <w:top w:val="none" w:sz="0" w:space="0" w:color="000000"/>
+                <w:left w:val="none" w:sz="0" w:space="0" w:color="000000"/>
+                <w:right w:val="none" w:sz="0" w:space="0" w:color="000000"/>
+              </w:pBdr>
+              <w:spacing w:after="100" w:before="100" w:line="240"/>
+              <w:ind w:left="100" w:right="100" w:firstLine="0" w:firstLineChars="0"/>
+              <w:rPr>
+                <w:rFonts w:ascii="Helvetica" w:hAnsi="Helvetica" w:eastAsia="Helvetica" w:cs="Helvetica"/>
+                <w:i w:val="false"/>
+                <w:b w:val="false"/>
+                <w:u w:val="none"/>
+                <w:strike w:val="false"/>
+                <w:sz w:val="22"/>
+                <w:szCs w:val="22"/>
+                <w:color w:val="000000"/>
+              </w:rPr>
+            </w:pPr>
+            <w:r>
+              <w:rPr>
+                <w:rFonts w:ascii="Helvetica" w:hAnsi="Helvetica" w:eastAsia="Helvetica" w:cs="Helvetica"/>
+                <w:i w:val="false"/>
+                <w:b w:val="false"/>
+                <w:u w:val="none"/>
+                <w:strike w:val="false"/>
+                <w:sz w:val="22"/>
+                <w:szCs w:val="22"/>
+                <w:color w:val="000000"/>
+              </w:rPr>
+              <w:t xml:space="preserve">7,267 (23.6%)</w:t>
+            </w:r>
+          </w:p>
+        </w:tc>
+        <w:tc>
+          <w:tcPr>
+            <w:tcBorders>
+              <w:bottom w:val="none" w:sz="0" w:space="0" w:color="000000"/>
+              <w:top w:val="none" w:sz="0" w:space="0" w:color="000000"/>
+              <w:left w:val="none" w:sz="0" w:space="0" w:color="000000"/>
+              <w:right w:val="none" w:sz="0" w:space="0" w:color="000000"/>
+            </w:tcBorders>
+            <w:shd w:val="clear" w:color="auto" w:fill="FFFFFF"/>
+            <w:tcMar>
+              <w:top w:w="0" w:type="dxa"/>
+              <w:bottom w:w="0" w:type="dxa"/>
+              <w:left w:w="0" w:type="dxa"/>
+              <w:right w:w="0" w:type="dxa"/>
+            </w:tcMar>
+            <w:vAlign w:val="top"/>
+          </w:tcPr>
+          <w:p>
+            <w:pPr>
+              <w:pStyle w:val="Normal"/>
+              <w:jc w:val="center"/>
+              <w:pBdr>
+                <w:bottom w:val="none" w:sz="0" w:space="0" w:color="000000"/>
+                <w:top w:val="none" w:sz="0" w:space="0" w:color="000000"/>
+                <w:left w:val="none" w:sz="0" w:space="0" w:color="000000"/>
+                <w:right w:val="none" w:sz="0" w:space="0" w:color="000000"/>
+              </w:pBdr>
+              <w:spacing w:after="100" w:before="100" w:line="240"/>
+              <w:ind w:left="100" w:right="100" w:firstLine="0" w:firstLineChars="0"/>
+              <w:rPr>
+                <w:rFonts w:ascii="Helvetica" w:hAnsi="Helvetica" w:eastAsia="Helvetica" w:cs="Helvetica"/>
+                <w:i w:val="false"/>
+                <w:b w:val="false"/>
+                <w:u w:val="none"/>
+                <w:strike w:val="false"/>
+                <w:sz w:val="22"/>
+                <w:szCs w:val="22"/>
+                <w:color w:val="000000"/>
+              </w:rPr>
+            </w:pPr>
+            <w:r>
+              <w:rPr>
+                <w:rFonts w:ascii="Helvetica" w:hAnsi="Helvetica" w:eastAsia="Helvetica" w:cs="Helvetica"/>
+                <w:i w:val="false"/>
+                <w:b w:val="false"/>
+                <w:u w:val="none"/>
+                <w:strike w:val="false"/>
+                <w:sz w:val="22"/>
+                <w:szCs w:val="22"/>
+                <w:color w:val="000000"/>
+              </w:rPr>
+              <w:t xml:space="preserve">314 (23.6%)</w:t>
+            </w:r>
+          </w:p>
+        </w:tc>
+        <w:tc>
+          <w:tcPr>
+            <w:tcBorders>
+              <w:bottom w:val="none" w:sz="0" w:space="0" w:color="000000"/>
+              <w:top w:val="none" w:sz="0" w:space="0" w:color="000000"/>
+              <w:left w:val="none" w:sz="0" w:space="0" w:color="000000"/>
+              <w:right w:val="none" w:sz="0" w:space="0" w:color="000000"/>
+            </w:tcBorders>
+            <w:shd w:val="clear" w:color="auto" w:fill="FFFFFF"/>
+            <w:tcMar>
+              <w:top w:w="0" w:type="dxa"/>
+              <w:bottom w:w="0" w:type="dxa"/>
+              <w:left w:w="0" w:type="dxa"/>
+              <w:right w:w="0" w:type="dxa"/>
+            </w:tcMar>
+            <w:vAlign w:val="top"/>
+          </w:tcPr>
+          <w:p>
+            <w:pPr>
+              <w:pStyle w:val="Normal"/>
+              <w:jc w:val="center"/>
+              <w:pBdr>
+                <w:bottom w:val="none" w:sz="0" w:space="0" w:color="000000"/>
+                <w:top w:val="none" w:sz="0" w:space="0" w:color="000000"/>
+                <w:left w:val="none" w:sz="0" w:space="0" w:color="000000"/>
+                <w:right w:val="none" w:sz="0" w:space="0" w:color="000000"/>
+              </w:pBdr>
+              <w:spacing w:after="100" w:before="100" w:line="240"/>
+              <w:ind w:left="100" w:right="100" w:firstLine="0" w:firstLineChars="0"/>
+              <w:rPr>
+                <w:rFonts w:ascii="Helvetica" w:hAnsi="Helvetica" w:eastAsia="Helvetica" w:cs="Helvetica"/>
+                <w:i w:val="false"/>
+                <w:b w:val="false"/>
+                <w:u w:val="none"/>
+                <w:strike w:val="false"/>
+                <w:sz w:val="22"/>
+                <w:szCs w:val="22"/>
+                <w:color w:val="000000"/>
+              </w:rPr>
+            </w:pPr>
+            <w:r>
+              <w:rPr>
+                <w:rFonts w:ascii="Helvetica" w:hAnsi="Helvetica" w:eastAsia="Helvetica" w:cs="Helvetica"/>
+                <w:i w:val="false"/>
+                <w:b w:val="false"/>
+                <w:u w:val="none"/>
+                <w:strike w:val="false"/>
+                <w:sz w:val="22"/>
+                <w:szCs w:val="22"/>
+                <w:color w:val="000000"/>
+              </w:rPr>
+              <w:t xml:space="preserve">51 (23.0%)</w:t>
+            </w:r>
+          </w:p>
+        </w:tc>
+        <w:tc>
+          <w:tcPr>
+            <w:tcBorders>
+              <w:bottom w:val="none" w:sz="0" w:space="0" w:color="000000"/>
+              <w:top w:val="none" w:sz="0" w:space="0" w:color="000000"/>
+              <w:left w:val="none" w:sz="0" w:space="0" w:color="000000"/>
+              <w:right w:val="none" w:sz="0" w:space="0" w:color="000000"/>
+            </w:tcBorders>
+            <w:shd w:val="clear" w:color="auto" w:fill="FFFFFF"/>
+            <w:tcMar>
+              <w:top w:w="0" w:type="dxa"/>
+              <w:bottom w:w="0" w:type="dxa"/>
+              <w:left w:w="0" w:type="dxa"/>
+              <w:right w:w="0" w:type="dxa"/>
+            </w:tcMar>
+            <w:vAlign w:val="top"/>
+          </w:tcPr>
+          <w:p>
+            <w:pPr>
+              <w:pStyle w:val="Normal"/>
+              <w:jc w:val="center"/>
+              <w:pBdr>
+                <w:bottom w:val="none" w:sz="0" w:space="0" w:color="000000"/>
+                <w:top w:val="none" w:sz="0" w:space="0" w:color="000000"/>
+                <w:left w:val="none" w:sz="0" w:space="0" w:color="000000"/>
+                <w:right w:val="none" w:sz="0" w:space="0" w:color="000000"/>
+              </w:pBdr>
+              <w:spacing w:after="100" w:before="100" w:line="240"/>
+              <w:ind w:left="100" w:right="100" w:firstLine="0" w:firstLineChars="0"/>
+              <w:rPr>
+                <w:rFonts w:ascii="Helvetica" w:hAnsi="Helvetica" w:eastAsia="Helvetica" w:cs="Helvetica"/>
+                <w:i w:val="false"/>
+                <w:b w:val="false"/>
+                <w:u w:val="none"/>
+                <w:strike w:val="false"/>
+                <w:sz w:val="22"/>
+                <w:szCs w:val="22"/>
+                <w:color w:val="000000"/>
+              </w:rPr>
+            </w:pPr>
+            <w:r>
+              <w:rPr>
+                <w:rFonts w:ascii="Helvetica" w:hAnsi="Helvetica" w:eastAsia="Helvetica" w:cs="Helvetica"/>
+                <w:i w:val="false"/>
+                <w:b w:val="false"/>
+                <w:u w:val="none"/>
+                <w:strike w:val="false"/>
+                <w:sz w:val="22"/>
+                <w:szCs w:val="22"/>
+                <w:color w:val="000000"/>
+              </w:rPr>
+              <w:t xml:space="preserve">935 (22.4%)</w:t>
+            </w:r>
+          </w:p>
+        </w:tc>
+        <w:tc>
+          <w:tcPr>
+            <w:tcBorders>
+              <w:bottom w:val="none" w:sz="0" w:space="0" w:color="000000"/>
+              <w:top w:val="none" w:sz="0" w:space="0" w:color="000000"/>
+              <w:left w:val="none" w:sz="0" w:space="0" w:color="000000"/>
+              <w:right w:val="none" w:sz="0" w:space="0" w:color="000000"/>
+            </w:tcBorders>
+            <w:shd w:val="clear" w:color="auto" w:fill="FFFFFF"/>
+            <w:tcMar>
+              <w:top w:w="0" w:type="dxa"/>
+              <w:bottom w:w="0" w:type="dxa"/>
+              <w:left w:w="0" w:type="dxa"/>
+              <w:right w:w="0" w:type="dxa"/>
+            </w:tcMar>
+            <w:vAlign w:val="top"/>
+          </w:tcPr>
+          <w:p>
+            <w:pPr>
+              <w:pStyle w:val="Normal"/>
+              <w:jc w:val="center"/>
+              <w:pBdr>
+                <w:bottom w:val="none" w:sz="0" w:space="0" w:color="000000"/>
+                <w:top w:val="none" w:sz="0" w:space="0" w:color="000000"/>
+                <w:left w:val="none" w:sz="0" w:space="0" w:color="000000"/>
+                <w:right w:val="none" w:sz="0" w:space="0" w:color="000000"/>
+              </w:pBdr>
+              <w:spacing w:after="100" w:before="100" w:line="240"/>
+              <w:ind w:left="100" w:right="100" w:firstLine="0" w:firstLineChars="0"/>
+              <w:rPr>
+                <w:rFonts w:ascii="Helvetica" w:hAnsi="Helvetica" w:eastAsia="Helvetica" w:cs="Helvetica"/>
+                <w:i w:val="false"/>
+                <w:b w:val="false"/>
+                <w:u w:val="none"/>
+                <w:strike w:val="false"/>
+                <w:sz w:val="22"/>
+                <w:szCs w:val="22"/>
+                <w:color w:val="000000"/>
+              </w:rPr>
+            </w:pPr>
+            <w:r>
+              <w:rPr>
+                <w:rFonts w:ascii="Helvetica" w:hAnsi="Helvetica" w:eastAsia="Helvetica" w:cs="Helvetica"/>
+                <w:i w:val="false"/>
+                <w:b w:val="false"/>
+                <w:u w:val="none"/>
+                <w:strike w:val="false"/>
+                <w:sz w:val="22"/>
+                <w:szCs w:val="22"/>
+                <w:color w:val="000000"/>
+              </w:rPr>
+              <w:t xml:space="preserve">247 (25.8%)</w:t>
+            </w:r>
+          </w:p>
+        </w:tc>
+        <w:tc>
+          <w:tcPr>
+            <w:tcBorders>
+              <w:bottom w:val="none" w:sz="0" w:space="0" w:color="000000"/>
+              <w:top w:val="none" w:sz="0" w:space="0" w:color="000000"/>
+              <w:left w:val="none" w:sz="0" w:space="0" w:color="000000"/>
+              <w:right w:val="none" w:sz="0" w:space="0" w:color="000000"/>
+            </w:tcBorders>
+            <w:shd w:val="clear" w:color="auto" w:fill="FFFFFF"/>
+            <w:tcMar>
+              <w:top w:w="0" w:type="dxa"/>
+              <w:bottom w:w="0" w:type="dxa"/>
+              <w:left w:w="0" w:type="dxa"/>
+              <w:right w:w="0" w:type="dxa"/>
+            </w:tcMar>
+            <w:vAlign w:val="top"/>
+          </w:tcPr>
+          <w:p>
+            <w:pPr>
+              <w:pStyle w:val="Normal"/>
+              <w:jc w:val="center"/>
+              <w:pBdr>
+                <w:bottom w:val="none" w:sz="0" w:space="0" w:color="000000"/>
+                <w:top w:val="none" w:sz="0" w:space="0" w:color="000000"/>
+                <w:left w:val="none" w:sz="0" w:space="0" w:color="000000"/>
+                <w:right w:val="none" w:sz="0" w:space="0" w:color="000000"/>
+              </w:pBdr>
+              <w:spacing w:after="100" w:before="100" w:line="240"/>
+              <w:ind w:left="100" w:right="100" w:firstLine="0" w:firstLineChars="0"/>
+              <w:rPr>
+                <w:rFonts w:ascii="Helvetica" w:hAnsi="Helvetica" w:eastAsia="Helvetica" w:cs="Helvetica"/>
+                <w:i w:val="false"/>
+                <w:b w:val="false"/>
+                <w:u w:val="none"/>
+                <w:strike w:val="false"/>
+                <w:sz w:val="22"/>
+                <w:szCs w:val="22"/>
+                <w:color w:val="000000"/>
+              </w:rPr>
+            </w:pPr>
+            <w:r>
+              <w:rPr>
+                <w:rFonts w:ascii="Helvetica" w:hAnsi="Helvetica" w:eastAsia="Helvetica" w:cs="Helvetica"/>
+                <w:i w:val="false"/>
+                <w:b w:val="false"/>
+                <w:u w:val="none"/>
+                <w:strike w:val="false"/>
+                <w:sz w:val="22"/>
+                <w:szCs w:val="22"/>
+                <w:color w:val="000000"/>
+              </w:rPr>
+              <w:t xml:space="preserve">42 (21.6%)</w:t>
+            </w:r>
+          </w:p>
+        </w:tc>
+        <w:tc>
+          <w:tcPr>
+            <w:tcBorders>
+              <w:bottom w:val="none" w:sz="0" w:space="0" w:color="000000"/>
+              <w:top w:val="none" w:sz="0" w:space="0" w:color="000000"/>
+              <w:left w:val="none" w:sz="0" w:space="0" w:color="000000"/>
+              <w:right w:val="none" w:sz="0" w:space="0" w:color="000000"/>
+            </w:tcBorders>
+            <w:shd w:val="clear" w:color="auto" w:fill="FFFFFF"/>
+            <w:tcMar>
+              <w:top w:w="0" w:type="dxa"/>
+              <w:bottom w:w="0" w:type="dxa"/>
+              <w:left w:w="0" w:type="dxa"/>
+              <w:right w:w="0" w:type="dxa"/>
+            </w:tcMar>
+            <w:vAlign w:val="top"/>
+          </w:tcPr>
+          <w:p>
+            <w:pPr>
+              <w:pStyle w:val="Normal"/>
+              <w:jc w:val="center"/>
+              <w:pBdr>
+                <w:bottom w:val="none" w:sz="0" w:space="0" w:color="000000"/>
+                <w:top w:val="none" w:sz="0" w:space="0" w:color="000000"/>
+                <w:left w:val="none" w:sz="0" w:space="0" w:color="000000"/>
+                <w:right w:val="none" w:sz="0" w:space="0" w:color="000000"/>
+              </w:pBdr>
+              <w:spacing w:after="100" w:before="100" w:line="240"/>
+              <w:ind w:left="100" w:right="100" w:firstLine="0" w:firstLineChars="0"/>
+              <w:rPr>
+                <w:rFonts w:ascii="Helvetica" w:hAnsi="Helvetica" w:eastAsia="Helvetica" w:cs="Helvetica"/>
+                <w:i w:val="false"/>
+                <w:b w:val="false"/>
+                <w:u w:val="none"/>
+                <w:strike w:val="false"/>
+                <w:sz w:val="22"/>
+                <w:szCs w:val="22"/>
+                <w:color w:val="000000"/>
+              </w:rPr>
+            </w:pPr>
+            <w:r>
+              <w:rPr>
+                <w:rFonts w:ascii="Helvetica" w:hAnsi="Helvetica" w:eastAsia="Helvetica" w:cs="Helvetica"/>
+                <w:i w:val="false"/>
+                <w:b w:val="false"/>
+                <w:u w:val="none"/>
+                <w:strike w:val="false"/>
+                <w:sz w:val="22"/>
+                <w:szCs w:val="22"/>
+                <w:color w:val="000000"/>
+              </w:rPr>
+              <w:t xml:space="preserve">1,504 (20.4%)</w:t>
+            </w:r>
+          </w:p>
+        </w:tc>
+        <w:tc>
+          <w:tcPr>
+            <w:tcBorders>
+              <w:bottom w:val="none" w:sz="0" w:space="0" w:color="000000"/>
+              <w:top w:val="none" w:sz="0" w:space="0" w:color="000000"/>
+              <w:left w:val="none" w:sz="0" w:space="0" w:color="000000"/>
+              <w:right w:val="none" w:sz="0" w:space="0" w:color="000000"/>
+            </w:tcBorders>
+            <w:shd w:val="clear" w:color="auto" w:fill="FFFFFF"/>
+            <w:tcMar>
+              <w:top w:w="0" w:type="dxa"/>
+              <w:bottom w:w="0" w:type="dxa"/>
+              <w:left w:w="0" w:type="dxa"/>
+              <w:right w:w="0" w:type="dxa"/>
+            </w:tcMar>
+            <w:vAlign w:val="top"/>
+          </w:tcPr>
+          <w:p>
+            <w:pPr>
+              <w:pStyle w:val="Normal"/>
+              <w:jc w:val="center"/>
+              <w:pBdr>
+                <w:bottom w:val="none" w:sz="0" w:space="0" w:color="000000"/>
+                <w:top w:val="none" w:sz="0" w:space="0" w:color="000000"/>
+                <w:left w:val="none" w:sz="0" w:space="0" w:color="000000"/>
+                <w:right w:val="none" w:sz="0" w:space="0" w:color="000000"/>
+              </w:pBdr>
+              <w:spacing w:after="100" w:before="100" w:line="240"/>
+              <w:ind w:left="100" w:right="100" w:firstLine="0" w:firstLineChars="0"/>
+              <w:rPr>
+                <w:rFonts w:ascii="Helvetica" w:hAnsi="Helvetica" w:eastAsia="Helvetica" w:cs="Helvetica"/>
+                <w:i w:val="false"/>
+                <w:b w:val="false"/>
+                <w:u w:val="none"/>
+                <w:strike w:val="false"/>
+                <w:sz w:val="22"/>
+                <w:szCs w:val="22"/>
+                <w:color w:val="000000"/>
+              </w:rPr>
+            </w:pPr>
+            <w:r>
+              <w:rPr>
+                <w:rFonts w:ascii="Helvetica" w:hAnsi="Helvetica" w:eastAsia="Helvetica" w:cs="Helvetica"/>
+                <w:i w:val="false"/>
+                <w:b w:val="false"/>
+                <w:u w:val="none"/>
+                <w:strike w:val="false"/>
+                <w:sz w:val="22"/>
+                <w:szCs w:val="22"/>
+                <w:color w:val="000000"/>
+              </w:rPr>
+              <w:t xml:space="preserve">5,678 (22.9%)</w:t>
             </w:r>
           </w:p>
         </w:tc>
@@ -2868,447 +2868,447 @@
                 <w:szCs w:val="22"/>
                 <w:color w:val="000000"/>
               </w:rPr>
-              <w:t xml:space="preserve">4,104 (5.9%)</w:t>
-            </w:r>
-          </w:p>
-        </w:tc>
-        <w:tc>
-          <w:tcPr>
-            <w:tcBorders>
-              <w:bottom w:val="none" w:sz="0" w:space="0" w:color="000000"/>
-              <w:top w:val="none" w:sz="0" w:space="0" w:color="000000"/>
-              <w:left w:val="none" w:sz="0" w:space="0" w:color="000000"/>
-              <w:right w:val="none" w:sz="0" w:space="0" w:color="000000"/>
-            </w:tcBorders>
-            <w:shd w:val="clear" w:color="auto" w:fill="FFFFFF"/>
-            <w:tcMar>
-              <w:top w:w="0" w:type="dxa"/>
-              <w:bottom w:w="0" w:type="dxa"/>
-              <w:left w:w="0" w:type="dxa"/>
-              <w:right w:w="0" w:type="dxa"/>
-            </w:tcMar>
-            <w:vAlign w:val="top"/>
-          </w:tcPr>
-          <w:p>
-            <w:pPr>
-              <w:pStyle w:val="Normal"/>
-              <w:jc w:val="center"/>
-              <w:pBdr>
-                <w:bottom w:val="none" w:sz="0" w:space="0" w:color="000000"/>
-                <w:top w:val="none" w:sz="0" w:space="0" w:color="000000"/>
-                <w:left w:val="none" w:sz="0" w:space="0" w:color="000000"/>
-                <w:right w:val="none" w:sz="0" w:space="0" w:color="000000"/>
-              </w:pBdr>
-              <w:spacing w:after="100" w:before="100" w:line="240"/>
-              <w:ind w:left="100" w:right="100" w:firstLine="0" w:firstLineChars="0"/>
-              <w:rPr>
-                <w:rFonts w:ascii="Helvetica" w:hAnsi="Helvetica" w:eastAsia="Helvetica" w:cs="Helvetica"/>
-                <w:i w:val="false"/>
-                <w:b w:val="false"/>
-                <w:u w:val="none"/>
-                <w:strike w:val="false"/>
-                <w:sz w:val="22"/>
-                <w:szCs w:val="22"/>
-                <w:color w:val="000000"/>
-              </w:rPr>
-            </w:pPr>
-            <w:r>
-              <w:rPr>
-                <w:rFonts w:ascii="Helvetica" w:hAnsi="Helvetica" w:eastAsia="Helvetica" w:cs="Helvetica"/>
-                <w:i w:val="false"/>
-                <w:b w:val="false"/>
-                <w:u w:val="none"/>
-                <w:strike w:val="false"/>
-                <w:sz w:val="22"/>
-                <w:szCs w:val="22"/>
-                <w:color w:val="000000"/>
-              </w:rPr>
-              <w:t xml:space="preserve">1,884 (6.1%)</w:t>
-            </w:r>
-          </w:p>
-        </w:tc>
-        <w:tc>
-          <w:tcPr>
-            <w:tcBorders>
-              <w:bottom w:val="none" w:sz="0" w:space="0" w:color="000000"/>
-              <w:top w:val="none" w:sz="0" w:space="0" w:color="000000"/>
-              <w:left w:val="none" w:sz="0" w:space="0" w:color="000000"/>
-              <w:right w:val="none" w:sz="0" w:space="0" w:color="000000"/>
-            </w:tcBorders>
-            <w:shd w:val="clear" w:color="auto" w:fill="FFFFFF"/>
-            <w:tcMar>
-              <w:top w:w="0" w:type="dxa"/>
-              <w:bottom w:w="0" w:type="dxa"/>
-              <w:left w:w="0" w:type="dxa"/>
-              <w:right w:w="0" w:type="dxa"/>
-            </w:tcMar>
-            <w:vAlign w:val="top"/>
-          </w:tcPr>
-          <w:p>
-            <w:pPr>
-              <w:pStyle w:val="Normal"/>
-              <w:jc w:val="center"/>
-              <w:pBdr>
-                <w:bottom w:val="none" w:sz="0" w:space="0" w:color="000000"/>
-                <w:top w:val="none" w:sz="0" w:space="0" w:color="000000"/>
-                <w:left w:val="none" w:sz="0" w:space="0" w:color="000000"/>
-                <w:right w:val="none" w:sz="0" w:space="0" w:color="000000"/>
-              </w:pBdr>
-              <w:spacing w:after="100" w:before="100" w:line="240"/>
-              <w:ind w:left="100" w:right="100" w:firstLine="0" w:firstLineChars="0"/>
-              <w:rPr>
-                <w:rFonts w:ascii="Helvetica" w:hAnsi="Helvetica" w:eastAsia="Helvetica" w:cs="Helvetica"/>
-                <w:i w:val="false"/>
-                <w:b w:val="false"/>
-                <w:u w:val="none"/>
-                <w:strike w:val="false"/>
-                <w:sz w:val="22"/>
-                <w:szCs w:val="22"/>
-                <w:color w:val="000000"/>
-              </w:rPr>
-            </w:pPr>
-            <w:r>
-              <w:rPr>
-                <w:rFonts w:ascii="Helvetica" w:hAnsi="Helvetica" w:eastAsia="Helvetica" w:cs="Helvetica"/>
-                <w:i w:val="false"/>
-                <w:b w:val="false"/>
-                <w:u w:val="none"/>
-                <w:strike w:val="false"/>
-                <w:sz w:val="22"/>
-                <w:szCs w:val="22"/>
-                <w:color w:val="000000"/>
-              </w:rPr>
-              <w:t xml:space="preserve">81 (6.1%)</w:t>
-            </w:r>
-          </w:p>
-        </w:tc>
-        <w:tc>
-          <w:tcPr>
-            <w:tcBorders>
-              <w:bottom w:val="none" w:sz="0" w:space="0" w:color="000000"/>
-              <w:top w:val="none" w:sz="0" w:space="0" w:color="000000"/>
-              <w:left w:val="none" w:sz="0" w:space="0" w:color="000000"/>
-              <w:right w:val="none" w:sz="0" w:space="0" w:color="000000"/>
-            </w:tcBorders>
-            <w:shd w:val="clear" w:color="auto" w:fill="FFFFFF"/>
-            <w:tcMar>
-              <w:top w:w="0" w:type="dxa"/>
-              <w:bottom w:w="0" w:type="dxa"/>
-              <w:left w:w="0" w:type="dxa"/>
-              <w:right w:w="0" w:type="dxa"/>
-            </w:tcMar>
-            <w:vAlign w:val="top"/>
-          </w:tcPr>
-          <w:p>
-            <w:pPr>
-              <w:pStyle w:val="Normal"/>
-              <w:jc w:val="center"/>
-              <w:pBdr>
-                <w:bottom w:val="none" w:sz="0" w:space="0" w:color="000000"/>
-                <w:top w:val="none" w:sz="0" w:space="0" w:color="000000"/>
-                <w:left w:val="none" w:sz="0" w:space="0" w:color="000000"/>
-                <w:right w:val="none" w:sz="0" w:space="0" w:color="000000"/>
-              </w:pBdr>
-              <w:spacing w:after="100" w:before="100" w:line="240"/>
-              <w:ind w:left="100" w:right="100" w:firstLine="0" w:firstLineChars="0"/>
-              <w:rPr>
-                <w:rFonts w:ascii="Helvetica" w:hAnsi="Helvetica" w:eastAsia="Helvetica" w:cs="Helvetica"/>
-                <w:i w:val="false"/>
-                <w:b w:val="false"/>
-                <w:u w:val="none"/>
-                <w:strike w:val="false"/>
-                <w:sz w:val="22"/>
-                <w:szCs w:val="22"/>
-                <w:color w:val="000000"/>
-              </w:rPr>
-            </w:pPr>
-            <w:r>
-              <w:rPr>
-                <w:rFonts w:ascii="Helvetica" w:hAnsi="Helvetica" w:eastAsia="Helvetica" w:cs="Helvetica"/>
-                <w:i w:val="false"/>
-                <w:b w:val="false"/>
-                <w:u w:val="none"/>
-                <w:strike w:val="false"/>
-                <w:sz w:val="22"/>
-                <w:szCs w:val="22"/>
-                <w:color w:val="000000"/>
-              </w:rPr>
-              <w:t xml:space="preserve">13 (5.9%)</w:t>
-            </w:r>
-          </w:p>
-        </w:tc>
-        <w:tc>
-          <w:tcPr>
-            <w:tcBorders>
-              <w:bottom w:val="none" w:sz="0" w:space="0" w:color="000000"/>
-              <w:top w:val="none" w:sz="0" w:space="0" w:color="000000"/>
-              <w:left w:val="none" w:sz="0" w:space="0" w:color="000000"/>
-              <w:right w:val="none" w:sz="0" w:space="0" w:color="000000"/>
-            </w:tcBorders>
-            <w:shd w:val="clear" w:color="auto" w:fill="FFFFFF"/>
-            <w:tcMar>
-              <w:top w:w="0" w:type="dxa"/>
-              <w:bottom w:w="0" w:type="dxa"/>
-              <w:left w:w="0" w:type="dxa"/>
-              <w:right w:w="0" w:type="dxa"/>
-            </w:tcMar>
-            <w:vAlign w:val="top"/>
-          </w:tcPr>
-          <w:p>
-            <w:pPr>
-              <w:pStyle w:val="Normal"/>
-              <w:jc w:val="center"/>
-              <w:pBdr>
-                <w:bottom w:val="none" w:sz="0" w:space="0" w:color="000000"/>
-                <w:top w:val="none" w:sz="0" w:space="0" w:color="000000"/>
-                <w:left w:val="none" w:sz="0" w:space="0" w:color="000000"/>
-                <w:right w:val="none" w:sz="0" w:space="0" w:color="000000"/>
-              </w:pBdr>
-              <w:spacing w:after="100" w:before="100" w:line="240"/>
-              <w:ind w:left="100" w:right="100" w:firstLine="0" w:firstLineChars="0"/>
-              <w:rPr>
-                <w:rFonts w:ascii="Helvetica" w:hAnsi="Helvetica" w:eastAsia="Helvetica" w:cs="Helvetica"/>
-                <w:i w:val="false"/>
-                <w:b w:val="false"/>
-                <w:u w:val="none"/>
-                <w:strike w:val="false"/>
-                <w:sz w:val="22"/>
-                <w:szCs w:val="22"/>
-                <w:color w:val="000000"/>
-              </w:rPr>
-            </w:pPr>
-            <w:r>
-              <w:rPr>
-                <w:rFonts w:ascii="Helvetica" w:hAnsi="Helvetica" w:eastAsia="Helvetica" w:cs="Helvetica"/>
-                <w:i w:val="false"/>
-                <w:b w:val="false"/>
-                <w:u w:val="none"/>
-                <w:strike w:val="false"/>
-                <w:sz w:val="22"/>
-                <w:szCs w:val="22"/>
-                <w:color w:val="000000"/>
-              </w:rPr>
-              <w:t xml:space="preserve">210 (5.0%)</w:t>
-            </w:r>
-          </w:p>
-        </w:tc>
-        <w:tc>
-          <w:tcPr>
-            <w:tcBorders>
-              <w:bottom w:val="none" w:sz="0" w:space="0" w:color="000000"/>
-              <w:top w:val="none" w:sz="0" w:space="0" w:color="000000"/>
-              <w:left w:val="none" w:sz="0" w:space="0" w:color="000000"/>
-              <w:right w:val="none" w:sz="0" w:space="0" w:color="000000"/>
-            </w:tcBorders>
-            <w:shd w:val="clear" w:color="auto" w:fill="FFFFFF"/>
-            <w:tcMar>
-              <w:top w:w="0" w:type="dxa"/>
-              <w:bottom w:w="0" w:type="dxa"/>
-              <w:left w:w="0" w:type="dxa"/>
-              <w:right w:w="0" w:type="dxa"/>
-            </w:tcMar>
-            <w:vAlign w:val="top"/>
-          </w:tcPr>
-          <w:p>
-            <w:pPr>
-              <w:pStyle w:val="Normal"/>
-              <w:jc w:val="center"/>
-              <w:pBdr>
-                <w:bottom w:val="none" w:sz="0" w:space="0" w:color="000000"/>
-                <w:top w:val="none" w:sz="0" w:space="0" w:color="000000"/>
-                <w:left w:val="none" w:sz="0" w:space="0" w:color="000000"/>
-                <w:right w:val="none" w:sz="0" w:space="0" w:color="000000"/>
-              </w:pBdr>
-              <w:spacing w:after="100" w:before="100" w:line="240"/>
-              <w:ind w:left="100" w:right="100" w:firstLine="0" w:firstLineChars="0"/>
-              <w:rPr>
-                <w:rFonts w:ascii="Helvetica" w:hAnsi="Helvetica" w:eastAsia="Helvetica" w:cs="Helvetica"/>
-                <w:i w:val="false"/>
-                <w:b w:val="false"/>
-                <w:u w:val="none"/>
-                <w:strike w:val="false"/>
-                <w:sz w:val="22"/>
-                <w:szCs w:val="22"/>
-                <w:color w:val="000000"/>
-              </w:rPr>
-            </w:pPr>
-            <w:r>
-              <w:rPr>
-                <w:rFonts w:ascii="Helvetica" w:hAnsi="Helvetica" w:eastAsia="Helvetica" w:cs="Helvetica"/>
-                <w:i w:val="false"/>
-                <w:b w:val="false"/>
-                <w:u w:val="none"/>
-                <w:strike w:val="false"/>
-                <w:sz w:val="22"/>
-                <w:szCs w:val="22"/>
-                <w:color w:val="000000"/>
-              </w:rPr>
-              <w:t xml:space="preserve">49 (5.1%)</w:t>
-            </w:r>
-          </w:p>
-        </w:tc>
-        <w:tc>
-          <w:tcPr>
-            <w:tcBorders>
-              <w:bottom w:val="none" w:sz="0" w:space="0" w:color="000000"/>
-              <w:top w:val="none" w:sz="0" w:space="0" w:color="000000"/>
-              <w:left w:val="none" w:sz="0" w:space="0" w:color="000000"/>
-              <w:right w:val="none" w:sz="0" w:space="0" w:color="000000"/>
-            </w:tcBorders>
-            <w:shd w:val="clear" w:color="auto" w:fill="FFFFFF"/>
-            <w:tcMar>
-              <w:top w:w="0" w:type="dxa"/>
-              <w:bottom w:w="0" w:type="dxa"/>
-              <w:left w:w="0" w:type="dxa"/>
-              <w:right w:w="0" w:type="dxa"/>
-            </w:tcMar>
-            <w:vAlign w:val="top"/>
-          </w:tcPr>
-          <w:p>
-            <w:pPr>
-              <w:pStyle w:val="Normal"/>
-              <w:jc w:val="center"/>
-              <w:pBdr>
-                <w:bottom w:val="none" w:sz="0" w:space="0" w:color="000000"/>
-                <w:top w:val="none" w:sz="0" w:space="0" w:color="000000"/>
-                <w:left w:val="none" w:sz="0" w:space="0" w:color="000000"/>
-                <w:right w:val="none" w:sz="0" w:space="0" w:color="000000"/>
-              </w:pBdr>
-              <w:spacing w:after="100" w:before="100" w:line="240"/>
-              <w:ind w:left="100" w:right="100" w:firstLine="0" w:firstLineChars="0"/>
-              <w:rPr>
-                <w:rFonts w:ascii="Helvetica" w:hAnsi="Helvetica" w:eastAsia="Helvetica" w:cs="Helvetica"/>
-                <w:i w:val="false"/>
-                <w:b w:val="false"/>
-                <w:u w:val="none"/>
-                <w:strike w:val="false"/>
-                <w:sz w:val="22"/>
-                <w:szCs w:val="22"/>
-                <w:color w:val="000000"/>
-              </w:rPr>
-            </w:pPr>
-            <w:r>
-              <w:rPr>
-                <w:rFonts w:ascii="Helvetica" w:hAnsi="Helvetica" w:eastAsia="Helvetica" w:cs="Helvetica"/>
-                <w:i w:val="false"/>
-                <w:b w:val="false"/>
-                <w:u w:val="none"/>
-                <w:strike w:val="false"/>
-                <w:sz w:val="22"/>
-                <w:szCs w:val="22"/>
-                <w:color w:val="000000"/>
-              </w:rPr>
-              <w:t xml:space="preserve">18 (9.3%)</w:t>
-            </w:r>
-          </w:p>
-        </w:tc>
-        <w:tc>
-          <w:tcPr>
-            <w:tcBorders>
-              <w:bottom w:val="none" w:sz="0" w:space="0" w:color="000000"/>
-              <w:top w:val="none" w:sz="0" w:space="0" w:color="000000"/>
-              <w:left w:val="none" w:sz="0" w:space="0" w:color="000000"/>
-              <w:right w:val="none" w:sz="0" w:space="0" w:color="000000"/>
-            </w:tcBorders>
-            <w:shd w:val="clear" w:color="auto" w:fill="FFFFFF"/>
-            <w:tcMar>
-              <w:top w:w="0" w:type="dxa"/>
-              <w:bottom w:w="0" w:type="dxa"/>
-              <w:left w:w="0" w:type="dxa"/>
-              <w:right w:w="0" w:type="dxa"/>
-            </w:tcMar>
-            <w:vAlign w:val="top"/>
-          </w:tcPr>
-          <w:p>
-            <w:pPr>
-              <w:pStyle w:val="Normal"/>
-              <w:jc w:val="center"/>
-              <w:pBdr>
-                <w:bottom w:val="none" w:sz="0" w:space="0" w:color="000000"/>
-                <w:top w:val="none" w:sz="0" w:space="0" w:color="000000"/>
-                <w:left w:val="none" w:sz="0" w:space="0" w:color="000000"/>
-                <w:right w:val="none" w:sz="0" w:space="0" w:color="000000"/>
-              </w:pBdr>
-              <w:spacing w:after="100" w:before="100" w:line="240"/>
-              <w:ind w:left="100" w:right="100" w:firstLine="0" w:firstLineChars="0"/>
-              <w:rPr>
-                <w:rFonts w:ascii="Helvetica" w:hAnsi="Helvetica" w:eastAsia="Helvetica" w:cs="Helvetica"/>
-                <w:i w:val="false"/>
-                <w:b w:val="false"/>
-                <w:u w:val="none"/>
-                <w:strike w:val="false"/>
-                <w:sz w:val="22"/>
-                <w:szCs w:val="22"/>
-                <w:color w:val="000000"/>
-              </w:rPr>
-            </w:pPr>
-            <w:r>
-              <w:rPr>
-                <w:rFonts w:ascii="Helvetica" w:hAnsi="Helvetica" w:eastAsia="Helvetica" w:cs="Helvetica"/>
-                <w:i w:val="false"/>
-                <w:b w:val="false"/>
-                <w:u w:val="none"/>
-                <w:strike w:val="false"/>
-                <w:sz w:val="22"/>
-                <w:szCs w:val="22"/>
-                <w:color w:val="000000"/>
-              </w:rPr>
-              <w:t xml:space="preserve">361 (4.9%)</w:t>
-            </w:r>
-          </w:p>
-        </w:tc>
-        <w:tc>
-          <w:tcPr>
-            <w:tcBorders>
-              <w:bottom w:val="none" w:sz="0" w:space="0" w:color="000000"/>
-              <w:top w:val="none" w:sz="0" w:space="0" w:color="000000"/>
-              <w:left w:val="none" w:sz="0" w:space="0" w:color="000000"/>
-              <w:right w:val="none" w:sz="0" w:space="0" w:color="000000"/>
-            </w:tcBorders>
-            <w:shd w:val="clear" w:color="auto" w:fill="FFFFFF"/>
-            <w:tcMar>
-              <w:top w:w="0" w:type="dxa"/>
-              <w:bottom w:w="0" w:type="dxa"/>
-              <w:left w:w="0" w:type="dxa"/>
-              <w:right w:w="0" w:type="dxa"/>
-            </w:tcMar>
-            <w:vAlign w:val="top"/>
-          </w:tcPr>
-          <w:p>
-            <w:pPr>
-              <w:pStyle w:val="Normal"/>
-              <w:jc w:val="center"/>
-              <w:pBdr>
-                <w:bottom w:val="none" w:sz="0" w:space="0" w:color="000000"/>
-                <w:top w:val="none" w:sz="0" w:space="0" w:color="000000"/>
-                <w:left w:val="none" w:sz="0" w:space="0" w:color="000000"/>
-                <w:right w:val="none" w:sz="0" w:space="0" w:color="000000"/>
-              </w:pBdr>
-              <w:spacing w:after="100" w:before="100" w:line="240"/>
-              <w:ind w:left="100" w:right="100" w:firstLine="0" w:firstLineChars="0"/>
-              <w:rPr>
-                <w:rFonts w:ascii="Helvetica" w:hAnsi="Helvetica" w:eastAsia="Helvetica" w:cs="Helvetica"/>
-                <w:i w:val="false"/>
-                <w:b w:val="false"/>
-                <w:u w:val="none"/>
-                <w:strike w:val="false"/>
-                <w:sz w:val="22"/>
-                <w:szCs w:val="22"/>
-                <w:color w:val="000000"/>
-              </w:rPr>
-            </w:pPr>
-            <w:r>
-              <w:rPr>
-                <w:rFonts w:ascii="Helvetica" w:hAnsi="Helvetica" w:eastAsia="Helvetica" w:cs="Helvetica"/>
-                <w:i w:val="false"/>
-                <w:b w:val="false"/>
-                <w:u w:val="none"/>
-                <w:strike w:val="false"/>
-                <w:sz w:val="22"/>
-                <w:szCs w:val="22"/>
-                <w:color w:val="000000"/>
-              </w:rPr>
-              <w:t xml:space="preserve">1,488 (6.0%)</w:t>
+              <w:t xml:space="preserve">13,508 (19.3%)</w:t>
+            </w:r>
+          </w:p>
+        </w:tc>
+        <w:tc>
+          <w:tcPr>
+            <w:tcBorders>
+              <w:bottom w:val="none" w:sz="0" w:space="0" w:color="000000"/>
+              <w:top w:val="none" w:sz="0" w:space="0" w:color="000000"/>
+              <w:left w:val="none" w:sz="0" w:space="0" w:color="000000"/>
+              <w:right w:val="none" w:sz="0" w:space="0" w:color="000000"/>
+            </w:tcBorders>
+            <w:shd w:val="clear" w:color="auto" w:fill="FFFFFF"/>
+            <w:tcMar>
+              <w:top w:w="0" w:type="dxa"/>
+              <w:bottom w:w="0" w:type="dxa"/>
+              <w:left w:w="0" w:type="dxa"/>
+              <w:right w:w="0" w:type="dxa"/>
+            </w:tcMar>
+            <w:vAlign w:val="top"/>
+          </w:tcPr>
+          <w:p>
+            <w:pPr>
+              <w:pStyle w:val="Normal"/>
+              <w:jc w:val="center"/>
+              <w:pBdr>
+                <w:bottom w:val="none" w:sz="0" w:space="0" w:color="000000"/>
+                <w:top w:val="none" w:sz="0" w:space="0" w:color="000000"/>
+                <w:left w:val="none" w:sz="0" w:space="0" w:color="000000"/>
+                <w:right w:val="none" w:sz="0" w:space="0" w:color="000000"/>
+              </w:pBdr>
+              <w:spacing w:after="100" w:before="100" w:line="240"/>
+              <w:ind w:left="100" w:right="100" w:firstLine="0" w:firstLineChars="0"/>
+              <w:rPr>
+                <w:rFonts w:ascii="Helvetica" w:hAnsi="Helvetica" w:eastAsia="Helvetica" w:cs="Helvetica"/>
+                <w:i w:val="false"/>
+                <w:b w:val="false"/>
+                <w:u w:val="none"/>
+                <w:strike w:val="false"/>
+                <w:sz w:val="22"/>
+                <w:szCs w:val="22"/>
+                <w:color w:val="000000"/>
+              </w:rPr>
+            </w:pPr>
+            <w:r>
+              <w:rPr>
+                <w:rFonts w:ascii="Helvetica" w:hAnsi="Helvetica" w:eastAsia="Helvetica" w:cs="Helvetica"/>
+                <w:i w:val="false"/>
+                <w:b w:val="false"/>
+                <w:u w:val="none"/>
+                <w:strike w:val="false"/>
+                <w:sz w:val="22"/>
+                <w:szCs w:val="22"/>
+                <w:color w:val="000000"/>
+              </w:rPr>
+              <w:t xml:space="preserve">5,888 (19.1%)</w:t>
+            </w:r>
+          </w:p>
+        </w:tc>
+        <w:tc>
+          <w:tcPr>
+            <w:tcBorders>
+              <w:bottom w:val="none" w:sz="0" w:space="0" w:color="000000"/>
+              <w:top w:val="none" w:sz="0" w:space="0" w:color="000000"/>
+              <w:left w:val="none" w:sz="0" w:space="0" w:color="000000"/>
+              <w:right w:val="none" w:sz="0" w:space="0" w:color="000000"/>
+            </w:tcBorders>
+            <w:shd w:val="clear" w:color="auto" w:fill="FFFFFF"/>
+            <w:tcMar>
+              <w:top w:w="0" w:type="dxa"/>
+              <w:bottom w:w="0" w:type="dxa"/>
+              <w:left w:w="0" w:type="dxa"/>
+              <w:right w:w="0" w:type="dxa"/>
+            </w:tcMar>
+            <w:vAlign w:val="top"/>
+          </w:tcPr>
+          <w:p>
+            <w:pPr>
+              <w:pStyle w:val="Normal"/>
+              <w:jc w:val="center"/>
+              <w:pBdr>
+                <w:bottom w:val="none" w:sz="0" w:space="0" w:color="000000"/>
+                <w:top w:val="none" w:sz="0" w:space="0" w:color="000000"/>
+                <w:left w:val="none" w:sz="0" w:space="0" w:color="000000"/>
+                <w:right w:val="none" w:sz="0" w:space="0" w:color="000000"/>
+              </w:pBdr>
+              <w:spacing w:after="100" w:before="100" w:line="240"/>
+              <w:ind w:left="100" w:right="100" w:firstLine="0" w:firstLineChars="0"/>
+              <w:rPr>
+                <w:rFonts w:ascii="Helvetica" w:hAnsi="Helvetica" w:eastAsia="Helvetica" w:cs="Helvetica"/>
+                <w:i w:val="false"/>
+                <w:b w:val="false"/>
+                <w:u w:val="none"/>
+                <w:strike w:val="false"/>
+                <w:sz w:val="22"/>
+                <w:szCs w:val="22"/>
+                <w:color w:val="000000"/>
+              </w:rPr>
+            </w:pPr>
+            <w:r>
+              <w:rPr>
+                <w:rFonts w:ascii="Helvetica" w:hAnsi="Helvetica" w:eastAsia="Helvetica" w:cs="Helvetica"/>
+                <w:i w:val="false"/>
+                <w:b w:val="false"/>
+                <w:u w:val="none"/>
+                <w:strike w:val="false"/>
+                <w:sz w:val="22"/>
+                <w:szCs w:val="22"/>
+                <w:color w:val="000000"/>
+              </w:rPr>
+              <w:t xml:space="preserve">275 (20.6%)</w:t>
+            </w:r>
+          </w:p>
+        </w:tc>
+        <w:tc>
+          <w:tcPr>
+            <w:tcBorders>
+              <w:bottom w:val="none" w:sz="0" w:space="0" w:color="000000"/>
+              <w:top w:val="none" w:sz="0" w:space="0" w:color="000000"/>
+              <w:left w:val="none" w:sz="0" w:space="0" w:color="000000"/>
+              <w:right w:val="none" w:sz="0" w:space="0" w:color="000000"/>
+            </w:tcBorders>
+            <w:shd w:val="clear" w:color="auto" w:fill="FFFFFF"/>
+            <w:tcMar>
+              <w:top w:w="0" w:type="dxa"/>
+              <w:bottom w:w="0" w:type="dxa"/>
+              <w:left w:w="0" w:type="dxa"/>
+              <w:right w:w="0" w:type="dxa"/>
+            </w:tcMar>
+            <w:vAlign w:val="top"/>
+          </w:tcPr>
+          <w:p>
+            <w:pPr>
+              <w:pStyle w:val="Normal"/>
+              <w:jc w:val="center"/>
+              <w:pBdr>
+                <w:bottom w:val="none" w:sz="0" w:space="0" w:color="000000"/>
+                <w:top w:val="none" w:sz="0" w:space="0" w:color="000000"/>
+                <w:left w:val="none" w:sz="0" w:space="0" w:color="000000"/>
+                <w:right w:val="none" w:sz="0" w:space="0" w:color="000000"/>
+              </w:pBdr>
+              <w:spacing w:after="100" w:before="100" w:line="240"/>
+              <w:ind w:left="100" w:right="100" w:firstLine="0" w:firstLineChars="0"/>
+              <w:rPr>
+                <w:rFonts w:ascii="Helvetica" w:hAnsi="Helvetica" w:eastAsia="Helvetica" w:cs="Helvetica"/>
+                <w:i w:val="false"/>
+                <w:b w:val="false"/>
+                <w:u w:val="none"/>
+                <w:strike w:val="false"/>
+                <w:sz w:val="22"/>
+                <w:szCs w:val="22"/>
+                <w:color w:val="000000"/>
+              </w:rPr>
+            </w:pPr>
+            <w:r>
+              <w:rPr>
+                <w:rFonts w:ascii="Helvetica" w:hAnsi="Helvetica" w:eastAsia="Helvetica" w:cs="Helvetica"/>
+                <w:i w:val="false"/>
+                <w:b w:val="false"/>
+                <w:u w:val="none"/>
+                <w:strike w:val="false"/>
+                <w:sz w:val="22"/>
+                <w:szCs w:val="22"/>
+                <w:color w:val="000000"/>
+              </w:rPr>
+              <w:t xml:space="preserve">41 (18.5%)</w:t>
+            </w:r>
+          </w:p>
+        </w:tc>
+        <w:tc>
+          <w:tcPr>
+            <w:tcBorders>
+              <w:bottom w:val="none" w:sz="0" w:space="0" w:color="000000"/>
+              <w:top w:val="none" w:sz="0" w:space="0" w:color="000000"/>
+              <w:left w:val="none" w:sz="0" w:space="0" w:color="000000"/>
+              <w:right w:val="none" w:sz="0" w:space="0" w:color="000000"/>
+            </w:tcBorders>
+            <w:shd w:val="clear" w:color="auto" w:fill="FFFFFF"/>
+            <w:tcMar>
+              <w:top w:w="0" w:type="dxa"/>
+              <w:bottom w:w="0" w:type="dxa"/>
+              <w:left w:w="0" w:type="dxa"/>
+              <w:right w:w="0" w:type="dxa"/>
+            </w:tcMar>
+            <w:vAlign w:val="top"/>
+          </w:tcPr>
+          <w:p>
+            <w:pPr>
+              <w:pStyle w:val="Normal"/>
+              <w:jc w:val="center"/>
+              <w:pBdr>
+                <w:bottom w:val="none" w:sz="0" w:space="0" w:color="000000"/>
+                <w:top w:val="none" w:sz="0" w:space="0" w:color="000000"/>
+                <w:left w:val="none" w:sz="0" w:space="0" w:color="000000"/>
+                <w:right w:val="none" w:sz="0" w:space="0" w:color="000000"/>
+              </w:pBdr>
+              <w:spacing w:after="100" w:before="100" w:line="240"/>
+              <w:ind w:left="100" w:right="100" w:firstLine="0" w:firstLineChars="0"/>
+              <w:rPr>
+                <w:rFonts w:ascii="Helvetica" w:hAnsi="Helvetica" w:eastAsia="Helvetica" w:cs="Helvetica"/>
+                <w:i w:val="false"/>
+                <w:b w:val="false"/>
+                <w:u w:val="none"/>
+                <w:strike w:val="false"/>
+                <w:sz w:val="22"/>
+                <w:szCs w:val="22"/>
+                <w:color w:val="000000"/>
+              </w:rPr>
+            </w:pPr>
+            <w:r>
+              <w:rPr>
+                <w:rFonts w:ascii="Helvetica" w:hAnsi="Helvetica" w:eastAsia="Helvetica" w:cs="Helvetica"/>
+                <w:i w:val="false"/>
+                <w:b w:val="false"/>
+                <w:u w:val="none"/>
+                <w:strike w:val="false"/>
+                <w:sz w:val="22"/>
+                <w:szCs w:val="22"/>
+                <w:color w:val="000000"/>
+              </w:rPr>
+              <w:t xml:space="preserve">837 (20.0%)</w:t>
+            </w:r>
+          </w:p>
+        </w:tc>
+        <w:tc>
+          <w:tcPr>
+            <w:tcBorders>
+              <w:bottom w:val="none" w:sz="0" w:space="0" w:color="000000"/>
+              <w:top w:val="none" w:sz="0" w:space="0" w:color="000000"/>
+              <w:left w:val="none" w:sz="0" w:space="0" w:color="000000"/>
+              <w:right w:val="none" w:sz="0" w:space="0" w:color="000000"/>
+            </w:tcBorders>
+            <w:shd w:val="clear" w:color="auto" w:fill="FFFFFF"/>
+            <w:tcMar>
+              <w:top w:w="0" w:type="dxa"/>
+              <w:bottom w:w="0" w:type="dxa"/>
+              <w:left w:w="0" w:type="dxa"/>
+              <w:right w:w="0" w:type="dxa"/>
+            </w:tcMar>
+            <w:vAlign w:val="top"/>
+          </w:tcPr>
+          <w:p>
+            <w:pPr>
+              <w:pStyle w:val="Normal"/>
+              <w:jc w:val="center"/>
+              <w:pBdr>
+                <w:bottom w:val="none" w:sz="0" w:space="0" w:color="000000"/>
+                <w:top w:val="none" w:sz="0" w:space="0" w:color="000000"/>
+                <w:left w:val="none" w:sz="0" w:space="0" w:color="000000"/>
+                <w:right w:val="none" w:sz="0" w:space="0" w:color="000000"/>
+              </w:pBdr>
+              <w:spacing w:after="100" w:before="100" w:line="240"/>
+              <w:ind w:left="100" w:right="100" w:firstLine="0" w:firstLineChars="0"/>
+              <w:rPr>
+                <w:rFonts w:ascii="Helvetica" w:hAnsi="Helvetica" w:eastAsia="Helvetica" w:cs="Helvetica"/>
+                <w:i w:val="false"/>
+                <w:b w:val="false"/>
+                <w:u w:val="none"/>
+                <w:strike w:val="false"/>
+                <w:sz w:val="22"/>
+                <w:szCs w:val="22"/>
+                <w:color w:val="000000"/>
+              </w:rPr>
+            </w:pPr>
+            <w:r>
+              <w:rPr>
+                <w:rFonts w:ascii="Helvetica" w:hAnsi="Helvetica" w:eastAsia="Helvetica" w:cs="Helvetica"/>
+                <w:i w:val="false"/>
+                <w:b w:val="false"/>
+                <w:u w:val="none"/>
+                <w:strike w:val="false"/>
+                <w:sz w:val="22"/>
+                <w:szCs w:val="22"/>
+                <w:color w:val="000000"/>
+              </w:rPr>
+              <w:t xml:space="preserve">186 (19.4%)</w:t>
+            </w:r>
+          </w:p>
+        </w:tc>
+        <w:tc>
+          <w:tcPr>
+            <w:tcBorders>
+              <w:bottom w:val="none" w:sz="0" w:space="0" w:color="000000"/>
+              <w:top w:val="none" w:sz="0" w:space="0" w:color="000000"/>
+              <w:left w:val="none" w:sz="0" w:space="0" w:color="000000"/>
+              <w:right w:val="none" w:sz="0" w:space="0" w:color="000000"/>
+            </w:tcBorders>
+            <w:shd w:val="clear" w:color="auto" w:fill="FFFFFF"/>
+            <w:tcMar>
+              <w:top w:w="0" w:type="dxa"/>
+              <w:bottom w:w="0" w:type="dxa"/>
+              <w:left w:w="0" w:type="dxa"/>
+              <w:right w:w="0" w:type="dxa"/>
+            </w:tcMar>
+            <w:vAlign w:val="top"/>
+          </w:tcPr>
+          <w:p>
+            <w:pPr>
+              <w:pStyle w:val="Normal"/>
+              <w:jc w:val="center"/>
+              <w:pBdr>
+                <w:bottom w:val="none" w:sz="0" w:space="0" w:color="000000"/>
+                <w:top w:val="none" w:sz="0" w:space="0" w:color="000000"/>
+                <w:left w:val="none" w:sz="0" w:space="0" w:color="000000"/>
+                <w:right w:val="none" w:sz="0" w:space="0" w:color="000000"/>
+              </w:pBdr>
+              <w:spacing w:after="100" w:before="100" w:line="240"/>
+              <w:ind w:left="100" w:right="100" w:firstLine="0" w:firstLineChars="0"/>
+              <w:rPr>
+                <w:rFonts w:ascii="Helvetica" w:hAnsi="Helvetica" w:eastAsia="Helvetica" w:cs="Helvetica"/>
+                <w:i w:val="false"/>
+                <w:b w:val="false"/>
+                <w:u w:val="none"/>
+                <w:strike w:val="false"/>
+                <w:sz w:val="22"/>
+                <w:szCs w:val="22"/>
+                <w:color w:val="000000"/>
+              </w:rPr>
+            </w:pPr>
+            <w:r>
+              <w:rPr>
+                <w:rFonts w:ascii="Helvetica" w:hAnsi="Helvetica" w:eastAsia="Helvetica" w:cs="Helvetica"/>
+                <w:i w:val="false"/>
+                <w:b w:val="false"/>
+                <w:u w:val="none"/>
+                <w:strike w:val="false"/>
+                <w:sz w:val="22"/>
+                <w:szCs w:val="22"/>
+                <w:color w:val="000000"/>
+              </w:rPr>
+              <w:t xml:space="preserve">33 (17.0%)</w:t>
+            </w:r>
+          </w:p>
+        </w:tc>
+        <w:tc>
+          <w:tcPr>
+            <w:tcBorders>
+              <w:bottom w:val="none" w:sz="0" w:space="0" w:color="000000"/>
+              <w:top w:val="none" w:sz="0" w:space="0" w:color="000000"/>
+              <w:left w:val="none" w:sz="0" w:space="0" w:color="000000"/>
+              <w:right w:val="none" w:sz="0" w:space="0" w:color="000000"/>
+            </w:tcBorders>
+            <w:shd w:val="clear" w:color="auto" w:fill="FFFFFF"/>
+            <w:tcMar>
+              <w:top w:w="0" w:type="dxa"/>
+              <w:bottom w:w="0" w:type="dxa"/>
+              <w:left w:w="0" w:type="dxa"/>
+              <w:right w:w="0" w:type="dxa"/>
+            </w:tcMar>
+            <w:vAlign w:val="top"/>
+          </w:tcPr>
+          <w:p>
+            <w:pPr>
+              <w:pStyle w:val="Normal"/>
+              <w:jc w:val="center"/>
+              <w:pBdr>
+                <w:bottom w:val="none" w:sz="0" w:space="0" w:color="000000"/>
+                <w:top w:val="none" w:sz="0" w:space="0" w:color="000000"/>
+                <w:left w:val="none" w:sz="0" w:space="0" w:color="000000"/>
+                <w:right w:val="none" w:sz="0" w:space="0" w:color="000000"/>
+              </w:pBdr>
+              <w:spacing w:after="100" w:before="100" w:line="240"/>
+              <w:ind w:left="100" w:right="100" w:firstLine="0" w:firstLineChars="0"/>
+              <w:rPr>
+                <w:rFonts w:ascii="Helvetica" w:hAnsi="Helvetica" w:eastAsia="Helvetica" w:cs="Helvetica"/>
+                <w:i w:val="false"/>
+                <w:b w:val="false"/>
+                <w:u w:val="none"/>
+                <w:strike w:val="false"/>
+                <w:sz w:val="22"/>
+                <w:szCs w:val="22"/>
+                <w:color w:val="000000"/>
+              </w:rPr>
+            </w:pPr>
+            <w:r>
+              <w:rPr>
+                <w:rFonts w:ascii="Helvetica" w:hAnsi="Helvetica" w:eastAsia="Helvetica" w:cs="Helvetica"/>
+                <w:i w:val="false"/>
+                <w:b w:val="false"/>
+                <w:u w:val="none"/>
+                <w:strike w:val="false"/>
+                <w:sz w:val="22"/>
+                <w:szCs w:val="22"/>
+                <w:color w:val="000000"/>
+              </w:rPr>
+              <w:t xml:space="preserve">1,354 (18.3%)</w:t>
+            </w:r>
+          </w:p>
+        </w:tc>
+        <w:tc>
+          <w:tcPr>
+            <w:tcBorders>
+              <w:bottom w:val="none" w:sz="0" w:space="0" w:color="000000"/>
+              <w:top w:val="none" w:sz="0" w:space="0" w:color="000000"/>
+              <w:left w:val="none" w:sz="0" w:space="0" w:color="000000"/>
+              <w:right w:val="none" w:sz="0" w:space="0" w:color="000000"/>
+            </w:tcBorders>
+            <w:shd w:val="clear" w:color="auto" w:fill="FFFFFF"/>
+            <w:tcMar>
+              <w:top w:w="0" w:type="dxa"/>
+              <w:bottom w:w="0" w:type="dxa"/>
+              <w:left w:w="0" w:type="dxa"/>
+              <w:right w:w="0" w:type="dxa"/>
+            </w:tcMar>
+            <w:vAlign w:val="top"/>
+          </w:tcPr>
+          <w:p>
+            <w:pPr>
+              <w:pStyle w:val="Normal"/>
+              <w:jc w:val="center"/>
+              <w:pBdr>
+                <w:bottom w:val="none" w:sz="0" w:space="0" w:color="000000"/>
+                <w:top w:val="none" w:sz="0" w:space="0" w:color="000000"/>
+                <w:left w:val="none" w:sz="0" w:space="0" w:color="000000"/>
+                <w:right w:val="none" w:sz="0" w:space="0" w:color="000000"/>
+              </w:pBdr>
+              <w:spacing w:after="100" w:before="100" w:line="240"/>
+              <w:ind w:left="100" w:right="100" w:firstLine="0" w:firstLineChars="0"/>
+              <w:rPr>
+                <w:rFonts w:ascii="Helvetica" w:hAnsi="Helvetica" w:eastAsia="Helvetica" w:cs="Helvetica"/>
+                <w:i w:val="false"/>
+                <w:b w:val="false"/>
+                <w:u w:val="none"/>
+                <w:strike w:val="false"/>
+                <w:sz w:val="22"/>
+                <w:szCs w:val="22"/>
+                <w:color w:val="000000"/>
+              </w:rPr>
+            </w:pPr>
+            <w:r>
+              <w:rPr>
+                <w:rFonts w:ascii="Helvetica" w:hAnsi="Helvetica" w:eastAsia="Helvetica" w:cs="Helvetica"/>
+                <w:i w:val="false"/>
+                <w:b w:val="false"/>
+                <w:u w:val="none"/>
+                <w:strike w:val="false"/>
+                <w:sz w:val="22"/>
+                <w:szCs w:val="22"/>
+                <w:color w:val="000000"/>
+              </w:rPr>
+              <w:t xml:space="preserve">4,894 (19.8%)</w:t>
             </w:r>
           </w:p>
         </w:tc>
@@ -3423,447 +3423,447 @@
                 <w:szCs w:val="22"/>
                 <w:color w:val="000000"/>
               </w:rPr>
-              <w:t xml:space="preserve">22,525 (32.3%)</w:t>
-            </w:r>
-          </w:p>
-        </w:tc>
-        <w:tc>
-          <w:tcPr>
-            <w:tcBorders>
-              <w:bottom w:val="none" w:sz="0" w:space="0" w:color="000000"/>
-              <w:top w:val="none" w:sz="0" w:space="0" w:color="000000"/>
-              <w:left w:val="none" w:sz="0" w:space="0" w:color="000000"/>
-              <w:right w:val="none" w:sz="0" w:space="0" w:color="000000"/>
-            </w:tcBorders>
-            <w:shd w:val="clear" w:color="auto" w:fill="FFFFFF"/>
-            <w:tcMar>
-              <w:top w:w="0" w:type="dxa"/>
-              <w:bottom w:w="0" w:type="dxa"/>
-              <w:left w:w="0" w:type="dxa"/>
-              <w:right w:w="0" w:type="dxa"/>
-            </w:tcMar>
-            <w:vAlign w:val="top"/>
-          </w:tcPr>
-          <w:p>
-            <w:pPr>
-              <w:pStyle w:val="Normal"/>
-              <w:jc w:val="center"/>
-              <w:pBdr>
-                <w:bottom w:val="none" w:sz="0" w:space="0" w:color="000000"/>
-                <w:top w:val="none" w:sz="0" w:space="0" w:color="000000"/>
-                <w:left w:val="none" w:sz="0" w:space="0" w:color="000000"/>
-                <w:right w:val="none" w:sz="0" w:space="0" w:color="000000"/>
-              </w:pBdr>
-              <w:spacing w:after="100" w:before="100" w:line="240"/>
-              <w:ind w:left="100" w:right="100" w:firstLine="0" w:firstLineChars="0"/>
-              <w:rPr>
-                <w:rFonts w:ascii="Helvetica" w:hAnsi="Helvetica" w:eastAsia="Helvetica" w:cs="Helvetica"/>
-                <w:i w:val="false"/>
-                <w:b w:val="false"/>
-                <w:u w:val="none"/>
-                <w:strike w:val="false"/>
-                <w:sz w:val="22"/>
-                <w:szCs w:val="22"/>
-                <w:color w:val="000000"/>
-              </w:rPr>
-            </w:pPr>
-            <w:r>
-              <w:rPr>
-                <w:rFonts w:ascii="Helvetica" w:hAnsi="Helvetica" w:eastAsia="Helvetica" w:cs="Helvetica"/>
-                <w:i w:val="false"/>
-                <w:b w:val="false"/>
-                <w:u w:val="none"/>
-                <w:strike w:val="false"/>
-                <w:sz w:val="22"/>
-                <w:szCs w:val="22"/>
-                <w:color w:val="000000"/>
-              </w:rPr>
-              <w:t xml:space="preserve">9,890 (32.1%)</w:t>
-            </w:r>
-          </w:p>
-        </w:tc>
-        <w:tc>
-          <w:tcPr>
-            <w:tcBorders>
-              <w:bottom w:val="none" w:sz="0" w:space="0" w:color="000000"/>
-              <w:top w:val="none" w:sz="0" w:space="0" w:color="000000"/>
-              <w:left w:val="none" w:sz="0" w:space="0" w:color="000000"/>
-              <w:right w:val="none" w:sz="0" w:space="0" w:color="000000"/>
-            </w:tcBorders>
-            <w:shd w:val="clear" w:color="auto" w:fill="FFFFFF"/>
-            <w:tcMar>
-              <w:top w:w="0" w:type="dxa"/>
-              <w:bottom w:w="0" w:type="dxa"/>
-              <w:left w:w="0" w:type="dxa"/>
-              <w:right w:w="0" w:type="dxa"/>
-            </w:tcMar>
-            <w:vAlign w:val="top"/>
-          </w:tcPr>
-          <w:p>
-            <w:pPr>
-              <w:pStyle w:val="Normal"/>
-              <w:jc w:val="center"/>
-              <w:pBdr>
-                <w:bottom w:val="none" w:sz="0" w:space="0" w:color="000000"/>
-                <w:top w:val="none" w:sz="0" w:space="0" w:color="000000"/>
-                <w:left w:val="none" w:sz="0" w:space="0" w:color="000000"/>
-                <w:right w:val="none" w:sz="0" w:space="0" w:color="000000"/>
-              </w:pBdr>
-              <w:spacing w:after="100" w:before="100" w:line="240"/>
-              <w:ind w:left="100" w:right="100" w:firstLine="0" w:firstLineChars="0"/>
-              <w:rPr>
-                <w:rFonts w:ascii="Helvetica" w:hAnsi="Helvetica" w:eastAsia="Helvetica" w:cs="Helvetica"/>
-                <w:i w:val="false"/>
-                <w:b w:val="false"/>
-                <w:u w:val="none"/>
-                <w:strike w:val="false"/>
-                <w:sz w:val="22"/>
-                <w:szCs w:val="22"/>
-                <w:color w:val="000000"/>
-              </w:rPr>
-            </w:pPr>
-            <w:r>
-              <w:rPr>
-                <w:rFonts w:ascii="Helvetica" w:hAnsi="Helvetica" w:eastAsia="Helvetica" w:cs="Helvetica"/>
-                <w:i w:val="false"/>
-                <w:b w:val="false"/>
-                <w:u w:val="none"/>
-                <w:strike w:val="false"/>
-                <w:sz w:val="22"/>
-                <w:szCs w:val="22"/>
-                <w:color w:val="000000"/>
-              </w:rPr>
-              <w:t xml:space="preserve">462 (34.7%)</w:t>
-            </w:r>
-          </w:p>
-        </w:tc>
-        <w:tc>
-          <w:tcPr>
-            <w:tcBorders>
-              <w:bottom w:val="none" w:sz="0" w:space="0" w:color="000000"/>
-              <w:top w:val="none" w:sz="0" w:space="0" w:color="000000"/>
-              <w:left w:val="none" w:sz="0" w:space="0" w:color="000000"/>
-              <w:right w:val="none" w:sz="0" w:space="0" w:color="000000"/>
-            </w:tcBorders>
-            <w:shd w:val="clear" w:color="auto" w:fill="FFFFFF"/>
-            <w:tcMar>
-              <w:top w:w="0" w:type="dxa"/>
-              <w:bottom w:w="0" w:type="dxa"/>
-              <w:left w:w="0" w:type="dxa"/>
-              <w:right w:w="0" w:type="dxa"/>
-            </w:tcMar>
-            <w:vAlign w:val="top"/>
-          </w:tcPr>
-          <w:p>
-            <w:pPr>
-              <w:pStyle w:val="Normal"/>
-              <w:jc w:val="center"/>
-              <w:pBdr>
-                <w:bottom w:val="none" w:sz="0" w:space="0" w:color="000000"/>
-                <w:top w:val="none" w:sz="0" w:space="0" w:color="000000"/>
-                <w:left w:val="none" w:sz="0" w:space="0" w:color="000000"/>
-                <w:right w:val="none" w:sz="0" w:space="0" w:color="000000"/>
-              </w:pBdr>
-              <w:spacing w:after="100" w:before="100" w:line="240"/>
-              <w:ind w:left="100" w:right="100" w:firstLine="0" w:firstLineChars="0"/>
-              <w:rPr>
-                <w:rFonts w:ascii="Helvetica" w:hAnsi="Helvetica" w:eastAsia="Helvetica" w:cs="Helvetica"/>
-                <w:i w:val="false"/>
-                <w:b w:val="false"/>
-                <w:u w:val="none"/>
-                <w:strike w:val="false"/>
-                <w:sz w:val="22"/>
-                <w:szCs w:val="22"/>
-                <w:color w:val="000000"/>
-              </w:rPr>
-            </w:pPr>
-            <w:r>
-              <w:rPr>
-                <w:rFonts w:ascii="Helvetica" w:hAnsi="Helvetica" w:eastAsia="Helvetica" w:cs="Helvetica"/>
-                <w:i w:val="false"/>
-                <w:b w:val="false"/>
-                <w:u w:val="none"/>
-                <w:strike w:val="false"/>
-                <w:sz w:val="22"/>
-                <w:szCs w:val="22"/>
-                <w:color w:val="000000"/>
-              </w:rPr>
-              <w:t xml:space="preserve">63 (28.4%)</w:t>
-            </w:r>
-          </w:p>
-        </w:tc>
-        <w:tc>
-          <w:tcPr>
-            <w:tcBorders>
-              <w:bottom w:val="none" w:sz="0" w:space="0" w:color="000000"/>
-              <w:top w:val="none" w:sz="0" w:space="0" w:color="000000"/>
-              <w:left w:val="none" w:sz="0" w:space="0" w:color="000000"/>
-              <w:right w:val="none" w:sz="0" w:space="0" w:color="000000"/>
-            </w:tcBorders>
-            <w:shd w:val="clear" w:color="auto" w:fill="FFFFFF"/>
-            <w:tcMar>
-              <w:top w:w="0" w:type="dxa"/>
-              <w:bottom w:w="0" w:type="dxa"/>
-              <w:left w:w="0" w:type="dxa"/>
-              <w:right w:w="0" w:type="dxa"/>
-            </w:tcMar>
-            <w:vAlign w:val="top"/>
-          </w:tcPr>
-          <w:p>
-            <w:pPr>
-              <w:pStyle w:val="Normal"/>
-              <w:jc w:val="center"/>
-              <w:pBdr>
-                <w:bottom w:val="none" w:sz="0" w:space="0" w:color="000000"/>
-                <w:top w:val="none" w:sz="0" w:space="0" w:color="000000"/>
-                <w:left w:val="none" w:sz="0" w:space="0" w:color="000000"/>
-                <w:right w:val="none" w:sz="0" w:space="0" w:color="000000"/>
-              </w:pBdr>
-              <w:spacing w:after="100" w:before="100" w:line="240"/>
-              <w:ind w:left="100" w:right="100" w:firstLine="0" w:firstLineChars="0"/>
-              <w:rPr>
-                <w:rFonts w:ascii="Helvetica" w:hAnsi="Helvetica" w:eastAsia="Helvetica" w:cs="Helvetica"/>
-                <w:i w:val="false"/>
-                <w:b w:val="false"/>
-                <w:u w:val="none"/>
-                <w:strike w:val="false"/>
-                <w:sz w:val="22"/>
-                <w:szCs w:val="22"/>
-                <w:color w:val="000000"/>
-              </w:rPr>
-            </w:pPr>
-            <w:r>
-              <w:rPr>
-                <w:rFonts w:ascii="Helvetica" w:hAnsi="Helvetica" w:eastAsia="Helvetica" w:cs="Helvetica"/>
-                <w:i w:val="false"/>
-                <w:b w:val="false"/>
-                <w:u w:val="none"/>
-                <w:strike w:val="false"/>
-                <w:sz w:val="22"/>
-                <w:szCs w:val="22"/>
-                <w:color w:val="000000"/>
-              </w:rPr>
-              <w:t xml:space="preserve">1,394 (33.3%)</w:t>
-            </w:r>
-          </w:p>
-        </w:tc>
-        <w:tc>
-          <w:tcPr>
-            <w:tcBorders>
-              <w:bottom w:val="none" w:sz="0" w:space="0" w:color="000000"/>
-              <w:top w:val="none" w:sz="0" w:space="0" w:color="000000"/>
-              <w:left w:val="none" w:sz="0" w:space="0" w:color="000000"/>
-              <w:right w:val="none" w:sz="0" w:space="0" w:color="000000"/>
-            </w:tcBorders>
-            <w:shd w:val="clear" w:color="auto" w:fill="FFFFFF"/>
-            <w:tcMar>
-              <w:top w:w="0" w:type="dxa"/>
-              <w:bottom w:w="0" w:type="dxa"/>
-              <w:left w:w="0" w:type="dxa"/>
-              <w:right w:w="0" w:type="dxa"/>
-            </w:tcMar>
-            <w:vAlign w:val="top"/>
-          </w:tcPr>
-          <w:p>
-            <w:pPr>
-              <w:pStyle w:val="Normal"/>
-              <w:jc w:val="center"/>
-              <w:pBdr>
-                <w:bottom w:val="none" w:sz="0" w:space="0" w:color="000000"/>
-                <w:top w:val="none" w:sz="0" w:space="0" w:color="000000"/>
-                <w:left w:val="none" w:sz="0" w:space="0" w:color="000000"/>
-                <w:right w:val="none" w:sz="0" w:space="0" w:color="000000"/>
-              </w:pBdr>
-              <w:spacing w:after="100" w:before="100" w:line="240"/>
-              <w:ind w:left="100" w:right="100" w:firstLine="0" w:firstLineChars="0"/>
-              <w:rPr>
-                <w:rFonts w:ascii="Helvetica" w:hAnsi="Helvetica" w:eastAsia="Helvetica" w:cs="Helvetica"/>
-                <w:i w:val="false"/>
-                <w:b w:val="false"/>
-                <w:u w:val="none"/>
-                <w:strike w:val="false"/>
-                <w:sz w:val="22"/>
-                <w:szCs w:val="22"/>
-                <w:color w:val="000000"/>
-              </w:rPr>
-            </w:pPr>
-            <w:r>
-              <w:rPr>
-                <w:rFonts w:ascii="Helvetica" w:hAnsi="Helvetica" w:eastAsia="Helvetica" w:cs="Helvetica"/>
-                <w:i w:val="false"/>
-                <w:b w:val="false"/>
-                <w:u w:val="none"/>
-                <w:strike w:val="false"/>
-                <w:sz w:val="22"/>
-                <w:szCs w:val="22"/>
-                <w:color w:val="000000"/>
-              </w:rPr>
-              <w:t xml:space="preserve">344 (35.9%)</w:t>
-            </w:r>
-          </w:p>
-        </w:tc>
-        <w:tc>
-          <w:tcPr>
-            <w:tcBorders>
-              <w:bottom w:val="none" w:sz="0" w:space="0" w:color="000000"/>
-              <w:top w:val="none" w:sz="0" w:space="0" w:color="000000"/>
-              <w:left w:val="none" w:sz="0" w:space="0" w:color="000000"/>
-              <w:right w:val="none" w:sz="0" w:space="0" w:color="000000"/>
-            </w:tcBorders>
-            <w:shd w:val="clear" w:color="auto" w:fill="FFFFFF"/>
-            <w:tcMar>
-              <w:top w:w="0" w:type="dxa"/>
-              <w:bottom w:w="0" w:type="dxa"/>
-              <w:left w:w="0" w:type="dxa"/>
-              <w:right w:w="0" w:type="dxa"/>
-            </w:tcMar>
-            <w:vAlign w:val="top"/>
-          </w:tcPr>
-          <w:p>
-            <w:pPr>
-              <w:pStyle w:val="Normal"/>
-              <w:jc w:val="center"/>
-              <w:pBdr>
-                <w:bottom w:val="none" w:sz="0" w:space="0" w:color="000000"/>
-                <w:top w:val="none" w:sz="0" w:space="0" w:color="000000"/>
-                <w:left w:val="none" w:sz="0" w:space="0" w:color="000000"/>
-                <w:right w:val="none" w:sz="0" w:space="0" w:color="000000"/>
-              </w:pBdr>
-              <w:spacing w:after="100" w:before="100" w:line="240"/>
-              <w:ind w:left="100" w:right="100" w:firstLine="0" w:firstLineChars="0"/>
-              <w:rPr>
-                <w:rFonts w:ascii="Helvetica" w:hAnsi="Helvetica" w:eastAsia="Helvetica" w:cs="Helvetica"/>
-                <w:i w:val="false"/>
-                <w:b w:val="false"/>
-                <w:u w:val="none"/>
-                <w:strike w:val="false"/>
-                <w:sz w:val="22"/>
-                <w:szCs w:val="22"/>
-                <w:color w:val="000000"/>
-              </w:rPr>
-            </w:pPr>
-            <w:r>
-              <w:rPr>
-                <w:rFonts w:ascii="Helvetica" w:hAnsi="Helvetica" w:eastAsia="Helvetica" w:cs="Helvetica"/>
-                <w:i w:val="false"/>
-                <w:b w:val="false"/>
-                <w:u w:val="none"/>
-                <w:strike w:val="false"/>
-                <w:sz w:val="22"/>
-                <w:szCs w:val="22"/>
-                <w:color w:val="000000"/>
-              </w:rPr>
-              <w:t xml:space="preserve">50 (25.8%)</w:t>
-            </w:r>
-          </w:p>
-        </w:tc>
-        <w:tc>
-          <w:tcPr>
-            <w:tcBorders>
-              <w:bottom w:val="none" w:sz="0" w:space="0" w:color="000000"/>
-              <w:top w:val="none" w:sz="0" w:space="0" w:color="000000"/>
-              <w:left w:val="none" w:sz="0" w:space="0" w:color="000000"/>
-              <w:right w:val="none" w:sz="0" w:space="0" w:color="000000"/>
-            </w:tcBorders>
-            <w:shd w:val="clear" w:color="auto" w:fill="FFFFFF"/>
-            <w:tcMar>
-              <w:top w:w="0" w:type="dxa"/>
-              <w:bottom w:w="0" w:type="dxa"/>
-              <w:left w:w="0" w:type="dxa"/>
-              <w:right w:w="0" w:type="dxa"/>
-            </w:tcMar>
-            <w:vAlign w:val="top"/>
-          </w:tcPr>
-          <w:p>
-            <w:pPr>
-              <w:pStyle w:val="Normal"/>
-              <w:jc w:val="center"/>
-              <w:pBdr>
-                <w:bottom w:val="none" w:sz="0" w:space="0" w:color="000000"/>
-                <w:top w:val="none" w:sz="0" w:space="0" w:color="000000"/>
-                <w:left w:val="none" w:sz="0" w:space="0" w:color="000000"/>
-                <w:right w:val="none" w:sz="0" w:space="0" w:color="000000"/>
-              </w:pBdr>
-              <w:spacing w:after="100" w:before="100" w:line="240"/>
-              <w:ind w:left="100" w:right="100" w:firstLine="0" w:firstLineChars="0"/>
-              <w:rPr>
-                <w:rFonts w:ascii="Helvetica" w:hAnsi="Helvetica" w:eastAsia="Helvetica" w:cs="Helvetica"/>
-                <w:i w:val="false"/>
-                <w:b w:val="false"/>
-                <w:u w:val="none"/>
-                <w:strike w:val="false"/>
-                <w:sz w:val="22"/>
-                <w:szCs w:val="22"/>
-                <w:color w:val="000000"/>
-              </w:rPr>
-            </w:pPr>
-            <w:r>
-              <w:rPr>
-                <w:rFonts w:ascii="Helvetica" w:hAnsi="Helvetica" w:eastAsia="Helvetica" w:cs="Helvetica"/>
-                <w:i w:val="false"/>
-                <w:b w:val="false"/>
-                <w:u w:val="none"/>
-                <w:strike w:val="false"/>
-                <w:sz w:val="22"/>
-                <w:szCs w:val="22"/>
-                <w:color w:val="000000"/>
-              </w:rPr>
-              <w:t xml:space="preserve">2,216 (30.0%)</w:t>
-            </w:r>
-          </w:p>
-        </w:tc>
-        <w:tc>
-          <w:tcPr>
-            <w:tcBorders>
-              <w:bottom w:val="none" w:sz="0" w:space="0" w:color="000000"/>
-              <w:top w:val="none" w:sz="0" w:space="0" w:color="000000"/>
-              <w:left w:val="none" w:sz="0" w:space="0" w:color="000000"/>
-              <w:right w:val="none" w:sz="0" w:space="0" w:color="000000"/>
-            </w:tcBorders>
-            <w:shd w:val="clear" w:color="auto" w:fill="FFFFFF"/>
-            <w:tcMar>
-              <w:top w:w="0" w:type="dxa"/>
-              <w:bottom w:w="0" w:type="dxa"/>
-              <w:left w:w="0" w:type="dxa"/>
-              <w:right w:w="0" w:type="dxa"/>
-            </w:tcMar>
-            <w:vAlign w:val="top"/>
-          </w:tcPr>
-          <w:p>
-            <w:pPr>
-              <w:pStyle w:val="Normal"/>
-              <w:jc w:val="center"/>
-              <w:pBdr>
-                <w:bottom w:val="none" w:sz="0" w:space="0" w:color="000000"/>
-                <w:top w:val="none" w:sz="0" w:space="0" w:color="000000"/>
-                <w:left w:val="none" w:sz="0" w:space="0" w:color="000000"/>
-                <w:right w:val="none" w:sz="0" w:space="0" w:color="000000"/>
-              </w:pBdr>
-              <w:spacing w:after="100" w:before="100" w:line="240"/>
-              <w:ind w:left="100" w:right="100" w:firstLine="0" w:firstLineChars="0"/>
-              <w:rPr>
-                <w:rFonts w:ascii="Helvetica" w:hAnsi="Helvetica" w:eastAsia="Helvetica" w:cs="Helvetica"/>
-                <w:i w:val="false"/>
-                <w:b w:val="false"/>
-                <w:u w:val="none"/>
-                <w:strike w:val="false"/>
-                <w:sz w:val="22"/>
-                <w:szCs w:val="22"/>
-                <w:color w:val="000000"/>
-              </w:rPr>
-            </w:pPr>
-            <w:r>
-              <w:rPr>
-                <w:rFonts w:ascii="Helvetica" w:hAnsi="Helvetica" w:eastAsia="Helvetica" w:cs="Helvetica"/>
-                <w:i w:val="false"/>
-                <w:b w:val="false"/>
-                <w:u w:val="none"/>
-                <w:strike w:val="false"/>
-                <w:sz w:val="22"/>
-                <w:szCs w:val="22"/>
-                <w:color w:val="000000"/>
-              </w:rPr>
-              <w:t xml:space="preserve">8,106 (32.7%)</w:t>
+              <w:t xml:space="preserve">14,204 (20.3%)</w:t>
+            </w:r>
+          </w:p>
+        </w:tc>
+        <w:tc>
+          <w:tcPr>
+            <w:tcBorders>
+              <w:bottom w:val="none" w:sz="0" w:space="0" w:color="000000"/>
+              <w:top w:val="none" w:sz="0" w:space="0" w:color="000000"/>
+              <w:left w:val="none" w:sz="0" w:space="0" w:color="000000"/>
+              <w:right w:val="none" w:sz="0" w:space="0" w:color="000000"/>
+            </w:tcBorders>
+            <w:shd w:val="clear" w:color="auto" w:fill="FFFFFF"/>
+            <w:tcMar>
+              <w:top w:w="0" w:type="dxa"/>
+              <w:bottom w:w="0" w:type="dxa"/>
+              <w:left w:w="0" w:type="dxa"/>
+              <w:right w:w="0" w:type="dxa"/>
+            </w:tcMar>
+            <w:vAlign w:val="top"/>
+          </w:tcPr>
+          <w:p>
+            <w:pPr>
+              <w:pStyle w:val="Normal"/>
+              <w:jc w:val="center"/>
+              <w:pBdr>
+                <w:bottom w:val="none" w:sz="0" w:space="0" w:color="000000"/>
+                <w:top w:val="none" w:sz="0" w:space="0" w:color="000000"/>
+                <w:left w:val="none" w:sz="0" w:space="0" w:color="000000"/>
+                <w:right w:val="none" w:sz="0" w:space="0" w:color="000000"/>
+              </w:pBdr>
+              <w:spacing w:after="100" w:before="100" w:line="240"/>
+              <w:ind w:left="100" w:right="100" w:firstLine="0" w:firstLineChars="0"/>
+              <w:rPr>
+                <w:rFonts w:ascii="Helvetica" w:hAnsi="Helvetica" w:eastAsia="Helvetica" w:cs="Helvetica"/>
+                <w:i w:val="false"/>
+                <w:b w:val="false"/>
+                <w:u w:val="none"/>
+                <w:strike w:val="false"/>
+                <w:sz w:val="22"/>
+                <w:szCs w:val="22"/>
+                <w:color w:val="000000"/>
+              </w:rPr>
+            </w:pPr>
+            <w:r>
+              <w:rPr>
+                <w:rFonts w:ascii="Helvetica" w:hAnsi="Helvetica" w:eastAsia="Helvetica" w:cs="Helvetica"/>
+                <w:i w:val="false"/>
+                <w:b w:val="false"/>
+                <w:u w:val="none"/>
+                <w:strike w:val="false"/>
+                <w:sz w:val="22"/>
+                <w:szCs w:val="22"/>
+                <w:color w:val="000000"/>
+              </w:rPr>
+              <w:t xml:space="preserve">6,312 (20.5%)</w:t>
+            </w:r>
+          </w:p>
+        </w:tc>
+        <w:tc>
+          <w:tcPr>
+            <w:tcBorders>
+              <w:bottom w:val="none" w:sz="0" w:space="0" w:color="000000"/>
+              <w:top w:val="none" w:sz="0" w:space="0" w:color="000000"/>
+              <w:left w:val="none" w:sz="0" w:space="0" w:color="000000"/>
+              <w:right w:val="none" w:sz="0" w:space="0" w:color="000000"/>
+            </w:tcBorders>
+            <w:shd w:val="clear" w:color="auto" w:fill="FFFFFF"/>
+            <w:tcMar>
+              <w:top w:w="0" w:type="dxa"/>
+              <w:bottom w:w="0" w:type="dxa"/>
+              <w:left w:w="0" w:type="dxa"/>
+              <w:right w:w="0" w:type="dxa"/>
+            </w:tcMar>
+            <w:vAlign w:val="top"/>
+          </w:tcPr>
+          <w:p>
+            <w:pPr>
+              <w:pStyle w:val="Normal"/>
+              <w:jc w:val="center"/>
+              <w:pBdr>
+                <w:bottom w:val="none" w:sz="0" w:space="0" w:color="000000"/>
+                <w:top w:val="none" w:sz="0" w:space="0" w:color="000000"/>
+                <w:left w:val="none" w:sz="0" w:space="0" w:color="000000"/>
+                <w:right w:val="none" w:sz="0" w:space="0" w:color="000000"/>
+              </w:pBdr>
+              <w:spacing w:after="100" w:before="100" w:line="240"/>
+              <w:ind w:left="100" w:right="100" w:firstLine="0" w:firstLineChars="0"/>
+              <w:rPr>
+                <w:rFonts w:ascii="Helvetica" w:hAnsi="Helvetica" w:eastAsia="Helvetica" w:cs="Helvetica"/>
+                <w:i w:val="false"/>
+                <w:b w:val="false"/>
+                <w:u w:val="none"/>
+                <w:strike w:val="false"/>
+                <w:sz w:val="22"/>
+                <w:szCs w:val="22"/>
+                <w:color w:val="000000"/>
+              </w:rPr>
+            </w:pPr>
+            <w:r>
+              <w:rPr>
+                <w:rFonts w:ascii="Helvetica" w:hAnsi="Helvetica" w:eastAsia="Helvetica" w:cs="Helvetica"/>
+                <w:i w:val="false"/>
+                <w:b w:val="false"/>
+                <w:u w:val="none"/>
+                <w:strike w:val="false"/>
+                <w:sz w:val="22"/>
+                <w:szCs w:val="22"/>
+                <w:color w:val="000000"/>
+              </w:rPr>
+              <w:t xml:space="preserve">276 (20.7%)</w:t>
+            </w:r>
+          </w:p>
+        </w:tc>
+        <w:tc>
+          <w:tcPr>
+            <w:tcBorders>
+              <w:bottom w:val="none" w:sz="0" w:space="0" w:color="000000"/>
+              <w:top w:val="none" w:sz="0" w:space="0" w:color="000000"/>
+              <w:left w:val="none" w:sz="0" w:space="0" w:color="000000"/>
+              <w:right w:val="none" w:sz="0" w:space="0" w:color="000000"/>
+            </w:tcBorders>
+            <w:shd w:val="clear" w:color="auto" w:fill="FFFFFF"/>
+            <w:tcMar>
+              <w:top w:w="0" w:type="dxa"/>
+              <w:bottom w:w="0" w:type="dxa"/>
+              <w:left w:w="0" w:type="dxa"/>
+              <w:right w:w="0" w:type="dxa"/>
+            </w:tcMar>
+            <w:vAlign w:val="top"/>
+          </w:tcPr>
+          <w:p>
+            <w:pPr>
+              <w:pStyle w:val="Normal"/>
+              <w:jc w:val="center"/>
+              <w:pBdr>
+                <w:bottom w:val="none" w:sz="0" w:space="0" w:color="000000"/>
+                <w:top w:val="none" w:sz="0" w:space="0" w:color="000000"/>
+                <w:left w:val="none" w:sz="0" w:space="0" w:color="000000"/>
+                <w:right w:val="none" w:sz="0" w:space="0" w:color="000000"/>
+              </w:pBdr>
+              <w:spacing w:after="100" w:before="100" w:line="240"/>
+              <w:ind w:left="100" w:right="100" w:firstLine="0" w:firstLineChars="0"/>
+              <w:rPr>
+                <w:rFonts w:ascii="Helvetica" w:hAnsi="Helvetica" w:eastAsia="Helvetica" w:cs="Helvetica"/>
+                <w:i w:val="false"/>
+                <w:b w:val="false"/>
+                <w:u w:val="none"/>
+                <w:strike w:val="false"/>
+                <w:sz w:val="22"/>
+                <w:szCs w:val="22"/>
+                <w:color w:val="000000"/>
+              </w:rPr>
+            </w:pPr>
+            <w:r>
+              <w:rPr>
+                <w:rFonts w:ascii="Helvetica" w:hAnsi="Helvetica" w:eastAsia="Helvetica" w:cs="Helvetica"/>
+                <w:i w:val="false"/>
+                <w:b w:val="false"/>
+                <w:u w:val="none"/>
+                <w:strike w:val="false"/>
+                <w:sz w:val="22"/>
+                <w:szCs w:val="22"/>
+                <w:color w:val="000000"/>
+              </w:rPr>
+              <w:t xml:space="preserve">40 (18.0%)</w:t>
+            </w:r>
+          </w:p>
+        </w:tc>
+        <w:tc>
+          <w:tcPr>
+            <w:tcBorders>
+              <w:bottom w:val="none" w:sz="0" w:space="0" w:color="000000"/>
+              <w:top w:val="none" w:sz="0" w:space="0" w:color="000000"/>
+              <w:left w:val="none" w:sz="0" w:space="0" w:color="000000"/>
+              <w:right w:val="none" w:sz="0" w:space="0" w:color="000000"/>
+            </w:tcBorders>
+            <w:shd w:val="clear" w:color="auto" w:fill="FFFFFF"/>
+            <w:tcMar>
+              <w:top w:w="0" w:type="dxa"/>
+              <w:bottom w:w="0" w:type="dxa"/>
+              <w:left w:w="0" w:type="dxa"/>
+              <w:right w:w="0" w:type="dxa"/>
+            </w:tcMar>
+            <w:vAlign w:val="top"/>
+          </w:tcPr>
+          <w:p>
+            <w:pPr>
+              <w:pStyle w:val="Normal"/>
+              <w:jc w:val="center"/>
+              <w:pBdr>
+                <w:bottom w:val="none" w:sz="0" w:space="0" w:color="000000"/>
+                <w:top w:val="none" w:sz="0" w:space="0" w:color="000000"/>
+                <w:left w:val="none" w:sz="0" w:space="0" w:color="000000"/>
+                <w:right w:val="none" w:sz="0" w:space="0" w:color="000000"/>
+              </w:pBdr>
+              <w:spacing w:after="100" w:before="100" w:line="240"/>
+              <w:ind w:left="100" w:right="100" w:firstLine="0" w:firstLineChars="0"/>
+              <w:rPr>
+                <w:rFonts w:ascii="Helvetica" w:hAnsi="Helvetica" w:eastAsia="Helvetica" w:cs="Helvetica"/>
+                <w:i w:val="false"/>
+                <w:b w:val="false"/>
+                <w:u w:val="none"/>
+                <w:strike w:val="false"/>
+                <w:sz w:val="22"/>
+                <w:szCs w:val="22"/>
+                <w:color w:val="000000"/>
+              </w:rPr>
+            </w:pPr>
+            <w:r>
+              <w:rPr>
+                <w:rFonts w:ascii="Helvetica" w:hAnsi="Helvetica" w:eastAsia="Helvetica" w:cs="Helvetica"/>
+                <w:i w:val="false"/>
+                <w:b w:val="false"/>
+                <w:u w:val="none"/>
+                <w:strike w:val="false"/>
+                <w:sz w:val="22"/>
+                <w:szCs w:val="22"/>
+                <w:color w:val="000000"/>
+              </w:rPr>
+              <w:t xml:space="preserve">889 (21.3%)</w:t>
+            </w:r>
+          </w:p>
+        </w:tc>
+        <w:tc>
+          <w:tcPr>
+            <w:tcBorders>
+              <w:bottom w:val="none" w:sz="0" w:space="0" w:color="000000"/>
+              <w:top w:val="none" w:sz="0" w:space="0" w:color="000000"/>
+              <w:left w:val="none" w:sz="0" w:space="0" w:color="000000"/>
+              <w:right w:val="none" w:sz="0" w:space="0" w:color="000000"/>
+            </w:tcBorders>
+            <w:shd w:val="clear" w:color="auto" w:fill="FFFFFF"/>
+            <w:tcMar>
+              <w:top w:w="0" w:type="dxa"/>
+              <w:bottom w:w="0" w:type="dxa"/>
+              <w:left w:w="0" w:type="dxa"/>
+              <w:right w:w="0" w:type="dxa"/>
+            </w:tcMar>
+            <w:vAlign w:val="top"/>
+          </w:tcPr>
+          <w:p>
+            <w:pPr>
+              <w:pStyle w:val="Normal"/>
+              <w:jc w:val="center"/>
+              <w:pBdr>
+                <w:bottom w:val="none" w:sz="0" w:space="0" w:color="000000"/>
+                <w:top w:val="none" w:sz="0" w:space="0" w:color="000000"/>
+                <w:left w:val="none" w:sz="0" w:space="0" w:color="000000"/>
+                <w:right w:val="none" w:sz="0" w:space="0" w:color="000000"/>
+              </w:pBdr>
+              <w:spacing w:after="100" w:before="100" w:line="240"/>
+              <w:ind w:left="100" w:right="100" w:firstLine="0" w:firstLineChars="0"/>
+              <w:rPr>
+                <w:rFonts w:ascii="Helvetica" w:hAnsi="Helvetica" w:eastAsia="Helvetica" w:cs="Helvetica"/>
+                <w:i w:val="false"/>
+                <w:b w:val="false"/>
+                <w:u w:val="none"/>
+                <w:strike w:val="false"/>
+                <w:sz w:val="22"/>
+                <w:szCs w:val="22"/>
+                <w:color w:val="000000"/>
+              </w:rPr>
+            </w:pPr>
+            <w:r>
+              <w:rPr>
+                <w:rFonts w:ascii="Helvetica" w:hAnsi="Helvetica" w:eastAsia="Helvetica" w:cs="Helvetica"/>
+                <w:i w:val="false"/>
+                <w:b w:val="false"/>
+                <w:u w:val="none"/>
+                <w:strike w:val="false"/>
+                <w:sz w:val="22"/>
+                <w:szCs w:val="22"/>
+                <w:color w:val="000000"/>
+              </w:rPr>
+              <w:t xml:space="preserve">175 (18.2%)</w:t>
+            </w:r>
+          </w:p>
+        </w:tc>
+        <w:tc>
+          <w:tcPr>
+            <w:tcBorders>
+              <w:bottom w:val="none" w:sz="0" w:space="0" w:color="000000"/>
+              <w:top w:val="none" w:sz="0" w:space="0" w:color="000000"/>
+              <w:left w:val="none" w:sz="0" w:space="0" w:color="000000"/>
+              <w:right w:val="none" w:sz="0" w:space="0" w:color="000000"/>
+            </w:tcBorders>
+            <w:shd w:val="clear" w:color="auto" w:fill="FFFFFF"/>
+            <w:tcMar>
+              <w:top w:w="0" w:type="dxa"/>
+              <w:bottom w:w="0" w:type="dxa"/>
+              <w:left w:w="0" w:type="dxa"/>
+              <w:right w:w="0" w:type="dxa"/>
+            </w:tcMar>
+            <w:vAlign w:val="top"/>
+          </w:tcPr>
+          <w:p>
+            <w:pPr>
+              <w:pStyle w:val="Normal"/>
+              <w:jc w:val="center"/>
+              <w:pBdr>
+                <w:bottom w:val="none" w:sz="0" w:space="0" w:color="000000"/>
+                <w:top w:val="none" w:sz="0" w:space="0" w:color="000000"/>
+                <w:left w:val="none" w:sz="0" w:space="0" w:color="000000"/>
+                <w:right w:val="none" w:sz="0" w:space="0" w:color="000000"/>
+              </w:pBdr>
+              <w:spacing w:after="100" w:before="100" w:line="240"/>
+              <w:ind w:left="100" w:right="100" w:firstLine="0" w:firstLineChars="0"/>
+              <w:rPr>
+                <w:rFonts w:ascii="Helvetica" w:hAnsi="Helvetica" w:eastAsia="Helvetica" w:cs="Helvetica"/>
+                <w:i w:val="false"/>
+                <w:b w:val="false"/>
+                <w:u w:val="none"/>
+                <w:strike w:val="false"/>
+                <w:sz w:val="22"/>
+                <w:szCs w:val="22"/>
+                <w:color w:val="000000"/>
+              </w:rPr>
+            </w:pPr>
+            <w:r>
+              <w:rPr>
+                <w:rFonts w:ascii="Helvetica" w:hAnsi="Helvetica" w:eastAsia="Helvetica" w:cs="Helvetica"/>
+                <w:i w:val="false"/>
+                <w:b w:val="false"/>
+                <w:u w:val="none"/>
+                <w:strike w:val="false"/>
+                <w:sz w:val="22"/>
+                <w:szCs w:val="22"/>
+                <w:color w:val="000000"/>
+              </w:rPr>
+              <w:t xml:space="preserve">42 (21.6%)</w:t>
+            </w:r>
+          </w:p>
+        </w:tc>
+        <w:tc>
+          <w:tcPr>
+            <w:tcBorders>
+              <w:bottom w:val="none" w:sz="0" w:space="0" w:color="000000"/>
+              <w:top w:val="none" w:sz="0" w:space="0" w:color="000000"/>
+              <w:left w:val="none" w:sz="0" w:space="0" w:color="000000"/>
+              <w:right w:val="none" w:sz="0" w:space="0" w:color="000000"/>
+            </w:tcBorders>
+            <w:shd w:val="clear" w:color="auto" w:fill="FFFFFF"/>
+            <w:tcMar>
+              <w:top w:w="0" w:type="dxa"/>
+              <w:bottom w:w="0" w:type="dxa"/>
+              <w:left w:w="0" w:type="dxa"/>
+              <w:right w:w="0" w:type="dxa"/>
+            </w:tcMar>
+            <w:vAlign w:val="top"/>
+          </w:tcPr>
+          <w:p>
+            <w:pPr>
+              <w:pStyle w:val="Normal"/>
+              <w:jc w:val="center"/>
+              <w:pBdr>
+                <w:bottom w:val="none" w:sz="0" w:space="0" w:color="000000"/>
+                <w:top w:val="none" w:sz="0" w:space="0" w:color="000000"/>
+                <w:left w:val="none" w:sz="0" w:space="0" w:color="000000"/>
+                <w:right w:val="none" w:sz="0" w:space="0" w:color="000000"/>
+              </w:pBdr>
+              <w:spacing w:after="100" w:before="100" w:line="240"/>
+              <w:ind w:left="100" w:right="100" w:firstLine="0" w:firstLineChars="0"/>
+              <w:rPr>
+                <w:rFonts w:ascii="Helvetica" w:hAnsi="Helvetica" w:eastAsia="Helvetica" w:cs="Helvetica"/>
+                <w:i w:val="false"/>
+                <w:b w:val="false"/>
+                <w:u w:val="none"/>
+                <w:strike w:val="false"/>
+                <w:sz w:val="22"/>
+                <w:szCs w:val="22"/>
+                <w:color w:val="000000"/>
+              </w:rPr>
+            </w:pPr>
+            <w:r>
+              <w:rPr>
+                <w:rFonts w:ascii="Helvetica" w:hAnsi="Helvetica" w:eastAsia="Helvetica" w:cs="Helvetica"/>
+                <w:i w:val="false"/>
+                <w:b w:val="false"/>
+                <w:u w:val="none"/>
+                <w:strike w:val="false"/>
+                <w:sz w:val="22"/>
+                <w:szCs w:val="22"/>
+                <w:color w:val="000000"/>
+              </w:rPr>
+              <w:t xml:space="preserve">1,587 (21.5%)</w:t>
+            </w:r>
+          </w:p>
+        </w:tc>
+        <w:tc>
+          <w:tcPr>
+            <w:tcBorders>
+              <w:bottom w:val="none" w:sz="0" w:space="0" w:color="000000"/>
+              <w:top w:val="none" w:sz="0" w:space="0" w:color="000000"/>
+              <w:left w:val="none" w:sz="0" w:space="0" w:color="000000"/>
+              <w:right w:val="none" w:sz="0" w:space="0" w:color="000000"/>
+            </w:tcBorders>
+            <w:shd w:val="clear" w:color="auto" w:fill="FFFFFF"/>
+            <w:tcMar>
+              <w:top w:w="0" w:type="dxa"/>
+              <w:bottom w:w="0" w:type="dxa"/>
+              <w:left w:w="0" w:type="dxa"/>
+              <w:right w:w="0" w:type="dxa"/>
+            </w:tcMar>
+            <w:vAlign w:val="top"/>
+          </w:tcPr>
+          <w:p>
+            <w:pPr>
+              <w:pStyle w:val="Normal"/>
+              <w:jc w:val="center"/>
+              <w:pBdr>
+                <w:bottom w:val="none" w:sz="0" w:space="0" w:color="000000"/>
+                <w:top w:val="none" w:sz="0" w:space="0" w:color="000000"/>
+                <w:left w:val="none" w:sz="0" w:space="0" w:color="000000"/>
+                <w:right w:val="none" w:sz="0" w:space="0" w:color="000000"/>
+              </w:pBdr>
+              <w:spacing w:after="100" w:before="100" w:line="240"/>
+              <w:ind w:left="100" w:right="100" w:firstLine="0" w:firstLineChars="0"/>
+              <w:rPr>
+                <w:rFonts w:ascii="Helvetica" w:hAnsi="Helvetica" w:eastAsia="Helvetica" w:cs="Helvetica"/>
+                <w:i w:val="false"/>
+                <w:b w:val="false"/>
+                <w:u w:val="none"/>
+                <w:strike w:val="false"/>
+                <w:sz w:val="22"/>
+                <w:szCs w:val="22"/>
+                <w:color w:val="000000"/>
+              </w:rPr>
+            </w:pPr>
+            <w:r>
+              <w:rPr>
+                <w:rFonts w:ascii="Helvetica" w:hAnsi="Helvetica" w:eastAsia="Helvetica" w:cs="Helvetica"/>
+                <w:i w:val="false"/>
+                <w:b w:val="false"/>
+                <w:u w:val="none"/>
+                <w:strike w:val="false"/>
+                <w:sz w:val="22"/>
+                <w:szCs w:val="22"/>
+                <w:color w:val="000000"/>
+              </w:rPr>
+              <w:t xml:space="preserve">4,883 (19.7%)</w:t>
             </w:r>
           </w:p>
         </w:tc>
@@ -3978,447 +3978,447 @@
                 <w:szCs w:val="22"/>
                 <w:color w:val="000000"/>
               </w:rPr>
-              <w:t xml:space="preserve">22,306 (31.9%)</w:t>
-            </w:r>
-          </w:p>
-        </w:tc>
-        <w:tc>
-          <w:tcPr>
-            <w:tcBorders>
-              <w:bottom w:val="none" w:sz="0" w:space="0" w:color="000000"/>
-              <w:top w:val="none" w:sz="0" w:space="0" w:color="000000"/>
-              <w:left w:val="none" w:sz="0" w:space="0" w:color="000000"/>
-              <w:right w:val="none" w:sz="0" w:space="0" w:color="000000"/>
-            </w:tcBorders>
-            <w:shd w:val="clear" w:color="auto" w:fill="FFFFFF"/>
-            <w:tcMar>
-              <w:top w:w="0" w:type="dxa"/>
-              <w:bottom w:w="0" w:type="dxa"/>
-              <w:left w:w="0" w:type="dxa"/>
-              <w:right w:w="0" w:type="dxa"/>
-            </w:tcMar>
-            <w:vAlign w:val="top"/>
-          </w:tcPr>
-          <w:p>
-            <w:pPr>
-              <w:pStyle w:val="Normal"/>
-              <w:jc w:val="center"/>
-              <w:pBdr>
-                <w:bottom w:val="none" w:sz="0" w:space="0" w:color="000000"/>
-                <w:top w:val="none" w:sz="0" w:space="0" w:color="000000"/>
-                <w:left w:val="none" w:sz="0" w:space="0" w:color="000000"/>
-                <w:right w:val="none" w:sz="0" w:space="0" w:color="000000"/>
-              </w:pBdr>
-              <w:spacing w:after="100" w:before="100" w:line="240"/>
-              <w:ind w:left="100" w:right="100" w:firstLine="0" w:firstLineChars="0"/>
-              <w:rPr>
-                <w:rFonts w:ascii="Helvetica" w:hAnsi="Helvetica" w:eastAsia="Helvetica" w:cs="Helvetica"/>
-                <w:i w:val="false"/>
-                <w:b w:val="false"/>
-                <w:u w:val="none"/>
-                <w:strike w:val="false"/>
-                <w:sz w:val="22"/>
-                <w:szCs w:val="22"/>
-                <w:color w:val="000000"/>
-              </w:rPr>
-            </w:pPr>
-            <w:r>
-              <w:rPr>
-                <w:rFonts w:ascii="Helvetica" w:hAnsi="Helvetica" w:eastAsia="Helvetica" w:cs="Helvetica"/>
-                <w:i w:val="false"/>
-                <w:b w:val="false"/>
-                <w:u w:val="none"/>
-                <w:strike w:val="false"/>
-                <w:sz w:val="22"/>
-                <w:szCs w:val="22"/>
-                <w:color w:val="000000"/>
-              </w:rPr>
-              <w:t xml:space="preserve">9,907 (32.2%)</w:t>
-            </w:r>
-          </w:p>
-        </w:tc>
-        <w:tc>
-          <w:tcPr>
-            <w:tcBorders>
-              <w:bottom w:val="none" w:sz="0" w:space="0" w:color="000000"/>
-              <w:top w:val="none" w:sz="0" w:space="0" w:color="000000"/>
-              <w:left w:val="none" w:sz="0" w:space="0" w:color="000000"/>
-              <w:right w:val="none" w:sz="0" w:space="0" w:color="000000"/>
-            </w:tcBorders>
-            <w:shd w:val="clear" w:color="auto" w:fill="FFFFFF"/>
-            <w:tcMar>
-              <w:top w:w="0" w:type="dxa"/>
-              <w:bottom w:w="0" w:type="dxa"/>
-              <w:left w:w="0" w:type="dxa"/>
-              <w:right w:w="0" w:type="dxa"/>
-            </w:tcMar>
-            <w:vAlign w:val="top"/>
-          </w:tcPr>
-          <w:p>
-            <w:pPr>
-              <w:pStyle w:val="Normal"/>
-              <w:jc w:val="center"/>
-              <w:pBdr>
-                <w:bottom w:val="none" w:sz="0" w:space="0" w:color="000000"/>
-                <w:top w:val="none" w:sz="0" w:space="0" w:color="000000"/>
-                <w:left w:val="none" w:sz="0" w:space="0" w:color="000000"/>
-                <w:right w:val="none" w:sz="0" w:space="0" w:color="000000"/>
-              </w:pBdr>
-              <w:spacing w:after="100" w:before="100" w:line="240"/>
-              <w:ind w:left="100" w:right="100" w:firstLine="0" w:firstLineChars="0"/>
-              <w:rPr>
-                <w:rFonts w:ascii="Helvetica" w:hAnsi="Helvetica" w:eastAsia="Helvetica" w:cs="Helvetica"/>
-                <w:i w:val="false"/>
-                <w:b w:val="false"/>
-                <w:u w:val="none"/>
-                <w:strike w:val="false"/>
-                <w:sz w:val="22"/>
-                <w:szCs w:val="22"/>
-                <w:color w:val="000000"/>
-              </w:rPr>
-            </w:pPr>
-            <w:r>
-              <w:rPr>
-                <w:rFonts w:ascii="Helvetica" w:hAnsi="Helvetica" w:eastAsia="Helvetica" w:cs="Helvetica"/>
-                <w:i w:val="false"/>
-                <w:b w:val="false"/>
-                <w:u w:val="none"/>
-                <w:strike w:val="false"/>
-                <w:sz w:val="22"/>
-                <w:szCs w:val="22"/>
-                <w:color w:val="000000"/>
-              </w:rPr>
-              <w:t xml:space="preserve">431 (32.4%)</w:t>
-            </w:r>
-          </w:p>
-        </w:tc>
-        <w:tc>
-          <w:tcPr>
-            <w:tcBorders>
-              <w:bottom w:val="none" w:sz="0" w:space="0" w:color="000000"/>
-              <w:top w:val="none" w:sz="0" w:space="0" w:color="000000"/>
-              <w:left w:val="none" w:sz="0" w:space="0" w:color="000000"/>
-              <w:right w:val="none" w:sz="0" w:space="0" w:color="000000"/>
-            </w:tcBorders>
-            <w:shd w:val="clear" w:color="auto" w:fill="FFFFFF"/>
-            <w:tcMar>
-              <w:top w:w="0" w:type="dxa"/>
-              <w:bottom w:w="0" w:type="dxa"/>
-              <w:left w:w="0" w:type="dxa"/>
-              <w:right w:w="0" w:type="dxa"/>
-            </w:tcMar>
-            <w:vAlign w:val="top"/>
-          </w:tcPr>
-          <w:p>
-            <w:pPr>
-              <w:pStyle w:val="Normal"/>
-              <w:jc w:val="center"/>
-              <w:pBdr>
-                <w:bottom w:val="none" w:sz="0" w:space="0" w:color="000000"/>
-                <w:top w:val="none" w:sz="0" w:space="0" w:color="000000"/>
-                <w:left w:val="none" w:sz="0" w:space="0" w:color="000000"/>
-                <w:right w:val="none" w:sz="0" w:space="0" w:color="000000"/>
-              </w:pBdr>
-              <w:spacing w:after="100" w:before="100" w:line="240"/>
-              <w:ind w:left="100" w:right="100" w:firstLine="0" w:firstLineChars="0"/>
-              <w:rPr>
-                <w:rFonts w:ascii="Helvetica" w:hAnsi="Helvetica" w:eastAsia="Helvetica" w:cs="Helvetica"/>
-                <w:i w:val="false"/>
-                <w:b w:val="false"/>
-                <w:u w:val="none"/>
-                <w:strike w:val="false"/>
-                <w:sz w:val="22"/>
-                <w:szCs w:val="22"/>
-                <w:color w:val="000000"/>
-              </w:rPr>
-            </w:pPr>
-            <w:r>
-              <w:rPr>
-                <w:rFonts w:ascii="Helvetica" w:hAnsi="Helvetica" w:eastAsia="Helvetica" w:cs="Helvetica"/>
-                <w:i w:val="false"/>
-                <w:b w:val="false"/>
-                <w:u w:val="none"/>
-                <w:strike w:val="false"/>
-                <w:sz w:val="22"/>
-                <w:szCs w:val="22"/>
-                <w:color w:val="000000"/>
-              </w:rPr>
-              <w:t xml:space="preserve">66 (29.7%)</w:t>
-            </w:r>
-          </w:p>
-        </w:tc>
-        <w:tc>
-          <w:tcPr>
-            <w:tcBorders>
-              <w:bottom w:val="none" w:sz="0" w:space="0" w:color="000000"/>
-              <w:top w:val="none" w:sz="0" w:space="0" w:color="000000"/>
-              <w:left w:val="none" w:sz="0" w:space="0" w:color="000000"/>
-              <w:right w:val="none" w:sz="0" w:space="0" w:color="000000"/>
-            </w:tcBorders>
-            <w:shd w:val="clear" w:color="auto" w:fill="FFFFFF"/>
-            <w:tcMar>
-              <w:top w:w="0" w:type="dxa"/>
-              <w:bottom w:w="0" w:type="dxa"/>
-              <w:left w:w="0" w:type="dxa"/>
-              <w:right w:w="0" w:type="dxa"/>
-            </w:tcMar>
-            <w:vAlign w:val="top"/>
-          </w:tcPr>
-          <w:p>
-            <w:pPr>
-              <w:pStyle w:val="Normal"/>
-              <w:jc w:val="center"/>
-              <w:pBdr>
-                <w:bottom w:val="none" w:sz="0" w:space="0" w:color="000000"/>
-                <w:top w:val="none" w:sz="0" w:space="0" w:color="000000"/>
-                <w:left w:val="none" w:sz="0" w:space="0" w:color="000000"/>
-                <w:right w:val="none" w:sz="0" w:space="0" w:color="000000"/>
-              </w:pBdr>
-              <w:spacing w:after="100" w:before="100" w:line="240"/>
-              <w:ind w:left="100" w:right="100" w:firstLine="0" w:firstLineChars="0"/>
-              <w:rPr>
-                <w:rFonts w:ascii="Helvetica" w:hAnsi="Helvetica" w:eastAsia="Helvetica" w:cs="Helvetica"/>
-                <w:i w:val="false"/>
-                <w:b w:val="false"/>
-                <w:u w:val="none"/>
-                <w:strike w:val="false"/>
-                <w:sz w:val="22"/>
-                <w:szCs w:val="22"/>
-                <w:color w:val="000000"/>
-              </w:rPr>
-            </w:pPr>
-            <w:r>
-              <w:rPr>
-                <w:rFonts w:ascii="Helvetica" w:hAnsi="Helvetica" w:eastAsia="Helvetica" w:cs="Helvetica"/>
-                <w:i w:val="false"/>
-                <w:b w:val="false"/>
-                <w:u w:val="none"/>
-                <w:strike w:val="false"/>
-                <w:sz w:val="22"/>
-                <w:szCs w:val="22"/>
-                <w:color w:val="000000"/>
-              </w:rPr>
-              <w:t xml:space="preserve">1,372 (32.8%)</w:t>
-            </w:r>
-          </w:p>
-        </w:tc>
-        <w:tc>
-          <w:tcPr>
-            <w:tcBorders>
-              <w:bottom w:val="none" w:sz="0" w:space="0" w:color="000000"/>
-              <w:top w:val="none" w:sz="0" w:space="0" w:color="000000"/>
-              <w:left w:val="none" w:sz="0" w:space="0" w:color="000000"/>
-              <w:right w:val="none" w:sz="0" w:space="0" w:color="000000"/>
-            </w:tcBorders>
-            <w:shd w:val="clear" w:color="auto" w:fill="FFFFFF"/>
-            <w:tcMar>
-              <w:top w:w="0" w:type="dxa"/>
-              <w:bottom w:w="0" w:type="dxa"/>
-              <w:left w:w="0" w:type="dxa"/>
-              <w:right w:w="0" w:type="dxa"/>
-            </w:tcMar>
-            <w:vAlign w:val="top"/>
-          </w:tcPr>
-          <w:p>
-            <w:pPr>
-              <w:pStyle w:val="Normal"/>
-              <w:jc w:val="center"/>
-              <w:pBdr>
-                <w:bottom w:val="none" w:sz="0" w:space="0" w:color="000000"/>
-                <w:top w:val="none" w:sz="0" w:space="0" w:color="000000"/>
-                <w:left w:val="none" w:sz="0" w:space="0" w:color="000000"/>
-                <w:right w:val="none" w:sz="0" w:space="0" w:color="000000"/>
-              </w:pBdr>
-              <w:spacing w:after="100" w:before="100" w:line="240"/>
-              <w:ind w:left="100" w:right="100" w:firstLine="0" w:firstLineChars="0"/>
-              <w:rPr>
-                <w:rFonts w:ascii="Helvetica" w:hAnsi="Helvetica" w:eastAsia="Helvetica" w:cs="Helvetica"/>
-                <w:i w:val="false"/>
-                <w:b w:val="false"/>
-                <w:u w:val="none"/>
-                <w:strike w:val="false"/>
-                <w:sz w:val="22"/>
-                <w:szCs w:val="22"/>
-                <w:color w:val="000000"/>
-              </w:rPr>
-            </w:pPr>
-            <w:r>
-              <w:rPr>
-                <w:rFonts w:ascii="Helvetica" w:hAnsi="Helvetica" w:eastAsia="Helvetica" w:cs="Helvetica"/>
-                <w:i w:val="false"/>
-                <w:b w:val="false"/>
-                <w:u w:val="none"/>
-                <w:strike w:val="false"/>
-                <w:sz w:val="22"/>
-                <w:szCs w:val="22"/>
-                <w:color w:val="000000"/>
-              </w:rPr>
-              <w:t xml:space="preserve">287 (29.9%)</w:t>
-            </w:r>
-          </w:p>
-        </w:tc>
-        <w:tc>
-          <w:tcPr>
-            <w:tcBorders>
-              <w:bottom w:val="none" w:sz="0" w:space="0" w:color="000000"/>
-              <w:top w:val="none" w:sz="0" w:space="0" w:color="000000"/>
-              <w:left w:val="none" w:sz="0" w:space="0" w:color="000000"/>
-              <w:right w:val="none" w:sz="0" w:space="0" w:color="000000"/>
-            </w:tcBorders>
-            <w:shd w:val="clear" w:color="auto" w:fill="FFFFFF"/>
-            <w:tcMar>
-              <w:top w:w="0" w:type="dxa"/>
-              <w:bottom w:w="0" w:type="dxa"/>
-              <w:left w:w="0" w:type="dxa"/>
-              <w:right w:w="0" w:type="dxa"/>
-            </w:tcMar>
-            <w:vAlign w:val="top"/>
-          </w:tcPr>
-          <w:p>
-            <w:pPr>
-              <w:pStyle w:val="Normal"/>
-              <w:jc w:val="center"/>
-              <w:pBdr>
-                <w:bottom w:val="none" w:sz="0" w:space="0" w:color="000000"/>
-                <w:top w:val="none" w:sz="0" w:space="0" w:color="000000"/>
-                <w:left w:val="none" w:sz="0" w:space="0" w:color="000000"/>
-                <w:right w:val="none" w:sz="0" w:space="0" w:color="000000"/>
-              </w:pBdr>
-              <w:spacing w:after="100" w:before="100" w:line="240"/>
-              <w:ind w:left="100" w:right="100" w:firstLine="0" w:firstLineChars="0"/>
-              <w:rPr>
-                <w:rFonts w:ascii="Helvetica" w:hAnsi="Helvetica" w:eastAsia="Helvetica" w:cs="Helvetica"/>
-                <w:i w:val="false"/>
-                <w:b w:val="false"/>
-                <w:u w:val="none"/>
-                <w:strike w:val="false"/>
-                <w:sz w:val="22"/>
-                <w:szCs w:val="22"/>
-                <w:color w:val="000000"/>
-              </w:rPr>
-            </w:pPr>
-            <w:r>
-              <w:rPr>
-                <w:rFonts w:ascii="Helvetica" w:hAnsi="Helvetica" w:eastAsia="Helvetica" w:cs="Helvetica"/>
-                <w:i w:val="false"/>
-                <w:b w:val="false"/>
-                <w:u w:val="none"/>
-                <w:strike w:val="false"/>
-                <w:sz w:val="22"/>
-                <w:szCs w:val="22"/>
-                <w:color w:val="000000"/>
-              </w:rPr>
-              <w:t xml:space="preserve">64 (33.0%)</w:t>
-            </w:r>
-          </w:p>
-        </w:tc>
-        <w:tc>
-          <w:tcPr>
-            <w:tcBorders>
-              <w:bottom w:val="none" w:sz="0" w:space="0" w:color="000000"/>
-              <w:top w:val="none" w:sz="0" w:space="0" w:color="000000"/>
-              <w:left w:val="none" w:sz="0" w:space="0" w:color="000000"/>
-              <w:right w:val="none" w:sz="0" w:space="0" w:color="000000"/>
-            </w:tcBorders>
-            <w:shd w:val="clear" w:color="auto" w:fill="FFFFFF"/>
-            <w:tcMar>
-              <w:top w:w="0" w:type="dxa"/>
-              <w:bottom w:w="0" w:type="dxa"/>
-              <w:left w:w="0" w:type="dxa"/>
-              <w:right w:w="0" w:type="dxa"/>
-            </w:tcMar>
-            <w:vAlign w:val="top"/>
-          </w:tcPr>
-          <w:p>
-            <w:pPr>
-              <w:pStyle w:val="Normal"/>
-              <w:jc w:val="center"/>
-              <w:pBdr>
-                <w:bottom w:val="none" w:sz="0" w:space="0" w:color="000000"/>
-                <w:top w:val="none" w:sz="0" w:space="0" w:color="000000"/>
-                <w:left w:val="none" w:sz="0" w:space="0" w:color="000000"/>
-                <w:right w:val="none" w:sz="0" w:space="0" w:color="000000"/>
-              </w:pBdr>
-              <w:spacing w:after="100" w:before="100" w:line="240"/>
-              <w:ind w:left="100" w:right="100" w:firstLine="0" w:firstLineChars="0"/>
-              <w:rPr>
-                <w:rFonts w:ascii="Helvetica" w:hAnsi="Helvetica" w:eastAsia="Helvetica" w:cs="Helvetica"/>
-                <w:i w:val="false"/>
-                <w:b w:val="false"/>
-                <w:u w:val="none"/>
-                <w:strike w:val="false"/>
-                <w:sz w:val="22"/>
-                <w:szCs w:val="22"/>
-                <w:color w:val="000000"/>
-              </w:rPr>
-            </w:pPr>
-            <w:r>
-              <w:rPr>
-                <w:rFonts w:ascii="Helvetica" w:hAnsi="Helvetica" w:eastAsia="Helvetica" w:cs="Helvetica"/>
-                <w:i w:val="false"/>
-                <w:b w:val="false"/>
-                <w:u w:val="none"/>
-                <w:strike w:val="false"/>
-                <w:sz w:val="22"/>
-                <w:szCs w:val="22"/>
-                <w:color w:val="000000"/>
-              </w:rPr>
-              <w:t xml:space="preserve">2,457 (33.3%)</w:t>
-            </w:r>
-          </w:p>
-        </w:tc>
-        <w:tc>
-          <w:tcPr>
-            <w:tcBorders>
-              <w:bottom w:val="none" w:sz="0" w:space="0" w:color="000000"/>
-              <w:top w:val="none" w:sz="0" w:space="0" w:color="000000"/>
-              <w:left w:val="none" w:sz="0" w:space="0" w:color="000000"/>
-              <w:right w:val="none" w:sz="0" w:space="0" w:color="000000"/>
-            </w:tcBorders>
-            <w:shd w:val="clear" w:color="auto" w:fill="FFFFFF"/>
-            <w:tcMar>
-              <w:top w:w="0" w:type="dxa"/>
-              <w:bottom w:w="0" w:type="dxa"/>
-              <w:left w:w="0" w:type="dxa"/>
-              <w:right w:w="0" w:type="dxa"/>
-            </w:tcMar>
-            <w:vAlign w:val="top"/>
-          </w:tcPr>
-          <w:p>
-            <w:pPr>
-              <w:pStyle w:val="Normal"/>
-              <w:jc w:val="center"/>
-              <w:pBdr>
-                <w:bottom w:val="none" w:sz="0" w:space="0" w:color="000000"/>
-                <w:top w:val="none" w:sz="0" w:space="0" w:color="000000"/>
-                <w:left w:val="none" w:sz="0" w:space="0" w:color="000000"/>
-                <w:right w:val="none" w:sz="0" w:space="0" w:color="000000"/>
-              </w:pBdr>
-              <w:spacing w:after="100" w:before="100" w:line="240"/>
-              <w:ind w:left="100" w:right="100" w:firstLine="0" w:firstLineChars="0"/>
-              <w:rPr>
-                <w:rFonts w:ascii="Helvetica" w:hAnsi="Helvetica" w:eastAsia="Helvetica" w:cs="Helvetica"/>
-                <w:i w:val="false"/>
-                <w:b w:val="false"/>
-                <w:u w:val="none"/>
-                <w:strike w:val="false"/>
-                <w:sz w:val="22"/>
-                <w:szCs w:val="22"/>
-                <w:color w:val="000000"/>
-              </w:rPr>
-            </w:pPr>
-            <w:r>
-              <w:rPr>
-                <w:rFonts w:ascii="Helvetica" w:hAnsi="Helvetica" w:eastAsia="Helvetica" w:cs="Helvetica"/>
-                <w:i w:val="false"/>
-                <w:b w:val="false"/>
-                <w:u w:val="none"/>
-                <w:strike w:val="false"/>
-                <w:sz w:val="22"/>
-                <w:szCs w:val="22"/>
-                <w:color w:val="000000"/>
-              </w:rPr>
-              <w:t xml:space="preserve">7,722 (31.2%)</w:t>
+              <w:t xml:space="preserve">13,409 (19.2%)</w:t>
+            </w:r>
+          </w:p>
+        </w:tc>
+        <w:tc>
+          <w:tcPr>
+            <w:tcBorders>
+              <w:bottom w:val="none" w:sz="0" w:space="0" w:color="000000"/>
+              <w:top w:val="none" w:sz="0" w:space="0" w:color="000000"/>
+              <w:left w:val="none" w:sz="0" w:space="0" w:color="000000"/>
+              <w:right w:val="none" w:sz="0" w:space="0" w:color="000000"/>
+            </w:tcBorders>
+            <w:shd w:val="clear" w:color="auto" w:fill="FFFFFF"/>
+            <w:tcMar>
+              <w:top w:w="0" w:type="dxa"/>
+              <w:bottom w:w="0" w:type="dxa"/>
+              <w:left w:w="0" w:type="dxa"/>
+              <w:right w:w="0" w:type="dxa"/>
+            </w:tcMar>
+            <w:vAlign w:val="top"/>
+          </w:tcPr>
+          <w:p>
+            <w:pPr>
+              <w:pStyle w:val="Normal"/>
+              <w:jc w:val="center"/>
+              <w:pBdr>
+                <w:bottom w:val="none" w:sz="0" w:space="0" w:color="000000"/>
+                <w:top w:val="none" w:sz="0" w:space="0" w:color="000000"/>
+                <w:left w:val="none" w:sz="0" w:space="0" w:color="000000"/>
+                <w:right w:val="none" w:sz="0" w:space="0" w:color="000000"/>
+              </w:pBdr>
+              <w:spacing w:after="100" w:before="100" w:line="240"/>
+              <w:ind w:left="100" w:right="100" w:firstLine="0" w:firstLineChars="0"/>
+              <w:rPr>
+                <w:rFonts w:ascii="Helvetica" w:hAnsi="Helvetica" w:eastAsia="Helvetica" w:cs="Helvetica"/>
+                <w:i w:val="false"/>
+                <w:b w:val="false"/>
+                <w:u w:val="none"/>
+                <w:strike w:val="false"/>
+                <w:sz w:val="22"/>
+                <w:szCs w:val="22"/>
+                <w:color w:val="000000"/>
+              </w:rPr>
+            </w:pPr>
+            <w:r>
+              <w:rPr>
+                <w:rFonts w:ascii="Helvetica" w:hAnsi="Helvetica" w:eastAsia="Helvetica" w:cs="Helvetica"/>
+                <w:i w:val="false"/>
+                <w:b w:val="false"/>
+                <w:u w:val="none"/>
+                <w:strike w:val="false"/>
+                <w:sz w:val="22"/>
+                <w:szCs w:val="22"/>
+                <w:color w:val="000000"/>
+              </w:rPr>
+              <w:t xml:space="preserve">5,831 (18.9%)</w:t>
+            </w:r>
+          </w:p>
+        </w:tc>
+        <w:tc>
+          <w:tcPr>
+            <w:tcBorders>
+              <w:bottom w:val="none" w:sz="0" w:space="0" w:color="000000"/>
+              <w:top w:val="none" w:sz="0" w:space="0" w:color="000000"/>
+              <w:left w:val="none" w:sz="0" w:space="0" w:color="000000"/>
+              <w:right w:val="none" w:sz="0" w:space="0" w:color="000000"/>
+            </w:tcBorders>
+            <w:shd w:val="clear" w:color="auto" w:fill="FFFFFF"/>
+            <w:tcMar>
+              <w:top w:w="0" w:type="dxa"/>
+              <w:bottom w:w="0" w:type="dxa"/>
+              <w:left w:w="0" w:type="dxa"/>
+              <w:right w:w="0" w:type="dxa"/>
+            </w:tcMar>
+            <w:vAlign w:val="top"/>
+          </w:tcPr>
+          <w:p>
+            <w:pPr>
+              <w:pStyle w:val="Normal"/>
+              <w:jc w:val="center"/>
+              <w:pBdr>
+                <w:bottom w:val="none" w:sz="0" w:space="0" w:color="000000"/>
+                <w:top w:val="none" w:sz="0" w:space="0" w:color="000000"/>
+                <w:left w:val="none" w:sz="0" w:space="0" w:color="000000"/>
+                <w:right w:val="none" w:sz="0" w:space="0" w:color="000000"/>
+              </w:pBdr>
+              <w:spacing w:after="100" w:before="100" w:line="240"/>
+              <w:ind w:left="100" w:right="100" w:firstLine="0" w:firstLineChars="0"/>
+              <w:rPr>
+                <w:rFonts w:ascii="Helvetica" w:hAnsi="Helvetica" w:eastAsia="Helvetica" w:cs="Helvetica"/>
+                <w:i w:val="false"/>
+                <w:b w:val="false"/>
+                <w:u w:val="none"/>
+                <w:strike w:val="false"/>
+                <w:sz w:val="22"/>
+                <w:szCs w:val="22"/>
+                <w:color w:val="000000"/>
+              </w:rPr>
+            </w:pPr>
+            <w:r>
+              <w:rPr>
+                <w:rFonts w:ascii="Helvetica" w:hAnsi="Helvetica" w:eastAsia="Helvetica" w:cs="Helvetica"/>
+                <w:i w:val="false"/>
+                <w:b w:val="false"/>
+                <w:u w:val="none"/>
+                <w:strike w:val="false"/>
+                <w:sz w:val="22"/>
+                <w:szCs w:val="22"/>
+                <w:color w:val="000000"/>
+              </w:rPr>
+              <w:t xml:space="preserve">262 (19.7%)</w:t>
+            </w:r>
+          </w:p>
+        </w:tc>
+        <w:tc>
+          <w:tcPr>
+            <w:tcBorders>
+              <w:bottom w:val="none" w:sz="0" w:space="0" w:color="000000"/>
+              <w:top w:val="none" w:sz="0" w:space="0" w:color="000000"/>
+              <w:left w:val="none" w:sz="0" w:space="0" w:color="000000"/>
+              <w:right w:val="none" w:sz="0" w:space="0" w:color="000000"/>
+            </w:tcBorders>
+            <w:shd w:val="clear" w:color="auto" w:fill="FFFFFF"/>
+            <w:tcMar>
+              <w:top w:w="0" w:type="dxa"/>
+              <w:bottom w:w="0" w:type="dxa"/>
+              <w:left w:w="0" w:type="dxa"/>
+              <w:right w:w="0" w:type="dxa"/>
+            </w:tcMar>
+            <w:vAlign w:val="top"/>
+          </w:tcPr>
+          <w:p>
+            <w:pPr>
+              <w:pStyle w:val="Normal"/>
+              <w:jc w:val="center"/>
+              <w:pBdr>
+                <w:bottom w:val="none" w:sz="0" w:space="0" w:color="000000"/>
+                <w:top w:val="none" w:sz="0" w:space="0" w:color="000000"/>
+                <w:left w:val="none" w:sz="0" w:space="0" w:color="000000"/>
+                <w:right w:val="none" w:sz="0" w:space="0" w:color="000000"/>
+              </w:pBdr>
+              <w:spacing w:after="100" w:before="100" w:line="240"/>
+              <w:ind w:left="100" w:right="100" w:firstLine="0" w:firstLineChars="0"/>
+              <w:rPr>
+                <w:rFonts w:ascii="Helvetica" w:hAnsi="Helvetica" w:eastAsia="Helvetica" w:cs="Helvetica"/>
+                <w:i w:val="false"/>
+                <w:b w:val="false"/>
+                <w:u w:val="none"/>
+                <w:strike w:val="false"/>
+                <w:sz w:val="22"/>
+                <w:szCs w:val="22"/>
+                <w:color w:val="000000"/>
+              </w:rPr>
+            </w:pPr>
+            <w:r>
+              <w:rPr>
+                <w:rFonts w:ascii="Helvetica" w:hAnsi="Helvetica" w:eastAsia="Helvetica" w:cs="Helvetica"/>
+                <w:i w:val="false"/>
+                <w:b w:val="false"/>
+                <w:u w:val="none"/>
+                <w:strike w:val="false"/>
+                <w:sz w:val="22"/>
+                <w:szCs w:val="22"/>
+                <w:color w:val="000000"/>
+              </w:rPr>
+              <w:t xml:space="preserve">44 (19.8%)</w:t>
+            </w:r>
+          </w:p>
+        </w:tc>
+        <w:tc>
+          <w:tcPr>
+            <w:tcBorders>
+              <w:bottom w:val="none" w:sz="0" w:space="0" w:color="000000"/>
+              <w:top w:val="none" w:sz="0" w:space="0" w:color="000000"/>
+              <w:left w:val="none" w:sz="0" w:space="0" w:color="000000"/>
+              <w:right w:val="none" w:sz="0" w:space="0" w:color="000000"/>
+            </w:tcBorders>
+            <w:shd w:val="clear" w:color="auto" w:fill="FFFFFF"/>
+            <w:tcMar>
+              <w:top w:w="0" w:type="dxa"/>
+              <w:bottom w:w="0" w:type="dxa"/>
+              <w:left w:w="0" w:type="dxa"/>
+              <w:right w:w="0" w:type="dxa"/>
+            </w:tcMar>
+            <w:vAlign w:val="top"/>
+          </w:tcPr>
+          <w:p>
+            <w:pPr>
+              <w:pStyle w:val="Normal"/>
+              <w:jc w:val="center"/>
+              <w:pBdr>
+                <w:bottom w:val="none" w:sz="0" w:space="0" w:color="000000"/>
+                <w:top w:val="none" w:sz="0" w:space="0" w:color="000000"/>
+                <w:left w:val="none" w:sz="0" w:space="0" w:color="000000"/>
+                <w:right w:val="none" w:sz="0" w:space="0" w:color="000000"/>
+              </w:pBdr>
+              <w:spacing w:after="100" w:before="100" w:line="240"/>
+              <w:ind w:left="100" w:right="100" w:firstLine="0" w:firstLineChars="0"/>
+              <w:rPr>
+                <w:rFonts w:ascii="Helvetica" w:hAnsi="Helvetica" w:eastAsia="Helvetica" w:cs="Helvetica"/>
+                <w:i w:val="false"/>
+                <w:b w:val="false"/>
+                <w:u w:val="none"/>
+                <w:strike w:val="false"/>
+                <w:sz w:val="22"/>
+                <w:szCs w:val="22"/>
+                <w:color w:val="000000"/>
+              </w:rPr>
+            </w:pPr>
+            <w:r>
+              <w:rPr>
+                <w:rFonts w:ascii="Helvetica" w:hAnsi="Helvetica" w:eastAsia="Helvetica" w:cs="Helvetica"/>
+                <w:i w:val="false"/>
+                <w:b w:val="false"/>
+                <w:u w:val="none"/>
+                <w:strike w:val="false"/>
+                <w:sz w:val="22"/>
+                <w:szCs w:val="22"/>
+                <w:color w:val="000000"/>
+              </w:rPr>
+              <w:t xml:space="preserve">791 (18.9%)</w:t>
+            </w:r>
+          </w:p>
+        </w:tc>
+        <w:tc>
+          <w:tcPr>
+            <w:tcBorders>
+              <w:bottom w:val="none" w:sz="0" w:space="0" w:color="000000"/>
+              <w:top w:val="none" w:sz="0" w:space="0" w:color="000000"/>
+              <w:left w:val="none" w:sz="0" w:space="0" w:color="000000"/>
+              <w:right w:val="none" w:sz="0" w:space="0" w:color="000000"/>
+            </w:tcBorders>
+            <w:shd w:val="clear" w:color="auto" w:fill="FFFFFF"/>
+            <w:tcMar>
+              <w:top w:w="0" w:type="dxa"/>
+              <w:bottom w:w="0" w:type="dxa"/>
+              <w:left w:w="0" w:type="dxa"/>
+              <w:right w:w="0" w:type="dxa"/>
+            </w:tcMar>
+            <w:vAlign w:val="top"/>
+          </w:tcPr>
+          <w:p>
+            <w:pPr>
+              <w:pStyle w:val="Normal"/>
+              <w:jc w:val="center"/>
+              <w:pBdr>
+                <w:bottom w:val="none" w:sz="0" w:space="0" w:color="000000"/>
+                <w:top w:val="none" w:sz="0" w:space="0" w:color="000000"/>
+                <w:left w:val="none" w:sz="0" w:space="0" w:color="000000"/>
+                <w:right w:val="none" w:sz="0" w:space="0" w:color="000000"/>
+              </w:pBdr>
+              <w:spacing w:after="100" w:before="100" w:line="240"/>
+              <w:ind w:left="100" w:right="100" w:firstLine="0" w:firstLineChars="0"/>
+              <w:rPr>
+                <w:rFonts w:ascii="Helvetica" w:hAnsi="Helvetica" w:eastAsia="Helvetica" w:cs="Helvetica"/>
+                <w:i w:val="false"/>
+                <w:b w:val="false"/>
+                <w:u w:val="none"/>
+                <w:strike w:val="false"/>
+                <w:sz w:val="22"/>
+                <w:szCs w:val="22"/>
+                <w:color w:val="000000"/>
+              </w:rPr>
+            </w:pPr>
+            <w:r>
+              <w:rPr>
+                <w:rFonts w:ascii="Helvetica" w:hAnsi="Helvetica" w:eastAsia="Helvetica" w:cs="Helvetica"/>
+                <w:i w:val="false"/>
+                <w:b w:val="false"/>
+                <w:u w:val="none"/>
+                <w:strike w:val="false"/>
+                <w:sz w:val="22"/>
+                <w:szCs w:val="22"/>
+                <w:color w:val="000000"/>
+              </w:rPr>
+              <w:t xml:space="preserve">183 (19.1%)</w:t>
+            </w:r>
+          </w:p>
+        </w:tc>
+        <w:tc>
+          <w:tcPr>
+            <w:tcBorders>
+              <w:bottom w:val="none" w:sz="0" w:space="0" w:color="000000"/>
+              <w:top w:val="none" w:sz="0" w:space="0" w:color="000000"/>
+              <w:left w:val="none" w:sz="0" w:space="0" w:color="000000"/>
+              <w:right w:val="none" w:sz="0" w:space="0" w:color="000000"/>
+            </w:tcBorders>
+            <w:shd w:val="clear" w:color="auto" w:fill="FFFFFF"/>
+            <w:tcMar>
+              <w:top w:w="0" w:type="dxa"/>
+              <w:bottom w:w="0" w:type="dxa"/>
+              <w:left w:w="0" w:type="dxa"/>
+              <w:right w:w="0" w:type="dxa"/>
+            </w:tcMar>
+            <w:vAlign w:val="top"/>
+          </w:tcPr>
+          <w:p>
+            <w:pPr>
+              <w:pStyle w:val="Normal"/>
+              <w:jc w:val="center"/>
+              <w:pBdr>
+                <w:bottom w:val="none" w:sz="0" w:space="0" w:color="000000"/>
+                <w:top w:val="none" w:sz="0" w:space="0" w:color="000000"/>
+                <w:left w:val="none" w:sz="0" w:space="0" w:color="000000"/>
+                <w:right w:val="none" w:sz="0" w:space="0" w:color="000000"/>
+              </w:pBdr>
+              <w:spacing w:after="100" w:before="100" w:line="240"/>
+              <w:ind w:left="100" w:right="100" w:firstLine="0" w:firstLineChars="0"/>
+              <w:rPr>
+                <w:rFonts w:ascii="Helvetica" w:hAnsi="Helvetica" w:eastAsia="Helvetica" w:cs="Helvetica"/>
+                <w:i w:val="false"/>
+                <w:b w:val="false"/>
+                <w:u w:val="none"/>
+                <w:strike w:val="false"/>
+                <w:sz w:val="22"/>
+                <w:szCs w:val="22"/>
+                <w:color w:val="000000"/>
+              </w:rPr>
+            </w:pPr>
+            <w:r>
+              <w:rPr>
+                <w:rFonts w:ascii="Helvetica" w:hAnsi="Helvetica" w:eastAsia="Helvetica" w:cs="Helvetica"/>
+                <w:i w:val="false"/>
+                <w:b w:val="false"/>
+                <w:u w:val="none"/>
+                <w:strike w:val="false"/>
+                <w:sz w:val="22"/>
+                <w:szCs w:val="22"/>
+                <w:color w:val="000000"/>
+              </w:rPr>
+              <w:t xml:space="preserve">41 (21.1%)</w:t>
+            </w:r>
+          </w:p>
+        </w:tc>
+        <w:tc>
+          <w:tcPr>
+            <w:tcBorders>
+              <w:bottom w:val="none" w:sz="0" w:space="0" w:color="000000"/>
+              <w:top w:val="none" w:sz="0" w:space="0" w:color="000000"/>
+              <w:left w:val="none" w:sz="0" w:space="0" w:color="000000"/>
+              <w:right w:val="none" w:sz="0" w:space="0" w:color="000000"/>
+            </w:tcBorders>
+            <w:shd w:val="clear" w:color="auto" w:fill="FFFFFF"/>
+            <w:tcMar>
+              <w:top w:w="0" w:type="dxa"/>
+              <w:bottom w:w="0" w:type="dxa"/>
+              <w:left w:w="0" w:type="dxa"/>
+              <w:right w:w="0" w:type="dxa"/>
+            </w:tcMar>
+            <w:vAlign w:val="top"/>
+          </w:tcPr>
+          <w:p>
+            <w:pPr>
+              <w:pStyle w:val="Normal"/>
+              <w:jc w:val="center"/>
+              <w:pBdr>
+                <w:bottom w:val="none" w:sz="0" w:space="0" w:color="000000"/>
+                <w:top w:val="none" w:sz="0" w:space="0" w:color="000000"/>
+                <w:left w:val="none" w:sz="0" w:space="0" w:color="000000"/>
+                <w:right w:val="none" w:sz="0" w:space="0" w:color="000000"/>
+              </w:pBdr>
+              <w:spacing w:after="100" w:before="100" w:line="240"/>
+              <w:ind w:left="100" w:right="100" w:firstLine="0" w:firstLineChars="0"/>
+              <w:rPr>
+                <w:rFonts w:ascii="Helvetica" w:hAnsi="Helvetica" w:eastAsia="Helvetica" w:cs="Helvetica"/>
+                <w:i w:val="false"/>
+                <w:b w:val="false"/>
+                <w:u w:val="none"/>
+                <w:strike w:val="false"/>
+                <w:sz w:val="22"/>
+                <w:szCs w:val="22"/>
+                <w:color w:val="000000"/>
+              </w:rPr>
+            </w:pPr>
+            <w:r>
+              <w:rPr>
+                <w:rFonts w:ascii="Helvetica" w:hAnsi="Helvetica" w:eastAsia="Helvetica" w:cs="Helvetica"/>
+                <w:i w:val="false"/>
+                <w:b w:val="false"/>
+                <w:u w:val="none"/>
+                <w:strike w:val="false"/>
+                <w:sz w:val="22"/>
+                <w:szCs w:val="22"/>
+                <w:color w:val="000000"/>
+              </w:rPr>
+              <w:t xml:space="preserve">1,462 (19.8%)</w:t>
+            </w:r>
+          </w:p>
+        </w:tc>
+        <w:tc>
+          <w:tcPr>
+            <w:tcBorders>
+              <w:bottom w:val="none" w:sz="0" w:space="0" w:color="000000"/>
+              <w:top w:val="none" w:sz="0" w:space="0" w:color="000000"/>
+              <w:left w:val="none" w:sz="0" w:space="0" w:color="000000"/>
+              <w:right w:val="none" w:sz="0" w:space="0" w:color="000000"/>
+            </w:tcBorders>
+            <w:shd w:val="clear" w:color="auto" w:fill="FFFFFF"/>
+            <w:tcMar>
+              <w:top w:w="0" w:type="dxa"/>
+              <w:bottom w:w="0" w:type="dxa"/>
+              <w:left w:w="0" w:type="dxa"/>
+              <w:right w:w="0" w:type="dxa"/>
+            </w:tcMar>
+            <w:vAlign w:val="top"/>
+          </w:tcPr>
+          <w:p>
+            <w:pPr>
+              <w:pStyle w:val="Normal"/>
+              <w:jc w:val="center"/>
+              <w:pBdr>
+                <w:bottom w:val="none" w:sz="0" w:space="0" w:color="000000"/>
+                <w:top w:val="none" w:sz="0" w:space="0" w:color="000000"/>
+                <w:left w:val="none" w:sz="0" w:space="0" w:color="000000"/>
+                <w:right w:val="none" w:sz="0" w:space="0" w:color="000000"/>
+              </w:pBdr>
+              <w:spacing w:after="100" w:before="100" w:line="240"/>
+              <w:ind w:left="100" w:right="100" w:firstLine="0" w:firstLineChars="0"/>
+              <w:rPr>
+                <w:rFonts w:ascii="Helvetica" w:hAnsi="Helvetica" w:eastAsia="Helvetica" w:cs="Helvetica"/>
+                <w:i w:val="false"/>
+                <w:b w:val="false"/>
+                <w:u w:val="none"/>
+                <w:strike w:val="false"/>
+                <w:sz w:val="22"/>
+                <w:szCs w:val="22"/>
+                <w:color w:val="000000"/>
+              </w:rPr>
+            </w:pPr>
+            <w:r>
+              <w:rPr>
+                <w:rFonts w:ascii="Helvetica" w:hAnsi="Helvetica" w:eastAsia="Helvetica" w:cs="Helvetica"/>
+                <w:i w:val="false"/>
+                <w:b w:val="false"/>
+                <w:u w:val="none"/>
+                <w:strike w:val="false"/>
+                <w:sz w:val="22"/>
+                <w:szCs w:val="22"/>
+                <w:color w:val="000000"/>
+              </w:rPr>
+              <w:t xml:space="preserve">4,795 (19.4%)</w:t>
             </w:r>
           </w:p>
         </w:tc>
@@ -4533,447 +4533,447 @@
                 <w:szCs w:val="22"/>
                 <w:color w:val="000000"/>
               </w:rPr>
-              <w:t xml:space="preserve">19,688 (28.2%)</w:t>
-            </w:r>
-          </w:p>
-        </w:tc>
-        <w:tc>
-          <w:tcPr>
-            <w:tcBorders>
-              <w:bottom w:val="none" w:sz="0" w:space="0" w:color="000000"/>
-              <w:top w:val="none" w:sz="0" w:space="0" w:color="000000"/>
-              <w:left w:val="none" w:sz="0" w:space="0" w:color="000000"/>
-              <w:right w:val="none" w:sz="0" w:space="0" w:color="000000"/>
-            </w:tcBorders>
-            <w:shd w:val="clear" w:color="auto" w:fill="FFFFFF"/>
-            <w:tcMar>
-              <w:top w:w="0" w:type="dxa"/>
-              <w:bottom w:w="0" w:type="dxa"/>
-              <w:left w:w="0" w:type="dxa"/>
-              <w:right w:w="0" w:type="dxa"/>
-            </w:tcMar>
-            <w:vAlign w:val="top"/>
-          </w:tcPr>
-          <w:p>
-            <w:pPr>
-              <w:pStyle w:val="Normal"/>
-              <w:jc w:val="center"/>
-              <w:pBdr>
-                <w:bottom w:val="none" w:sz="0" w:space="0" w:color="000000"/>
-                <w:top w:val="none" w:sz="0" w:space="0" w:color="000000"/>
-                <w:left w:val="none" w:sz="0" w:space="0" w:color="000000"/>
-                <w:right w:val="none" w:sz="0" w:space="0" w:color="000000"/>
-              </w:pBdr>
-              <w:spacing w:after="100" w:before="100" w:line="240"/>
-              <w:ind w:left="100" w:right="100" w:firstLine="0" w:firstLineChars="0"/>
-              <w:rPr>
-                <w:rFonts w:ascii="Helvetica" w:hAnsi="Helvetica" w:eastAsia="Helvetica" w:cs="Helvetica"/>
-                <w:i w:val="false"/>
-                <w:b w:val="false"/>
-                <w:u w:val="none"/>
-                <w:strike w:val="false"/>
-                <w:sz w:val="22"/>
-                <w:szCs w:val="22"/>
-                <w:color w:val="000000"/>
-              </w:rPr>
-            </w:pPr>
-            <w:r>
-              <w:rPr>
-                <w:rFonts w:ascii="Helvetica" w:hAnsi="Helvetica" w:eastAsia="Helvetica" w:cs="Helvetica"/>
-                <w:i w:val="false"/>
-                <w:b w:val="false"/>
-                <w:u w:val="none"/>
-                <w:strike w:val="false"/>
-                <w:sz w:val="22"/>
-                <w:szCs w:val="22"/>
-                <w:color w:val="000000"/>
-              </w:rPr>
-              <w:t xml:space="preserve">8,447 (27.4%)</w:t>
-            </w:r>
-          </w:p>
-        </w:tc>
-        <w:tc>
-          <w:tcPr>
-            <w:tcBorders>
-              <w:bottom w:val="none" w:sz="0" w:space="0" w:color="000000"/>
-              <w:top w:val="none" w:sz="0" w:space="0" w:color="000000"/>
-              <w:left w:val="none" w:sz="0" w:space="0" w:color="000000"/>
-              <w:right w:val="none" w:sz="0" w:space="0" w:color="000000"/>
-            </w:tcBorders>
-            <w:shd w:val="clear" w:color="auto" w:fill="FFFFFF"/>
-            <w:tcMar>
-              <w:top w:w="0" w:type="dxa"/>
-              <w:bottom w:w="0" w:type="dxa"/>
-              <w:left w:w="0" w:type="dxa"/>
-              <w:right w:w="0" w:type="dxa"/>
-            </w:tcMar>
-            <w:vAlign w:val="top"/>
-          </w:tcPr>
-          <w:p>
-            <w:pPr>
-              <w:pStyle w:val="Normal"/>
-              <w:jc w:val="center"/>
-              <w:pBdr>
-                <w:bottom w:val="none" w:sz="0" w:space="0" w:color="000000"/>
-                <w:top w:val="none" w:sz="0" w:space="0" w:color="000000"/>
-                <w:left w:val="none" w:sz="0" w:space="0" w:color="000000"/>
-                <w:right w:val="none" w:sz="0" w:space="0" w:color="000000"/>
-              </w:pBdr>
-              <w:spacing w:after="100" w:before="100" w:line="240"/>
-              <w:ind w:left="100" w:right="100" w:firstLine="0" w:firstLineChars="0"/>
-              <w:rPr>
-                <w:rFonts w:ascii="Helvetica" w:hAnsi="Helvetica" w:eastAsia="Helvetica" w:cs="Helvetica"/>
-                <w:i w:val="false"/>
-                <w:b w:val="false"/>
-                <w:u w:val="none"/>
-                <w:strike w:val="false"/>
-                <w:sz w:val="22"/>
-                <w:szCs w:val="22"/>
-                <w:color w:val="000000"/>
-              </w:rPr>
-            </w:pPr>
-            <w:r>
-              <w:rPr>
-                <w:rFonts w:ascii="Helvetica" w:hAnsi="Helvetica" w:eastAsia="Helvetica" w:cs="Helvetica"/>
-                <w:i w:val="false"/>
-                <w:b w:val="false"/>
-                <w:u w:val="none"/>
-                <w:strike w:val="false"/>
-                <w:sz w:val="22"/>
-                <w:szCs w:val="22"/>
-                <w:color w:val="000000"/>
-              </w:rPr>
-              <w:t xml:space="preserve">341 (25.6%)</w:t>
-            </w:r>
-          </w:p>
-        </w:tc>
-        <w:tc>
-          <w:tcPr>
-            <w:tcBorders>
-              <w:bottom w:val="none" w:sz="0" w:space="0" w:color="000000"/>
-              <w:top w:val="none" w:sz="0" w:space="0" w:color="000000"/>
-              <w:left w:val="none" w:sz="0" w:space="0" w:color="000000"/>
-              <w:right w:val="none" w:sz="0" w:space="0" w:color="000000"/>
-            </w:tcBorders>
-            <w:shd w:val="clear" w:color="auto" w:fill="FFFFFF"/>
-            <w:tcMar>
-              <w:top w:w="0" w:type="dxa"/>
-              <w:bottom w:w="0" w:type="dxa"/>
-              <w:left w:w="0" w:type="dxa"/>
-              <w:right w:w="0" w:type="dxa"/>
-            </w:tcMar>
-            <w:vAlign w:val="top"/>
-          </w:tcPr>
-          <w:p>
-            <w:pPr>
-              <w:pStyle w:val="Normal"/>
-              <w:jc w:val="center"/>
-              <w:pBdr>
-                <w:bottom w:val="none" w:sz="0" w:space="0" w:color="000000"/>
-                <w:top w:val="none" w:sz="0" w:space="0" w:color="000000"/>
-                <w:left w:val="none" w:sz="0" w:space="0" w:color="000000"/>
-                <w:right w:val="none" w:sz="0" w:space="0" w:color="000000"/>
-              </w:pBdr>
-              <w:spacing w:after="100" w:before="100" w:line="240"/>
-              <w:ind w:left="100" w:right="100" w:firstLine="0" w:firstLineChars="0"/>
-              <w:rPr>
-                <w:rFonts w:ascii="Helvetica" w:hAnsi="Helvetica" w:eastAsia="Helvetica" w:cs="Helvetica"/>
-                <w:i w:val="false"/>
-                <w:b w:val="false"/>
-                <w:u w:val="none"/>
-                <w:strike w:val="false"/>
-                <w:sz w:val="22"/>
-                <w:szCs w:val="22"/>
-                <w:color w:val="000000"/>
-              </w:rPr>
-            </w:pPr>
-            <w:r>
-              <w:rPr>
-                <w:rFonts w:ascii="Helvetica" w:hAnsi="Helvetica" w:eastAsia="Helvetica" w:cs="Helvetica"/>
-                <w:i w:val="false"/>
-                <w:b w:val="false"/>
-                <w:u w:val="none"/>
-                <w:strike w:val="false"/>
-                <w:sz w:val="22"/>
-                <w:szCs w:val="22"/>
-                <w:color w:val="000000"/>
-              </w:rPr>
-              <w:t xml:space="preserve">69 (31.1%)</w:t>
-            </w:r>
-          </w:p>
-        </w:tc>
-        <w:tc>
-          <w:tcPr>
-            <w:tcBorders>
-              <w:bottom w:val="none" w:sz="0" w:space="0" w:color="000000"/>
-              <w:top w:val="none" w:sz="0" w:space="0" w:color="000000"/>
-              <w:left w:val="none" w:sz="0" w:space="0" w:color="000000"/>
-              <w:right w:val="none" w:sz="0" w:space="0" w:color="000000"/>
-            </w:tcBorders>
-            <w:shd w:val="clear" w:color="auto" w:fill="FFFFFF"/>
-            <w:tcMar>
-              <w:top w:w="0" w:type="dxa"/>
-              <w:bottom w:w="0" w:type="dxa"/>
-              <w:left w:w="0" w:type="dxa"/>
-              <w:right w:w="0" w:type="dxa"/>
-            </w:tcMar>
-            <w:vAlign w:val="top"/>
-          </w:tcPr>
-          <w:p>
-            <w:pPr>
-              <w:pStyle w:val="Normal"/>
-              <w:jc w:val="center"/>
-              <w:pBdr>
-                <w:bottom w:val="none" w:sz="0" w:space="0" w:color="000000"/>
-                <w:top w:val="none" w:sz="0" w:space="0" w:color="000000"/>
-                <w:left w:val="none" w:sz="0" w:space="0" w:color="000000"/>
-                <w:right w:val="none" w:sz="0" w:space="0" w:color="000000"/>
-              </w:pBdr>
-              <w:spacing w:after="100" w:before="100" w:line="240"/>
-              <w:ind w:left="100" w:right="100" w:firstLine="0" w:firstLineChars="0"/>
-              <w:rPr>
-                <w:rFonts w:ascii="Helvetica" w:hAnsi="Helvetica" w:eastAsia="Helvetica" w:cs="Helvetica"/>
-                <w:i w:val="false"/>
-                <w:b w:val="false"/>
-                <w:u w:val="none"/>
-                <w:strike w:val="false"/>
-                <w:sz w:val="22"/>
-                <w:szCs w:val="22"/>
-                <w:color w:val="000000"/>
-              </w:rPr>
-            </w:pPr>
-            <w:r>
-              <w:rPr>
-                <w:rFonts w:ascii="Helvetica" w:hAnsi="Helvetica" w:eastAsia="Helvetica" w:cs="Helvetica"/>
-                <w:i w:val="false"/>
-                <w:b w:val="false"/>
-                <w:u w:val="none"/>
-                <w:strike w:val="false"/>
-                <w:sz w:val="22"/>
-                <w:szCs w:val="22"/>
-                <w:color w:val="000000"/>
-              </w:rPr>
-              <w:t xml:space="preserve">1,150 (27.5%)</w:t>
-            </w:r>
-          </w:p>
-        </w:tc>
-        <w:tc>
-          <w:tcPr>
-            <w:tcBorders>
-              <w:bottom w:val="none" w:sz="0" w:space="0" w:color="000000"/>
-              <w:top w:val="none" w:sz="0" w:space="0" w:color="000000"/>
-              <w:left w:val="none" w:sz="0" w:space="0" w:color="000000"/>
-              <w:right w:val="none" w:sz="0" w:space="0" w:color="000000"/>
-            </w:tcBorders>
-            <w:shd w:val="clear" w:color="auto" w:fill="FFFFFF"/>
-            <w:tcMar>
-              <w:top w:w="0" w:type="dxa"/>
-              <w:bottom w:w="0" w:type="dxa"/>
-              <w:left w:w="0" w:type="dxa"/>
-              <w:right w:w="0" w:type="dxa"/>
-            </w:tcMar>
-            <w:vAlign w:val="top"/>
-          </w:tcPr>
-          <w:p>
-            <w:pPr>
-              <w:pStyle w:val="Normal"/>
-              <w:jc w:val="center"/>
-              <w:pBdr>
-                <w:bottom w:val="none" w:sz="0" w:space="0" w:color="000000"/>
-                <w:top w:val="none" w:sz="0" w:space="0" w:color="000000"/>
-                <w:left w:val="none" w:sz="0" w:space="0" w:color="000000"/>
-                <w:right w:val="none" w:sz="0" w:space="0" w:color="000000"/>
-              </w:pBdr>
-              <w:spacing w:after="100" w:before="100" w:line="240"/>
-              <w:ind w:left="100" w:right="100" w:firstLine="0" w:firstLineChars="0"/>
-              <w:rPr>
-                <w:rFonts w:ascii="Helvetica" w:hAnsi="Helvetica" w:eastAsia="Helvetica" w:cs="Helvetica"/>
-                <w:i w:val="false"/>
-                <w:b w:val="false"/>
-                <w:u w:val="none"/>
-                <w:strike w:val="false"/>
-                <w:sz w:val="22"/>
-                <w:szCs w:val="22"/>
-                <w:color w:val="000000"/>
-              </w:rPr>
-            </w:pPr>
-            <w:r>
-              <w:rPr>
-                <w:rFonts w:ascii="Helvetica" w:hAnsi="Helvetica" w:eastAsia="Helvetica" w:cs="Helvetica"/>
-                <w:i w:val="false"/>
-                <w:b w:val="false"/>
-                <w:u w:val="none"/>
-                <w:strike w:val="false"/>
-                <w:sz w:val="22"/>
-                <w:szCs w:val="22"/>
-                <w:color w:val="000000"/>
-              </w:rPr>
-              <w:t xml:space="preserve">261 (27.2%)</w:t>
-            </w:r>
-          </w:p>
-        </w:tc>
-        <w:tc>
-          <w:tcPr>
-            <w:tcBorders>
-              <w:bottom w:val="none" w:sz="0" w:space="0" w:color="000000"/>
-              <w:top w:val="none" w:sz="0" w:space="0" w:color="000000"/>
-              <w:left w:val="none" w:sz="0" w:space="0" w:color="000000"/>
-              <w:right w:val="none" w:sz="0" w:space="0" w:color="000000"/>
-            </w:tcBorders>
-            <w:shd w:val="clear" w:color="auto" w:fill="FFFFFF"/>
-            <w:tcMar>
-              <w:top w:w="0" w:type="dxa"/>
-              <w:bottom w:w="0" w:type="dxa"/>
-              <w:left w:w="0" w:type="dxa"/>
-              <w:right w:w="0" w:type="dxa"/>
-            </w:tcMar>
-            <w:vAlign w:val="top"/>
-          </w:tcPr>
-          <w:p>
-            <w:pPr>
-              <w:pStyle w:val="Normal"/>
-              <w:jc w:val="center"/>
-              <w:pBdr>
-                <w:bottom w:val="none" w:sz="0" w:space="0" w:color="000000"/>
-                <w:top w:val="none" w:sz="0" w:space="0" w:color="000000"/>
-                <w:left w:val="none" w:sz="0" w:space="0" w:color="000000"/>
-                <w:right w:val="none" w:sz="0" w:space="0" w:color="000000"/>
-              </w:pBdr>
-              <w:spacing w:after="100" w:before="100" w:line="240"/>
-              <w:ind w:left="100" w:right="100" w:firstLine="0" w:firstLineChars="0"/>
-              <w:rPr>
-                <w:rFonts w:ascii="Helvetica" w:hAnsi="Helvetica" w:eastAsia="Helvetica" w:cs="Helvetica"/>
-                <w:i w:val="false"/>
-                <w:b w:val="false"/>
-                <w:u w:val="none"/>
-                <w:strike w:val="false"/>
-                <w:sz w:val="22"/>
-                <w:szCs w:val="22"/>
-                <w:color w:val="000000"/>
-              </w:rPr>
-            </w:pPr>
-            <w:r>
-              <w:rPr>
-                <w:rFonts w:ascii="Helvetica" w:hAnsi="Helvetica" w:eastAsia="Helvetica" w:cs="Helvetica"/>
-                <w:i w:val="false"/>
-                <w:b w:val="false"/>
-                <w:u w:val="none"/>
-                <w:strike w:val="false"/>
-                <w:sz w:val="22"/>
-                <w:szCs w:val="22"/>
-                <w:color w:val="000000"/>
-              </w:rPr>
-              <w:t xml:space="preserve">60 (30.9%)</w:t>
-            </w:r>
-          </w:p>
-        </w:tc>
-        <w:tc>
-          <w:tcPr>
-            <w:tcBorders>
-              <w:bottom w:val="none" w:sz="0" w:space="0" w:color="000000"/>
-              <w:top w:val="none" w:sz="0" w:space="0" w:color="000000"/>
-              <w:left w:val="none" w:sz="0" w:space="0" w:color="000000"/>
-              <w:right w:val="none" w:sz="0" w:space="0" w:color="000000"/>
-            </w:tcBorders>
-            <w:shd w:val="clear" w:color="auto" w:fill="FFFFFF"/>
-            <w:tcMar>
-              <w:top w:w="0" w:type="dxa"/>
-              <w:bottom w:w="0" w:type="dxa"/>
-              <w:left w:w="0" w:type="dxa"/>
-              <w:right w:w="0" w:type="dxa"/>
-            </w:tcMar>
-            <w:vAlign w:val="top"/>
-          </w:tcPr>
-          <w:p>
-            <w:pPr>
-              <w:pStyle w:val="Normal"/>
-              <w:jc w:val="center"/>
-              <w:pBdr>
-                <w:bottom w:val="none" w:sz="0" w:space="0" w:color="000000"/>
-                <w:top w:val="none" w:sz="0" w:space="0" w:color="000000"/>
-                <w:left w:val="none" w:sz="0" w:space="0" w:color="000000"/>
-                <w:right w:val="none" w:sz="0" w:space="0" w:color="000000"/>
-              </w:pBdr>
-              <w:spacing w:after="100" w:before="100" w:line="240"/>
-              <w:ind w:left="100" w:right="100" w:firstLine="0" w:firstLineChars="0"/>
-              <w:rPr>
-                <w:rFonts w:ascii="Helvetica" w:hAnsi="Helvetica" w:eastAsia="Helvetica" w:cs="Helvetica"/>
-                <w:i w:val="false"/>
-                <w:b w:val="false"/>
-                <w:u w:val="none"/>
-                <w:strike w:val="false"/>
-                <w:sz w:val="22"/>
-                <w:szCs w:val="22"/>
-                <w:color w:val="000000"/>
-              </w:rPr>
-            </w:pPr>
-            <w:r>
-              <w:rPr>
-                <w:rFonts w:ascii="Helvetica" w:hAnsi="Helvetica" w:eastAsia="Helvetica" w:cs="Helvetica"/>
-                <w:i w:val="false"/>
-                <w:b w:val="false"/>
-                <w:u w:val="none"/>
-                <w:strike w:val="false"/>
-                <w:sz w:val="22"/>
-                <w:szCs w:val="22"/>
-                <w:color w:val="000000"/>
-              </w:rPr>
-              <w:t xml:space="preserve">2,278 (30.8%)</w:t>
-            </w:r>
-          </w:p>
-        </w:tc>
-        <w:tc>
-          <w:tcPr>
-            <w:tcBorders>
-              <w:bottom w:val="none" w:sz="0" w:space="0" w:color="000000"/>
-              <w:top w:val="none" w:sz="0" w:space="0" w:color="000000"/>
-              <w:left w:val="none" w:sz="0" w:space="0" w:color="000000"/>
-              <w:right w:val="none" w:sz="0" w:space="0" w:color="000000"/>
-            </w:tcBorders>
-            <w:shd w:val="clear" w:color="auto" w:fill="FFFFFF"/>
-            <w:tcMar>
-              <w:top w:w="0" w:type="dxa"/>
-              <w:bottom w:w="0" w:type="dxa"/>
-              <w:left w:w="0" w:type="dxa"/>
-              <w:right w:w="0" w:type="dxa"/>
-            </w:tcMar>
-            <w:vAlign w:val="top"/>
-          </w:tcPr>
-          <w:p>
-            <w:pPr>
-              <w:pStyle w:val="Normal"/>
-              <w:jc w:val="center"/>
-              <w:pBdr>
-                <w:bottom w:val="none" w:sz="0" w:space="0" w:color="000000"/>
-                <w:top w:val="none" w:sz="0" w:space="0" w:color="000000"/>
-                <w:left w:val="none" w:sz="0" w:space="0" w:color="000000"/>
-                <w:right w:val="none" w:sz="0" w:space="0" w:color="000000"/>
-              </w:pBdr>
-              <w:spacing w:after="100" w:before="100" w:line="240"/>
-              <w:ind w:left="100" w:right="100" w:firstLine="0" w:firstLineChars="0"/>
-              <w:rPr>
-                <w:rFonts w:ascii="Helvetica" w:hAnsi="Helvetica" w:eastAsia="Helvetica" w:cs="Helvetica"/>
-                <w:i w:val="false"/>
-                <w:b w:val="false"/>
-                <w:u w:val="none"/>
-                <w:strike w:val="false"/>
-                <w:sz w:val="22"/>
-                <w:szCs w:val="22"/>
-                <w:color w:val="000000"/>
-              </w:rPr>
-            </w:pPr>
-            <w:r>
-              <w:rPr>
-                <w:rFonts w:ascii="Helvetica" w:hAnsi="Helvetica" w:eastAsia="Helvetica" w:cs="Helvetica"/>
-                <w:i w:val="false"/>
-                <w:b w:val="false"/>
-                <w:u w:val="none"/>
-                <w:strike w:val="false"/>
-                <w:sz w:val="22"/>
-                <w:szCs w:val="22"/>
-                <w:color w:val="000000"/>
-              </w:rPr>
-              <w:t xml:space="preserve">7,082 (28.6%)</w:t>
+              <w:t xml:space="preserve">12,681 (18.2%)</w:t>
+            </w:r>
+          </w:p>
+        </w:tc>
+        <w:tc>
+          <w:tcPr>
+            <w:tcBorders>
+              <w:bottom w:val="none" w:sz="0" w:space="0" w:color="000000"/>
+              <w:top w:val="none" w:sz="0" w:space="0" w:color="000000"/>
+              <w:left w:val="none" w:sz="0" w:space="0" w:color="000000"/>
+              <w:right w:val="none" w:sz="0" w:space="0" w:color="000000"/>
+            </w:tcBorders>
+            <w:shd w:val="clear" w:color="auto" w:fill="FFFFFF"/>
+            <w:tcMar>
+              <w:top w:w="0" w:type="dxa"/>
+              <w:bottom w:w="0" w:type="dxa"/>
+              <w:left w:w="0" w:type="dxa"/>
+              <w:right w:w="0" w:type="dxa"/>
+            </w:tcMar>
+            <w:vAlign w:val="top"/>
+          </w:tcPr>
+          <w:p>
+            <w:pPr>
+              <w:pStyle w:val="Normal"/>
+              <w:jc w:val="center"/>
+              <w:pBdr>
+                <w:bottom w:val="none" w:sz="0" w:space="0" w:color="000000"/>
+                <w:top w:val="none" w:sz="0" w:space="0" w:color="000000"/>
+                <w:left w:val="none" w:sz="0" w:space="0" w:color="000000"/>
+                <w:right w:val="none" w:sz="0" w:space="0" w:color="000000"/>
+              </w:pBdr>
+              <w:spacing w:after="100" w:before="100" w:line="240"/>
+              <w:ind w:left="100" w:right="100" w:firstLine="0" w:firstLineChars="0"/>
+              <w:rPr>
+                <w:rFonts w:ascii="Helvetica" w:hAnsi="Helvetica" w:eastAsia="Helvetica" w:cs="Helvetica"/>
+                <w:i w:val="false"/>
+                <w:b w:val="false"/>
+                <w:u w:val="none"/>
+                <w:strike w:val="false"/>
+                <w:sz w:val="22"/>
+                <w:szCs w:val="22"/>
+                <w:color w:val="000000"/>
+              </w:rPr>
+            </w:pPr>
+            <w:r>
+              <w:rPr>
+                <w:rFonts w:ascii="Helvetica" w:hAnsi="Helvetica" w:eastAsia="Helvetica" w:cs="Helvetica"/>
+                <w:i w:val="false"/>
+                <w:b w:val="false"/>
+                <w:u w:val="none"/>
+                <w:strike w:val="false"/>
+                <w:sz w:val="22"/>
+                <w:szCs w:val="22"/>
+                <w:color w:val="000000"/>
+              </w:rPr>
+              <w:t xml:space="preserve">5,488 (17.8%)</w:t>
+            </w:r>
+          </w:p>
+        </w:tc>
+        <w:tc>
+          <w:tcPr>
+            <w:tcBorders>
+              <w:bottom w:val="none" w:sz="0" w:space="0" w:color="000000"/>
+              <w:top w:val="none" w:sz="0" w:space="0" w:color="000000"/>
+              <w:left w:val="none" w:sz="0" w:space="0" w:color="000000"/>
+              <w:right w:val="none" w:sz="0" w:space="0" w:color="000000"/>
+            </w:tcBorders>
+            <w:shd w:val="clear" w:color="auto" w:fill="FFFFFF"/>
+            <w:tcMar>
+              <w:top w:w="0" w:type="dxa"/>
+              <w:bottom w:w="0" w:type="dxa"/>
+              <w:left w:w="0" w:type="dxa"/>
+              <w:right w:w="0" w:type="dxa"/>
+            </w:tcMar>
+            <w:vAlign w:val="top"/>
+          </w:tcPr>
+          <w:p>
+            <w:pPr>
+              <w:pStyle w:val="Normal"/>
+              <w:jc w:val="center"/>
+              <w:pBdr>
+                <w:bottom w:val="none" w:sz="0" w:space="0" w:color="000000"/>
+                <w:top w:val="none" w:sz="0" w:space="0" w:color="000000"/>
+                <w:left w:val="none" w:sz="0" w:space="0" w:color="000000"/>
+                <w:right w:val="none" w:sz="0" w:space="0" w:color="000000"/>
+              </w:pBdr>
+              <w:spacing w:after="100" w:before="100" w:line="240"/>
+              <w:ind w:left="100" w:right="100" w:firstLine="0" w:firstLineChars="0"/>
+              <w:rPr>
+                <w:rFonts w:ascii="Helvetica" w:hAnsi="Helvetica" w:eastAsia="Helvetica" w:cs="Helvetica"/>
+                <w:i w:val="false"/>
+                <w:b w:val="false"/>
+                <w:u w:val="none"/>
+                <w:strike w:val="false"/>
+                <w:sz w:val="22"/>
+                <w:szCs w:val="22"/>
+                <w:color w:val="000000"/>
+              </w:rPr>
+            </w:pPr>
+            <w:r>
+              <w:rPr>
+                <w:rFonts w:ascii="Helvetica" w:hAnsi="Helvetica" w:eastAsia="Helvetica" w:cs="Helvetica"/>
+                <w:i w:val="false"/>
+                <w:b w:val="false"/>
+                <w:u w:val="none"/>
+                <w:strike w:val="false"/>
+                <w:sz w:val="22"/>
+                <w:szCs w:val="22"/>
+                <w:color w:val="000000"/>
+              </w:rPr>
+              <w:t xml:space="preserve">205 (15.4%)</w:t>
+            </w:r>
+          </w:p>
+        </w:tc>
+        <w:tc>
+          <w:tcPr>
+            <w:tcBorders>
+              <w:bottom w:val="none" w:sz="0" w:space="0" w:color="000000"/>
+              <w:top w:val="none" w:sz="0" w:space="0" w:color="000000"/>
+              <w:left w:val="none" w:sz="0" w:space="0" w:color="000000"/>
+              <w:right w:val="none" w:sz="0" w:space="0" w:color="000000"/>
+            </w:tcBorders>
+            <w:shd w:val="clear" w:color="auto" w:fill="FFFFFF"/>
+            <w:tcMar>
+              <w:top w:w="0" w:type="dxa"/>
+              <w:bottom w:w="0" w:type="dxa"/>
+              <w:left w:w="0" w:type="dxa"/>
+              <w:right w:w="0" w:type="dxa"/>
+            </w:tcMar>
+            <w:vAlign w:val="top"/>
+          </w:tcPr>
+          <w:p>
+            <w:pPr>
+              <w:pStyle w:val="Normal"/>
+              <w:jc w:val="center"/>
+              <w:pBdr>
+                <w:bottom w:val="none" w:sz="0" w:space="0" w:color="000000"/>
+                <w:top w:val="none" w:sz="0" w:space="0" w:color="000000"/>
+                <w:left w:val="none" w:sz="0" w:space="0" w:color="000000"/>
+                <w:right w:val="none" w:sz="0" w:space="0" w:color="000000"/>
+              </w:pBdr>
+              <w:spacing w:after="100" w:before="100" w:line="240"/>
+              <w:ind w:left="100" w:right="100" w:firstLine="0" w:firstLineChars="0"/>
+              <w:rPr>
+                <w:rFonts w:ascii="Helvetica" w:hAnsi="Helvetica" w:eastAsia="Helvetica" w:cs="Helvetica"/>
+                <w:i w:val="false"/>
+                <w:b w:val="false"/>
+                <w:u w:val="none"/>
+                <w:strike w:val="false"/>
+                <w:sz w:val="22"/>
+                <w:szCs w:val="22"/>
+                <w:color w:val="000000"/>
+              </w:rPr>
+            </w:pPr>
+            <w:r>
+              <w:rPr>
+                <w:rFonts w:ascii="Helvetica" w:hAnsi="Helvetica" w:eastAsia="Helvetica" w:cs="Helvetica"/>
+                <w:i w:val="false"/>
+                <w:b w:val="false"/>
+                <w:u w:val="none"/>
+                <w:strike w:val="false"/>
+                <w:sz w:val="22"/>
+                <w:szCs w:val="22"/>
+                <w:color w:val="000000"/>
+              </w:rPr>
+              <w:t xml:space="preserve">46 (20.7%)</w:t>
+            </w:r>
+          </w:p>
+        </w:tc>
+        <w:tc>
+          <w:tcPr>
+            <w:tcBorders>
+              <w:bottom w:val="none" w:sz="0" w:space="0" w:color="000000"/>
+              <w:top w:val="none" w:sz="0" w:space="0" w:color="000000"/>
+              <w:left w:val="none" w:sz="0" w:space="0" w:color="000000"/>
+              <w:right w:val="none" w:sz="0" w:space="0" w:color="000000"/>
+            </w:tcBorders>
+            <w:shd w:val="clear" w:color="auto" w:fill="FFFFFF"/>
+            <w:tcMar>
+              <w:top w:w="0" w:type="dxa"/>
+              <w:bottom w:w="0" w:type="dxa"/>
+              <w:left w:w="0" w:type="dxa"/>
+              <w:right w:w="0" w:type="dxa"/>
+            </w:tcMar>
+            <w:vAlign w:val="top"/>
+          </w:tcPr>
+          <w:p>
+            <w:pPr>
+              <w:pStyle w:val="Normal"/>
+              <w:jc w:val="center"/>
+              <w:pBdr>
+                <w:bottom w:val="none" w:sz="0" w:space="0" w:color="000000"/>
+                <w:top w:val="none" w:sz="0" w:space="0" w:color="000000"/>
+                <w:left w:val="none" w:sz="0" w:space="0" w:color="000000"/>
+                <w:right w:val="none" w:sz="0" w:space="0" w:color="000000"/>
+              </w:pBdr>
+              <w:spacing w:after="100" w:before="100" w:line="240"/>
+              <w:ind w:left="100" w:right="100" w:firstLine="0" w:firstLineChars="0"/>
+              <w:rPr>
+                <w:rFonts w:ascii="Helvetica" w:hAnsi="Helvetica" w:eastAsia="Helvetica" w:cs="Helvetica"/>
+                <w:i w:val="false"/>
+                <w:b w:val="false"/>
+                <w:u w:val="none"/>
+                <w:strike w:val="false"/>
+                <w:sz w:val="22"/>
+                <w:szCs w:val="22"/>
+                <w:color w:val="000000"/>
+              </w:rPr>
+            </w:pPr>
+            <w:r>
+              <w:rPr>
+                <w:rFonts w:ascii="Helvetica" w:hAnsi="Helvetica" w:eastAsia="Helvetica" w:cs="Helvetica"/>
+                <w:i w:val="false"/>
+                <w:b w:val="false"/>
+                <w:u w:val="none"/>
+                <w:strike w:val="false"/>
+                <w:sz w:val="22"/>
+                <w:szCs w:val="22"/>
+                <w:color w:val="000000"/>
+              </w:rPr>
+              <w:t xml:space="preserve">730 (17.5%)</w:t>
+            </w:r>
+          </w:p>
+        </w:tc>
+        <w:tc>
+          <w:tcPr>
+            <w:tcBorders>
+              <w:bottom w:val="none" w:sz="0" w:space="0" w:color="000000"/>
+              <w:top w:val="none" w:sz="0" w:space="0" w:color="000000"/>
+              <w:left w:val="none" w:sz="0" w:space="0" w:color="000000"/>
+              <w:right w:val="none" w:sz="0" w:space="0" w:color="000000"/>
+            </w:tcBorders>
+            <w:shd w:val="clear" w:color="auto" w:fill="FFFFFF"/>
+            <w:tcMar>
+              <w:top w:w="0" w:type="dxa"/>
+              <w:bottom w:w="0" w:type="dxa"/>
+              <w:left w:w="0" w:type="dxa"/>
+              <w:right w:w="0" w:type="dxa"/>
+            </w:tcMar>
+            <w:vAlign w:val="top"/>
+          </w:tcPr>
+          <w:p>
+            <w:pPr>
+              <w:pStyle w:val="Normal"/>
+              <w:jc w:val="center"/>
+              <w:pBdr>
+                <w:bottom w:val="none" w:sz="0" w:space="0" w:color="000000"/>
+                <w:top w:val="none" w:sz="0" w:space="0" w:color="000000"/>
+                <w:left w:val="none" w:sz="0" w:space="0" w:color="000000"/>
+                <w:right w:val="none" w:sz="0" w:space="0" w:color="000000"/>
+              </w:pBdr>
+              <w:spacing w:after="100" w:before="100" w:line="240"/>
+              <w:ind w:left="100" w:right="100" w:firstLine="0" w:firstLineChars="0"/>
+              <w:rPr>
+                <w:rFonts w:ascii="Helvetica" w:hAnsi="Helvetica" w:eastAsia="Helvetica" w:cs="Helvetica"/>
+                <w:i w:val="false"/>
+                <w:b w:val="false"/>
+                <w:u w:val="none"/>
+                <w:strike w:val="false"/>
+                <w:sz w:val="22"/>
+                <w:szCs w:val="22"/>
+                <w:color w:val="000000"/>
+              </w:rPr>
+            </w:pPr>
+            <w:r>
+              <w:rPr>
+                <w:rFonts w:ascii="Helvetica" w:hAnsi="Helvetica" w:eastAsia="Helvetica" w:cs="Helvetica"/>
+                <w:i w:val="false"/>
+                <w:b w:val="false"/>
+                <w:u w:val="none"/>
+                <w:strike w:val="false"/>
+                <w:sz w:val="22"/>
+                <w:szCs w:val="22"/>
+                <w:color w:val="000000"/>
+              </w:rPr>
+              <w:t xml:space="preserve">168 (17.5%)</w:t>
+            </w:r>
+          </w:p>
+        </w:tc>
+        <w:tc>
+          <w:tcPr>
+            <w:tcBorders>
+              <w:bottom w:val="none" w:sz="0" w:space="0" w:color="000000"/>
+              <w:top w:val="none" w:sz="0" w:space="0" w:color="000000"/>
+              <w:left w:val="none" w:sz="0" w:space="0" w:color="000000"/>
+              <w:right w:val="none" w:sz="0" w:space="0" w:color="000000"/>
+            </w:tcBorders>
+            <w:shd w:val="clear" w:color="auto" w:fill="FFFFFF"/>
+            <w:tcMar>
+              <w:top w:w="0" w:type="dxa"/>
+              <w:bottom w:w="0" w:type="dxa"/>
+              <w:left w:w="0" w:type="dxa"/>
+              <w:right w:w="0" w:type="dxa"/>
+            </w:tcMar>
+            <w:vAlign w:val="top"/>
+          </w:tcPr>
+          <w:p>
+            <w:pPr>
+              <w:pStyle w:val="Normal"/>
+              <w:jc w:val="center"/>
+              <w:pBdr>
+                <w:bottom w:val="none" w:sz="0" w:space="0" w:color="000000"/>
+                <w:top w:val="none" w:sz="0" w:space="0" w:color="000000"/>
+                <w:left w:val="none" w:sz="0" w:space="0" w:color="000000"/>
+                <w:right w:val="none" w:sz="0" w:space="0" w:color="000000"/>
+              </w:pBdr>
+              <w:spacing w:after="100" w:before="100" w:line="240"/>
+              <w:ind w:left="100" w:right="100" w:firstLine="0" w:firstLineChars="0"/>
+              <w:rPr>
+                <w:rFonts w:ascii="Helvetica" w:hAnsi="Helvetica" w:eastAsia="Helvetica" w:cs="Helvetica"/>
+                <w:i w:val="false"/>
+                <w:b w:val="false"/>
+                <w:u w:val="none"/>
+                <w:strike w:val="false"/>
+                <w:sz w:val="22"/>
+                <w:szCs w:val="22"/>
+                <w:color w:val="000000"/>
+              </w:rPr>
+            </w:pPr>
+            <w:r>
+              <w:rPr>
+                <w:rFonts w:ascii="Helvetica" w:hAnsi="Helvetica" w:eastAsia="Helvetica" w:cs="Helvetica"/>
+                <w:i w:val="false"/>
+                <w:b w:val="false"/>
+                <w:u w:val="none"/>
+                <w:strike w:val="false"/>
+                <w:sz w:val="22"/>
+                <w:szCs w:val="22"/>
+                <w:color w:val="000000"/>
+              </w:rPr>
+              <w:t xml:space="preserve">36 (18.6%)</w:t>
+            </w:r>
+          </w:p>
+        </w:tc>
+        <w:tc>
+          <w:tcPr>
+            <w:tcBorders>
+              <w:bottom w:val="none" w:sz="0" w:space="0" w:color="000000"/>
+              <w:top w:val="none" w:sz="0" w:space="0" w:color="000000"/>
+              <w:left w:val="none" w:sz="0" w:space="0" w:color="000000"/>
+              <w:right w:val="none" w:sz="0" w:space="0" w:color="000000"/>
+            </w:tcBorders>
+            <w:shd w:val="clear" w:color="auto" w:fill="FFFFFF"/>
+            <w:tcMar>
+              <w:top w:w="0" w:type="dxa"/>
+              <w:bottom w:w="0" w:type="dxa"/>
+              <w:left w:w="0" w:type="dxa"/>
+              <w:right w:w="0" w:type="dxa"/>
+            </w:tcMar>
+            <w:vAlign w:val="top"/>
+          </w:tcPr>
+          <w:p>
+            <w:pPr>
+              <w:pStyle w:val="Normal"/>
+              <w:jc w:val="center"/>
+              <w:pBdr>
+                <w:bottom w:val="none" w:sz="0" w:space="0" w:color="000000"/>
+                <w:top w:val="none" w:sz="0" w:space="0" w:color="000000"/>
+                <w:left w:val="none" w:sz="0" w:space="0" w:color="000000"/>
+                <w:right w:val="none" w:sz="0" w:space="0" w:color="000000"/>
+              </w:pBdr>
+              <w:spacing w:after="100" w:before="100" w:line="240"/>
+              <w:ind w:left="100" w:right="100" w:firstLine="0" w:firstLineChars="0"/>
+              <w:rPr>
+                <w:rFonts w:ascii="Helvetica" w:hAnsi="Helvetica" w:eastAsia="Helvetica" w:cs="Helvetica"/>
+                <w:i w:val="false"/>
+                <w:b w:val="false"/>
+                <w:u w:val="none"/>
+                <w:strike w:val="false"/>
+                <w:sz w:val="22"/>
+                <w:szCs w:val="22"/>
+                <w:color w:val="000000"/>
+              </w:rPr>
+            </w:pPr>
+            <w:r>
+              <w:rPr>
+                <w:rFonts w:ascii="Helvetica" w:hAnsi="Helvetica" w:eastAsia="Helvetica" w:cs="Helvetica"/>
+                <w:i w:val="false"/>
+                <w:b w:val="false"/>
+                <w:u w:val="none"/>
+                <w:strike w:val="false"/>
+                <w:sz w:val="22"/>
+                <w:szCs w:val="22"/>
+                <w:color w:val="000000"/>
+              </w:rPr>
+              <w:t xml:space="preserve">1,481 (20.0%)</w:t>
+            </w:r>
+          </w:p>
+        </w:tc>
+        <w:tc>
+          <w:tcPr>
+            <w:tcBorders>
+              <w:bottom w:val="none" w:sz="0" w:space="0" w:color="000000"/>
+              <w:top w:val="none" w:sz="0" w:space="0" w:color="000000"/>
+              <w:left w:val="none" w:sz="0" w:space="0" w:color="000000"/>
+              <w:right w:val="none" w:sz="0" w:space="0" w:color="000000"/>
+            </w:tcBorders>
+            <w:shd w:val="clear" w:color="auto" w:fill="FFFFFF"/>
+            <w:tcMar>
+              <w:top w:w="0" w:type="dxa"/>
+              <w:bottom w:w="0" w:type="dxa"/>
+              <w:left w:w="0" w:type="dxa"/>
+              <w:right w:w="0" w:type="dxa"/>
+            </w:tcMar>
+            <w:vAlign w:val="top"/>
+          </w:tcPr>
+          <w:p>
+            <w:pPr>
+              <w:pStyle w:val="Normal"/>
+              <w:jc w:val="center"/>
+              <w:pBdr>
+                <w:bottom w:val="none" w:sz="0" w:space="0" w:color="000000"/>
+                <w:top w:val="none" w:sz="0" w:space="0" w:color="000000"/>
+                <w:left w:val="none" w:sz="0" w:space="0" w:color="000000"/>
+                <w:right w:val="none" w:sz="0" w:space="0" w:color="000000"/>
+              </w:pBdr>
+              <w:spacing w:after="100" w:before="100" w:line="240"/>
+              <w:ind w:left="100" w:right="100" w:firstLine="0" w:firstLineChars="0"/>
+              <w:rPr>
+                <w:rFonts w:ascii="Helvetica" w:hAnsi="Helvetica" w:eastAsia="Helvetica" w:cs="Helvetica"/>
+                <w:i w:val="false"/>
+                <w:b w:val="false"/>
+                <w:u w:val="none"/>
+                <w:strike w:val="false"/>
+                <w:sz w:val="22"/>
+                <w:szCs w:val="22"/>
+                <w:color w:val="000000"/>
+              </w:rPr>
+            </w:pPr>
+            <w:r>
+              <w:rPr>
+                <w:rFonts w:ascii="Helvetica" w:hAnsi="Helvetica" w:eastAsia="Helvetica" w:cs="Helvetica"/>
+                <w:i w:val="false"/>
+                <w:b w:val="false"/>
+                <w:u w:val="none"/>
+                <w:strike w:val="false"/>
+                <w:sz w:val="22"/>
+                <w:szCs w:val="22"/>
+                <w:color w:val="000000"/>
+              </w:rPr>
+              <w:t xml:space="preserve">4,527 (18.3%)</w:t>
             </w:r>
           </w:p>
         </w:tc>
